--- a/Resources/SRS.docx
+++ b/Resources/SRS.docx
@@ -753,7 +753,7 @@
                 <w:color w:val="222222"/>
                 <w:sz w:val="17"/>
               </w:rPr>
-              <w:t xml:space="preserve">Unified Next.js Fullstack (Serverless API Routes on Node.js 22 LTS / Vercel)</w:t>
+              <w:t xml:space="preserve">Unified Next.js Fullstack (Serverless API Routes on Node.js 22 LTS / Vercel Pro)</w:t>
             </w:r>
           </w:p>
         </w:tc>
@@ -861,7 +861,7 @@
                 <w:color w:val="222222"/>
                 <w:sz w:val="17"/>
               </w:rPr>
-              <w:t xml:space="preserve">Commercial Baseline &amp; Academic Evaluation Specification (Version 3.0.0)</w:t>
+              <w:t xml:space="preserve">Commercial Baseline &amp; Academic Evaluation Specification (Version 3.2.0)</w:t>
             </w:r>
           </w:p>
         </w:tc>
@@ -1700,7 +1700,7 @@
           <w:color w:val="222222"/>
           <w:sz w:val="20"/>
         </w:rPr>
-        <w:t xml:space="preserve">Target Delivery Milestones</w:t>
+        <w:t xml:space="preserve">Target Delivery Milestones (18 Calendar Weeks Total)</w:t>
       </w:r>
       <w:r>
         <w:rPr>
@@ -1731,15 +1731,15 @@
           <w:color w:val="222222"/>
           <w:sz w:val="20"/>
         </w:rPr>
-        <w:t xml:space="preserve">Milestone 1: Working End-to-End Product (Weeks 1–8)</w:t>
-      </w:r>
-      <w:r>
-        <w:rPr>
-          <w:rFonts w:ascii="Lexend" w:hAnsi="Lexend"/>
-          <w:color w:val="222222"/>
-          <w:sz w:val="20"/>
-        </w:rPr>
-        <w:t xml:space="preserve">: Multi-tenant RBAC, browser-side cleartext </w:t>
+        <w:t xml:space="preserve">Part A: Core Academic Evaluation Baseline (Weeks 1–12, 264 Hours)</w:t>
+      </w:r>
+      <w:r>
+        <w:rPr>
+          <w:rFonts w:ascii="Lexend" w:hAnsi="Lexend"/>
+          <w:color w:val="222222"/>
+          <w:sz w:val="20"/>
+        </w:rPr>
+        <w:t xml:space="preserve">: Multi-tenant RBAC, database-backed sessions, browser-side cleartext </w:t>
       </w:r>
       <w:r>
         <w:rPr>
@@ -1755,7 +1755,21 @@
           <w:color w:val="222222"/>
           <w:sz w:val="20"/>
         </w:rPr>
-        <w:t xml:space="preserve"> signing, client OpenPGP encryption, title encryption with neutral operational labels, pure TypeScript CVSS 3.1 calculation, in-browser decryption, basic triage transitions, early Markdown AST sanitization, and PostgreSQL Row-Level Security. Verified at the </w:t>
+        <w:t xml:space="preserve"> signing, client OpenPGP encryption (Ed25519/X25519), title encryption with neutral operational labels, pure TypeScript CVSS 3.1 calculation, in-browser decryption, basic triage transitions, early Markdown AST sanitization, PostgreSQL Row-Level Security, GitHub REST API commit &amp; branch compare verification, non-code config SHA-256 hashing, attested retest state machine with 3 distinct terminal closure branches, storage quota enforcement, controlled peer usability evaluation (3–5 peers), and academic defense.</w:t>
+      </w:r>
+    </w:p>
+    <w:p xmlns:w="http://schemas.openxmlformats.org/wordprocessingml/2006/main">
+      <w:pPr>
+        <w:spacing w:before="40" w:after="40"/>
+        <w:jc w:val="left"/>
+      </w:pPr>
+      <w:r>
+        <w:rPr>
+          <w:rFonts w:ascii="Lexend" w:hAnsi="Lexend"/>
+          <w:color w:val="222222"/>
+          <w:sz w:val="20"/>
+        </w:rPr>
+        <w:t xml:space="preserve">•  </w:t>
       </w:r>
       <w:r>
         <w:rPr>
@@ -1764,77 +1778,15 @@
           <w:color w:val="222222"/>
           <w:sz w:val="20"/>
         </w:rPr>
-        <w:t xml:space="preserve">Week 7 Live Prototype Gate</w:t>
-      </w:r>
-      <w:r>
-        <w:rPr>
-          <w:rFonts w:ascii="Lexend" w:hAnsi="Lexend"/>
-          <w:color w:val="222222"/>
-          <w:sz w:val="20"/>
-        </w:rPr>
-        <w:t xml:space="preserve">.</w:t>
-      </w:r>
-    </w:p>
-    <w:p xmlns:w="http://schemas.openxmlformats.org/wordprocessingml/2006/main">
-      <w:pPr>
-        <w:spacing w:before="40" w:after="40"/>
-        <w:jc w:val="left"/>
-      </w:pPr>
-      <w:r>
-        <w:rPr>
-          <w:rFonts w:ascii="Lexend" w:hAnsi="Lexend"/>
-          <w:color w:val="222222"/>
-          <w:sz w:val="20"/>
-        </w:rPr>
-        <w:t xml:space="preserve">•  </w:t>
-      </w:r>
-      <w:r>
-        <w:rPr>
-          <w:rFonts w:ascii="Lexend" w:hAnsi="Lexend"/>
-          <w:b/>
-          <w:color w:val="222222"/>
-          <w:sz w:val="20"/>
-        </w:rPr>
-        <w:t xml:space="preserve">Milestone 2: Controlled Pilot &amp; Defense (Weeks 9–12)</w:t>
-      </w:r>
-      <w:r>
-        <w:rPr>
-          <w:rFonts w:ascii="Lexend" w:hAnsi="Lexend"/>
-          <w:color w:val="222222"/>
-          <w:sz w:val="20"/>
-        </w:rPr>
-        <w:t xml:space="preserve">: GitHub REST API commit verification for public and private repositories, non-code config SHA-256 hashing, attested retest state machine with 3 distinct terminal closure branches, storage quota enforcement, controlled peer usability evaluation (3–5 peers), and final academic defense.</w:t>
-      </w:r>
-    </w:p>
-    <w:p xmlns:w="http://schemas.openxmlformats.org/wordprocessingml/2006/main">
-      <w:pPr>
-        <w:spacing w:before="40" w:after="40"/>
-        <w:jc w:val="left"/>
-      </w:pPr>
-      <w:r>
-        <w:rPr>
-          <w:rFonts w:ascii="Lexend" w:hAnsi="Lexend"/>
-          <w:color w:val="222222"/>
-          <w:sz w:val="20"/>
-        </w:rPr>
-        <w:t xml:space="preserve">•  </w:t>
-      </w:r>
-      <w:r>
-        <w:rPr>
-          <w:rFonts w:ascii="Lexend" w:hAnsi="Lexend"/>
-          <w:b/>
-          <w:color w:val="222222"/>
-          <w:sz w:val="20"/>
-        </w:rPr>
-        <w:t xml:space="preserve">Milestone 3: Paid Commercial Launch (Weeks 13–16)</w:t>
-      </w:r>
-      <w:r>
-        <w:rPr>
-          <w:rFonts w:ascii="Lexend" w:hAnsi="Lexend"/>
-          <w:color w:val="222222"/>
-          <w:sz w:val="20"/>
-        </w:rPr>
-        <w:t xml:space="preserve">: Guided onboarding wizard, TOTP MFA, private program invitations, SLA countdown timers with automated email reminders, redacted PDF closure evidence export, and production cloud infrastructure deployment.</w:t>
+        <w:t xml:space="preserve">Part B: Commercial Launch &amp; Deployment Extension (Weeks 13–18, 160 Hours)</w:t>
+      </w:r>
+      <w:r>
+        <w:rPr>
+          <w:rFonts w:ascii="Lexend" w:hAnsi="Lexend"/>
+          <w:color w:val="222222"/>
+          <w:sz w:val="20"/>
+        </w:rPr>
+        <w:t xml:space="preserve">: Guided onboarding wizard with mandatory offline Organization Master Recovery Key export challenge, account-less guest submission with secret tracking URLs, direct-to-R2 presigned upload engine with orphan cleanup, SLA countdown engine with hourly scheduled checks and Slack webhooks, redacted PDF/JSON closure evidence export, Merchant of Record (Lemon Squeezy) subscription billing ($49/mo Team &amp; Free Tier), marketing landing page, legal pack (ToS, Privacy, DPA), comprehensive security hardening and self pen-test pass, Sentry observability, and disaster recovery sandbox drill.</w:t>
       </w:r>
     </w:p>
     <w:p xmlns:w="http://schemas.openxmlformats.org/wordprocessingml/2006/main">
@@ -2409,7 +2361,7 @@
           <w:color w:val="222222"/>
           <w:sz w:val="20"/>
         </w:rPr>
-        <w:t xml:space="preserve">BugBountyTrack employs a decoupled 3-tier web architecture:</w:t>
+        <w:t xml:space="preserve">BugBountyTrack is structured into three clean architectural tiers:</w:t>
       </w:r>
     </w:p>
     <w:p xmlns:w="http://schemas.openxmlformats.org/wordprocessingml/2006/main">
@@ -2432,31 +2384,15 @@
           <w:color w:val="222222"/>
           <w:sz w:val="20"/>
         </w:rPr>
-        <w:t xml:space="preserve">Client Tier (Browser Runtime)</w:t>
-      </w:r>
-      <w:r>
-        <w:rPr>
-          <w:rFonts w:ascii="Lexend" w:hAnsi="Lexend"/>
-          <w:color w:val="222222"/>
-          <w:sz w:val="20"/>
-        </w:rPr>
-        <w:t xml:space="preserve">: Next.js 14 App Router, React 18, Tailwind CSS, and </w:t>
-      </w:r>
-      <w:r>
-        <w:rPr>
-          <w:rFonts w:ascii="Consolas" w:hAnsi="Consolas"/>
-          <w:color w:val="9C4146"/>
-          <w:sz w:val="20"/>
-        </w:rPr>
-        <w:t xml:space="preserve">openpgp.js</w:t>
-      </w:r>
-      <w:r>
-        <w:rPr>
-          <w:rFonts w:ascii="Lexend" w:hAnsi="Lexend"/>
-          <w:color w:val="222222"/>
-          <w:sz w:val="20"/>
-        </w:rPr>
-        <w:t xml:space="preserve">. Executes client-side key generation, cleartext policy signing, payload encryption (including title ciphertext and neutral operational label selection), local passphrase-protected keystore management, in-browser decryption, and AST Markdown sanitization.</w:t>
+        <w:t xml:space="preserve">Client Browser Tier</w:t>
+      </w:r>
+      <w:r>
+        <w:rPr>
+          <w:rFonts w:ascii="Lexend" w:hAnsi="Lexend"/>
+          <w:color w:val="222222"/>
+          <w:sz w:val="20"/>
+        </w:rPr>
+        <w:t xml:space="preserve">: Next.js 14+ App Router, Tailwind CSS, OpenPGP.js client-side encryption/decryption, and WebCrypto API.</w:t>
       </w:r>
     </w:p>
     <w:p xmlns:w="http://schemas.openxmlformats.org/wordprocessingml/2006/main">
@@ -2479,15 +2415,15 @@
           <w:color w:val="222222"/>
           <w:sz w:val="20"/>
         </w:rPr>
-        <w:t xml:space="preserve">Application Tier (Serverless Backend)</w:t>
-      </w:r>
-      <w:r>
-        <w:rPr>
-          <w:rFonts w:ascii="Lexend" w:hAnsi="Lexend"/>
-          <w:color w:val="222222"/>
-          <w:sz w:val="20"/>
-        </w:rPr>
-        <w:t xml:space="preserve">: Next.js Route Handlers on Node.js 22 LTS (Vercel). Enforces session authentication, server-side RBAC, token-bucket rate limiting, SLA timer tracking, GitHub REST API commit verification, and append-only audit logging. Processes ciphertext only for sensitive fields.</w:t>
+        <w:t xml:space="preserve">Serverless Application Tier</w:t>
+      </w:r>
+      <w:r>
+        <w:rPr>
+          <w:rFonts w:ascii="Lexend" w:hAnsi="Lexend"/>
+          <w:color w:val="222222"/>
+          <w:sz w:val="20"/>
+        </w:rPr>
+        <w:t xml:space="preserve">: Next.js Route Handlers running on Node.js 22 LTS, enforcing server-side RBAC, database-backed session authentication, SLA countdown monitoring, presigned R2 upload URL generation, and GitHub REST API commit/branch validation.</w:t>
       </w:r>
     </w:p>
     <w:p xmlns:w="http://schemas.openxmlformats.org/wordprocessingml/2006/main">
@@ -2510,15 +2446,15 @@
           <w:color w:val="222222"/>
           <w:sz w:val="20"/>
         </w:rPr>
-        <w:t xml:space="preserve">Persistence Tier (Relational Cloud)</w:t>
-      </w:r>
-      <w:r>
-        <w:rPr>
-          <w:rFonts w:ascii="Lexend" w:hAnsi="Lexend"/>
-          <w:color w:val="222222"/>
-          <w:sz w:val="20"/>
-        </w:rPr>
-        <w:t xml:space="preserve">: PostgreSQL 16 on Neon Serverless Cloud via Prisma ORM 5.x. Enforces Row-Level Security (RLS) dynamically per tenant connection. Encrypted file attachments are persisted in Cloudflare R2 object storage with zero egress fees.</w:t>
+        <w:t xml:space="preserve">Cloud Persistence Tier</w:t>
+      </w:r>
+      <w:r>
+        <w:rPr>
+          <w:rFonts w:ascii="Lexend" w:hAnsi="Lexend"/>
+          <w:color w:val="222222"/>
+          <w:sz w:val="20"/>
+        </w:rPr>
+        <w:t xml:space="preserve">: Neon Serverless PostgreSQL 16 (enforcing Row-Level Security and append-only audit ledgers) and Cloudflare R2 (storing client-encrypted binary attachments).</w:t>
       </w:r>
     </w:p>
     <w:p xmlns:w="http://schemas.openxmlformats.org/wordprocessingml/2006/main">
@@ -2539,758 +2475,17 @@
     </w:p>
     <w:p xmlns:w="http://schemas.openxmlformats.org/wordprocessingml/2006/main">
       <w:pPr>
-        <w:spacing w:before="60" w:after="60"/>
-        <w:jc w:val="left"/>
-      </w:pPr>
-      <w:r>
-        <w:rPr>
-          <w:rFonts w:ascii="Lexend" w:hAnsi="Lexend"/>
-          <w:color w:val="222222"/>
-          <w:sz w:val="20"/>
-        </w:rPr>
-        <w:t xml:space="preserve">Rather than asserting unverifiable "100% zero-knowledge" claims, the platform defines a clear, testable protection boundary:</w:t>
-      </w:r>
-    </w:p>
-    <w:tbl xmlns:w="http://schemas.openxmlformats.org/wordprocessingml/2006/main">
-      <w:tblPr>
-        <w:tblW w:w="9500" w:type="dxa"/>
-        <w:jc w:val="center"/>
-        <w:tblBorders>
-          <w:top w:val="single" w:sz="4" w:space="0" w:color="D1E3A5"/>
-          <w:left w:val="single" w:sz="4" w:space="0" w:color="D1E3A5"/>
-          <w:bottom w:val="single" w:sz="4" w:space="0" w:color="D1E3A5"/>
-          <w:right w:val="single" w:sz="4" w:space="0" w:color="D1E3A5"/>
-          <w:insideH w:val="single" w:sz="4" w:space="0" w:color="D1E3A5"/>
-          <w:insideV w:val="single" w:sz="4" w:space="0" w:color="D1E3A5"/>
-        </w:tblBorders>
-      </w:tblPr>
-      <w:tblGrid>
-        <w:gridCol w:w="1500"/>
-        <w:gridCol w:w="2600"/>
-        <w:gridCol w:w="3000"/>
-        <w:gridCol w:w="2400"/>
-      </w:tblGrid>
-      <w:tr>
-        <w:trPr>
-          <w:tblHeader/>
-        </w:trPr>
-        <w:tc>
-          <w:tcPr>
-            <w:tcW w:w="1500" w:type="dxa"/>
-            <w:shd w:val="clear" w:fill="E3EFCB"/>
-            <w:tcMar>
-              <w:top w:w="80" w:type="dxa"/>
-              <w:bottom w:w="80" w:type="dxa"/>
-              <w:left w:w="100" w:type="dxa"/>
-              <w:right w:w="100" w:type="dxa"/>
-            </w:tcMar>
-          </w:tcPr>
-          <w:p xmlns:w="http://schemas.openxmlformats.org/wordprocessingml/2006/main">
-            <w:pPr>
-              <w:spacing w:before="40" w:after="40"/>
-              <w:jc w:val="left"/>
-            </w:pPr>
-            <w:r>
-              <w:rPr>
-                <w:rFonts w:ascii="Lexend" w:hAnsi="Lexend"/>
-                <w:b/>
-                <w:color w:val="1B2A1E"/>
-                <w:sz w:val="18"/>
-              </w:rPr>
-              <w:t xml:space="preserve">Protection Boundary Layer</w:t>
-            </w:r>
-          </w:p>
-        </w:tc>
-        <w:tc>
-          <w:tcPr>
-            <w:tcW w:w="2600" w:type="dxa"/>
-            <w:shd w:val="clear" w:fill="E3EFCB"/>
-            <w:tcMar>
-              <w:top w:w="80" w:type="dxa"/>
-              <w:bottom w:w="80" w:type="dxa"/>
-              <w:left w:w="100" w:type="dxa"/>
-              <w:right w:w="100" w:type="dxa"/>
-            </w:tcMar>
-          </w:tcPr>
-          <w:p xmlns:w="http://schemas.openxmlformats.org/wordprocessingml/2006/main">
-            <w:pPr>
-              <w:spacing w:before="40" w:after="40"/>
-              <w:jc w:val="left"/>
-            </w:pPr>
-            <w:r>
-              <w:rPr>
-                <w:rFonts w:ascii="Lexend" w:hAnsi="Lexend"/>
-                <w:b/>
-                <w:color w:val="1B2A1E"/>
-                <w:sz w:val="18"/>
-              </w:rPr>
-              <w:t xml:space="preserve">What is Protected (Ciphertext Only)</w:t>
-            </w:r>
-          </w:p>
-        </w:tc>
-        <w:tc>
-          <w:tcPr>
-            <w:tcW w:w="3000" w:type="dxa"/>
-            <w:shd w:val="clear" w:fill="E3EFCB"/>
-            <w:tcMar>
-              <w:top w:w="80" w:type="dxa"/>
-              <w:bottom w:w="80" w:type="dxa"/>
-              <w:left w:w="100" w:type="dxa"/>
-              <w:right w:w="100" w:type="dxa"/>
-            </w:tcMar>
-          </w:tcPr>
-          <w:p xmlns:w="http://schemas.openxmlformats.org/wordprocessingml/2006/main">
-            <w:pPr>
-              <w:spacing w:before="40" w:after="40"/>
-              <w:jc w:val="left"/>
-            </w:pPr>
-            <w:r>
-              <w:rPr>
-                <w:rFonts w:ascii="Lexend" w:hAnsi="Lexend"/>
-                <w:b/>
-                <w:color w:val="1B2A1E"/>
-                <w:sz w:val="18"/>
-              </w:rPr>
-              <w:t xml:space="preserve">What Remains Server-Readable (Plaintext Metadata)</w:t>
-            </w:r>
-          </w:p>
-        </w:tc>
-        <w:tc>
-          <w:tcPr>
-            <w:tcW w:w="2400" w:type="dxa"/>
-            <w:shd w:val="clear" w:fill="E3EFCB"/>
-            <w:tcMar>
-              <w:top w:w="80" w:type="dxa"/>
-              <w:bottom w:w="80" w:type="dxa"/>
-              <w:left w:w="100" w:type="dxa"/>
-              <w:right w:w="100" w:type="dxa"/>
-            </w:tcMar>
-          </w:tcPr>
-          <w:p xmlns:w="http://schemas.openxmlformats.org/wordprocessingml/2006/main">
-            <w:pPr>
-              <w:spacing w:before="40" w:after="40"/>
-              <w:jc w:val="left"/>
-            </w:pPr>
-            <w:r>
-              <w:rPr>
-                <w:rFonts w:ascii="Lexend" w:hAnsi="Lexend"/>
-                <w:b/>
-                <w:color w:val="1B2A1E"/>
-                <w:sz w:val="18"/>
-              </w:rPr>
-              <w:t xml:space="preserve">Threats Outside This Boundary</w:t>
-            </w:r>
-          </w:p>
-        </w:tc>
-      </w:tr>
-      <w:tr>
-        <w:tc>
-          <w:tcPr>
-            <w:tcW w:w="1500" w:type="dxa"/>
-            <w:tcMar>
-              <w:top w:w="60" w:type="dxa"/>
-              <w:bottom w:w="60" w:type="dxa"/>
-              <w:left w:w="100" w:type="dxa"/>
-              <w:right w:w="100" w:type="dxa"/>
-            </w:tcMar>
-          </w:tcPr>
-          <w:p xmlns:w="http://schemas.openxmlformats.org/wordprocessingml/2006/main">
-            <w:pPr>
-              <w:spacing w:before="30" w:after="30"/>
-              <w:jc w:val="left"/>
-            </w:pPr>
-            <w:r>
-              <w:rPr>
-                <w:rFonts w:ascii="Lexend" w:hAnsi="Lexend"/>
-                <w:b/>
-                <w:color w:val="222222"/>
-                <w:sz w:val="17"/>
-              </w:rPr>
-              <w:t xml:space="preserve">Client-Side OpenPGP Payload &amp; Title Isolation</w:t>
-            </w:r>
-          </w:p>
-        </w:tc>
-        <w:tc>
-          <w:tcPr>
-            <w:tcW w:w="2600" w:type="dxa"/>
-            <w:tcMar>
-              <w:top w:w="60" w:type="dxa"/>
-              <w:bottom w:w="60" w:type="dxa"/>
-              <w:left w:w="100" w:type="dxa"/>
-              <w:right w:w="100" w:type="dxa"/>
-            </w:tcMar>
-          </w:tcPr>
-          <w:p xmlns:w="http://schemas.openxmlformats.org/wordprocessingml/2006/main">
-            <w:pPr>
-              <w:spacing w:before="30" w:after="30"/>
-              <w:jc w:val="left"/>
-            </w:pPr>
-            <w:r>
-              <w:rPr>
-                <w:rFonts w:ascii="Lexend" w:hAnsi="Lexend"/>
-                <w:color w:val="222222"/>
-                <w:sz w:val="17"/>
-              </w:rPr>
-              <w:t xml:space="preserve">Specific vulnerability title (</w:t>
-            </w:r>
-            <w:r>
-              <w:rPr>
-                <w:rFonts w:ascii="Consolas" w:hAnsi="Consolas"/>
-                <w:color w:val="9C4146"/>
-                <w:sz w:val="17"/>
-              </w:rPr>
-              <w:t xml:space="preserve">title_ciphertext</w:t>
-            </w:r>
-            <w:r>
-              <w:rPr>
-                <w:rFonts w:ascii="Lexend" w:hAnsi="Lexend"/>
-                <w:color w:val="222222"/>
-                <w:sz w:val="17"/>
-              </w:rPr>
-              <w:t xml:space="preserve">), description, reproduction steps, impact analysis, proof-of-concept text, and attachment binaries.</w:t>
-            </w:r>
-          </w:p>
-        </w:tc>
-        <w:tc>
-          <w:tcPr>
-            <w:tcW w:w="3000" w:type="dxa"/>
-            <w:tcMar>
-              <w:top w:w="60" w:type="dxa"/>
-              <w:bottom w:w="60" w:type="dxa"/>
-              <w:left w:w="100" w:type="dxa"/>
-              <w:right w:w="100" w:type="dxa"/>
-            </w:tcMar>
-          </w:tcPr>
-          <w:p xmlns:w="http://schemas.openxmlformats.org/wordprocessingml/2006/main">
-            <w:pPr>
-              <w:spacing w:before="30" w:after="30"/>
-              <w:jc w:val="left"/>
-            </w:pPr>
-            <w:r>
-              <w:rPr>
-                <w:rFonts w:ascii="Lexend" w:hAnsi="Lexend"/>
-                <w:color w:val="222222"/>
-                <w:sz w:val="17"/>
-              </w:rPr>
-              <w:t xml:space="preserve">Report ID (</w:t>
-            </w:r>
-            <w:r>
-              <w:rPr>
-                <w:rFonts w:ascii="Consolas" w:hAnsi="Consolas"/>
-                <w:color w:val="9C4146"/>
-                <w:sz w:val="17"/>
-              </w:rPr>
-              <w:t xml:space="preserve">#BBT-xxx</w:t>
-            </w:r>
-            <w:r>
-              <w:rPr>
-                <w:rFonts w:ascii="Lexend" w:hAnsi="Lexend"/>
-                <w:color w:val="222222"/>
-                <w:sz w:val="17"/>
-              </w:rPr>
-              <w:t xml:space="preserve">), Organization ID, Created Timestamp, In-Scope Asset URL, Current State, Neutral Operational Category Label (</w:t>
-            </w:r>
-            <w:r>
-              <w:rPr>
-                <w:rFonts w:ascii="Consolas" w:hAnsi="Consolas"/>
-                <w:color w:val="9C4146"/>
-                <w:sz w:val="17"/>
-              </w:rPr>
-              <w:t xml:space="preserve">operational_label</w:t>
-            </w:r>
-            <w:r>
-              <w:rPr>
-                <w:rFonts w:ascii="Lexend" w:hAnsi="Lexend"/>
-                <w:color w:val="222222"/>
-                <w:sz w:val="17"/>
-              </w:rPr>
-              <w:t xml:space="preserve"> enum: e.g., </w:t>
-            </w:r>
-            <w:r>
-              <w:rPr>
-                <w:rFonts w:ascii="Consolas" w:hAnsi="Consolas"/>
-                <w:color w:val="9C4146"/>
-                <w:sz w:val="17"/>
-              </w:rPr>
-              <w:t xml:space="preserve">AUTHENTICATION_BYPASS</w:t>
-            </w:r>
-            <w:r>
-              <w:rPr>
-                <w:rFonts w:ascii="Lexend" w:hAnsi="Lexend"/>
-                <w:color w:val="222222"/>
-                <w:sz w:val="17"/>
-              </w:rPr>
-              <w:t xml:space="preserve">, </w:t>
-            </w:r>
-            <w:r>
-              <w:rPr>
-                <w:rFonts w:ascii="Consolas" w:hAnsi="Consolas"/>
-                <w:color w:val="9C4146"/>
-                <w:sz w:val="17"/>
-              </w:rPr>
-              <w:t xml:space="preserve">INJECTION_VULNERABILITY</w:t>
-            </w:r>
-            <w:r>
-              <w:rPr>
-                <w:rFonts w:ascii="Lexend" w:hAnsi="Lexend"/>
-                <w:color w:val="222222"/>
-                <w:sz w:val="17"/>
-              </w:rPr>
-              <w:t xml:space="preserve">), CVSS Vector String, Numeric Score, GitHub Commit SHA, Retest Outcome, and SLA due dates.</w:t>
-            </w:r>
-          </w:p>
-        </w:tc>
-        <w:tc>
-          <w:tcPr>
-            <w:tcW w:w="2400" w:type="dxa"/>
-            <w:tcMar>
-              <w:top w:w="60" w:type="dxa"/>
-              <w:bottom w:w="60" w:type="dxa"/>
-              <w:left w:w="100" w:type="dxa"/>
-              <w:right w:w="100" w:type="dxa"/>
-            </w:tcMar>
-          </w:tcPr>
-          <w:p xmlns:w="http://schemas.openxmlformats.org/wordprocessingml/2006/main">
-            <w:pPr>
-              <w:spacing w:before="30" w:after="30"/>
-              <w:jc w:val="left"/>
-            </w:pPr>
-            <w:r>
-              <w:rPr>
-                <w:rFonts w:ascii="Lexend" w:hAnsi="Lexend"/>
-                <w:color w:val="222222"/>
-                <w:sz w:val="17"/>
-              </w:rPr>
-              <w:t xml:space="preserve">Compromised client browser extensions; physical access to client device; malicious frontend injection via compromised CDN/dependency; server memory inspection during transit if client crypto is bypassed.</w:t>
-            </w:r>
-          </w:p>
-        </w:tc>
-      </w:tr>
-      <w:tr>
-        <w:tc>
-          <w:tcPr>
-            <w:tcW w:w="1500" w:type="dxa"/>
-            <w:shd w:val="clear" w:fill="F9FBF6"/>
-            <w:tcMar>
-              <w:top w:w="60" w:type="dxa"/>
-              <w:bottom w:w="60" w:type="dxa"/>
-              <w:left w:w="100" w:type="dxa"/>
-              <w:right w:w="100" w:type="dxa"/>
-            </w:tcMar>
-          </w:tcPr>
-          <w:p xmlns:w="http://schemas.openxmlformats.org/wordprocessingml/2006/main">
-            <w:pPr>
-              <w:spacing w:before="30" w:after="30"/>
-              <w:jc w:val="left"/>
-            </w:pPr>
-            <w:r>
-              <w:rPr>
-                <w:rFonts w:ascii="Lexend" w:hAnsi="Lexend"/>
-                <w:b/>
-                <w:color w:val="222222"/>
-                <w:sz w:val="17"/>
-              </w:rPr>
-              <w:t xml:space="preserve">Reviewer Internal Notes &amp; Retest Attestation Isolation</w:t>
-            </w:r>
-          </w:p>
-        </w:tc>
-        <w:tc>
-          <w:tcPr>
-            <w:tcW w:w="2600" w:type="dxa"/>
-            <w:shd w:val="clear" w:fill="F9FBF6"/>
-            <w:tcMar>
-              <w:top w:w="60" w:type="dxa"/>
-              <w:bottom w:w="60" w:type="dxa"/>
-              <w:left w:w="100" w:type="dxa"/>
-              <w:right w:w="100" w:type="dxa"/>
-            </w:tcMar>
-          </w:tcPr>
-          <w:p xmlns:w="http://schemas.openxmlformats.org/wordprocessingml/2006/main">
-            <w:pPr>
-              <w:spacing w:before="30" w:after="30"/>
-              <w:jc w:val="left"/>
-            </w:pPr>
-            <w:r>
-              <w:rPr>
-                <w:rFonts w:ascii="Lexend" w:hAnsi="Lexend"/>
-                <w:color w:val="222222"/>
-                <w:sz w:val="17"/>
-              </w:rPr>
-              <w:t xml:space="preserve">Private triage notes, developer annotations, preliminary patch discussions, retest reproduction notes. Encrypted exclusively for organization reviewer keys.</w:t>
-            </w:r>
-          </w:p>
-        </w:tc>
-        <w:tc>
-          <w:tcPr>
-            <w:tcW w:w="3000" w:type="dxa"/>
-            <w:shd w:val="clear" w:fill="F9FBF6"/>
-            <w:tcMar>
-              <w:top w:w="60" w:type="dxa"/>
-              <w:bottom w:w="60" w:type="dxa"/>
-              <w:left w:w="100" w:type="dxa"/>
-              <w:right w:w="100" w:type="dxa"/>
-            </w:tcMar>
-          </w:tcPr>
-          <w:p xmlns:w="http://schemas.openxmlformats.org/wordprocessingml/2006/main">
-            <w:pPr>
-              <w:spacing w:before="30" w:after="30"/>
-              <w:jc w:val="left"/>
-            </w:pPr>
-            <w:r>
-              <w:rPr>
-                <w:rFonts w:ascii="Lexend" w:hAnsi="Lexend"/>
-                <w:color w:val="222222"/>
-                <w:sz w:val="17"/>
-              </w:rPr>
-              <w:t xml:space="preserve">Note author user ID, created timestamp, parent report ID, verifier type (</w:t>
-            </w:r>
-            <w:r>
-              <w:rPr>
-                <w:rFonts w:ascii="Consolas" w:hAnsi="Consolas"/>
-                <w:color w:val="9C4146"/>
-                <w:sz w:val="17"/>
-              </w:rPr>
-              <w:t xml:space="preserve">RESEARCHER</w:t>
-            </w:r>
-            <w:r>
-              <w:rPr>
-                <w:rFonts w:ascii="Lexend" w:hAnsi="Lexend"/>
-                <w:color w:val="222222"/>
-                <w:sz w:val="17"/>
-              </w:rPr>
-              <w:t xml:space="preserve"> vs </w:t>
-            </w:r>
-            <w:r>
-              <w:rPr>
-                <w:rFonts w:ascii="Consolas" w:hAnsi="Consolas"/>
-                <w:color w:val="9C4146"/>
-                <w:sz w:val="17"/>
-              </w:rPr>
-              <w:t xml:space="preserve">DEFENDER</w:t>
-            </w:r>
-            <w:r>
-              <w:rPr>
-                <w:rFonts w:ascii="Lexend" w:hAnsi="Lexend"/>
-                <w:color w:val="222222"/>
-                <w:sz w:val="17"/>
-              </w:rPr>
-              <w:t xml:space="preserve">), fix confirmation boolean.</w:t>
-            </w:r>
-          </w:p>
-        </w:tc>
-        <w:tc>
-          <w:tcPr>
-            <w:tcW w:w="2400" w:type="dxa"/>
-            <w:shd w:val="clear" w:fill="F9FBF6"/>
-            <w:tcMar>
-              <w:top w:w="60" w:type="dxa"/>
-              <w:bottom w:w="60" w:type="dxa"/>
-              <w:left w:w="100" w:type="dxa"/>
-              <w:right w:w="100" w:type="dxa"/>
-            </w:tcMar>
-          </w:tcPr>
-          <w:p xmlns:w="http://schemas.openxmlformats.org/wordprocessingml/2006/main">
-            <w:pPr>
-              <w:spacing w:before="30" w:after="30"/>
-              <w:jc w:val="left"/>
-            </w:pPr>
-            <w:r>
-              <w:rPr>
-                <w:rFonts w:ascii="Lexend" w:hAnsi="Lexend"/>
-                <w:color w:val="222222"/>
-                <w:sz w:val="17"/>
-              </w:rPr>
-              <w:t xml:space="preserve">Compromised reviewer endpoint; shoulder surfing or unauthorized screen capture on reviewer device.</w:t>
-            </w:r>
-          </w:p>
-        </w:tc>
-      </w:tr>
-      <w:tr>
-        <w:tc>
-          <w:tcPr>
-            <w:tcW w:w="1500" w:type="dxa"/>
-            <w:tcMar>
-              <w:top w:w="60" w:type="dxa"/>
-              <w:bottom w:w="60" w:type="dxa"/>
-              <w:left w:w="100" w:type="dxa"/>
-              <w:right w:w="100" w:type="dxa"/>
-            </w:tcMar>
-          </w:tcPr>
-          <w:p xmlns:w="http://schemas.openxmlformats.org/wordprocessingml/2006/main">
-            <w:pPr>
-              <w:spacing w:before="30" w:after="30"/>
-              <w:jc w:val="left"/>
-            </w:pPr>
-            <w:r>
-              <w:rPr>
-                <w:rFonts w:ascii="Lexend" w:hAnsi="Lexend"/>
-                <w:b/>
-                <w:color w:val="222222"/>
-                <w:sz w:val="17"/>
-              </w:rPr>
-              <w:t xml:space="preserve">Infrastructure Config Baseline</w:t>
-            </w:r>
-          </w:p>
-        </w:tc>
-        <w:tc>
-          <w:tcPr>
-            <w:tcW w:w="2600" w:type="dxa"/>
-            <w:tcMar>
-              <w:top w:w="60" w:type="dxa"/>
-              <w:bottom w:w="60" w:type="dxa"/>
-              <w:left w:w="100" w:type="dxa"/>
-              <w:right w:w="100" w:type="dxa"/>
-            </w:tcMar>
-          </w:tcPr>
-          <w:p xmlns:w="http://schemas.openxmlformats.org/wordprocessingml/2006/main">
-            <w:pPr>
-              <w:spacing w:before="30" w:after="30"/>
-              <w:jc w:val="left"/>
-            </w:pPr>
-            <w:r>
-              <w:rPr>
-                <w:rFonts w:ascii="Lexend" w:hAnsi="Lexend"/>
-                <w:color w:val="222222"/>
-                <w:sz w:val="17"/>
-              </w:rPr>
-              <w:t xml:space="preserve">Original configuration text or proprietary WAF rule file (retained off-platform or in reviewer local storage; client browser calculates SHA-256 digest locally via WebCrypto </w:t>
-            </w:r>
-            <w:r>
-              <w:rPr>
-                <w:rFonts w:ascii="Consolas" w:hAnsi="Consolas"/>
-                <w:color w:val="9C4146"/>
-                <w:sz w:val="17"/>
-              </w:rPr>
-              <w:t xml:space="preserve">crypto.subtle.digest('SHA-256', ...)</w:t>
-            </w:r>
-            <w:r>
-              <w:rPr>
-                <w:rFonts w:ascii="Lexend" w:hAnsi="Lexend"/>
-                <w:color w:val="222222"/>
-                <w:sz w:val="17"/>
-              </w:rPr>
-              <w:t xml:space="preserve">).</w:t>
-            </w:r>
-          </w:p>
-        </w:tc>
-        <w:tc>
-          <w:tcPr>
-            <w:tcW w:w="3000" w:type="dxa"/>
-            <w:tcMar>
-              <w:top w:w="60" w:type="dxa"/>
-              <w:bottom w:w="60" w:type="dxa"/>
-              <w:left w:w="100" w:type="dxa"/>
-              <w:right w:w="100" w:type="dxa"/>
-            </w:tcMar>
-          </w:tcPr>
-          <w:p xmlns:w="http://schemas.openxmlformats.org/wordprocessingml/2006/main">
-            <w:pPr>
-              <w:spacing w:before="30" w:after="30"/>
-              <w:jc w:val="left"/>
-            </w:pPr>
-            <w:r>
-              <w:rPr>
-                <w:rFonts w:ascii="Lexend" w:hAnsi="Lexend"/>
-                <w:color w:val="222222"/>
-                <w:sz w:val="17"/>
-              </w:rPr>
-              <w:t xml:space="preserve">Cryptographic SHA-256 digest hash (64 hex characters), configuration label, deployment environment (</w:t>
-            </w:r>
-            <w:r>
-              <w:rPr>
-                <w:rFonts w:ascii="Consolas" w:hAnsi="Consolas"/>
-                <w:color w:val="9C4146"/>
-                <w:sz w:val="17"/>
-              </w:rPr>
-              <w:t xml:space="preserve">Staging</w:t>
-            </w:r>
-            <w:r>
-              <w:rPr>
-                <w:rFonts w:ascii="Lexend" w:hAnsi="Lexend"/>
-                <w:color w:val="222222"/>
-                <w:sz w:val="17"/>
-              </w:rPr>
-              <w:t xml:space="preserve">, </w:t>
-            </w:r>
-            <w:r>
-              <w:rPr>
-                <w:rFonts w:ascii="Consolas" w:hAnsi="Consolas"/>
-                <w:color w:val="9C4146"/>
-                <w:sz w:val="17"/>
-              </w:rPr>
-              <w:t xml:space="preserve">Pre-Production</w:t>
-            </w:r>
-            <w:r>
-              <w:rPr>
-                <w:rFonts w:ascii="Lexend" w:hAnsi="Lexend"/>
-                <w:color w:val="222222"/>
-                <w:sz w:val="17"/>
-              </w:rPr>
-              <w:t xml:space="preserve">, </w:t>
-            </w:r>
-            <w:r>
-              <w:rPr>
-                <w:rFonts w:ascii="Consolas" w:hAnsi="Consolas"/>
-                <w:color w:val="9C4146"/>
-                <w:sz w:val="17"/>
-              </w:rPr>
-              <w:t xml:space="preserve">Production</w:t>
-            </w:r>
-            <w:r>
-              <w:rPr>
-                <w:rFonts w:ascii="Lexend" w:hAnsi="Lexend"/>
-                <w:color w:val="222222"/>
-                <w:sz w:val="17"/>
-              </w:rPr>
-              <w:t xml:space="preserve">), verification timestamp.</w:t>
-            </w:r>
-          </w:p>
-        </w:tc>
-        <w:tc>
-          <w:tcPr>
-            <w:tcW w:w="2400" w:type="dxa"/>
-            <w:tcMar>
-              <w:top w:w="60" w:type="dxa"/>
-              <w:bottom w:w="60" w:type="dxa"/>
-              <w:left w:w="100" w:type="dxa"/>
-              <w:right w:w="100" w:type="dxa"/>
-            </w:tcMar>
-          </w:tcPr>
-          <w:p xmlns:w="http://schemas.openxmlformats.org/wordprocessingml/2006/main">
-            <w:pPr>
-              <w:spacing w:before="30" w:after="30"/>
-              <w:jc w:val="left"/>
-            </w:pPr>
-            <w:r>
-              <w:rPr>
-                <w:rFonts w:ascii="Lexend" w:hAnsi="Lexend"/>
-                <w:color w:val="222222"/>
-                <w:sz w:val="17"/>
-              </w:rPr>
-              <w:t xml:space="preserve">Malicious or unauthorized alteration of local config file prior to SHA-256 hash generation.</w:t>
-            </w:r>
-          </w:p>
-        </w:tc>
-      </w:tr>
-      <w:tr>
-        <w:tc>
-          <w:tcPr>
-            <w:tcW w:w="1500" w:type="dxa"/>
-            <w:shd w:val="clear" w:fill="F9FBF6"/>
-            <w:tcMar>
-              <w:top w:w="60" w:type="dxa"/>
-              <w:bottom w:w="60" w:type="dxa"/>
-              <w:left w:w="100" w:type="dxa"/>
-              <w:right w:w="100" w:type="dxa"/>
-            </w:tcMar>
-          </w:tcPr>
-          <w:p xmlns:w="http://schemas.openxmlformats.org/wordprocessingml/2006/main">
-            <w:pPr>
-              <w:spacing w:before="30" w:after="30"/>
-              <w:jc w:val="left"/>
-            </w:pPr>
-            <w:r>
-              <w:rPr>
-                <w:rFonts w:ascii="Lexend" w:hAnsi="Lexend"/>
-                <w:b/>
-                <w:color w:val="222222"/>
-                <w:sz w:val="17"/>
-              </w:rPr>
-              <w:t xml:space="preserve">Client Keystore &amp; Passphrase Secrets</w:t>
-            </w:r>
-          </w:p>
-        </w:tc>
-        <w:tc>
-          <w:tcPr>
-            <w:tcW w:w="2600" w:type="dxa"/>
-            <w:shd w:val="clear" w:fill="F9FBF6"/>
-            <w:tcMar>
-              <w:top w:w="60" w:type="dxa"/>
-              <w:bottom w:w="60" w:type="dxa"/>
-              <w:left w:w="100" w:type="dxa"/>
-              <w:right w:w="100" w:type="dxa"/>
-            </w:tcMar>
-          </w:tcPr>
-          <w:p xmlns:w="http://schemas.openxmlformats.org/wordprocessingml/2006/main">
-            <w:pPr>
-              <w:spacing w:before="30" w:after="30"/>
-              <w:jc w:val="left"/>
-            </w:pPr>
-            <w:r>
-              <w:rPr>
-                <w:rFonts w:ascii="Lexend" w:hAnsi="Lexend"/>
-                <w:color w:val="222222"/>
-                <w:sz w:val="17"/>
-              </w:rPr>
-              <w:t xml:space="preserve">Primary signing key (Ed25519), active decryption subkey (X25519 / RSA-4096), master user encryption passphrase.</w:t>
-            </w:r>
-          </w:p>
-        </w:tc>
-        <w:tc>
-          <w:tcPr>
-            <w:tcW w:w="3000" w:type="dxa"/>
-            <w:shd w:val="clear" w:fill="F9FBF6"/>
-            <w:tcMar>
-              <w:top w:w="60" w:type="dxa"/>
-              <w:bottom w:w="60" w:type="dxa"/>
-              <w:left w:w="100" w:type="dxa"/>
-              <w:right w:w="100" w:type="dxa"/>
-            </w:tcMar>
-          </w:tcPr>
-          <w:p xmlns:w="http://schemas.openxmlformats.org/wordprocessingml/2006/main">
-            <w:pPr>
-              <w:spacing w:before="30" w:after="30"/>
-              <w:jc w:val="left"/>
-            </w:pPr>
-            <w:r>
-              <w:rPr>
-                <w:rFonts w:ascii="Lexend" w:hAnsi="Lexend"/>
-                <w:color w:val="222222"/>
-                <w:sz w:val="17"/>
-              </w:rPr>
-              <w:t xml:space="preserve">Public keys only (0 plaintext key bytes or passphrases ever transmitted to or stored on server).</w:t>
-            </w:r>
-          </w:p>
-        </w:tc>
-        <w:tc>
-          <w:tcPr>
-            <w:tcW w:w="2400" w:type="dxa"/>
-            <w:shd w:val="clear" w:fill="F9FBF6"/>
-            <w:tcMar>
-              <w:top w:w="60" w:type="dxa"/>
-              <w:bottom w:w="60" w:type="dxa"/>
-              <w:left w:w="100" w:type="dxa"/>
-              <w:right w:w="100" w:type="dxa"/>
-            </w:tcMar>
-          </w:tcPr>
-          <w:p xmlns:w="http://schemas.openxmlformats.org/wordprocessingml/2006/main">
-            <w:pPr>
-              <w:spacing w:before="30" w:after="30"/>
-              <w:jc w:val="left"/>
-            </w:pPr>
-            <w:r>
-              <w:rPr>
-                <w:rFonts w:ascii="Lexend" w:hAnsi="Lexend"/>
-                <w:color w:val="222222"/>
-                <w:sz w:val="17"/>
-              </w:rPr>
-              <w:t xml:space="preserve">Browser cache / IndexedDB clearing without prior armored key export causes unrecoverable loss of legacy decryption capability.</w:t>
-            </w:r>
-          </w:p>
-        </w:tc>
-      </w:tr>
-    </w:tbl>
-    <w:p xmlns:w="http://schemas.openxmlformats.org/wordprocessingml/2006/main">
-      <w:pPr>
         <w:spacing w:before="40" w:after="40"/>
         <w:jc w:val="left"/>
       </w:pPr>
-    </w:p>
-    <w:p xmlns:w="http://schemas.openxmlformats.org/wordprocessingml/2006/main">
-      <w:pPr>
-        <w:spacing w:before="60" w:after="60"/>
-        <w:jc w:val="left"/>
-      </w:pPr>
+      <w:r>
+        <w:rPr>
+          <w:rFonts w:ascii="Lexend" w:hAnsi="Lexend"/>
+          <w:color w:val="222222"/>
+          <w:sz w:val="20"/>
+        </w:rPr>
+        <w:t xml:space="preserve">•  </w:t>
+      </w:r>
       <w:r>
         <w:rPr>
           <w:rFonts w:ascii="Lexend" w:hAnsi="Lexend"/>
@@ -3298,111 +2493,15 @@
           <w:color w:val="222222"/>
           <w:sz w:val="20"/>
         </w:rPr>
-        <w:t xml:space="preserve">Cryptographic Protocol &amp; Architecture Rules</w:t>
-      </w:r>
-      <w:r>
-        <w:rPr>
-          <w:rFonts w:ascii="Lexend" w:hAnsi="Lexend"/>
-          <w:color w:val="222222"/>
-          <w:sz w:val="20"/>
-        </w:rPr>
-        <w:t xml:space="preserve">:</w:t>
-      </w:r>
-    </w:p>
-    <w:p xmlns:w="http://schemas.openxmlformats.org/wordprocessingml/2006/main">
-      <w:pPr>
-        <w:spacing w:before="40" w:after="40"/>
-        <w:jc w:val="left"/>
-      </w:pPr>
-      <w:r>
-        <w:rPr>
-          <w:rFonts w:ascii="Lexend" w:hAnsi="Lexend"/>
-          <w:color w:val="222222"/>
-          <w:sz w:val="20"/>
-        </w:rPr>
-        <w:t xml:space="preserve">•  </w:t>
-      </w:r>
-      <w:r>
-        <w:rPr>
-          <w:rFonts w:ascii="Lexend" w:hAnsi="Lexend"/>
-          <w:b/>
-          <w:color w:val="222222"/>
-          <w:sz w:val="20"/>
-        </w:rPr>
-        <w:t xml:space="preserve">Program-Scoped Multi-Defender Key Management</w:t>
-      </w:r>
-      <w:r>
-        <w:rPr>
-          <w:rFonts w:ascii="Lexend" w:hAnsi="Lexend"/>
-          <w:color w:val="222222"/>
-          <w:sz w:val="20"/>
-        </w:rPr>
-        <w:t xml:space="preserve">: Rather than relying on a single custodian, encryption targets are bounded to the submitting researcher and the active defenders assigned to that specific program (N ≤ 10). Each defender maintains their own independent keypair.</w:t>
-      </w:r>
-    </w:p>
-    <w:p xmlns:w="http://schemas.openxmlformats.org/wordprocessingml/2006/main">
-      <w:pPr>
-        <w:spacing w:before="40" w:after="40"/>
-        <w:jc w:val="left"/>
-      </w:pPr>
-      <w:r>
-        <w:rPr>
-          <w:rFonts w:ascii="Lexend" w:hAnsi="Lexend"/>
-          <w:color w:val="222222"/>
-          <w:sz w:val="20"/>
-        </w:rPr>
-        <w:t xml:space="preserve">•  </w:t>
-      </w:r>
-      <w:r>
-        <w:rPr>
-          <w:rFonts w:ascii="Lexend" w:hAnsi="Lexend"/>
-          <w:b/>
-          <w:color w:val="222222"/>
-          <w:sz w:val="20"/>
-        </w:rPr>
-        <w:t xml:space="preserve">Separation of Passphrase &amp; Password</w:t>
-      </w:r>
-      <w:r>
-        <w:rPr>
-          <w:rFonts w:ascii="Lexend" w:hAnsi="Lexend"/>
-          <w:color w:val="222222"/>
-          <w:sz w:val="20"/>
-        </w:rPr>
-        <w:t xml:space="preserve">: User accounts distinguish strictly between the </w:t>
-      </w:r>
-      <w:r>
-        <w:rPr>
-          <w:rFonts w:ascii="Lexend" w:hAnsi="Lexend"/>
-          <w:b/>
-          <w:color w:val="222222"/>
-          <w:sz w:val="20"/>
-        </w:rPr>
-        <w:t xml:space="preserve">Login Password</w:t>
-      </w:r>
-      <w:r>
-        <w:rPr>
-          <w:rFonts w:ascii="Lexend" w:hAnsi="Lexend"/>
-          <w:color w:val="222222"/>
-          <w:sz w:val="20"/>
-        </w:rPr>
-        <w:t xml:space="preserve"> (used for server authentication, hashed with bcrypt at rounds = 12) and the </w:t>
-      </w:r>
-      <w:r>
-        <w:rPr>
-          <w:rFonts w:ascii="Lexend" w:hAnsi="Lexend"/>
-          <w:b/>
-          <w:color w:val="222222"/>
-          <w:sz w:val="20"/>
-        </w:rPr>
-        <w:t xml:space="preserve">Local Encryption Passphrase</w:t>
-      </w:r>
-      <w:r>
-        <w:rPr>
-          <w:rFonts w:ascii="Lexend" w:hAnsi="Lexend"/>
-          <w:color w:val="222222"/>
-          <w:sz w:val="20"/>
-        </w:rPr>
-        <w:t xml:space="preserve"> (retained strictly on client devices, used via WebCrypto PBKDF2/AES-GCM to unlock the local browser </w:t>
+        <w:t xml:space="preserve">Client-Side OpenPGP Payload Isolation</w:t>
+      </w:r>
+      <w:r>
+        <w:rPr>
+          <w:rFonts w:ascii="Lexend" w:hAnsi="Lexend"/>
+          <w:color w:val="222222"/>
+          <w:sz w:val="20"/>
+        </w:rPr>
+        <w:t xml:space="preserve">: Vulnerability titles (</w:t>
       </w:r>
       <w:r>
         <w:rPr>
@@ -3410,15 +2509,15 @@
           <w:color w:val="9C4146"/>
           <w:sz w:val="20"/>
         </w:rPr>
-        <w:t xml:space="preserve">IndexedDB</w:t>
-      </w:r>
-      <w:r>
-        <w:rPr>
-          <w:rFonts w:ascii="Lexend" w:hAnsi="Lexend"/>
-          <w:color w:val="222222"/>
-          <w:sz w:val="20"/>
-        </w:rPr>
-        <w:t xml:space="preserve"> keystore, never transmitted to or stored on the server).</w:t>
+        <w:t xml:space="preserve">title_ciphertext</w:t>
+      </w:r>
+      <w:r>
+        <w:rPr>
+          <w:rFonts w:ascii="Lexend" w:hAnsi="Lexend"/>
+          <w:color w:val="222222"/>
+          <w:sz w:val="20"/>
+        </w:rPr>
+        <w:t xml:space="preserve">), descriptions, reproduction steps, and attachments are encrypted in the submitter's browser using OpenPGP multi-recipient packets prior to network transit. The server and database persist and route ciphertext only.</w:t>
       </w:r>
     </w:p>
     <w:p xmlns:w="http://schemas.openxmlformats.org/wordprocessingml/2006/main">
@@ -3441,15 +2540,63 @@
           <w:color w:val="222222"/>
           <w:sz w:val="20"/>
         </w:rPr>
-        <w:t xml:space="preserve">Key Synchronization &amp; Concurrency Guard (`recipient_set_version`)</w:t>
-      </w:r>
-      <w:r>
-        <w:rPr>
-          <w:rFonts w:ascii="Lexend" w:hAnsi="Lexend"/>
-          <w:color w:val="222222"/>
-          <w:sz w:val="20"/>
-        </w:rPr>
-        <w:t xml:space="preserve">: Every program maintains an integer </w:t>
+        <w:t xml:space="preserve">Algorithm Pinning &amp; Performance</w:t>
+      </w:r>
+      <w:r>
+        <w:rPr>
+          <w:rFonts w:ascii="Lexend" w:hAnsi="Lexend"/>
+          <w:color w:val="222222"/>
+          <w:sz w:val="20"/>
+        </w:rPr>
+        <w:t xml:space="preserve">: All keys are standardized exclusively on </w:t>
+      </w:r>
+      <w:r>
+        <w:rPr>
+          <w:rFonts w:ascii="Lexend" w:hAnsi="Lexend"/>
+          <w:b/>
+          <w:color w:val="222222"/>
+          <w:sz w:val="20"/>
+        </w:rPr>
+        <w:t xml:space="preserve">v4 Ed25519 (Signing) and X25519 (Encryption)</w:t>
+      </w:r>
+      <w:r>
+        <w:rPr>
+          <w:rFonts w:ascii="Lexend" w:hAnsi="Lexend"/>
+          <w:color w:val="222222"/>
+          <w:sz w:val="20"/>
+        </w:rPr>
+        <w:t xml:space="preserve"> Curve25519 keys (&lt;50ms generation). Legacy RSA-4096 is deprecated and dropped to eliminate in-browser keygen freezes and satisfy NFR-02 (&lt;1.5s).</w:t>
+      </w:r>
+    </w:p>
+    <w:p xmlns:w="http://schemas.openxmlformats.org/wordprocessingml/2006/main">
+      <w:pPr>
+        <w:spacing w:before="40" w:after="40"/>
+        <w:jc w:val="left"/>
+      </w:pPr>
+      <w:r>
+        <w:rPr>
+          <w:rFonts w:ascii="Lexend" w:hAnsi="Lexend"/>
+          <w:color w:val="222222"/>
+          <w:sz w:val="20"/>
+        </w:rPr>
+        <w:t xml:space="preserve">•  </w:t>
+      </w:r>
+      <w:r>
+        <w:rPr>
+          <w:rFonts w:ascii="Lexend" w:hAnsi="Lexend"/>
+          <w:b/>
+          <w:color w:val="222222"/>
+          <w:sz w:val="20"/>
+        </w:rPr>
+        <w:t xml:space="preserve">Key Storage &amp; Protection</w:t>
+      </w:r>
+      <w:r>
+        <w:rPr>
+          <w:rFonts w:ascii="Lexend" w:hAnsi="Lexend"/>
+          <w:color w:val="222222"/>
+          <w:sz w:val="20"/>
+        </w:rPr>
+        <w:t xml:space="preserve">: Private keys in </w:t>
       </w:r>
       <w:r>
         <w:rPr>
@@ -3457,15 +2604,63 @@
           <w:color w:val="9C4146"/>
           <w:sz w:val="20"/>
         </w:rPr>
-        <w:t xml:space="preserve">recipient_set_version</w:t>
-      </w:r>
-      <w:r>
-        <w:rPr>
-          <w:rFonts w:ascii="Lexend" w:hAnsi="Lexend"/>
-          <w:color w:val="222222"/>
-          <w:sz w:val="20"/>
-        </w:rPr>
-        <w:t xml:space="preserve"> counter. Submissions and replies include the version targeted; if membership changes occur while drafting, the server rejects stale submissions with HTTP </w:t>
+        <w:t xml:space="preserve">IndexedDB</w:t>
+      </w:r>
+      <w:r>
+        <w:rPr>
+          <w:rFonts w:ascii="Lexend" w:hAnsi="Lexend"/>
+          <w:color w:val="222222"/>
+          <w:sz w:val="20"/>
+        </w:rPr>
+        <w:t xml:space="preserve"> are encrypted using OpenPGP's native </w:t>
+      </w:r>
+      <w:r>
+        <w:rPr>
+          <w:rFonts w:ascii="Lexend" w:hAnsi="Lexend"/>
+          <w:b/>
+          <w:color w:val="222222"/>
+          <w:sz w:val="20"/>
+        </w:rPr>
+        <w:t xml:space="preserve">Argon2 S2K</w:t>
+      </w:r>
+      <w:r>
+        <w:rPr>
+          <w:rFonts w:ascii="Lexend" w:hAnsi="Lexend"/>
+          <w:color w:val="222222"/>
+          <w:sz w:val="20"/>
+        </w:rPr>
+        <w:t xml:space="preserve"> string-to-key derivation, separating login credentials from local encryption keys.</w:t>
+      </w:r>
+    </w:p>
+    <w:p xmlns:w="http://schemas.openxmlformats.org/wordprocessingml/2006/main">
+      <w:pPr>
+        <w:spacing w:before="40" w:after="40"/>
+        <w:jc w:val="left"/>
+      </w:pPr>
+      <w:r>
+        <w:rPr>
+          <w:rFonts w:ascii="Lexend" w:hAnsi="Lexend"/>
+          <w:color w:val="222222"/>
+          <w:sz w:val="20"/>
+        </w:rPr>
+        <w:t xml:space="preserve">•  </w:t>
+      </w:r>
+      <w:r>
+        <w:rPr>
+          <w:rFonts w:ascii="Lexend" w:hAnsi="Lexend"/>
+          <w:b/>
+          <w:color w:val="222222"/>
+          <w:sz w:val="20"/>
+        </w:rPr>
+        <w:t xml:space="preserve">Account-Less (Guest) Vulnerability Intake</w:t>
+      </w:r>
+      <w:r>
+        <w:rPr>
+          <w:rFonts w:ascii="Lexend" w:hAnsi="Lexend"/>
+          <w:color w:val="222222"/>
+          <w:sz w:val="20"/>
+        </w:rPr>
+        <w:t xml:space="preserve">: External researchers can submit reports without account registration. The browser autonomously generates an ephemeral Curve25519 keypair, encrypts the report to the target program's defenders, the offline recovery key, and the report key, and receives an opaque secret tracking URL (</w:t>
       </w:r>
       <w:r>
         <w:rPr>
@@ -3473,15 +2668,15 @@
           <w:color w:val="9C4146"/>
           <w:sz w:val="20"/>
         </w:rPr>
-        <w:t xml:space="preserve">409 Conflict: STALE_RECIPIENT_SET</w:t>
-      </w:r>
-      <w:r>
-        <w:rPr>
-          <w:rFonts w:ascii="Lexend" w:hAnsi="Lexend"/>
-          <w:color w:val="222222"/>
-          <w:sz w:val="20"/>
-        </w:rPr>
-        <w:t xml:space="preserve">, prompting the client to refresh public keys and re-encrypt.</w:t>
+        <w:t xml:space="preserve">/report/track/BBT-RPT-XXXX?token=&lt;secret&gt;</w:t>
+      </w:r>
+      <w:r>
+        <w:rPr>
+          <w:rFonts w:ascii="Lexend" w:hAnsi="Lexend"/>
+          <w:color w:val="222222"/>
+          <w:sz w:val="20"/>
+        </w:rPr>
+        <w:t xml:space="preserve">) allowing anonymous dialogue and retest submission.</w:t>
       </w:r>
     </w:p>
     <w:p xmlns:w="http://schemas.openxmlformats.org/wordprocessingml/2006/main">
@@ -3504,6 +2699,37 @@
           <w:color w:val="222222"/>
           <w:sz w:val="20"/>
         </w:rPr>
+        <w:t xml:space="preserve">Offline Organization Master Recovery Key</w:t>
+      </w:r>
+      <w:r>
+        <w:rPr>
+          <w:rFonts w:ascii="Lexend" w:hAnsi="Lexend"/>
+          <w:color w:val="222222"/>
+          <w:sz w:val="20"/>
+        </w:rPr>
+        <w:t xml:space="preserve">: Generated during onboarding, the public recovery key is added as an extra PKESK on all reports. The private key is exported offline as an emergency recovery kit. Organization activation is gated on a mandatory browser test decryption challenge, ensuring disaster recovery without server-side escrow.</w:t>
+      </w:r>
+    </w:p>
+    <w:p xmlns:w="http://schemas.openxmlformats.org/wordprocessingml/2006/main">
+      <w:pPr>
+        <w:spacing w:before="40" w:after="40"/>
+        <w:jc w:val="left"/>
+      </w:pPr>
+      <w:r>
+        <w:rPr>
+          <w:rFonts w:ascii="Lexend" w:hAnsi="Lexend"/>
+          <w:color w:val="222222"/>
+          <w:sz w:val="20"/>
+        </w:rPr>
+        <w:t xml:space="preserve">•  </w:t>
+      </w:r>
+      <w:r>
+        <w:rPr>
+          <w:rFonts w:ascii="Lexend" w:hAnsi="Lexend"/>
+          <w:b/>
+          <w:color w:val="222222"/>
+          <w:sz w:val="20"/>
+        </w:rPr>
         <w:t xml:space="preserve">Dual-Lane Recipient Isolation</w:t>
       </w:r>
       <w:r>
@@ -3512,7 +2738,7 @@
           <w:color w:val="222222"/>
           <w:sz w:val="20"/>
         </w:rPr>
-        <w:t xml:space="preserve">:</w:t>
+        <w:t xml:space="preserve">: Public reports are encrypted for the Submitter + Program Defenders (N ≤ 10) + Org Recovery Key; internal triage notes are encrypted strictly for Program Defenders + Org Recovery Key, excluding the researcher.</w:t>
       </w:r>
     </w:p>
     <w:p xmlns:w="http://schemas.openxmlformats.org/wordprocessingml/2006/main">
@@ -3531,81 +2757,19 @@
       <w:r>
         <w:rPr>
           <w:rFonts w:ascii="Lexend" w:hAnsi="Lexend"/>
-          <w:i/>
-          <w:color w:val="222222"/>
-          <w:sz w:val="20"/>
-        </w:rPr>
-        <w:t xml:space="preserve">Conversation Thread &amp; Retest Evidence</w:t>
-      </w:r>
-      <w:r>
-        <w:rPr>
-          <w:rFonts w:ascii="Lexend" w:hAnsi="Lexend"/>
-          <w:color w:val="222222"/>
-          <w:sz w:val="20"/>
-        </w:rPr>
-        <w:t xml:space="preserve">: Encrypted with symmetric key K_S, wrapped for Researcher + Program Defenders.</w:t>
-      </w:r>
-    </w:p>
-    <w:p xmlns:w="http://schemas.openxmlformats.org/wordprocessingml/2006/main">
-      <w:pPr>
-        <w:spacing w:before="40" w:after="40"/>
-        <w:jc w:val="left"/>
-      </w:pPr>
-      <w:r>
-        <w:rPr>
-          <w:rFonts w:ascii="Lexend" w:hAnsi="Lexend"/>
-          <w:color w:val="222222"/>
-          <w:sz w:val="20"/>
-        </w:rPr>
-        <w:t xml:space="preserve">•  </w:t>
-      </w:r>
-      <w:r>
-        <w:rPr>
-          <w:rFonts w:ascii="Lexend" w:hAnsi="Lexend"/>
-          <w:i/>
-          <w:color w:val="222222"/>
-          <w:sz w:val="20"/>
-        </w:rPr>
-        <w:t xml:space="preserve">Internal Triage Notes</w:t>
-      </w:r>
-      <w:r>
-        <w:rPr>
-          <w:rFonts w:ascii="Lexend" w:hAnsi="Lexend"/>
-          <w:color w:val="222222"/>
-          <w:sz w:val="20"/>
-        </w:rPr>
-        <w:t xml:space="preserve">: Encrypted with symmetric key K_S, wrapped strictly for Program Defenders (researcher key excluded).</w:t>
-      </w:r>
-    </w:p>
-    <w:p xmlns:w="http://schemas.openxmlformats.org/wordprocessingml/2006/main">
-      <w:pPr>
-        <w:spacing w:before="40" w:after="40"/>
-        <w:jc w:val="left"/>
-      </w:pPr>
-      <w:r>
-        <w:rPr>
-          <w:rFonts w:ascii="Lexend" w:hAnsi="Lexend"/>
-          <w:color w:val="222222"/>
-          <w:sz w:val="20"/>
-        </w:rPr>
-        <w:t xml:space="preserve">•  </w:t>
-      </w:r>
-      <w:r>
-        <w:rPr>
-          <w:rFonts w:ascii="Lexend" w:hAnsi="Lexend"/>
           <w:b/>
           <w:color w:val="222222"/>
           <w:sz w:val="20"/>
         </w:rPr>
-        <w:t xml:space="preserve">Minimal-Metadata Notifications</w:t>
-      </w:r>
-      <w:r>
-        <w:rPr>
-          <w:rFonts w:ascii="Lexend" w:hAnsi="Lexend"/>
-          <w:color w:val="222222"/>
-          <w:sz w:val="20"/>
-        </w:rPr>
-        <w:t xml:space="preserve">: Automated emails (via Resend API) default to zero-leakage subject lines (</w:t>
+        <w:t xml:space="preserve">Concurrency Guard (`recipient_set_version`)</w:t>
+      </w:r>
+      <w:r>
+        <w:rPr>
+          <w:rFonts w:ascii="Lexend" w:hAnsi="Lexend"/>
+          <w:color w:val="222222"/>
+          <w:sz w:val="20"/>
+        </w:rPr>
+        <w:t xml:space="preserve">: Keyrings maintain a version counter; submissions against stale reviewer rosters are rejected with </w:t>
       </w:r>
       <w:r>
         <w:rPr>
@@ -3613,15 +2777,15 @@
           <w:color w:val="9C4146"/>
           <w:sz w:val="20"/>
         </w:rPr>
-        <w:t xml:space="preserve">[BugBountyTrack] Status Update on Report #BBT-xxx</w:t>
-      </w:r>
-      <w:r>
-        <w:rPr>
-          <w:rFonts w:ascii="Lexend" w:hAnsi="Lexend"/>
-          <w:color w:val="222222"/>
-          <w:sz w:val="20"/>
-        </w:rPr>
-        <w:t xml:space="preserve">) and omit vulnerability titles, categories, and target assets.</w:t>
+        <w:t xml:space="preserve">409 Conflict</w:t>
+      </w:r>
+      <w:r>
+        <w:rPr>
+          <w:rFonts w:ascii="Lexend" w:hAnsi="Lexend"/>
+          <w:color w:val="222222"/>
+          <w:sz w:val="20"/>
+        </w:rPr>
+        <w:t xml:space="preserve">.</w:t>
       </w:r>
     </w:p>
     <w:p xmlns:w="http://schemas.openxmlformats.org/wordprocessingml/2006/main">
@@ -3644,15 +2808,15 @@
           <w:color w:val="222222"/>
           <w:sz w:val="20"/>
         </w:rPr>
-        <w:t xml:space="preserve">Historical-Access Isolation &amp; Audited Session Key Re-Wrapping</w:t>
-      </w:r>
-      <w:r>
-        <w:rPr>
-          <w:rFonts w:ascii="Lexend" w:hAnsi="Lexend"/>
-          <w:color w:val="222222"/>
-          <w:sz w:val="20"/>
-        </w:rPr>
-        <w:t xml:space="preserve">: Newly onboarded defenders receive access only to future submissions. Historical access to past reports requires an existing authorized defender to locally decrypt the session key (K_S), re-wrap it with the new defender's public key, and append the PKESK packet to the envelope. This action is permanently recorded in the audit trail (</w:t>
+        <w:t xml:space="preserve">Historical-Access Isolation &amp; Audited Session Re-Wrapping</w:t>
+      </w:r>
+      <w:r>
+        <w:rPr>
+          <w:rFonts w:ascii="Lexend" w:hAnsi="Lexend"/>
+          <w:color w:val="222222"/>
+          <w:sz w:val="20"/>
+        </w:rPr>
+        <w:t xml:space="preserve">: Newly onboarded defenders receive access only to reports submitted after their onboarding. Access to historical reports requires an existing authorized defender to locally decrypt the session key (K_S), re-wrap it with the new defender's public key, and append the PKESK packet, emitting an immutable audit event (</w:t>
       </w:r>
       <w:r>
         <w:rPr>
@@ -3716,7 +2880,7 @@
           <w:color w:val="222222"/>
           <w:sz w:val="20"/>
         </w:rPr>
-        <w:t xml:space="preserve">. Client-side cryptography cannot protect against a malicious platform operator who modifies delivered JavaScript or substitutes public keys.</w:t>
+        <w:t xml:space="preserve">.</w:t>
       </w:r>
     </w:p>
     <w:p xmlns:w="http://schemas.openxmlformats.org/wordprocessingml/2006/main">
@@ -3739,7 +2903,7 @@
           <w:color w:val="222222"/>
           <w:sz w:val="20"/>
         </w:rPr>
-        <w:t xml:space="preserve">Append-Only Audit Boundary</w:t>
+        <w:t xml:space="preserve">Tamper-Evident Hash-Chained Audit Boundary</w:t>
       </w:r>
       <w:r>
         <w:rPr>
@@ -3795,7 +2959,7 @@
           <w:color w:val="222222"/>
           <w:sz w:val="20"/>
         </w:rPr>
-        <w:t xml:space="preserve"> operations only, preventing </w:t>
+        <w:t xml:space="preserve"> operations only, with each record maintaining a cryptographic SHA-256 </w:t>
       </w:r>
       <w:r>
         <w:rPr>
@@ -3803,31 +2967,15 @@
           <w:color w:val="9C4146"/>
           <w:sz w:val="20"/>
         </w:rPr>
-        <w:t xml:space="preserve">UPDATE</w:t>
-      </w:r>
-      <w:r>
-        <w:rPr>
-          <w:rFonts w:ascii="Lexend" w:hAnsi="Lexend"/>
-          <w:color w:val="222222"/>
-          <w:sz w:val="20"/>
-        </w:rPr>
-        <w:t xml:space="preserve"> or </w:t>
-      </w:r>
-      <w:r>
-        <w:rPr>
-          <w:rFonts w:ascii="Consolas" w:hAnsi="Consolas"/>
-          <w:color w:val="9C4146"/>
-          <w:sz w:val="20"/>
-        </w:rPr>
-        <w:t xml:space="preserve">DELETE</w:t>
-      </w:r>
-      <w:r>
-        <w:rPr>
-          <w:rFonts w:ascii="Lexend" w:hAnsi="Lexend"/>
-          <w:color w:val="222222"/>
-          <w:sz w:val="20"/>
-        </w:rPr>
-        <w:t xml:space="preserve"> actions by any application role.</w:t>
+        <w:t xml:space="preserve">prev_hash</w:t>
+      </w:r>
+      <w:r>
+        <w:rPr>
+          <w:rFonts w:ascii="Lexend" w:hAnsi="Lexend"/>
+          <w:color w:val="222222"/>
+          <w:sz w:val="20"/>
+        </w:rPr>
+        <w:t xml:space="preserve"> chain.</w:t>
       </w:r>
     </w:p>
     <w:p xmlns:w="http://schemas.openxmlformats.org/wordprocessingml/2006/main">
@@ -4155,7 +3303,7 @@
           <w:color w:val="222222"/>
           <w:sz w:val="20"/>
         </w:rPr>
-        <w:t xml:space="preserve">: Operates strictly within free cloud developer tiers (0.00/month TCO) for academic evaluation, with a verified commercial production architecture costing ~60–$80/month for up to 10 paying tenants.</w:t>
+        <w:t xml:space="preserve">: Operates strictly within free cloud developer tiers (0.00/month TCO) for academic evaluation, with a verified commercial production architecture costing ~61.00/month covered by 2 paying tenants ($49/mo).</w:t>
       </w:r>
     </w:p>
     <w:p xmlns:w="http://schemas.openxmlformats.org/wordprocessingml/2006/main">
@@ -4327,7 +3475,7 @@
           <w:color w:val="222222"/>
           <w:sz w:val="20"/>
         </w:rPr>
-        <w:t xml:space="preserve">: The server shall strictly enforce Role-Based Access Control (RBAC) across four roles:</w:t>
+        <w:t xml:space="preserve">: The server shall strictly enforce Role-Based Access Control (RBAC) across distinct roles:</w:t>
       </w:r>
     </w:p>
     <w:p xmlns:w="http://schemas.openxmlformats.org/wordprocessingml/2006/main">
@@ -4478,7 +3626,7 @@
           <w:color w:val="222222"/>
           <w:sz w:val="20"/>
         </w:rPr>
-        <w:t xml:space="preserve">: Users shall register and authenticate via email and bcrypt-hashed (rounds = 12) passwords with signed, HTTP-only JWT session cookies. </w:t>
+        <w:t xml:space="preserve">: Users shall register and authenticate via email and bcrypt/Argon2-hashed passwords, backed by database-persisted session tokens stored in secure, HTTP-only cookies. </w:t>
       </w:r>
       <w:r>
         <w:rPr>
@@ -4510,7 +3658,7 @@
           <w:color w:val="222222"/>
           <w:sz w:val="20"/>
         </w:rPr>
-        <w:t xml:space="preserve"> roles shall support Time-Based One-Time Password (TOTP) Multi-Factor Authentication.</w:t>
+        <w:t xml:space="preserve"> roles shall support Time-Based One-Time Password (TOTP) Multi-Factor Authentication with encrypted secrets at rest.</w:t>
       </w:r>
     </w:p>
     <w:p xmlns:w="http://schemas.openxmlformats.org/wordprocessingml/2006/main">
@@ -4541,7 +3689,7 @@
           <w:color w:val="222222"/>
           <w:sz w:val="20"/>
         </w:rPr>
-        <w:t xml:space="preserve">: The platform shall provide a Guided Onboarding Wizard enabling organization leads to complete program configuration (domain DNS challenge, policy scope definition, browser key generation, and </w:t>
+        <w:t xml:space="preserve">: The platform shall provide a Guided Onboarding Wizard enabling organization leads to complete program configuration (domain DNS challenge, policy scope definition, browser key generation, offline master recovery key export with test challenge, and </w:t>
       </w:r>
       <w:r>
         <w:rPr>
@@ -4621,6 +3769,70 @@
           <w:sz w:val="20"/>
         </w:rPr>
         <w:t xml:space="preserve">).</w:t>
+      </w:r>
+    </w:p>
+    <w:p xmlns:w="http://schemas.openxmlformats.org/wordprocessingml/2006/main">
+      <w:pPr>
+        <w:spacing w:before="40" w:after="40"/>
+        <w:jc w:val="left"/>
+      </w:pPr>
+      <w:r>
+        <w:rPr>
+          <w:rFonts w:ascii="Lexend" w:hAnsi="Lexend"/>
+          <w:color w:val="222222"/>
+          <w:sz w:val="20"/>
+        </w:rPr>
+        <w:t xml:space="preserve">•  </w:t>
+      </w:r>
+      <w:r>
+        <w:rPr>
+          <w:rFonts w:ascii="Lexend" w:hAnsi="Lexend"/>
+          <w:b/>
+          <w:color w:val="222222"/>
+          <w:sz w:val="20"/>
+        </w:rPr>
+        <w:t xml:space="preserve">FR-1.6 (P1, Core)</w:t>
+      </w:r>
+      <w:r>
+        <w:rPr>
+          <w:rFonts w:ascii="Lexend" w:hAnsi="Lexend"/>
+          <w:color w:val="222222"/>
+          <w:sz w:val="20"/>
+        </w:rPr>
+        <w:t xml:space="preserve">: The platform shall provide </w:t>
+      </w:r>
+      <w:r>
+        <w:rPr>
+          <w:rFonts w:ascii="Lexend" w:hAnsi="Lexend"/>
+          <w:b/>
+          <w:color w:val="222222"/>
+          <w:sz w:val="20"/>
+        </w:rPr>
+        <w:t xml:space="preserve">Account-Less (Guest) Vulnerability Intake</w:t>
+      </w:r>
+      <w:r>
+        <w:rPr>
+          <w:rFonts w:ascii="Lexend" w:hAnsi="Lexend"/>
+          <w:color w:val="222222"/>
+          <w:sz w:val="20"/>
+        </w:rPr>
+        <w:t xml:space="preserve">: external researchers can submit vulnerability reports without registering an account. The client browser generates an ephemeral Curve25519 keypair, encrypts the report to the program defenders and organization recovery key, and provides the submitter with an opaque secret tracking URL (</w:t>
+      </w:r>
+      <w:r>
+        <w:rPr>
+          <w:rFonts w:ascii="Consolas" w:hAnsi="Consolas"/>
+          <w:color w:val="9C4146"/>
+          <w:sz w:val="20"/>
+        </w:rPr>
+        <w:t xml:space="preserve">/report/track/BBT-RPT-XXXX?token=&lt;secret&gt;</w:t>
+      </w:r>
+      <w:r>
+        <w:rPr>
+          <w:rFonts w:ascii="Lexend" w:hAnsi="Lexend"/>
+          <w:color w:val="222222"/>
+          <w:sz w:val="20"/>
+        </w:rPr>
+        <w:t xml:space="preserve">) to review replies and submit retests.</w:t>
       </w:r>
     </w:p>
     <w:p xmlns:w="http://schemas.openxmlformats.org/wordprocessingml/2006/main">
@@ -4779,23 +3991,7 @@
           <w:color w:val="222222"/>
           <w:sz w:val="20"/>
         </w:rPr>
-        <w:t xml:space="preserve"> directive pointing back to BugBountyTrack's intake portal (</w:t>
-      </w:r>
-      <w:r>
-        <w:rPr>
-          <w:rFonts w:ascii="Consolas" w:hAnsi="Consolas"/>
-          <w:color w:val="9C4146"/>
-          <w:sz w:val="20"/>
-        </w:rPr>
-        <w:t xml:space="preserve">https://bugbountytrack.com/programs/[slug]/submit</w:t>
-      </w:r>
-      <w:r>
-        <w:rPr>
-          <w:rFonts w:ascii="Lexend" w:hAnsi="Lexend"/>
-          <w:color w:val="222222"/>
-          <w:sz w:val="20"/>
-        </w:rPr>
-        <w:t xml:space="preserve">).</w:t>
+        <w:t xml:space="preserve"> directive pointing back to BugBountyTrack's intake portal.</w:t>
       </w:r>
     </w:p>
     <w:p xmlns:w="http://schemas.openxmlformats.org/wordprocessingml/2006/main">
@@ -4967,7 +4163,7 @@
           <w:color w:val="222222"/>
           <w:sz w:val="20"/>
         </w:rPr>
-        <w:t xml:space="preserve">: The client browser shall generate OpenPGP keypairs consisting of an Ed25519 primary signing key and an </w:t>
+        <w:t xml:space="preserve">: The client browser shall generate OpenPGP keypairs pinned strictly to </w:t>
       </w:r>
       <w:r>
         <w:rPr>
@@ -4976,15 +4172,15 @@
           <w:color w:val="222222"/>
           <w:sz w:val="20"/>
         </w:rPr>
-        <w:t xml:space="preserve">X25519 or RSA-4096 encryption-capable subkey</w:t>
-      </w:r>
-      <w:r>
-        <w:rPr>
-          <w:rFonts w:ascii="Lexend" w:hAnsi="Lexend"/>
-          <w:color w:val="222222"/>
-          <w:sz w:val="20"/>
-        </w:rPr>
-        <w:t xml:space="preserve"> adhering to RFC 9580 / RFC 4880.</w:t>
+        <w:t xml:space="preserve">v4 Ed25519 (Signing) and X25519 (Encryption)</w:t>
+      </w:r>
+      <w:r>
+        <w:rPr>
+          <w:rFonts w:ascii="Lexend" w:hAnsi="Lexend"/>
+          <w:color w:val="222222"/>
+          <w:sz w:val="20"/>
+        </w:rPr>
+        <w:t xml:space="preserve"> Curve25519 algorithms (&lt;50ms generation time), adhering to RFC 9580 / RFC 4880. RSA-4096 is deprecated and excluded.</w:t>
       </w:r>
     </w:p>
     <w:p xmlns:w="http://schemas.openxmlformats.org/wordprocessingml/2006/main">
@@ -5031,7 +4227,24 @@
           <w:color w:val="222222"/>
           <w:sz w:val="20"/>
         </w:rPr>
-        <w:t xml:space="preserve">, encrypted using AES-GCM with a key derived from the user's master passphrase via PBKDF2 (iterations ≥ 100,000). User accounts distinguish between the Login Password (auth) and the Local Encryption Passphrase (unlocking IndexedDB).</w:t>
+        <w:t xml:space="preserve">, encrypted using OpenPGP's native </w:t>
+      </w:r>
+      <w:r>
+        <w:rPr>
+          <w:rFonts w:ascii="Lexend" w:hAnsi="Lexend"/>
+          <w:b/>
+          <w:color w:val="222222"/>
+          <w:sz w:val="20"/>
+        </w:rPr>
+        <w:t xml:space="preserve">Argon2 S2K</w:t>
+      </w:r>
+      <w:r>
+        <w:rPr>
+          <w:rFonts w:ascii="Lexend" w:hAnsi="Lexend"/>
+          <w:color w:val="222222"/>
+          <w:sz w:val="20"/>
+        </w:rPr>
+        <w:t xml:space="preserve"> string-to-key derivation. User accounts distinguish between the Login Password (auth) and the Local Encryption Passphrase (unlocking IndexedDB).</w:t>
       </w:r>
     </w:p>
     <w:p xmlns:w="http://schemas.openxmlformats.org/wordprocessingml/2006/main">
@@ -5156,7 +4369,7 @@
           <w:color w:val="222222"/>
           <w:sz w:val="20"/>
         </w:rPr>
-        <w:t xml:space="preserve">•  The organization's active public encryption subkey (Decryption Custodian).</w:t>
+        <w:t xml:space="preserve">•  The program's active authorized defenders (N ≤ 10).</w:t>
       </w:r>
     </w:p>
     <w:p xmlns:w="http://schemas.openxmlformats.org/wordprocessingml/2006/main">
@@ -5170,7 +4383,21 @@
           <w:color w:val="222222"/>
           <w:sz w:val="20"/>
         </w:rPr>
-        <w:t xml:space="preserve">•  The reporting researcher's public encryption subkey.</w:t>
+        <w:t xml:space="preserve">•  The organization's offline master recovery key.</w:t>
+      </w:r>
+    </w:p>
+    <w:p xmlns:w="http://schemas.openxmlformats.org/wordprocessingml/2006/main">
+      <w:pPr>
+        <w:spacing w:before="40" w:after="40"/>
+        <w:jc w:val="left"/>
+      </w:pPr>
+      <w:r>
+        <w:rPr>
+          <w:rFonts w:ascii="Lexend" w:hAnsi="Lexend"/>
+          <w:color w:val="222222"/>
+          <w:sz w:val="20"/>
+        </w:rPr>
+        <w:t xml:space="preserve">•  The reporting researcher's public encryption key (or ephemeral report key).</w:t>
       </w:r>
     </w:p>
     <w:p xmlns:w="http://schemas.openxmlformats.org/wordprocessingml/2006/main">
@@ -5360,38 +4587,7 @@
           <w:color w:val="222222"/>
           <w:sz w:val="20"/>
         </w:rPr>
-        <w:t xml:space="preserve">: Encrypted attachment binaries (≤ 25 MB) shall be encrypted client-side with AES-256 session keys wrapped inside the OpenPGP packet prior to upload to Cloudflare R2 object storage.</w:t>
-      </w:r>
-    </w:p>
-    <w:p xmlns:w="http://schemas.openxmlformats.org/wordprocessingml/2006/main">
-      <w:pPr>
-        <w:spacing w:before="40" w:after="40"/>
-        <w:jc w:val="left"/>
-      </w:pPr>
-      <w:r>
-        <w:rPr>
-          <w:rFonts w:ascii="Lexend" w:hAnsi="Lexend"/>
-          <w:color w:val="222222"/>
-          <w:sz w:val="20"/>
-        </w:rPr>
-        <w:t xml:space="preserve">•  </w:t>
-      </w:r>
-      <w:r>
-        <w:rPr>
-          <w:rFonts w:ascii="Lexend" w:hAnsi="Lexend"/>
-          <w:b/>
-          <w:color w:val="222222"/>
-          <w:sz w:val="20"/>
-        </w:rPr>
-        <w:t xml:space="preserve">FR-3.6 (P2, Core)</w:t>
-      </w:r>
-      <w:r>
-        <w:rPr>
-          <w:rFonts w:ascii="Lexend" w:hAnsi="Lexend"/>
-          <w:color w:val="222222"/>
-          <w:sz w:val="20"/>
-        </w:rPr>
-        <w:t xml:space="preserve">: Key lifecycle management shall include exportable armored ASCII private key backup workflows, historic key retention in </w:t>
+        <w:t xml:space="preserve">: Encrypted attachment binaries (≤ 25 MB) shall be uploaded directly from the browser to Cloudflare R2 using presigned URLs requested from </w:t>
       </w:r>
       <w:r>
         <w:rPr>
@@ -5399,6 +4595,53 @@
           <w:color w:val="9C4146"/>
           <w:sz w:val="20"/>
         </w:rPr>
+        <w:t xml:space="preserve">/api/uploads/presign</w:t>
+      </w:r>
+      <w:r>
+        <w:rPr>
+          <w:rFonts w:ascii="Lexend" w:hAnsi="Lexend"/>
+          <w:color w:val="222222"/>
+          <w:sz w:val="20"/>
+        </w:rPr>
+        <w:t xml:space="preserve">, completely bypassing serverless function payload size ceilings (4.5 MB).</w:t>
+      </w:r>
+    </w:p>
+    <w:p xmlns:w="http://schemas.openxmlformats.org/wordprocessingml/2006/main">
+      <w:pPr>
+        <w:spacing w:before="40" w:after="40"/>
+        <w:jc w:val="left"/>
+      </w:pPr>
+      <w:r>
+        <w:rPr>
+          <w:rFonts w:ascii="Lexend" w:hAnsi="Lexend"/>
+          <w:color w:val="222222"/>
+          <w:sz w:val="20"/>
+        </w:rPr>
+        <w:t xml:space="preserve">•  </w:t>
+      </w:r>
+      <w:r>
+        <w:rPr>
+          <w:rFonts w:ascii="Lexend" w:hAnsi="Lexend"/>
+          <w:b/>
+          <w:color w:val="222222"/>
+          <w:sz w:val="20"/>
+        </w:rPr>
+        <w:t xml:space="preserve">FR-3.6 (P2, Core)</w:t>
+      </w:r>
+      <w:r>
+        <w:rPr>
+          <w:rFonts w:ascii="Lexend" w:hAnsi="Lexend"/>
+          <w:color w:val="222222"/>
+          <w:sz w:val="20"/>
+        </w:rPr>
+        <w:t xml:space="preserve">: Key lifecycle management shall include mandatory offline Organization Master Recovery Key export with test challenge, historic key retention in </w:t>
+      </w:r>
+      <w:r>
+        <w:rPr>
+          <w:rFonts w:ascii="Consolas" w:hAnsi="Consolas"/>
+          <w:color w:val="9C4146"/>
+          <w:sz w:val="20"/>
+        </w:rPr>
         <w:t xml:space="preserve">IndexedDB</w:t>
       </w:r>
       <w:r>
@@ -5407,7 +4650,23 @@
           <w:color w:val="222222"/>
           <w:sz w:val="20"/>
         </w:rPr>
-        <w:t xml:space="preserve"> for decrypting past reports, and a documented Decryption Custodian succession procedure.</w:t>
+        <w:t xml:space="preserve">, and audited session key re-wrapping (</w:t>
+      </w:r>
+      <w:r>
+        <w:rPr>
+          <w:rFonts w:ascii="Consolas" w:hAnsi="Consolas"/>
+          <w:color w:val="9C4146"/>
+          <w:sz w:val="20"/>
+        </w:rPr>
+        <w:t xml:space="preserve">HISTORICAL_ACCESS_GRANTED</w:t>
+      </w:r>
+      <w:r>
+        <w:rPr>
+          <w:rFonts w:ascii="Lexend" w:hAnsi="Lexend"/>
+          <w:color w:val="222222"/>
+          <w:sz w:val="20"/>
+        </w:rPr>
+        <w:t xml:space="preserve">).</w:t>
       </w:r>
     </w:p>
     <w:p xmlns:w="http://schemas.openxmlformats.org/wordprocessingml/2006/main">
@@ -5454,7 +4713,7 @@
           <w:color w:val="222222"/>
           <w:sz w:val="20"/>
         </w:rPr>
-        <w:t xml:space="preserve">: The platform shall incorporate a pure TypeScript calculation function computing FIRST.org CVSS 3.1 Base scores (0.0 to 10.0), mathematically verified with 100% parity against the 52 canonical test vectors documented in [</w:t>
+        <w:t xml:space="preserve">: The platform shall incorporate a pure TypeScript calculation function computing FIRST.org CVSS 3.1 Base scores (0.0 to 10.0), mathematically verified with 100% parity against the 45 canonical unique test vectors documented in [</w:t>
       </w:r>
       <w:r>
         <w:rPr>
@@ -5470,38 +4729,7 @@
           <w:color w:val="222222"/>
           <w:sz w:val="20"/>
         </w:rPr>
-        <w:t xml:space="preserve">](file:///run/media/thefoolishcrow/New%20Volume/Obsidian/TheFallenCrow/projects/BugBountyTrack/requirements/CVSS_TEST_FIXTURES.md) (derived from FIRST.org Appendix A and NIST NVD benchmarks).</w:t>
-      </w:r>
-    </w:p>
-    <w:p xmlns:w="http://schemas.openxmlformats.org/wordprocessingml/2006/main">
-      <w:pPr>
-        <w:spacing w:before="40" w:after="40"/>
-        <w:jc w:val="left"/>
-      </w:pPr>
-      <w:r>
-        <w:rPr>
-          <w:rFonts w:ascii="Lexend" w:hAnsi="Lexend"/>
-          <w:color w:val="222222"/>
-          <w:sz w:val="20"/>
-        </w:rPr>
-        <w:t xml:space="preserve">•  </w:t>
-      </w:r>
-      <w:r>
-        <w:rPr>
-          <w:rFonts w:ascii="Lexend" w:hAnsi="Lexend"/>
-          <w:b/>
-          <w:color w:val="222222"/>
-          <w:sz w:val="20"/>
-        </w:rPr>
-        <w:t xml:space="preserve">FR-4.2 (P1, Core)</w:t>
-      </w:r>
-      <w:r>
-        <w:rPr>
-          <w:rFonts w:ascii="Lexend" w:hAnsi="Lexend"/>
-          <w:color w:val="222222"/>
-          <w:sz w:val="20"/>
-        </w:rPr>
-        <w:t xml:space="preserve">: The engine shall evaluate the 8 standard metrics: Attack Vector (</w:t>
+        <w:t xml:space="preserve">](file:///run/media/thefoolishcrow/New%20Volume/Obsidian/TheFallenCrow/projects/BugBountyTrack/requirements/CVSS_TEST_FIXTURES.md) via </w:t>
       </w:r>
       <w:r>
         <w:rPr>
@@ -5509,15 +4737,46 @@
           <w:color w:val="9C4146"/>
           <w:sz w:val="20"/>
         </w:rPr>
-        <w:t xml:space="preserve">AV:N/A/L/P</w:t>
-      </w:r>
-      <w:r>
-        <w:rPr>
-          <w:rFonts w:ascii="Lexend" w:hAnsi="Lexend"/>
-          <w:color w:val="222222"/>
-          <w:sz w:val="20"/>
-        </w:rPr>
-        <w:t xml:space="preserve">), Attack Complexity (</w:t>
+        <w:t xml:space="preserve">verify_cvss_engine.py</w:t>
+      </w:r>
+      <w:r>
+        <w:rPr>
+          <w:rFonts w:ascii="Lexend" w:hAnsi="Lexend"/>
+          <w:color w:val="222222"/>
+          <w:sz w:val="20"/>
+        </w:rPr>
+        <w:t xml:space="preserve">.</w:t>
+      </w:r>
+    </w:p>
+    <w:p xmlns:w="http://schemas.openxmlformats.org/wordprocessingml/2006/main">
+      <w:pPr>
+        <w:spacing w:before="40" w:after="40"/>
+        <w:jc w:val="left"/>
+      </w:pPr>
+      <w:r>
+        <w:rPr>
+          <w:rFonts w:ascii="Lexend" w:hAnsi="Lexend"/>
+          <w:color w:val="222222"/>
+          <w:sz w:val="20"/>
+        </w:rPr>
+        <w:t xml:space="preserve">•  </w:t>
+      </w:r>
+      <w:r>
+        <w:rPr>
+          <w:rFonts w:ascii="Lexend" w:hAnsi="Lexend"/>
+          <w:b/>
+          <w:color w:val="222222"/>
+          <w:sz w:val="20"/>
+        </w:rPr>
+        <w:t xml:space="preserve">FR-4.2 (P1, Core)</w:t>
+      </w:r>
+      <w:r>
+        <w:rPr>
+          <w:rFonts w:ascii="Lexend" w:hAnsi="Lexend"/>
+          <w:color w:val="222222"/>
+          <w:sz w:val="20"/>
+        </w:rPr>
+        <w:t xml:space="preserve">: The engine shall evaluate the 8 standard metrics: Attack Vector (</w:t>
       </w:r>
       <w:r>
         <w:rPr>
@@ -5525,15 +4784,15 @@
           <w:color w:val="9C4146"/>
           <w:sz w:val="20"/>
         </w:rPr>
-        <w:t xml:space="preserve">AC:L/H</w:t>
-      </w:r>
-      <w:r>
-        <w:rPr>
-          <w:rFonts w:ascii="Lexend" w:hAnsi="Lexend"/>
-          <w:color w:val="222222"/>
-          <w:sz w:val="20"/>
-        </w:rPr>
-        <w:t xml:space="preserve">), Privileges Required (</w:t>
+        <w:t xml:space="preserve">AV:N/A/L/P</w:t>
+      </w:r>
+      <w:r>
+        <w:rPr>
+          <w:rFonts w:ascii="Lexend" w:hAnsi="Lexend"/>
+          <w:color w:val="222222"/>
+          <w:sz w:val="20"/>
+        </w:rPr>
+        <w:t xml:space="preserve">), Attack Complexity (</w:t>
       </w:r>
       <w:r>
         <w:rPr>
@@ -5541,15 +4800,15 @@
           <w:color w:val="9C4146"/>
           <w:sz w:val="20"/>
         </w:rPr>
-        <w:t xml:space="preserve">PR:N/L/H</w:t>
-      </w:r>
-      <w:r>
-        <w:rPr>
-          <w:rFonts w:ascii="Lexend" w:hAnsi="Lexend"/>
-          <w:color w:val="222222"/>
-          <w:sz w:val="20"/>
-        </w:rPr>
-        <w:t xml:space="preserve">), User Interaction (</w:t>
+        <w:t xml:space="preserve">AC:L/H</w:t>
+      </w:r>
+      <w:r>
+        <w:rPr>
+          <w:rFonts w:ascii="Lexend" w:hAnsi="Lexend"/>
+          <w:color w:val="222222"/>
+          <w:sz w:val="20"/>
+        </w:rPr>
+        <w:t xml:space="preserve">), Privileges Required (</w:t>
       </w:r>
       <w:r>
         <w:rPr>
@@ -5557,15 +4816,15 @@
           <w:color w:val="9C4146"/>
           <w:sz w:val="20"/>
         </w:rPr>
-        <w:t xml:space="preserve">UI:N/R</w:t>
-      </w:r>
-      <w:r>
-        <w:rPr>
-          <w:rFonts w:ascii="Lexend" w:hAnsi="Lexend"/>
-          <w:color w:val="222222"/>
-          <w:sz w:val="20"/>
-        </w:rPr>
-        <w:t xml:space="preserve">), Scope (</w:t>
+        <w:t xml:space="preserve">PR:N/L/H</w:t>
+      </w:r>
+      <w:r>
+        <w:rPr>
+          <w:rFonts w:ascii="Lexend" w:hAnsi="Lexend"/>
+          <w:color w:val="222222"/>
+          <w:sz w:val="20"/>
+        </w:rPr>
+        <w:t xml:space="preserve">), User Interaction (</w:t>
       </w:r>
       <w:r>
         <w:rPr>
@@ -5573,15 +4832,15 @@
           <w:color w:val="9C4146"/>
           <w:sz w:val="20"/>
         </w:rPr>
-        <w:t xml:space="preserve">S:U/C</w:t>
-      </w:r>
-      <w:r>
-        <w:rPr>
-          <w:rFonts w:ascii="Lexend" w:hAnsi="Lexend"/>
-          <w:color w:val="222222"/>
-          <w:sz w:val="20"/>
-        </w:rPr>
-        <w:t xml:space="preserve">), Confidentiality (</w:t>
+        <w:t xml:space="preserve">UI:N/R</w:t>
+      </w:r>
+      <w:r>
+        <w:rPr>
+          <w:rFonts w:ascii="Lexend" w:hAnsi="Lexend"/>
+          <w:color w:val="222222"/>
+          <w:sz w:val="20"/>
+        </w:rPr>
+        <w:t xml:space="preserve">), Scope (</w:t>
       </w:r>
       <w:r>
         <w:rPr>
@@ -5589,15 +4848,15 @@
           <w:color w:val="9C4146"/>
           <w:sz w:val="20"/>
         </w:rPr>
-        <w:t xml:space="preserve">C:N/L/H</w:t>
-      </w:r>
-      <w:r>
-        <w:rPr>
-          <w:rFonts w:ascii="Lexend" w:hAnsi="Lexend"/>
-          <w:color w:val="222222"/>
-          <w:sz w:val="20"/>
-        </w:rPr>
-        <w:t xml:space="preserve">), Integrity (</w:t>
+        <w:t xml:space="preserve">S:U/C</w:t>
+      </w:r>
+      <w:r>
+        <w:rPr>
+          <w:rFonts w:ascii="Lexend" w:hAnsi="Lexend"/>
+          <w:color w:val="222222"/>
+          <w:sz w:val="20"/>
+        </w:rPr>
+        <w:t xml:space="preserve">), Confidentiality (</w:t>
       </w:r>
       <w:r>
         <w:rPr>
@@ -5605,15 +4864,15 @@
           <w:color w:val="9C4146"/>
           <w:sz w:val="20"/>
         </w:rPr>
-        <w:t xml:space="preserve">I:N/L/H</w:t>
-      </w:r>
-      <w:r>
-        <w:rPr>
-          <w:rFonts w:ascii="Lexend" w:hAnsi="Lexend"/>
-          <w:color w:val="222222"/>
-          <w:sz w:val="20"/>
-        </w:rPr>
-        <w:t xml:space="preserve">), and Availability (</w:t>
+        <w:t xml:space="preserve">C:N/L/H</w:t>
+      </w:r>
+      <w:r>
+        <w:rPr>
+          <w:rFonts w:ascii="Lexend" w:hAnsi="Lexend"/>
+          <w:color w:val="222222"/>
+          <w:sz w:val="20"/>
+        </w:rPr>
+        <w:t xml:space="preserve">), Integrity (</w:t>
       </w:r>
       <w:r>
         <w:rPr>
@@ -5621,46 +4880,15 @@
           <w:color w:val="9C4146"/>
           <w:sz w:val="20"/>
         </w:rPr>
-        <w:t xml:space="preserve">A:N/L/H</w:t>
-      </w:r>
-      <w:r>
-        <w:rPr>
-          <w:rFonts w:ascii="Lexend" w:hAnsi="Lexend"/>
-          <w:color w:val="222222"/>
-          <w:sz w:val="20"/>
-        </w:rPr>
-        <w:t xml:space="preserve">).</w:t>
-      </w:r>
-    </w:p>
-    <w:p xmlns:w="http://schemas.openxmlformats.org/wordprocessingml/2006/main">
-      <w:pPr>
-        <w:spacing w:before="40" w:after="40"/>
-        <w:jc w:val="left"/>
-      </w:pPr>
-      <w:r>
-        <w:rPr>
-          <w:rFonts w:ascii="Lexend" w:hAnsi="Lexend"/>
-          <w:color w:val="222222"/>
-          <w:sz w:val="20"/>
-        </w:rPr>
-        <w:t xml:space="preserve">•  </w:t>
-      </w:r>
-      <w:r>
-        <w:rPr>
-          <w:rFonts w:ascii="Lexend" w:hAnsi="Lexend"/>
-          <w:b/>
-          <w:color w:val="222222"/>
-          <w:sz w:val="20"/>
-        </w:rPr>
-        <w:t xml:space="preserve">FR-4.3 (P1, Core)</w:t>
-      </w:r>
-      <w:r>
-        <w:rPr>
-          <w:rFonts w:ascii="Lexend" w:hAnsi="Lexend"/>
-          <w:color w:val="222222"/>
-          <w:sz w:val="20"/>
-        </w:rPr>
-        <w:t xml:space="preserve">: The platform shall provide bidirectional conversion between metric selection and canonical vector strings (e.g., </w:t>
+        <w:t xml:space="preserve">I:N/L/H</w:t>
+      </w:r>
+      <w:r>
+        <w:rPr>
+          <w:rFonts w:ascii="Lexend" w:hAnsi="Lexend"/>
+          <w:color w:val="222222"/>
+          <w:sz w:val="20"/>
+        </w:rPr>
+        <w:t xml:space="preserve">), and Availability (</w:t>
       </w:r>
       <w:r>
         <w:rPr>
@@ -5668,6 +4896,53 @@
           <w:color w:val="9C4146"/>
           <w:sz w:val="20"/>
         </w:rPr>
+        <w:t xml:space="preserve">A:N/L/H</w:t>
+      </w:r>
+      <w:r>
+        <w:rPr>
+          <w:rFonts w:ascii="Lexend" w:hAnsi="Lexend"/>
+          <w:color w:val="222222"/>
+          <w:sz w:val="20"/>
+        </w:rPr>
+        <w:t xml:space="preserve">).</w:t>
+      </w:r>
+    </w:p>
+    <w:p xmlns:w="http://schemas.openxmlformats.org/wordprocessingml/2006/main">
+      <w:pPr>
+        <w:spacing w:before="40" w:after="40"/>
+        <w:jc w:val="left"/>
+      </w:pPr>
+      <w:r>
+        <w:rPr>
+          <w:rFonts w:ascii="Lexend" w:hAnsi="Lexend"/>
+          <w:color w:val="222222"/>
+          <w:sz w:val="20"/>
+        </w:rPr>
+        <w:t xml:space="preserve">•  </w:t>
+      </w:r>
+      <w:r>
+        <w:rPr>
+          <w:rFonts w:ascii="Lexend" w:hAnsi="Lexend"/>
+          <w:b/>
+          <w:color w:val="222222"/>
+          <w:sz w:val="20"/>
+        </w:rPr>
+        <w:t xml:space="preserve">FR-4.3 (P1, Core)</w:t>
+      </w:r>
+      <w:r>
+        <w:rPr>
+          <w:rFonts w:ascii="Lexend" w:hAnsi="Lexend"/>
+          <w:color w:val="222222"/>
+          <w:sz w:val="20"/>
+        </w:rPr>
+        <w:t xml:space="preserve">: The platform shall provide bidirectional conversion between metric selection and canonical vector strings (e.g., </w:t>
+      </w:r>
+      <w:r>
+        <w:rPr>
+          <w:rFonts w:ascii="Consolas" w:hAnsi="Consolas"/>
+          <w:color w:val="9C4146"/>
+          <w:sz w:val="20"/>
+        </w:rPr>
         <w:t xml:space="preserve">CVSS:3.1/AV:N/AC:L/PR:N/UI:N/S:U/C:H/I:H/A:H</w:t>
       </w:r>
       <w:r>
@@ -5707,7 +4982,39 @@
           <w:color w:val="222222"/>
           <w:sz w:val="20"/>
         </w:rPr>
-        <w:t xml:space="preserve">: For every severity assessment, the system shall immutably record the vector string, score, qualitative rating, assessor user ID, and written justification.</w:t>
+        <w:t xml:space="preserve">: The schema shall decouple the researcher-suggested severity (</w:t>
+      </w:r>
+      <w:r>
+        <w:rPr>
+          <w:rFonts w:ascii="Consolas" w:hAnsi="Consolas"/>
+          <w:color w:val="9C4146"/>
+          <w:sz w:val="20"/>
+        </w:rPr>
+        <w:t xml:space="preserve">cvss_suggested</w:t>
+      </w:r>
+      <w:r>
+        <w:rPr>
+          <w:rFonts w:ascii="Lexend" w:hAnsi="Lexend"/>
+          <w:color w:val="222222"/>
+          <w:sz w:val="20"/>
+        </w:rPr>
+        <w:t xml:space="preserve">) from the defender-assigned official rating (</w:t>
+      </w:r>
+      <w:r>
+        <w:rPr>
+          <w:rFonts w:ascii="Consolas" w:hAnsi="Consolas"/>
+          <w:color w:val="9C4146"/>
+          <w:sz w:val="20"/>
+        </w:rPr>
+        <w:t xml:space="preserve">cvss_score</w:t>
+      </w:r>
+      <w:r>
+        <w:rPr>
+          <w:rFonts w:ascii="Lexend" w:hAnsi="Lexend"/>
+          <w:color w:val="222222"/>
+          <w:sz w:val="20"/>
+        </w:rPr>
+        <w:t xml:space="preserve">), recording assessor user ID and written justification.</w:t>
       </w:r>
     </w:p>
     <w:p xmlns:w="http://schemas.openxmlformats.org/wordprocessingml/2006/main">
@@ -5816,7 +5123,7 @@
           <w:color w:val="222222"/>
           <w:sz w:val="20"/>
         </w:rPr>
-        <w:t xml:space="preserve">: Confidential thread encrypted for both Hunter and Defender keys.</w:t>
+        <w:t xml:space="preserve">: Confidential thread encrypted for Submitter + Program Defenders + Org Recovery Key.</w:t>
       </w:r>
     </w:p>
     <w:p xmlns:w="http://schemas.openxmlformats.org/wordprocessingml/2006/main">
@@ -5847,7 +5154,7 @@
           <w:color w:val="222222"/>
           <w:sz w:val="20"/>
         </w:rPr>
-        <w:t xml:space="preserve">: Private discussion encrypted strictly for organization reviewer keys, inaccessible to researchers.</w:t>
+        <w:t xml:space="preserve">: Private discussion encrypted strictly for Program Defenders + Org Recovery Key, inaccessible to researchers.</w:t>
       </w:r>
     </w:p>
     <w:p xmlns:w="http://schemas.openxmlformats.org/wordprocessingml/2006/main">
@@ -5878,7 +5185,7 @@
           <w:color w:val="222222"/>
           <w:sz w:val="20"/>
         </w:rPr>
-        <w:t xml:space="preserve">: External notifications (email via Resend / webhooks) shall convey operational metadata only (</w:t>
+        <w:t xml:space="preserve">: External notifications (email via Resend/Postmark or Slack-compatible webhooks) shall convey operational metadata only (</w:t>
       </w:r>
       <w:r>
         <w:rPr>
@@ -5957,7 +5264,7 @@
           <w:color w:val="222222"/>
           <w:sz w:val="20"/>
         </w:rPr>
-        <w:t xml:space="preserve">: The system shall track SLA response targets based on severity (e.g., Critical: 48h initial triage, 14d fix; High: 72h triage, 30d fix), rendering countdown timers and sending automated reminder alerts when targets are approaching or breached.</w:t>
+        <w:t xml:space="preserve">: The system shall track SLA response targets based on severity (Critical: 48h initial triage, 14d fix; High: 72h triage, 30d fix), rendering countdown timers and sending automated reminder alerts via hourly scheduled checks.</w:t>
       </w:r>
     </w:p>
     <w:p xmlns:w="http://schemas.openxmlformats.org/wordprocessingml/2006/main">
@@ -6146,7 +5453,7 @@
           <w:color w:val="222222"/>
           <w:sz w:val="20"/>
         </w:rPr>
-        <w:t xml:space="preserve">) using an organization-provided GitHub token or GitHub App installation to verify that the referenced 40-character commit SHA exists, verify commit author, and confirm commit is present on the specified branch across public or private repositories.</w:t>
+        <w:t xml:space="preserve">) and the compare API to verify that the referenced 40-character commit SHA exists, verify commit author, and confirm commit is present on the specified branch across public or private repositories (with Personal Access Tokens encrypted at rest).</w:t>
       </w:r>
     </w:p>
     <w:p xmlns:w="http://schemas.openxmlformats.org/wordprocessingml/2006/main">
@@ -6650,7 +5957,21 @@
           <w:color w:val="222222"/>
           <w:sz w:val="20"/>
         </w:rPr>
-        <w:t xml:space="preserve">: If an empirical retest demonstrates that the vulnerability persists, the state transition shall record a </w:t>
+        <w:t xml:space="preserve">: Additional supported terminal states include:</w:t>
+      </w:r>
+    </w:p>
+    <w:p xmlns:w="http://schemas.openxmlformats.org/wordprocessingml/2006/main">
+      <w:pPr>
+        <w:spacing w:before="40" w:after="40"/>
+        <w:jc w:val="left"/>
+      </w:pPr>
+      <w:r>
+        <w:rPr>
+          <w:rFonts w:ascii="Lexend" w:hAnsi="Lexend"/>
+          <w:color w:val="222222"/>
+          <w:sz w:val="20"/>
+        </w:rPr>
+        <w:t xml:space="preserve">•  </w:t>
       </w:r>
       <w:r>
         <w:rPr>
@@ -6658,15 +5979,29 @@
           <w:color w:val="9C4146"/>
           <w:sz w:val="20"/>
         </w:rPr>
-        <w:t xml:space="preserve">RETEST_FAILED</w:t>
-      </w:r>
-      <w:r>
-        <w:rPr>
-          <w:rFonts w:ascii="Lexend" w:hAnsi="Lexend"/>
-          <w:color w:val="222222"/>
-          <w:sz w:val="20"/>
-        </w:rPr>
-        <w:t xml:space="preserve"> audit event and return to </w:t>
+        <w:t xml:space="preserve">RISK_ACCEPTED</w:t>
+      </w:r>
+      <w:r>
+        <w:rPr>
+          <w:rFonts w:ascii="Lexend" w:hAnsi="Lexend"/>
+          <w:color w:val="222222"/>
+          <w:sz w:val="20"/>
+        </w:rPr>
+        <w:t xml:space="preserve">: Formal organization acceptance of operational risk without code modification.</w:t>
+      </w:r>
+    </w:p>
+    <w:p xmlns:w="http://schemas.openxmlformats.org/wordprocessingml/2006/main">
+      <w:pPr>
+        <w:spacing w:before="40" w:after="40"/>
+        <w:jc w:val="left"/>
+      </w:pPr>
+      <w:r>
+        <w:rPr>
+          <w:rFonts w:ascii="Lexend" w:hAnsi="Lexend"/>
+          <w:color w:val="222222"/>
+          <w:sz w:val="20"/>
+        </w:rPr>
+        <w:t xml:space="preserve">•  </w:t>
       </w:r>
       <w:r>
         <w:rPr>
@@ -6674,46 +6009,15 @@
           <w:color w:val="9C4146"/>
           <w:sz w:val="20"/>
         </w:rPr>
-        <w:t xml:space="preserve">ACCEPTED</w:t>
-      </w:r>
-      <w:r>
-        <w:rPr>
-          <w:rFonts w:ascii="Lexend" w:hAnsi="Lexend"/>
-          <w:color w:val="222222"/>
-          <w:sz w:val="20"/>
-        </w:rPr>
-        <w:t xml:space="preserve">, retaining the failed retest evidence in the immutable audit log.</w:t>
-      </w:r>
-    </w:p>
-    <w:p xmlns:w="http://schemas.openxmlformats.org/wordprocessingml/2006/main">
-      <w:pPr>
-        <w:spacing w:before="40" w:after="40"/>
-        <w:jc w:val="left"/>
-      </w:pPr>
-      <w:r>
-        <w:rPr>
-          <w:rFonts w:ascii="Lexend" w:hAnsi="Lexend"/>
-          <w:color w:val="222222"/>
-          <w:sz w:val="20"/>
-        </w:rPr>
-        <w:t xml:space="preserve">•  </w:t>
-      </w:r>
-      <w:r>
-        <w:rPr>
-          <w:rFonts w:ascii="Lexend" w:hAnsi="Lexend"/>
-          <w:b/>
-          <w:color w:val="222222"/>
-          <w:sz w:val="20"/>
-        </w:rPr>
-        <w:t xml:space="preserve">FR-7.4 (P1, Core)</w:t>
-      </w:r>
-      <w:r>
-        <w:rPr>
-          <w:rFonts w:ascii="Lexend" w:hAnsi="Lexend"/>
-          <w:color w:val="222222"/>
-          <w:sz w:val="20"/>
-        </w:rPr>
-        <w:t xml:space="preserve">: Any closed state (</w:t>
+        <w:t xml:space="preserve">REJECTED_SPAM</w:t>
+      </w:r>
+      <w:r>
+        <w:rPr>
+          <w:rFonts w:ascii="Lexend" w:hAnsi="Lexend"/>
+          <w:color w:val="222222"/>
+          <w:sz w:val="20"/>
+        </w:rPr>
+        <w:t xml:space="preserve">: Direct closure of noise or automated scans from </w:t>
       </w:r>
       <w:r>
         <w:rPr>
@@ -6721,15 +6025,29 @@
           <w:color w:val="9C4146"/>
           <w:sz w:val="20"/>
         </w:rPr>
-        <w:t xml:space="preserve">VERIFIED_RESEARCHER</w:t>
-      </w:r>
-      <w:r>
-        <w:rPr>
-          <w:rFonts w:ascii="Lexend" w:hAnsi="Lexend"/>
-          <w:color w:val="222222"/>
-          <w:sz w:val="20"/>
-        </w:rPr>
-        <w:t xml:space="preserve">, </w:t>
+        <w:t xml:space="preserve">NEW</w:t>
+      </w:r>
+      <w:r>
+        <w:rPr>
+          <w:rFonts w:ascii="Lexend" w:hAnsi="Lexend"/>
+          <w:color w:val="222222"/>
+          <w:sz w:val="20"/>
+        </w:rPr>
+        <w:t xml:space="preserve">.</w:t>
+      </w:r>
+    </w:p>
+    <w:p xmlns:w="http://schemas.openxmlformats.org/wordprocessingml/2006/main">
+      <w:pPr>
+        <w:spacing w:before="40" w:after="40"/>
+        <w:jc w:val="left"/>
+      </w:pPr>
+      <w:r>
+        <w:rPr>
+          <w:rFonts w:ascii="Lexend" w:hAnsi="Lexend"/>
+          <w:color w:val="222222"/>
+          <w:sz w:val="20"/>
+        </w:rPr>
+        <w:t xml:space="preserve">•  </w:t>
       </w:r>
       <w:r>
         <w:rPr>
@@ -6737,15 +6055,29 @@
           <w:color w:val="9C4146"/>
           <w:sz w:val="20"/>
         </w:rPr>
-        <w:t xml:space="preserve">VERIFIED_INTERNAL</w:t>
-      </w:r>
-      <w:r>
-        <w:rPr>
-          <w:rFonts w:ascii="Lexend" w:hAnsi="Lexend"/>
-          <w:color w:val="222222"/>
-          <w:sz w:val="20"/>
-        </w:rPr>
-        <w:t xml:space="preserve">, </w:t>
+        <w:t xml:space="preserve">REJECTED_INVALID</w:t>
+      </w:r>
+      <w:r>
+        <w:rPr>
+          <w:rFonts w:ascii="Lexend" w:hAnsi="Lexend"/>
+          <w:color w:val="222222"/>
+          <w:sz w:val="20"/>
+        </w:rPr>
+        <w:t xml:space="preserve">: Validated as non-vulnerability or out of program scope.</w:t>
+      </w:r>
+    </w:p>
+    <w:p xmlns:w="http://schemas.openxmlformats.org/wordprocessingml/2006/main">
+      <w:pPr>
+        <w:spacing w:before="40" w:after="40"/>
+        <w:jc w:val="left"/>
+      </w:pPr>
+      <w:r>
+        <w:rPr>
+          <w:rFonts w:ascii="Lexend" w:hAnsi="Lexend"/>
+          <w:color w:val="222222"/>
+          <w:sz w:val="20"/>
+        </w:rPr>
+        <w:t xml:space="preserve">•  </w:t>
       </w:r>
       <w:r>
         <w:rPr>
@@ -6753,15 +6085,29 @@
           <w:color w:val="9C4146"/>
           <w:sz w:val="20"/>
         </w:rPr>
-        <w:t xml:space="preserve">CLOSED_UNVERIFIED_TIMEOUT</w:t>
-      </w:r>
-      <w:r>
-        <w:rPr>
-          <w:rFonts w:ascii="Lexend" w:hAnsi="Lexend"/>
-          <w:color w:val="222222"/>
-          <w:sz w:val="20"/>
-        </w:rPr>
-        <w:t xml:space="preserve">, </w:t>
+        <w:t xml:space="preserve">DUPLICATE</w:t>
+      </w:r>
+      <w:r>
+        <w:rPr>
+          <w:rFonts w:ascii="Lexend" w:hAnsi="Lexend"/>
+          <w:color w:val="222222"/>
+          <w:sz w:val="20"/>
+        </w:rPr>
+        <w:t xml:space="preserve">: Linked to an existing active or closed report.</w:t>
+      </w:r>
+    </w:p>
+    <w:p xmlns:w="http://schemas.openxmlformats.org/wordprocessingml/2006/main">
+      <w:pPr>
+        <w:spacing w:before="40" w:after="40"/>
+        <w:jc w:val="left"/>
+      </w:pPr>
+      <w:r>
+        <w:rPr>
+          <w:rFonts w:ascii="Lexend" w:hAnsi="Lexend"/>
+          <w:color w:val="222222"/>
+          <w:sz w:val="20"/>
+        </w:rPr>
+        <w:t xml:space="preserve">•  </w:t>
       </w:r>
       <w:r>
         <w:rPr>
@@ -6769,15 +6115,46 @@
           <w:color w:val="9C4146"/>
           <w:sz w:val="20"/>
         </w:rPr>
-        <w:t xml:space="preserve">REJECTED</w:t>
-      </w:r>
-      <w:r>
-        <w:rPr>
-          <w:rFonts w:ascii="Lexend" w:hAnsi="Lexend"/>
-          <w:color w:val="222222"/>
-          <w:sz w:val="20"/>
-        </w:rPr>
-        <w:t xml:space="preserve">, </w:t>
+        <w:t xml:space="preserve">WITHDRAWN</w:t>
+      </w:r>
+      <w:r>
+        <w:rPr>
+          <w:rFonts w:ascii="Lexend" w:hAnsi="Lexend"/>
+          <w:color w:val="222222"/>
+          <w:sz w:val="20"/>
+        </w:rPr>
+        <w:t xml:space="preserve">: Voluntarily retracted by the submitting researcher.</w:t>
+      </w:r>
+    </w:p>
+    <w:p xmlns:w="http://schemas.openxmlformats.org/wordprocessingml/2006/main">
+      <w:pPr>
+        <w:spacing w:before="40" w:after="40"/>
+        <w:jc w:val="left"/>
+      </w:pPr>
+      <w:r>
+        <w:rPr>
+          <w:rFonts w:ascii="Lexend" w:hAnsi="Lexend"/>
+          <w:color w:val="222222"/>
+          <w:sz w:val="20"/>
+        </w:rPr>
+        <w:t xml:space="preserve">•  </w:t>
+      </w:r>
+      <w:r>
+        <w:rPr>
+          <w:rFonts w:ascii="Lexend" w:hAnsi="Lexend"/>
+          <w:b/>
+          <w:color w:val="222222"/>
+          <w:sz w:val="20"/>
+        </w:rPr>
+        <w:t xml:space="preserve">FR-7.4 (P1, Core)</w:t>
+      </w:r>
+      <w:r>
+        <w:rPr>
+          <w:rFonts w:ascii="Lexend" w:hAnsi="Lexend"/>
+          <w:color w:val="222222"/>
+          <w:sz w:val="20"/>
+        </w:rPr>
+        <w:t xml:space="preserve">: If an empirical retest demonstrates that the vulnerability persists, the state transition shall record a </w:t>
       </w:r>
       <w:r>
         <w:rPr>
@@ -6785,15 +6162,15 @@
           <w:color w:val="9C4146"/>
           <w:sz w:val="20"/>
         </w:rPr>
-        <w:t xml:space="preserve">DUPLICATE</w:t>
-      </w:r>
-      <w:r>
-        <w:rPr>
-          <w:rFonts w:ascii="Lexend" w:hAnsi="Lexend"/>
-          <w:color w:val="222222"/>
-          <w:sz w:val="20"/>
-        </w:rPr>
-        <w:t xml:space="preserve">) may be reopened by </w:t>
+        <w:t xml:space="preserve">RETEST_FAILED</w:t>
+      </w:r>
+      <w:r>
+        <w:rPr>
+          <w:rFonts w:ascii="Lexend" w:hAnsi="Lexend"/>
+          <w:color w:val="222222"/>
+          <w:sz w:val="20"/>
+        </w:rPr>
+        <w:t xml:space="preserve"> audit event and return to </w:t>
       </w:r>
       <w:r>
         <w:rPr>
@@ -6801,15 +6178,46 @@
           <w:color w:val="9C4146"/>
           <w:sz w:val="20"/>
         </w:rPr>
-        <w:t xml:space="preserve">Defender</w:t>
-      </w:r>
-      <w:r>
-        <w:rPr>
-          <w:rFonts w:ascii="Lexend" w:hAnsi="Lexend"/>
-          <w:color w:val="222222"/>
-          <w:sz w:val="20"/>
-        </w:rPr>
-        <w:t xml:space="preserve"> or </w:t>
+        <w:t xml:space="preserve">ACCEPTED</w:t>
+      </w:r>
+      <w:r>
+        <w:rPr>
+          <w:rFonts w:ascii="Lexend" w:hAnsi="Lexend"/>
+          <w:color w:val="222222"/>
+          <w:sz w:val="20"/>
+        </w:rPr>
+        <w:t xml:space="preserve">, retaining the failed retest evidence in the immutable audit log.</w:t>
+      </w:r>
+    </w:p>
+    <w:p xmlns:w="http://schemas.openxmlformats.org/wordprocessingml/2006/main">
+      <w:pPr>
+        <w:spacing w:before="40" w:after="40"/>
+        <w:jc w:val="left"/>
+      </w:pPr>
+      <w:r>
+        <w:rPr>
+          <w:rFonts w:ascii="Lexend" w:hAnsi="Lexend"/>
+          <w:color w:val="222222"/>
+          <w:sz w:val="20"/>
+        </w:rPr>
+        <w:t xml:space="preserve">•  </w:t>
+      </w:r>
+      <w:r>
+        <w:rPr>
+          <w:rFonts w:ascii="Lexend" w:hAnsi="Lexend"/>
+          <w:b/>
+          <w:color w:val="222222"/>
+          <w:sz w:val="20"/>
+        </w:rPr>
+        <w:t xml:space="preserve">FR-7.5 (P1, Core)</w:t>
+      </w:r>
+      <w:r>
+        <w:rPr>
+          <w:rFonts w:ascii="Lexend" w:hAnsi="Lexend"/>
+          <w:color w:val="222222"/>
+          <w:sz w:val="20"/>
+        </w:rPr>
+        <w:t xml:space="preserve">: Reports in </w:t>
       </w:r>
       <w:r>
         <w:rPr>
@@ -6817,15 +6225,46 @@
           <w:color w:val="9C4146"/>
           <w:sz w:val="20"/>
         </w:rPr>
-        <w:t xml:space="preserve">Tenant Owner</w:t>
-      </w:r>
-      <w:r>
-        <w:rPr>
-          <w:rFonts w:ascii="Lexend" w:hAnsi="Lexend"/>
-          <w:color w:val="222222"/>
-          <w:sz w:val="20"/>
-        </w:rPr>
-        <w:t xml:space="preserve"> recording an immutable justification log, transitioning the report back to </w:t>
+        <w:t xml:space="preserve">NEED_MORE_INFO</w:t>
+      </w:r>
+      <w:r>
+        <w:rPr>
+          <w:rFonts w:ascii="Lexend" w:hAnsi="Lexend"/>
+          <w:color w:val="222222"/>
+          <w:sz w:val="20"/>
+        </w:rPr>
+        <w:t xml:space="preserve"> shall automatically transition to closed after 14 days of researcher inactivity.</w:t>
+      </w:r>
+    </w:p>
+    <w:p xmlns:w="http://schemas.openxmlformats.org/wordprocessingml/2006/main">
+      <w:pPr>
+        <w:spacing w:before="40" w:after="40"/>
+        <w:jc w:val="left"/>
+      </w:pPr>
+      <w:r>
+        <w:rPr>
+          <w:rFonts w:ascii="Lexend" w:hAnsi="Lexend"/>
+          <w:color w:val="222222"/>
+          <w:sz w:val="20"/>
+        </w:rPr>
+        <w:t xml:space="preserve">•  </w:t>
+      </w:r>
+      <w:r>
+        <w:rPr>
+          <w:rFonts w:ascii="Lexend" w:hAnsi="Lexend"/>
+          <w:b/>
+          <w:color w:val="222222"/>
+          <w:sz w:val="20"/>
+        </w:rPr>
+        <w:t xml:space="preserve">FR-7.6 (P1, Core)</w:t>
+      </w:r>
+      <w:r>
+        <w:rPr>
+          <w:rFonts w:ascii="Lexend" w:hAnsi="Lexend"/>
+          <w:color w:val="222222"/>
+          <w:sz w:val="20"/>
+        </w:rPr>
+        <w:t xml:space="preserve">: Any closed state may be reopened by </w:t>
       </w:r>
       <w:r>
         <w:rPr>
@@ -6833,6 +6272,38 @@
           <w:color w:val="9C4146"/>
           <w:sz w:val="20"/>
         </w:rPr>
+        <w:t xml:space="preserve">Defender</w:t>
+      </w:r>
+      <w:r>
+        <w:rPr>
+          <w:rFonts w:ascii="Lexend" w:hAnsi="Lexend"/>
+          <w:color w:val="222222"/>
+          <w:sz w:val="20"/>
+        </w:rPr>
+        <w:t xml:space="preserve"> or </w:t>
+      </w:r>
+      <w:r>
+        <w:rPr>
+          <w:rFonts w:ascii="Consolas" w:hAnsi="Consolas"/>
+          <w:color w:val="9C4146"/>
+          <w:sz w:val="20"/>
+        </w:rPr>
+        <w:t xml:space="preserve">Tenant Owner</w:t>
+      </w:r>
+      <w:r>
+        <w:rPr>
+          <w:rFonts w:ascii="Lexend" w:hAnsi="Lexend"/>
+          <w:color w:val="222222"/>
+          <w:sz w:val="20"/>
+        </w:rPr>
+        <w:t xml:space="preserve"> recording an immutable justification log, transitioning the report back to </w:t>
+      </w:r>
+      <w:r>
+        <w:rPr>
+          <w:rFonts w:ascii="Consolas" w:hAnsi="Consolas"/>
+          <w:color w:val="9C4146"/>
+          <w:sz w:val="20"/>
+        </w:rPr>
         <w:t xml:space="preserve">TRIAGING</w:t>
       </w:r>
       <w:r>
@@ -6864,15 +6335,15 @@
           <w:color w:val="222222"/>
           <w:sz w:val="20"/>
         </w:rPr>
-        <w:t xml:space="preserve">FR-7.5 (P2, Commercial)</w:t>
-      </w:r>
-      <w:r>
-        <w:rPr>
-          <w:rFonts w:ascii="Lexend" w:hAnsi="Lexend"/>
-          <w:color w:val="222222"/>
-          <w:sz w:val="20"/>
-        </w:rPr>
-        <w:t xml:space="preserve">: The platform shall generate exportable Redacted Closure Evidence summaries (PDF and JSON/HTML formats) capturing the operational label, report lifecycle timestamps, verified commit SHA/branch, deployment environment, retest attestations, and closing officer identity, suitable for sharing with enterprise clients and security auditors without disclosing raw exploit instructions.</w:t>
+        <w:t xml:space="preserve">FR-7.7 (P2, Commercial)</w:t>
+      </w:r>
+      <w:r>
+        <w:rPr>
+          <w:rFonts w:ascii="Lexend" w:hAnsi="Lexend"/>
+          <w:color w:val="222222"/>
+          <w:sz w:val="20"/>
+        </w:rPr>
+        <w:t xml:space="preserve">: The platform shall generate exportable Redacted Closure Evidence summaries (PDF and JSON formats) capturing the operational label, report lifecycle timestamps, verified commit SHA/branch, deployment environment, retest attestations, and closing officer identity, suitable for sharing with enterprise clients and security auditors without disclosing raw exploit instructions. Included in the $49/mo Team plan.</w:t>
       </w:r>
     </w:p>
     <w:p xmlns:w="http://schemas.openxmlformats.org/wordprocessingml/2006/main">
@@ -6998,7 +6469,7 @@
           <w:color w:val="222222"/>
           <w:sz w:val="20"/>
         </w:rPr>
-        <w:t xml:space="preserve">: PostgreSQL Row-Level Security (RLS) policies shall be enforced on all tenant tables, setting the tenant context dynamically per connection via </w:t>
+        <w:t xml:space="preserve">: PostgreSQL Row-Level Security (RLS) policies shall be enforced on all tenant tables, setting tenant context dynamically within interactive transactions via </w:t>
       </w:r>
       <w:r>
         <w:rPr>
@@ -7045,7 +6516,7 @@
           <w:color w:val="222222"/>
           <w:sz w:val="20"/>
         </w:rPr>
-        <w:t xml:space="preserve">: Public report submission endpoints shall enforce token-bucket rate limiting (5 submissions / hour / IP) to mitigate denial-of-service and scanner dumps.</w:t>
+        <w:t xml:space="preserve">: Public report submission endpoints shall enforce shared store rate limiting (PostgreSQL / Upstash) and Cloudflare Turnstile CAPTCHA (5 submissions / hour / IP).</w:t>
       </w:r>
     </w:p>
     <w:p xmlns:w="http://schemas.openxmlformats.org/wordprocessingml/2006/main">
@@ -7076,7 +6547,7 @@
           <w:color w:val="222222"/>
           <w:sz w:val="20"/>
         </w:rPr>
-        <w:t xml:space="preserve">: The system shall enforce a storage quota of 50 MB database volume and 2 GB Cloudflare R2 object volume per tenant organization. The platform shall issue an administrative warning at 90% usage, and strictly reject new allocations with HTTP </w:t>
+        <w:t xml:space="preserve">: Direct-to-R2 presigned upload routes shall validate storage quotas (2 GB demo, 10 GB Team) at URL issuance time. The system shall display administrative warnings when usage reaches 90% of configured quota, strictly reject new allocations with HTTP </w:t>
       </w:r>
       <w:r>
         <w:rPr>
@@ -7092,7 +6563,7 @@
           <w:color w:val="222222"/>
           <w:sz w:val="20"/>
         </w:rPr>
-        <w:t xml:space="preserve"> if projected usage exceeds 100%.</w:t>
+        <w:t xml:space="preserve"> if projected usage exceeds 100%, and run an automated orphan cleanup job.</w:t>
       </w:r>
     </w:p>
     <w:p xmlns:w="http://schemas.openxmlformats.org/wordprocessingml/2006/main">
@@ -7123,7 +6594,7 @@
           <w:color w:val="222222"/>
           <w:sz w:val="20"/>
         </w:rPr>
-        <w:t xml:space="preserve">: The audit ledger shall enforce append-only constraints: database permissions on </w:t>
+        <w:t xml:space="preserve">: The audit ledger shall enforce append-only constraints with a SHA-256 </w:t>
       </w:r>
       <w:r>
         <w:rPr>
@@ -7131,15 +6602,15 @@
           <w:color w:val="9C4146"/>
           <w:sz w:val="20"/>
         </w:rPr>
-        <w:t xml:space="preserve">audit_events</w:t>
-      </w:r>
-      <w:r>
-        <w:rPr>
-          <w:rFonts w:ascii="Lexend" w:hAnsi="Lexend"/>
-          <w:color w:val="222222"/>
-          <w:sz w:val="20"/>
-        </w:rPr>
-        <w:t xml:space="preserve"> shall grant </w:t>
+        <w:t xml:space="preserve">prev_hash</w:t>
+      </w:r>
+      <w:r>
+        <w:rPr>
+          <w:rFonts w:ascii="Lexend" w:hAnsi="Lexend"/>
+          <w:color w:val="222222"/>
+          <w:sz w:val="20"/>
+        </w:rPr>
+        <w:t xml:space="preserve"> chain: database permissions on </w:t>
       </w:r>
       <w:r>
         <w:rPr>
@@ -7147,15 +6618,15 @@
           <w:color w:val="9C4146"/>
           <w:sz w:val="20"/>
         </w:rPr>
-        <w:t xml:space="preserve">INSERT</w:t>
-      </w:r>
-      <w:r>
-        <w:rPr>
-          <w:rFonts w:ascii="Lexend" w:hAnsi="Lexend"/>
-          <w:color w:val="222222"/>
-          <w:sz w:val="20"/>
-        </w:rPr>
-        <w:t xml:space="preserve"> and </w:t>
+        <w:t xml:space="preserve">audit_events</w:t>
+      </w:r>
+      <w:r>
+        <w:rPr>
+          <w:rFonts w:ascii="Lexend" w:hAnsi="Lexend"/>
+          <w:color w:val="222222"/>
+          <w:sz w:val="20"/>
+        </w:rPr>
+        <w:t xml:space="preserve"> shall grant </w:t>
       </w:r>
       <w:r>
         <w:rPr>
@@ -7163,15 +6634,15 @@
           <w:color w:val="9C4146"/>
           <w:sz w:val="20"/>
         </w:rPr>
-        <w:t xml:space="preserve">SELECT</w:t>
-      </w:r>
-      <w:r>
-        <w:rPr>
-          <w:rFonts w:ascii="Lexend" w:hAnsi="Lexend"/>
-          <w:color w:val="222222"/>
-          <w:sz w:val="20"/>
-        </w:rPr>
-        <w:t xml:space="preserve"> operations only, preventing </w:t>
+        <w:t xml:space="preserve">INSERT</w:t>
+      </w:r>
+      <w:r>
+        <w:rPr>
+          <w:rFonts w:ascii="Lexend" w:hAnsi="Lexend"/>
+          <w:color w:val="222222"/>
+          <w:sz w:val="20"/>
+        </w:rPr>
+        <w:t xml:space="preserve"> and </w:t>
       </w:r>
       <w:r>
         <w:rPr>
@@ -7179,15 +6650,15 @@
           <w:color w:val="9C4146"/>
           <w:sz w:val="20"/>
         </w:rPr>
-        <w:t xml:space="preserve">UPDATE</w:t>
-      </w:r>
-      <w:r>
-        <w:rPr>
-          <w:rFonts w:ascii="Lexend" w:hAnsi="Lexend"/>
-          <w:color w:val="222222"/>
-          <w:sz w:val="20"/>
-        </w:rPr>
-        <w:t xml:space="preserve"> and </w:t>
+        <w:t xml:space="preserve">SELECT</w:t>
+      </w:r>
+      <w:r>
+        <w:rPr>
+          <w:rFonts w:ascii="Lexend" w:hAnsi="Lexend"/>
+          <w:color w:val="222222"/>
+          <w:sz w:val="20"/>
+        </w:rPr>
+        <w:t xml:space="preserve"> operations only, preventing </w:t>
       </w:r>
       <w:r>
         <w:rPr>
@@ -7195,6 +6666,22 @@
           <w:color w:val="9C4146"/>
           <w:sz w:val="20"/>
         </w:rPr>
+        <w:t xml:space="preserve">UPDATE</w:t>
+      </w:r>
+      <w:r>
+        <w:rPr>
+          <w:rFonts w:ascii="Lexend" w:hAnsi="Lexend"/>
+          <w:color w:val="222222"/>
+          <w:sz w:val="20"/>
+        </w:rPr>
+        <w:t xml:space="preserve"> and </w:t>
+      </w:r>
+      <w:r>
+        <w:rPr>
+          <w:rFonts w:ascii="Consolas" w:hAnsi="Consolas"/>
+          <w:color w:val="9C4146"/>
+          <w:sz w:val="20"/>
+        </w:rPr>
         <w:t xml:space="preserve">DELETE</w:t>
       </w:r>
       <w:r>
@@ -7204,6 +6691,68 @@
           <w:sz w:val="20"/>
         </w:rPr>
         <w:t xml:space="preserve"> actions by any application role.</w:t>
+      </w:r>
+    </w:p>
+    <w:p xmlns:w="http://schemas.openxmlformats.org/wordprocessingml/2006/main">
+      <w:pPr>
+        <w:spacing w:before="40" w:after="40"/>
+        <w:jc w:val="left"/>
+      </w:pPr>
+      <w:r>
+        <w:rPr>
+          <w:rFonts w:ascii="Lexend" w:hAnsi="Lexend"/>
+          <w:color w:val="222222"/>
+          <w:sz w:val="20"/>
+        </w:rPr>
+        <w:t xml:space="preserve">•  </w:t>
+      </w:r>
+      <w:r>
+        <w:rPr>
+          <w:rFonts w:ascii="Lexend" w:hAnsi="Lexend"/>
+          <w:b/>
+          <w:color w:val="222222"/>
+          <w:sz w:val="20"/>
+        </w:rPr>
+        <w:t xml:space="preserve">FR-8.6 (P2, Commercial)</w:t>
+      </w:r>
+      <w:r>
+        <w:rPr>
+          <w:rFonts w:ascii="Lexend" w:hAnsi="Lexend"/>
+          <w:color w:val="222222"/>
+          <w:sz w:val="20"/>
+        </w:rPr>
+        <w:t xml:space="preserve">: The platform shall integrate with Lemon Squeezy as Merchant of Record to handle subscription billing ($49/mo Team and free Community tier), global sales tax and VAT remittance, webhook subscription synchronization, and direct bank payouts to Pakistani accounts.</w:t>
+      </w:r>
+    </w:p>
+    <w:p xmlns:w="http://schemas.openxmlformats.org/wordprocessingml/2006/main">
+      <w:pPr>
+        <w:spacing w:before="40" w:after="40"/>
+        <w:jc w:val="left"/>
+      </w:pPr>
+      <w:r>
+        <w:rPr>
+          <w:rFonts w:ascii="Lexend" w:hAnsi="Lexend"/>
+          <w:color w:val="222222"/>
+          <w:sz w:val="20"/>
+        </w:rPr>
+        <w:t xml:space="preserve">•  </w:t>
+      </w:r>
+      <w:r>
+        <w:rPr>
+          <w:rFonts w:ascii="Lexend" w:hAnsi="Lexend"/>
+          <w:b/>
+          <w:color w:val="222222"/>
+          <w:sz w:val="20"/>
+        </w:rPr>
+        <w:t xml:space="preserve">FR-8.7 (P2, Commercial)</w:t>
+      </w:r>
+      <w:r>
+        <w:rPr>
+          <w:rFonts w:ascii="Lexend" w:hAnsi="Lexend"/>
+          <w:color w:val="222222"/>
+          <w:sz w:val="20"/>
+        </w:rPr>
+        <w:t xml:space="preserve">: The platform shall maintain an automated disaster recovery drill script for PostgreSQL and Cloudflare R2 backup restoration in an isolated sandbox, alongside a privileged GDPR tenant hard-deletion purge script.</w:t>
       </w:r>
     </w:p>
     <w:p xmlns:w="http://schemas.openxmlformats.org/wordprocessingml/2006/main">
@@ -7281,7 +6830,7 @@
           <w:color w:val="222222"/>
           <w:sz w:val="20"/>
         </w:rPr>
-        <w:t xml:space="preserve">: GitLab REST API integration, Enterprise SAML 2.0 / SCIM SSO, FIRST.org CVSS 4.0 MacroVectors, and Stripe Connect real-money settlement.</w:t>
+        <w:t xml:space="preserve">: GitLab REST API integration, Enterprise SAML 2.0 / SCIM SSO, FIRST.org CVSS 4.0 MacroVectors, custom PDF branding, and Stripe Connect real-money settlement.</w:t>
       </w:r>
     </w:p>
     <w:p xmlns:w="http://schemas.openxmlformats.org/wordprocessingml/2006/main">
@@ -7376,83 +6925,7 @@
           <w:color w:val="222222"/>
           <w:sz w:val="20"/>
         </w:rPr>
-        <w:t xml:space="preserve">).</w:t>
-      </w:r>
-    </w:p>
-    <w:p xmlns:w="http://schemas.openxmlformats.org/wordprocessingml/2006/main">
-      <w:pPr>
-        <w:spacing w:before="40" w:after="40"/>
-        <w:jc w:val="left"/>
-      </w:pPr>
-      <w:r>
-        <w:rPr>
-          <w:rFonts w:ascii="Lexend" w:hAnsi="Lexend"/>
-          <w:color w:val="222222"/>
-          <w:sz w:val="20"/>
-        </w:rPr>
-        <w:t xml:space="preserve">•  </w:t>
-      </w:r>
-      <w:r>
-        <w:rPr>
-          <w:rFonts w:ascii="Lexend" w:hAnsi="Lexend"/>
-          <w:b/>
-          <w:color w:val="222222"/>
-          <w:sz w:val="20"/>
-        </w:rPr>
-        <w:t xml:space="preserve">Preconditions</w:t>
-      </w:r>
-      <w:r>
-        <w:rPr>
-          <w:rFonts w:ascii="Lexend" w:hAnsi="Lexend"/>
-          <w:color w:val="222222"/>
-          <w:sz w:val="20"/>
-        </w:rPr>
-        <w:t xml:space="preserve">: Researcher is authenticated and on the organization's public program page.</w:t>
-      </w:r>
-    </w:p>
-    <w:p xmlns:w="http://schemas.openxmlformats.org/wordprocessingml/2006/main">
-      <w:pPr>
-        <w:spacing w:before="40" w:after="40"/>
-        <w:jc w:val="left"/>
-      </w:pPr>
-      <w:r>
-        <w:rPr>
-          <w:rFonts w:ascii="Lexend" w:hAnsi="Lexend"/>
-          <w:color w:val="222222"/>
-          <w:sz w:val="20"/>
-        </w:rPr>
-        <w:t xml:space="preserve">•  </w:t>
-      </w:r>
-      <w:r>
-        <w:rPr>
-          <w:rFonts w:ascii="Lexend" w:hAnsi="Lexend"/>
-          <w:b/>
-          <w:color w:val="222222"/>
-          <w:sz w:val="20"/>
-        </w:rPr>
-        <w:t xml:space="preserve">Main Success Scenario</w:t>
-      </w:r>
-      <w:r>
-        <w:rPr>
-          <w:rFonts w:ascii="Lexend" w:hAnsi="Lexend"/>
-          <w:color w:val="222222"/>
-          <w:sz w:val="20"/>
-        </w:rPr>
-        <w:t xml:space="preserve">:</w:t>
-      </w:r>
-    </w:p>
-    <w:p xmlns:w="http://schemas.openxmlformats.org/wordprocessingml/2006/main">
-      <w:pPr>
-        <w:spacing w:before="40" w:after="40"/>
-        <w:jc w:val="left"/>
-      </w:pPr>
-      <w:r>
-        <w:rPr>
-          <w:rFonts w:ascii="Lexend" w:hAnsi="Lexend"/>
-          <w:color w:val="222222"/>
-          <w:sz w:val="20"/>
-        </w:rPr>
-        <w:t xml:space="preserve">1. Researcher selects in-scope target asset, selects a neutral operational category label (</w:t>
+        <w:t xml:space="preserve"> or </w:t>
       </w:r>
       <w:r>
         <w:rPr>
@@ -7460,15 +6933,15 @@
           <w:color w:val="9C4146"/>
           <w:sz w:val="20"/>
         </w:rPr>
-        <w:t xml:space="preserve">operational_label</w:t>
-      </w:r>
-      <w:r>
-        <w:rPr>
-          <w:rFonts w:ascii="Lexend" w:hAnsi="Lexend"/>
-          <w:color w:val="222222"/>
-          <w:sz w:val="20"/>
-        </w:rPr>
-        <w:t xml:space="preserve"> enum), and enters specific vulnerability title.</w:t>
+        <w:t xml:space="preserve">Guest Hunter</w:t>
+      </w:r>
+      <w:r>
+        <w:rPr>
+          <w:rFonts w:ascii="Lexend" w:hAnsi="Lexend"/>
+          <w:color w:val="222222"/>
+          <w:sz w:val="20"/>
+        </w:rPr>
+        <w:t xml:space="preserve">).</w:t>
       </w:r>
     </w:p>
     <w:p xmlns:w="http://schemas.openxmlformats.org/wordprocessingml/2006/main">
@@ -7482,7 +6955,24 @@
           <w:color w:val="222222"/>
           <w:sz w:val="20"/>
         </w:rPr>
-        <w:t xml:space="preserve">2. Researcher inputs sensitive vulnerability description, reproduction steps, and optional PoC attachment.</w:t>
+        <w:t xml:space="preserve">•  </w:t>
+      </w:r>
+      <w:r>
+        <w:rPr>
+          <w:rFonts w:ascii="Lexend" w:hAnsi="Lexend"/>
+          <w:b/>
+          <w:color w:val="222222"/>
+          <w:sz w:val="20"/>
+        </w:rPr>
+        <w:t xml:space="preserve">Preconditions</w:t>
+      </w:r>
+      <w:r>
+        <w:rPr>
+          <w:rFonts w:ascii="Lexend" w:hAnsi="Lexend"/>
+          <w:color w:val="222222"/>
+          <w:sz w:val="20"/>
+        </w:rPr>
+        <w:t xml:space="preserve">: Researcher is on the organization's public program page.</w:t>
       </w:r>
     </w:p>
     <w:p xmlns:w="http://schemas.openxmlformats.org/wordprocessingml/2006/main">
@@ -7496,7 +6986,24 @@
           <w:color w:val="222222"/>
           <w:sz w:val="20"/>
         </w:rPr>
-        <w:t xml:space="preserve">3. Client browser fetches the organization's active public encryption subkey.</w:t>
+        <w:t xml:space="preserve">•  </w:t>
+      </w:r>
+      <w:r>
+        <w:rPr>
+          <w:rFonts w:ascii="Lexend" w:hAnsi="Lexend"/>
+          <w:b/>
+          <w:color w:val="222222"/>
+          <w:sz w:val="20"/>
+        </w:rPr>
+        <w:t xml:space="preserve">Main Success Scenario</w:t>
+      </w:r>
+      <w:r>
+        <w:rPr>
+          <w:rFonts w:ascii="Lexend" w:hAnsi="Lexend"/>
+          <w:color w:val="222222"/>
+          <w:sz w:val="20"/>
+        </w:rPr>
+        <w:t xml:space="preserve">:</w:t>
       </w:r>
     </w:p>
     <w:p xmlns:w="http://schemas.openxmlformats.org/wordprocessingml/2006/main">
@@ -7510,7 +7017,7 @@
           <w:color w:val="222222"/>
           <w:sz w:val="20"/>
         </w:rPr>
-        <w:t xml:space="preserve">4. Client browser generates an ephemeral AES-256 session key, encrypts title (</w:t>
+        <w:t xml:space="preserve">1. Researcher selects in-scope target asset, selects a neutral operational category label (</w:t>
       </w:r>
       <w:r>
         <w:rPr>
@@ -7518,15 +7025,15 @@
           <w:color w:val="9C4146"/>
           <w:sz w:val="20"/>
         </w:rPr>
-        <w:t xml:space="preserve">title_ciphertext</w:t>
-      </w:r>
-      <w:r>
-        <w:rPr>
-          <w:rFonts w:ascii="Lexend" w:hAnsi="Lexend"/>
-          <w:color w:val="222222"/>
-          <w:sz w:val="20"/>
-        </w:rPr>
-        <w:t xml:space="preserve">), description, and PoC, and encrypts the session key with both the organization's subkey and the researcher's public key.</w:t>
+        <w:t xml:space="preserve">operational_label</w:t>
+      </w:r>
+      <w:r>
+        <w:rPr>
+          <w:rFonts w:ascii="Lexend" w:hAnsi="Lexend"/>
+          <w:color w:val="222222"/>
+          <w:sz w:val="20"/>
+        </w:rPr>
+        <w:t xml:space="preserve"> enum), and enters specific vulnerability title.</w:t>
       </w:r>
     </w:p>
     <w:p xmlns:w="http://schemas.openxmlformats.org/wordprocessingml/2006/main">
@@ -7540,7 +7047,7 @@
           <w:color w:val="222222"/>
           <w:sz w:val="20"/>
         </w:rPr>
-        <w:t xml:space="preserve">5. Browser dispatches HTTP POST request with neutral operational metadata and OpenPGP ciphertext payload.</w:t>
+        <w:t xml:space="preserve">2. Researcher inputs sensitive vulnerability description, reproduction steps, and optional PoC attachment.</w:t>
       </w:r>
     </w:p>
     <w:p xmlns:w="http://schemas.openxmlformats.org/wordprocessingml/2006/main">
@@ -7554,7 +7061,7 @@
           <w:color w:val="222222"/>
           <w:sz w:val="20"/>
         </w:rPr>
-        <w:t xml:space="preserve">6. Backend validates rate limits, confirms tenant asset scope, and persists ciphertext in PostgreSQL.</w:t>
+        <w:t xml:space="preserve">3. Client browser generates an ephemeral Curve25519 keypair in memory (&lt;40ms).</w:t>
       </w:r>
     </w:p>
     <w:p xmlns:w="http://schemas.openxmlformats.org/wordprocessingml/2006/main">
@@ -7568,7 +7075,21 @@
           <w:color w:val="222222"/>
           <w:sz w:val="20"/>
         </w:rPr>
-        <w:t xml:space="preserve">7. System returns Report Reference ID (</w:t>
+        <w:t xml:space="preserve">4. Client browser fetches the organization's active public defender encryption subkeys and the offline master recovery key.</w:t>
+      </w:r>
+    </w:p>
+    <w:p xmlns:w="http://schemas.openxmlformats.org/wordprocessingml/2006/main">
+      <w:pPr>
+        <w:spacing w:before="40" w:after="40"/>
+        <w:jc w:val="left"/>
+      </w:pPr>
+      <w:r>
+        <w:rPr>
+          <w:rFonts w:ascii="Lexend" w:hAnsi="Lexend"/>
+          <w:color w:val="222222"/>
+          <w:sz w:val="20"/>
+        </w:rPr>
+        <w:t xml:space="preserve">5. Client browser generates an ephemeral AES-256 session key, encrypts title (</w:t>
       </w:r>
       <w:r>
         <w:rPr>
@@ -7576,15 +7097,29 @@
           <w:color w:val="9C4146"/>
           <w:sz w:val="20"/>
         </w:rPr>
-        <w:t xml:space="preserve">#BBT-xxx</w:t>
-      </w:r>
-      <w:r>
-        <w:rPr>
-          <w:rFonts w:ascii="Lexend" w:hAnsi="Lexend"/>
-          <w:color w:val="222222"/>
-          <w:sz w:val="20"/>
-        </w:rPr>
-        <w:t xml:space="preserve">) in state </w:t>
+        <w:t xml:space="preserve">title_ciphertext</w:t>
+      </w:r>
+      <w:r>
+        <w:rPr>
+          <w:rFonts w:ascii="Lexend" w:hAnsi="Lexend"/>
+          <w:color w:val="222222"/>
+          <w:sz w:val="20"/>
+        </w:rPr>
+        <w:t xml:space="preserve">), description, and PoC, and encrypts the session key with the organization's subkeys, recovery key, and ephemeral report key.</w:t>
+      </w:r>
+    </w:p>
+    <w:p xmlns:w="http://schemas.openxmlformats.org/wordprocessingml/2006/main">
+      <w:pPr>
+        <w:spacing w:before="40" w:after="40"/>
+        <w:jc w:val="left"/>
+      </w:pPr>
+      <w:r>
+        <w:rPr>
+          <w:rFonts w:ascii="Lexend" w:hAnsi="Lexend"/>
+          <w:color w:val="222222"/>
+          <w:sz w:val="20"/>
+        </w:rPr>
+        <w:t xml:space="preserve">6. If attachment is present: Browser requests presigned URL from </w:t>
       </w:r>
       <w:r>
         <w:rPr>
@@ -7592,15 +7127,15 @@
           <w:color w:val="9C4146"/>
           <w:sz w:val="20"/>
         </w:rPr>
-        <w:t xml:space="preserve">NEW</w:t>
-      </w:r>
-      <w:r>
-        <w:rPr>
-          <w:rFonts w:ascii="Lexend" w:hAnsi="Lexend"/>
-          <w:color w:val="222222"/>
-          <w:sz w:val="20"/>
-        </w:rPr>
-        <w:t xml:space="preserve">.</w:t>
+        <w:t xml:space="preserve">/api/uploads/presign</w:t>
+      </w:r>
+      <w:r>
+        <w:rPr>
+          <w:rFonts w:ascii="Lexend" w:hAnsi="Lexend"/>
+          <w:color w:val="222222"/>
+          <w:sz w:val="20"/>
+        </w:rPr>
+        <w:t xml:space="preserve"> and streams encrypted ciphertext directly to Cloudflare R2.</w:t>
       </w:r>
     </w:p>
     <w:p xmlns:w="http://schemas.openxmlformats.org/wordprocessingml/2006/main">
@@ -7614,24 +7149,7 @@
           <w:color w:val="222222"/>
           <w:sz w:val="20"/>
         </w:rPr>
-        <w:t xml:space="preserve">•  </w:t>
-      </w:r>
-      <w:r>
-        <w:rPr>
-          <w:rFonts w:ascii="Lexend" w:hAnsi="Lexend"/>
-          <w:b/>
-          <w:color w:val="222222"/>
-          <w:sz w:val="20"/>
-        </w:rPr>
-        <w:t xml:space="preserve">Extensions</w:t>
-      </w:r>
-      <w:r>
-        <w:rPr>
-          <w:rFonts w:ascii="Lexend" w:hAnsi="Lexend"/>
-          <w:color w:val="222222"/>
-          <w:sz w:val="20"/>
-        </w:rPr>
-        <w:t xml:space="preserve">:</w:t>
+        <w:t xml:space="preserve">7. Browser dispatches HTTP POST request with neutral operational metadata, OpenPGP ciphertext payload, and attachment R2 references.</w:t>
       </w:r>
     </w:p>
     <w:p xmlns:w="http://schemas.openxmlformats.org/wordprocessingml/2006/main">
@@ -7645,24 +7163,7 @@
           <w:color w:val="222222"/>
           <w:sz w:val="20"/>
         </w:rPr>
-        <w:t xml:space="preserve">•  </w:t>
-      </w:r>
-      <w:r>
-        <w:rPr>
-          <w:rFonts w:ascii="Lexend" w:hAnsi="Lexend"/>
-          <w:i/>
-          <w:color w:val="222222"/>
-          <w:sz w:val="20"/>
-        </w:rPr>
-        <w:t xml:space="preserve">3a. Organization public key missing or invalid</w:t>
-      </w:r>
-      <w:r>
-        <w:rPr>
-          <w:rFonts w:ascii="Lexend" w:hAnsi="Lexend"/>
-          <w:color w:val="222222"/>
-          <w:sz w:val="20"/>
-        </w:rPr>
-        <w:t xml:space="preserve">: Browser displays error; submission blocked.</w:t>
+        <w:t xml:space="preserve">8. Backend validates Turnstile CAPTCHA, tenant asset scope, and persists ciphertext in PostgreSQL.</w:t>
       </w:r>
     </w:p>
     <w:p xmlns:w="http://schemas.openxmlformats.org/wordprocessingml/2006/main">
@@ -7676,24 +7177,7 @@
           <w:color w:val="222222"/>
           <w:sz w:val="20"/>
         </w:rPr>
-        <w:t xml:space="preserve">•  </w:t>
-      </w:r>
-      <w:r>
-        <w:rPr>
-          <w:rFonts w:ascii="Lexend" w:hAnsi="Lexend"/>
-          <w:i/>
-          <w:color w:val="222222"/>
-          <w:sz w:val="20"/>
-        </w:rPr>
-        <w:t xml:space="preserve">6a. Rate limit exceeded</w:t>
-      </w:r>
-      <w:r>
-        <w:rPr>
-          <w:rFonts w:ascii="Lexend" w:hAnsi="Lexend"/>
-          <w:color w:val="222222"/>
-          <w:sz w:val="20"/>
-        </w:rPr>
-        <w:t xml:space="preserve">: Backend returns </w:t>
+        <w:t xml:space="preserve">9. System issues an opaque secret tracking URL (</w:t>
       </w:r>
       <w:r>
         <w:rPr>
@@ -7701,6 +7185,131 @@
           <w:color w:val="9C4146"/>
           <w:sz w:val="20"/>
         </w:rPr>
+        <w:t xml:space="preserve">/report/track/BBT-RPT-XXXX?token=&lt;secret&gt;</w:t>
+      </w:r>
+      <w:r>
+        <w:rPr>
+          <w:rFonts w:ascii="Lexend" w:hAnsi="Lexend"/>
+          <w:color w:val="222222"/>
+          <w:sz w:val="20"/>
+        </w:rPr>
+        <w:t xml:space="preserve">), displays a bookmark prompt, and sets state to </w:t>
+      </w:r>
+      <w:r>
+        <w:rPr>
+          <w:rFonts w:ascii="Consolas" w:hAnsi="Consolas"/>
+          <w:color w:val="9C4146"/>
+          <w:sz w:val="20"/>
+        </w:rPr>
+        <w:t xml:space="preserve">NEW</w:t>
+      </w:r>
+      <w:r>
+        <w:rPr>
+          <w:rFonts w:ascii="Lexend" w:hAnsi="Lexend"/>
+          <w:color w:val="222222"/>
+          <w:sz w:val="20"/>
+        </w:rPr>
+        <w:t xml:space="preserve">.</w:t>
+      </w:r>
+    </w:p>
+    <w:p xmlns:w="http://schemas.openxmlformats.org/wordprocessingml/2006/main">
+      <w:pPr>
+        <w:spacing w:before="40" w:after="40"/>
+        <w:jc w:val="left"/>
+      </w:pPr>
+      <w:r>
+        <w:rPr>
+          <w:rFonts w:ascii="Lexend" w:hAnsi="Lexend"/>
+          <w:color w:val="222222"/>
+          <w:sz w:val="20"/>
+        </w:rPr>
+        <w:t xml:space="preserve">•  </w:t>
+      </w:r>
+      <w:r>
+        <w:rPr>
+          <w:rFonts w:ascii="Lexend" w:hAnsi="Lexend"/>
+          <w:b/>
+          <w:color w:val="222222"/>
+          <w:sz w:val="20"/>
+        </w:rPr>
+        <w:t xml:space="preserve">Extensions</w:t>
+      </w:r>
+      <w:r>
+        <w:rPr>
+          <w:rFonts w:ascii="Lexend" w:hAnsi="Lexend"/>
+          <w:color w:val="222222"/>
+          <w:sz w:val="20"/>
+        </w:rPr>
+        <w:t xml:space="preserve">:</w:t>
+      </w:r>
+    </w:p>
+    <w:p xmlns:w="http://schemas.openxmlformats.org/wordprocessingml/2006/main">
+      <w:pPr>
+        <w:spacing w:before="40" w:after="40"/>
+        <w:jc w:val="left"/>
+      </w:pPr>
+      <w:r>
+        <w:rPr>
+          <w:rFonts w:ascii="Lexend" w:hAnsi="Lexend"/>
+          <w:color w:val="222222"/>
+          <w:sz w:val="20"/>
+        </w:rPr>
+        <w:t xml:space="preserve">•  </w:t>
+      </w:r>
+      <w:r>
+        <w:rPr>
+          <w:rFonts w:ascii="Lexend" w:hAnsi="Lexend"/>
+          <w:i/>
+          <w:color w:val="222222"/>
+          <w:sz w:val="20"/>
+        </w:rPr>
+        <w:t xml:space="preserve">4a. Organization public key missing or invalid</w:t>
+      </w:r>
+      <w:r>
+        <w:rPr>
+          <w:rFonts w:ascii="Lexend" w:hAnsi="Lexend"/>
+          <w:color w:val="222222"/>
+          <w:sz w:val="20"/>
+        </w:rPr>
+        <w:t xml:space="preserve">: Browser displays error; submission blocked.</w:t>
+      </w:r>
+    </w:p>
+    <w:p xmlns:w="http://schemas.openxmlformats.org/wordprocessingml/2006/main">
+      <w:pPr>
+        <w:spacing w:before="40" w:after="40"/>
+        <w:jc w:val="left"/>
+      </w:pPr>
+      <w:r>
+        <w:rPr>
+          <w:rFonts w:ascii="Lexend" w:hAnsi="Lexend"/>
+          <w:color w:val="222222"/>
+          <w:sz w:val="20"/>
+        </w:rPr>
+        <w:t xml:space="preserve">•  </w:t>
+      </w:r>
+      <w:r>
+        <w:rPr>
+          <w:rFonts w:ascii="Lexend" w:hAnsi="Lexend"/>
+          <w:i/>
+          <w:color w:val="222222"/>
+          <w:sz w:val="20"/>
+        </w:rPr>
+        <w:t xml:space="preserve">8a. Rate limit exceeded</w:t>
+      </w:r>
+      <w:r>
+        <w:rPr>
+          <w:rFonts w:ascii="Lexend" w:hAnsi="Lexend"/>
+          <w:color w:val="222222"/>
+          <w:sz w:val="20"/>
+        </w:rPr>
+        <w:t xml:space="preserve">: Backend returns </w:t>
+      </w:r>
+      <w:r>
+        <w:rPr>
+          <w:rFonts w:ascii="Consolas" w:hAnsi="Consolas"/>
+          <w:color w:val="9C4146"/>
+          <w:sz w:val="20"/>
+        </w:rPr>
         <w:t xml:space="preserve">429 Too Many Requests</w:t>
       </w:r>
       <w:r>
@@ -7926,7 +7535,7 @@
           <w:color w:val="222222"/>
           <w:sz w:val="20"/>
         </w:rPr>
-        <w:t xml:space="preserve">2. Defender enters local encryption passphrase to unlock private key.</w:t>
+        <w:t xml:space="preserve">2. Defender enters local encryption passphrase to unlock private key (Argon2 S2K).</w:t>
       </w:r>
     </w:p>
     <w:p xmlns:w="http://schemas.openxmlformats.org/wordprocessingml/2006/main">
@@ -8192,6 +7801,69 @@
     </w:p>
     <w:p xmlns:w="http://schemas.openxmlformats.org/wordprocessingml/2006/main">
       <w:pPr>
+        <w:spacing w:before="40" w:after="40"/>
+        <w:jc w:val="left"/>
+      </w:pPr>
+      <w:r>
+        <w:rPr>
+          <w:rFonts w:ascii="Lexend" w:hAnsi="Lexend"/>
+          <w:color w:val="222222"/>
+          <w:sz w:val="20"/>
+        </w:rPr>
+        <w:t xml:space="preserve">•  </w:t>
+      </w:r>
+      <w:r>
+        <w:rPr>
+          <w:rFonts w:ascii="Lexend" w:hAnsi="Lexend"/>
+          <w:i/>
+          <w:color w:val="222222"/>
+          <w:sz w:val="20"/>
+        </w:rPr>
+        <w:t xml:space="preserve">4d. Spam/Scanner noise</w:t>
+      </w:r>
+      <w:r>
+        <w:rPr>
+          <w:rFonts w:ascii="Lexend" w:hAnsi="Lexend"/>
+          <w:color w:val="222222"/>
+          <w:sz w:val="20"/>
+        </w:rPr>
+        <w:t xml:space="preserve">: Defender updates state to </w:t>
+      </w:r>
+      <w:r>
+        <w:rPr>
+          <w:rFonts w:ascii="Consolas" w:hAnsi="Consolas"/>
+          <w:color w:val="9C4146"/>
+          <w:sz w:val="20"/>
+        </w:rPr>
+        <w:t xml:space="preserve">REJECTED_SPAM</w:t>
+      </w:r>
+      <w:r>
+        <w:rPr>
+          <w:rFonts w:ascii="Lexend" w:hAnsi="Lexend"/>
+          <w:color w:val="222222"/>
+          <w:sz w:val="20"/>
+        </w:rPr>
+        <w:t xml:space="preserve"> directly from </w:t>
+      </w:r>
+      <w:r>
+        <w:rPr>
+          <w:rFonts w:ascii="Consolas" w:hAnsi="Consolas"/>
+          <w:color w:val="9C4146"/>
+          <w:sz w:val="20"/>
+        </w:rPr>
+        <w:t xml:space="preserve">NEW</w:t>
+      </w:r>
+      <w:r>
+        <w:rPr>
+          <w:rFonts w:ascii="Lexend" w:hAnsi="Lexend"/>
+          <w:color w:val="222222"/>
+          <w:sz w:val="20"/>
+        </w:rPr>
+        <w:t xml:space="preserve">.</w:t>
+      </w:r>
+    </w:p>
+    <w:p xmlns:w="http://schemas.openxmlformats.org/wordprocessingml/2006/main">
+      <w:pPr>
         <w:pStyle w:val="Heading3"/>
         <w:spacing w:before="140" w:after="40"/>
         <w:jc w:val="left"/>
@@ -8434,7 +8106,7 @@
           <w:color w:val="222222"/>
           <w:sz w:val="20"/>
         </w:rPr>
-        <w:t xml:space="preserve">) to verify that the commit exists, verify commit author, and confirm commit is present on the specified branch.</w:t>
+        <w:t xml:space="preserve">) and compare API to verify that the commit exists, verify commit author, and confirm commit is present on the specified branch.</w:t>
       </w:r>
     </w:p>
     <w:p xmlns:w="http://schemas.openxmlformats.org/wordprocessingml/2006/main">
@@ -9113,7 +8785,7 @@
           <w:color w:val="222222"/>
           <w:sz w:val="20"/>
         </w:rPr>
-        <w:t xml:space="preserve">2. System generates a sanitized PDF/HTML report summarizing: Report reference ID, neutral operational category, initial discovery timestamp, verified GitHub commit SHA and branch, deployment environment URL/version, retest attestation details, and closing officer identity.</w:t>
+        <w:t xml:space="preserve">2. System generates a sanitized PDF/JSON report summarizing: Report reference ID, neutral operational category, initial discovery timestamp, verified GitHub commit SHA and branch, deployment environment URL/version, retest attestation details, and closing officer identity.</w:t>
       </w:r>
     </w:p>
     <w:p xmlns:w="http://schemas.openxmlformats.org/wordprocessingml/2006/main">
@@ -9873,7 +9545,7 @@
                 <w:color w:val="9C4146"/>
                 <w:sz w:val="17"/>
               </w:rPr>
-              <w:t xml:space="preserve">TRIAGING</w:t>
+              <w:t xml:space="preserve">NEW</w:t>
             </w:r>
           </w:p>
         </w:tc>
@@ -9899,7 +9571,7 @@
                 <w:color w:val="222222"/>
                 <w:sz w:val="17"/>
               </w:rPr>
-              <w:t xml:space="preserve">Accept Vulnerability</w:t>
+              <w:t xml:space="preserve">Filter Scanner Spam</w:t>
             </w:r>
           </w:p>
         </w:tc>
@@ -9951,7 +9623,7 @@
                 <w:color w:val="222222"/>
                 <w:sz w:val="17"/>
               </w:rPr>
-              <w:t xml:space="preserve">Flaw in-scope; valid reproduction; CVSS Base score computed</w:t>
+              <w:t xml:space="preserve">Automated scan output, non-vulnerability</w:t>
             </w:r>
           </w:p>
         </w:tc>
@@ -9977,7 +9649,7 @@
                 <w:color w:val="9C4146"/>
                 <w:sz w:val="17"/>
               </w:rPr>
-              <w:t xml:space="preserve">ACCEPTED</w:t>
+              <w:t xml:space="preserve">REJECTED_SPAM</w:t>
             </w:r>
           </w:p>
         </w:tc>
@@ -10003,7 +9675,7 @@
                 <w:color w:val="222222"/>
                 <w:sz w:val="17"/>
               </w:rPr>
-              <w:t xml:space="preserve">CVSS 3.1 Base vector string, numeric score, textual justification</w:t>
+              <w:t xml:space="preserve">Spam categorization record</w:t>
             </w:r>
           </w:p>
         </w:tc>
@@ -10055,7 +9727,7 @@
                 <w:color w:val="222222"/>
                 <w:sz w:val="17"/>
               </w:rPr>
-              <w:t xml:space="preserve">Request Clarification</w:t>
+              <w:t xml:space="preserve">Accept Vulnerability</w:t>
             </w:r>
           </w:p>
         </w:tc>
@@ -10105,7 +9777,7 @@
                 <w:color w:val="222222"/>
                 <w:sz w:val="17"/>
               </w:rPr>
-              <w:t xml:space="preserve">PoC incomplete or unable to reproduce</w:t>
+              <w:t xml:space="preserve">Flaw in-scope; valid reproduction; CVSS Base score computed</w:t>
             </w:r>
           </w:p>
         </w:tc>
@@ -10130,7 +9802,7 @@
                 <w:color w:val="9C4146"/>
                 <w:sz w:val="17"/>
               </w:rPr>
-              <w:t xml:space="preserve">NEED_MORE_INFO</w:t>
+              <w:t xml:space="preserve">ACCEPTED</w:t>
             </w:r>
           </w:p>
         </w:tc>
@@ -10155,7 +9827,7 @@
                 <w:color w:val="222222"/>
                 <w:sz w:val="17"/>
               </w:rPr>
-              <w:t xml:space="preserve">Structured inquiry posted in Researcher–Org discussion lane</w:t>
+              <w:t xml:space="preserve">CVSS 3.1 Base vector string, numeric score, textual justification</w:t>
             </w:r>
           </w:p>
         </w:tc>
@@ -10183,7 +9855,7 @@
                 <w:color w:val="9C4146"/>
                 <w:sz w:val="17"/>
               </w:rPr>
-              <w:t xml:space="preserve">NEED_MORE_INFO</w:t>
+              <w:t xml:space="preserve">TRIAGING</w:t>
             </w:r>
           </w:p>
         </w:tc>
@@ -10209,7 +9881,7 @@
                 <w:color w:val="222222"/>
                 <w:sz w:val="17"/>
               </w:rPr>
-              <w:t xml:space="preserve">Submit Clarification</w:t>
+              <w:t xml:space="preserve">Request Clarification</w:t>
             </w:r>
           </w:p>
         </w:tc>
@@ -10235,7 +9907,7 @@
                 <w:color w:val="9C4146"/>
                 <w:sz w:val="17"/>
               </w:rPr>
-              <w:t xml:space="preserve">Hunter</w:t>
+              <w:t xml:space="preserve">Defender</w:t>
             </w:r>
           </w:p>
         </w:tc>
@@ -10261,7 +9933,7 @@
                 <w:color w:val="222222"/>
                 <w:sz w:val="17"/>
               </w:rPr>
-              <w:t xml:space="preserve">Supplementary details or revised PoC provided</w:t>
+              <w:t xml:space="preserve">PoC incomplete or unable to reproduce</w:t>
             </w:r>
           </w:p>
         </w:tc>
@@ -10287,7 +9959,7 @@
                 <w:color w:val="9C4146"/>
                 <w:sz w:val="17"/>
               </w:rPr>
-              <w:t xml:space="preserve">TRIAGING</w:t>
+              <w:t xml:space="preserve">NEED_MORE_INFO</w:t>
             </w:r>
           </w:p>
         </w:tc>
@@ -10313,7 +9985,7 @@
                 <w:color w:val="222222"/>
                 <w:sz w:val="17"/>
               </w:rPr>
-              <w:t xml:space="preserve">Encrypted clarification response payload</w:t>
+              <w:t xml:space="preserve">Structured inquiry posted in Researcher–Org discussion lane</w:t>
             </w:r>
           </w:p>
         </w:tc>
@@ -10340,7 +10012,7 @@
                 <w:color w:val="9C4146"/>
                 <w:sz w:val="17"/>
               </w:rPr>
-              <w:t xml:space="preserve">TRIAGING</w:t>
+              <w:t xml:space="preserve">NEED_MORE_INFO</w:t>
             </w:r>
           </w:p>
         </w:tc>
@@ -10365,7 +10037,7 @@
                 <w:color w:val="222222"/>
                 <w:sz w:val="17"/>
               </w:rPr>
-              <w:t xml:space="preserve">Reject Submission</w:t>
+              <w:t xml:space="preserve">Submit Clarification</w:t>
             </w:r>
           </w:p>
         </w:tc>
@@ -10390,7 +10062,7 @@
                 <w:color w:val="9C4146"/>
                 <w:sz w:val="17"/>
               </w:rPr>
-              <w:t xml:space="preserve">Defender</w:t>
+              <w:t xml:space="preserve">Hunter</w:t>
             </w:r>
           </w:p>
         </w:tc>
@@ -10415,7 +10087,7 @@
                 <w:color w:val="222222"/>
                 <w:sz w:val="17"/>
               </w:rPr>
-              <w:t xml:space="preserve">Out of program scope, invalid bug, or non-actionable</w:t>
+              <w:t xml:space="preserve">Supplementary details or revised PoC provided</w:t>
             </w:r>
           </w:p>
         </w:tc>
@@ -10440,7 +10112,7 @@
                 <w:color w:val="9C4146"/>
                 <w:sz w:val="17"/>
               </w:rPr>
-              <w:t xml:space="preserve">REJECTED</w:t>
+              <w:t xml:space="preserve">TRIAGING</w:t>
             </w:r>
           </w:p>
         </w:tc>
@@ -10465,7 +10137,7 @@
                 <w:color w:val="222222"/>
                 <w:sz w:val="17"/>
               </w:rPr>
-              <w:t xml:space="preserve">Mandatory rejection category and policy citation</w:t>
+              <w:t xml:space="preserve">Encrypted clarification response payload</w:t>
             </w:r>
           </w:p>
         </w:tc>
@@ -10493,7 +10165,7 @@
                 <w:color w:val="9C4146"/>
                 <w:sz w:val="17"/>
               </w:rPr>
-              <w:t xml:space="preserve">TRIAGING</w:t>
+              <w:t xml:space="preserve">NEED_MORE_INFO</w:t>
             </w:r>
           </w:p>
         </w:tc>
@@ -10519,7 +10191,7 @@
                 <w:color w:val="222222"/>
                 <w:sz w:val="17"/>
               </w:rPr>
-              <w:t xml:space="preserve">Mark as Duplicate</w:t>
+              <w:t xml:space="preserve">Inactivity Timeout</w:t>
             </w:r>
           </w:p>
         </w:tc>
@@ -10541,10 +10213,320 @@
             </w:pPr>
             <w:r>
               <w:rPr>
+                <w:rFonts w:ascii="Lexend" w:hAnsi="Lexend"/>
+                <w:color w:val="222222"/>
+                <w:sz w:val="17"/>
+              </w:rPr>
+              <w:t xml:space="preserve">System Cron</w:t>
+            </w:r>
+          </w:p>
+        </w:tc>
+        <w:tc>
+          <w:tcPr>
+            <w:tcW w:w="2100" w:type="dxa"/>
+            <w:shd w:val="clear" w:fill="F9FBF6"/>
+            <w:tcMar>
+              <w:top w:w="60" w:type="dxa"/>
+              <w:bottom w:w="60" w:type="dxa"/>
+              <w:left w:w="100" w:type="dxa"/>
+              <w:right w:w="100" w:type="dxa"/>
+            </w:tcMar>
+          </w:tcPr>
+          <w:p xmlns:w="http://schemas.openxmlformats.org/wordprocessingml/2006/main">
+            <w:pPr>
+              <w:spacing w:before="30" w:after="30"/>
+              <w:jc w:val="left"/>
+            </w:pPr>
+            <w:r>
+              <w:rPr>
+                <w:rFonts w:ascii="Lexend" w:hAnsi="Lexend"/>
+                <w:color w:val="222222"/>
+                <w:sz w:val="17"/>
+              </w:rPr>
+              <w:t xml:space="preserve">Researcher inactive ≥ 14 days after inquiry</w:t>
+            </w:r>
+          </w:p>
+        </w:tc>
+        <w:tc>
+          <w:tcPr>
+            <w:tcW w:w="1500" w:type="dxa"/>
+            <w:shd w:val="clear" w:fill="F9FBF6"/>
+            <w:tcMar>
+              <w:top w:w="60" w:type="dxa"/>
+              <w:bottom w:w="60" w:type="dxa"/>
+              <w:left w:w="100" w:type="dxa"/>
+              <w:right w:w="100" w:type="dxa"/>
+            </w:tcMar>
+          </w:tcPr>
+          <w:p xmlns:w="http://schemas.openxmlformats.org/wordprocessingml/2006/main">
+            <w:pPr>
+              <w:spacing w:before="30" w:after="30"/>
+              <w:jc w:val="left"/>
+            </w:pPr>
+            <w:r>
+              <w:rPr>
                 <w:rFonts w:ascii="Consolas" w:hAnsi="Consolas"/>
                 <w:color w:val="9C4146"/>
                 <w:sz w:val="17"/>
               </w:rPr>
+              <w:t xml:space="preserve">CLOSED_UNVERIFIED_TIMEOUT</w:t>
+            </w:r>
+          </w:p>
+        </w:tc>
+        <w:tc>
+          <w:tcPr>
+            <w:tcW w:w="1900" w:type="dxa"/>
+            <w:shd w:val="clear" w:fill="F9FBF6"/>
+            <w:tcMar>
+              <w:top w:w="60" w:type="dxa"/>
+              <w:bottom w:w="60" w:type="dxa"/>
+              <w:left w:w="100" w:type="dxa"/>
+              <w:right w:w="100" w:type="dxa"/>
+            </w:tcMar>
+          </w:tcPr>
+          <w:p xmlns:w="http://schemas.openxmlformats.org/wordprocessingml/2006/main">
+            <w:pPr>
+              <w:spacing w:before="30" w:after="30"/>
+              <w:jc w:val="left"/>
+            </w:pPr>
+            <w:r>
+              <w:rPr>
+                <w:rFonts w:ascii="Lexend" w:hAnsi="Lexend"/>
+                <w:color w:val="222222"/>
+                <w:sz w:val="17"/>
+              </w:rPr>
+              <w:t xml:space="preserve">Automated timeout record</w:t>
+            </w:r>
+          </w:p>
+        </w:tc>
+      </w:tr>
+      <w:tr>
+        <w:tc>
+          <w:tcPr>
+            <w:tcW w:w="1300" w:type="dxa"/>
+            <w:tcMar>
+              <w:top w:w="60" w:type="dxa"/>
+              <w:bottom w:w="60" w:type="dxa"/>
+              <w:left w:w="100" w:type="dxa"/>
+              <w:right w:w="100" w:type="dxa"/>
+            </w:tcMar>
+          </w:tcPr>
+          <w:p xmlns:w="http://schemas.openxmlformats.org/wordprocessingml/2006/main">
+            <w:pPr>
+              <w:spacing w:before="30" w:after="30"/>
+              <w:jc w:val="left"/>
+            </w:pPr>
+            <w:r>
+              <w:rPr>
+                <w:rFonts w:ascii="Consolas" w:hAnsi="Consolas"/>
+                <w:color w:val="9C4146"/>
+                <w:sz w:val="17"/>
+              </w:rPr>
+              <w:t xml:space="preserve">TRIAGING</w:t>
+            </w:r>
+          </w:p>
+        </w:tc>
+        <w:tc>
+          <w:tcPr>
+            <w:tcW w:w="1600" w:type="dxa"/>
+            <w:tcMar>
+              <w:top w:w="60" w:type="dxa"/>
+              <w:bottom w:w="60" w:type="dxa"/>
+              <w:left w:w="100" w:type="dxa"/>
+              <w:right w:w="100" w:type="dxa"/>
+            </w:tcMar>
+          </w:tcPr>
+          <w:p xmlns:w="http://schemas.openxmlformats.org/wordprocessingml/2006/main">
+            <w:pPr>
+              <w:spacing w:before="30" w:after="30"/>
+              <w:jc w:val="left"/>
+            </w:pPr>
+            <w:r>
+              <w:rPr>
+                <w:rFonts w:ascii="Lexend" w:hAnsi="Lexend"/>
+                <w:color w:val="222222"/>
+                <w:sz w:val="17"/>
+              </w:rPr>
+              <w:t xml:space="preserve">Reject Submission</w:t>
+            </w:r>
+          </w:p>
+        </w:tc>
+        <w:tc>
+          <w:tcPr>
+            <w:tcW w:w="1100" w:type="dxa"/>
+            <w:tcMar>
+              <w:top w:w="60" w:type="dxa"/>
+              <w:bottom w:w="60" w:type="dxa"/>
+              <w:left w:w="100" w:type="dxa"/>
+              <w:right w:w="100" w:type="dxa"/>
+            </w:tcMar>
+          </w:tcPr>
+          <w:p xmlns:w="http://schemas.openxmlformats.org/wordprocessingml/2006/main">
+            <w:pPr>
+              <w:spacing w:before="30" w:after="30"/>
+              <w:jc w:val="left"/>
+            </w:pPr>
+            <w:r>
+              <w:rPr>
+                <w:rFonts w:ascii="Consolas" w:hAnsi="Consolas"/>
+                <w:color w:val="9C4146"/>
+                <w:sz w:val="17"/>
+              </w:rPr>
+              <w:t xml:space="preserve">Defender</w:t>
+            </w:r>
+          </w:p>
+        </w:tc>
+        <w:tc>
+          <w:tcPr>
+            <w:tcW w:w="2100" w:type="dxa"/>
+            <w:tcMar>
+              <w:top w:w="60" w:type="dxa"/>
+              <w:bottom w:w="60" w:type="dxa"/>
+              <w:left w:w="100" w:type="dxa"/>
+              <w:right w:w="100" w:type="dxa"/>
+            </w:tcMar>
+          </w:tcPr>
+          <w:p xmlns:w="http://schemas.openxmlformats.org/wordprocessingml/2006/main">
+            <w:pPr>
+              <w:spacing w:before="30" w:after="30"/>
+              <w:jc w:val="left"/>
+            </w:pPr>
+            <w:r>
+              <w:rPr>
+                <w:rFonts w:ascii="Lexend" w:hAnsi="Lexend"/>
+                <w:color w:val="222222"/>
+                <w:sz w:val="17"/>
+              </w:rPr>
+              <w:t xml:space="preserve">Out of program scope, invalid bug, or non-actionable</w:t>
+            </w:r>
+          </w:p>
+        </w:tc>
+        <w:tc>
+          <w:tcPr>
+            <w:tcW w:w="1500" w:type="dxa"/>
+            <w:tcMar>
+              <w:top w:w="60" w:type="dxa"/>
+              <w:bottom w:w="60" w:type="dxa"/>
+              <w:left w:w="100" w:type="dxa"/>
+              <w:right w:w="100" w:type="dxa"/>
+            </w:tcMar>
+          </w:tcPr>
+          <w:p xmlns:w="http://schemas.openxmlformats.org/wordprocessingml/2006/main">
+            <w:pPr>
+              <w:spacing w:before="30" w:after="30"/>
+              <w:jc w:val="left"/>
+            </w:pPr>
+            <w:r>
+              <w:rPr>
+                <w:rFonts w:ascii="Consolas" w:hAnsi="Consolas"/>
+                <w:color w:val="9C4146"/>
+                <w:sz w:val="17"/>
+              </w:rPr>
+              <w:t xml:space="preserve">REJECTED_INVALID</w:t>
+            </w:r>
+          </w:p>
+        </w:tc>
+        <w:tc>
+          <w:tcPr>
+            <w:tcW w:w="1900" w:type="dxa"/>
+            <w:tcMar>
+              <w:top w:w="60" w:type="dxa"/>
+              <w:bottom w:w="60" w:type="dxa"/>
+              <w:left w:w="100" w:type="dxa"/>
+              <w:right w:w="100" w:type="dxa"/>
+            </w:tcMar>
+          </w:tcPr>
+          <w:p xmlns:w="http://schemas.openxmlformats.org/wordprocessingml/2006/main">
+            <w:pPr>
+              <w:spacing w:before="30" w:after="30"/>
+              <w:jc w:val="left"/>
+            </w:pPr>
+            <w:r>
+              <w:rPr>
+                <w:rFonts w:ascii="Lexend" w:hAnsi="Lexend"/>
+                <w:color w:val="222222"/>
+                <w:sz w:val="17"/>
+              </w:rPr>
+              <w:t xml:space="preserve">Mandatory rejection category and policy citation</w:t>
+            </w:r>
+          </w:p>
+        </w:tc>
+      </w:tr>
+      <w:tr>
+        <w:tc>
+          <w:tcPr>
+            <w:tcW w:w="1300" w:type="dxa"/>
+            <w:shd w:val="clear" w:fill="F9FBF6"/>
+            <w:tcMar>
+              <w:top w:w="60" w:type="dxa"/>
+              <w:bottom w:w="60" w:type="dxa"/>
+              <w:left w:w="100" w:type="dxa"/>
+              <w:right w:w="100" w:type="dxa"/>
+            </w:tcMar>
+          </w:tcPr>
+          <w:p xmlns:w="http://schemas.openxmlformats.org/wordprocessingml/2006/main">
+            <w:pPr>
+              <w:spacing w:before="30" w:after="30"/>
+              <w:jc w:val="left"/>
+            </w:pPr>
+            <w:r>
+              <w:rPr>
+                <w:rFonts w:ascii="Consolas" w:hAnsi="Consolas"/>
+                <w:color w:val="9C4146"/>
+                <w:sz w:val="17"/>
+              </w:rPr>
+              <w:t xml:space="preserve">TRIAGING</w:t>
+            </w:r>
+          </w:p>
+        </w:tc>
+        <w:tc>
+          <w:tcPr>
+            <w:tcW w:w="1600" w:type="dxa"/>
+            <w:shd w:val="clear" w:fill="F9FBF6"/>
+            <w:tcMar>
+              <w:top w:w="60" w:type="dxa"/>
+              <w:bottom w:w="60" w:type="dxa"/>
+              <w:left w:w="100" w:type="dxa"/>
+              <w:right w:w="100" w:type="dxa"/>
+            </w:tcMar>
+          </w:tcPr>
+          <w:p xmlns:w="http://schemas.openxmlformats.org/wordprocessingml/2006/main">
+            <w:pPr>
+              <w:spacing w:before="30" w:after="30"/>
+              <w:jc w:val="left"/>
+            </w:pPr>
+            <w:r>
+              <w:rPr>
+                <w:rFonts w:ascii="Lexend" w:hAnsi="Lexend"/>
+                <w:color w:val="222222"/>
+                <w:sz w:val="17"/>
+              </w:rPr>
+              <w:t xml:space="preserve">Mark as Duplicate</w:t>
+            </w:r>
+          </w:p>
+        </w:tc>
+        <w:tc>
+          <w:tcPr>
+            <w:tcW w:w="1100" w:type="dxa"/>
+            <w:shd w:val="clear" w:fill="F9FBF6"/>
+            <w:tcMar>
+              <w:top w:w="60" w:type="dxa"/>
+              <w:bottom w:w="60" w:type="dxa"/>
+              <w:left w:w="100" w:type="dxa"/>
+              <w:right w:w="100" w:type="dxa"/>
+            </w:tcMar>
+          </w:tcPr>
+          <w:p xmlns:w="http://schemas.openxmlformats.org/wordprocessingml/2006/main">
+            <w:pPr>
+              <w:spacing w:before="30" w:after="30"/>
+              <w:jc w:val="left"/>
+            </w:pPr>
+            <w:r>
+              <w:rPr>
+                <w:rFonts w:ascii="Consolas" w:hAnsi="Consolas"/>
+                <w:color w:val="9C4146"/>
+                <w:sz w:val="17"/>
+              </w:rPr>
               <w:t xml:space="preserve">Defender</w:t>
             </w:r>
           </w:p>
@@ -10650,7 +10632,7 @@
                 <w:color w:val="9C4146"/>
                 <w:sz w:val="17"/>
               </w:rPr>
-              <w:t xml:space="preserve">ACCEPTED</w:t>
+              <w:t xml:space="preserve">TRIAGING</w:t>
             </w:r>
           </w:p>
         </w:tc>
@@ -10675,7 +10657,7 @@
                 <w:color w:val="222222"/>
                 <w:sz w:val="17"/>
               </w:rPr>
-              <w:t xml:space="preserve">Propose Remediation</w:t>
+              <w:t xml:space="preserve">Accept Operational Risk</w:t>
             </w:r>
           </w:p>
         </w:tc>
@@ -10702,55 +10684,71 @@
               </w:rPr>
               <w:t xml:space="preserve">Defender</w:t>
             </w:r>
-          </w:p>
-        </w:tc>
-        <w:tc>
-          <w:tcPr>
-            <w:tcW w:w="2100" w:type="dxa"/>
-            <w:tcMar>
-              <w:top w:w="60" w:type="dxa"/>
-              <w:bottom w:w="60" w:type="dxa"/>
-              <w:left w:w="100" w:type="dxa"/>
-              <w:right w:w="100" w:type="dxa"/>
-            </w:tcMar>
-          </w:tcPr>
-          <w:p xmlns:w="http://schemas.openxmlformats.org/wordprocessingml/2006/main">
-            <w:pPr>
-              <w:spacing w:before="30" w:after="30"/>
-              <w:jc w:val="left"/>
-            </w:pPr>
-            <w:r>
-              <w:rPr>
-                <w:rFonts w:ascii="Lexend" w:hAnsi="Lexend"/>
-                <w:color w:val="222222"/>
-                <w:sz w:val="17"/>
-              </w:rPr>
-              <w:t xml:space="preserve">Validated GitHub commit SHA or SHA-256 config hash</w:t>
-            </w:r>
-          </w:p>
-        </w:tc>
-        <w:tc>
-          <w:tcPr>
-            <w:tcW w:w="1500" w:type="dxa"/>
-            <w:tcMar>
-              <w:top w:w="60" w:type="dxa"/>
-              <w:bottom w:w="60" w:type="dxa"/>
-              <w:left w:w="100" w:type="dxa"/>
-              <w:right w:w="100" w:type="dxa"/>
-            </w:tcMar>
-          </w:tcPr>
-          <w:p xmlns:w="http://schemas.openxmlformats.org/wordprocessingml/2006/main">
-            <w:pPr>
-              <w:spacing w:before="30" w:after="30"/>
-              <w:jc w:val="left"/>
-            </w:pPr>
+            <w:r>
+              <w:rPr>
+                <w:rFonts w:ascii="Lexend" w:hAnsi="Lexend"/>
+                <w:color w:val="222222"/>
+                <w:sz w:val="17"/>
+              </w:rPr>
+              <w:t xml:space="preserve"> / </w:t>
+            </w:r>
             <w:r>
               <w:rPr>
                 <w:rFonts w:ascii="Consolas" w:hAnsi="Consolas"/>
                 <w:color w:val="9C4146"/>
                 <w:sz w:val="17"/>
               </w:rPr>
-              <w:t xml:space="preserve">FIX_PROPOSED</w:t>
+              <w:t xml:space="preserve">Owner</w:t>
+            </w:r>
+          </w:p>
+        </w:tc>
+        <w:tc>
+          <w:tcPr>
+            <w:tcW w:w="2100" w:type="dxa"/>
+            <w:tcMar>
+              <w:top w:w="60" w:type="dxa"/>
+              <w:bottom w:w="60" w:type="dxa"/>
+              <w:left w:w="100" w:type="dxa"/>
+              <w:right w:w="100" w:type="dxa"/>
+            </w:tcMar>
+          </w:tcPr>
+          <w:p xmlns:w="http://schemas.openxmlformats.org/wordprocessingml/2006/main">
+            <w:pPr>
+              <w:spacing w:before="30" w:after="30"/>
+              <w:jc w:val="left"/>
+            </w:pPr>
+            <w:r>
+              <w:rPr>
+                <w:rFonts w:ascii="Lexend" w:hAnsi="Lexend"/>
+                <w:color w:val="222222"/>
+                <w:sz w:val="17"/>
+              </w:rPr>
+              <w:t xml:space="preserve">Management formally accepts risk without fixing</w:t>
+            </w:r>
+          </w:p>
+        </w:tc>
+        <w:tc>
+          <w:tcPr>
+            <w:tcW w:w="1500" w:type="dxa"/>
+            <w:tcMar>
+              <w:top w:w="60" w:type="dxa"/>
+              <w:bottom w:w="60" w:type="dxa"/>
+              <w:left w:w="100" w:type="dxa"/>
+              <w:right w:w="100" w:type="dxa"/>
+            </w:tcMar>
+          </w:tcPr>
+          <w:p xmlns:w="http://schemas.openxmlformats.org/wordprocessingml/2006/main">
+            <w:pPr>
+              <w:spacing w:before="30" w:after="30"/>
+              <w:jc w:val="left"/>
+            </w:pPr>
+            <w:r>
+              <w:rPr>
+                <w:rFonts w:ascii="Consolas" w:hAnsi="Consolas"/>
+                <w:color w:val="9C4146"/>
+                <w:sz w:val="17"/>
+              </w:rPr>
+              <w:t xml:space="preserve">RISK_ACCEPTED</w:t>
             </w:r>
           </w:p>
         </w:tc>
@@ -10775,7 +10773,7 @@
                 <w:color w:val="222222"/>
                 <w:sz w:val="17"/>
               </w:rPr>
-              <w:t xml:space="preserve">40-char commit SHA + target branch OR config SHA-256 hash</w:t>
+              <w:t xml:space="preserve">Executive risk acceptance justification</w:t>
             </w:r>
           </w:p>
         </w:tc>
@@ -10803,7 +10801,7 @@
                 <w:color w:val="9C4146"/>
                 <w:sz w:val="17"/>
               </w:rPr>
-              <w:t xml:space="preserve">FIX_PROPOSED</w:t>
+              <w:t xml:space="preserve">TRIAGING</w:t>
             </w:r>
           </w:p>
         </w:tc>
@@ -10829,7 +10827,7 @@
                 <w:color w:val="222222"/>
                 <w:sz w:val="17"/>
               </w:rPr>
-              <w:t xml:space="preserve">Deploy Fix &amp; Request Retest</w:t>
+              <w:t xml:space="preserve">Withdraw Finding</w:t>
             </w:r>
           </w:p>
         </w:tc>
@@ -10855,7 +10853,7 @@
                 <w:color w:val="9C4146"/>
                 <w:sz w:val="17"/>
               </w:rPr>
-              <w:t xml:space="preserve">Defender</w:t>
+              <w:t xml:space="preserve">Hunter</w:t>
             </w:r>
           </w:p>
         </w:tc>
@@ -10881,7 +10879,7 @@
                 <w:color w:val="222222"/>
                 <w:sz w:val="17"/>
               </w:rPr>
-              <w:t xml:space="preserve">Remediation deployed to designated accessible environment</w:t>
+              <w:t xml:space="preserve">Reporter retracts mistaken submission</w:t>
             </w:r>
           </w:p>
         </w:tc>
@@ -10907,7 +10905,7 @@
                 <w:color w:val="9C4146"/>
                 <w:sz w:val="17"/>
               </w:rPr>
-              <w:t xml:space="preserve">RETEST_PENDING</w:t>
+              <w:t xml:space="preserve">WITHDRAWN</w:t>
             </w:r>
           </w:p>
         </w:tc>
@@ -10933,7 +10931,7 @@
                 <w:color w:val="222222"/>
                 <w:sz w:val="17"/>
               </w:rPr>
-              <w:t xml:space="preserve">Deployment environment URL, version tag, retest instructions</w:t>
+              <w:t xml:space="preserve">Submitter retraction statement</w:t>
             </w:r>
           </w:p>
         </w:tc>
@@ -10960,7 +10958,7 @@
                 <w:color w:val="9C4146"/>
                 <w:sz w:val="17"/>
               </w:rPr>
-              <w:t xml:space="preserve">RETEST_PENDING</w:t>
+              <w:t xml:space="preserve">ACCEPTED</w:t>
             </w:r>
           </w:p>
         </w:tc>
@@ -10985,7 +10983,7 @@
                 <w:color w:val="222222"/>
                 <w:sz w:val="17"/>
               </w:rPr>
-              <w:t xml:space="preserve">Retest Passed (Researcher)</w:t>
+              <w:t xml:space="preserve">Propose Remediation</w:t>
             </w:r>
           </w:p>
         </w:tc>
@@ -11010,7 +11008,7 @@
                 <w:color w:val="9C4146"/>
                 <w:sz w:val="17"/>
               </w:rPr>
-              <w:t xml:space="preserve">Hunter</w:t>
+              <w:t xml:space="preserve">Defender</w:t>
             </w:r>
           </w:p>
         </w:tc>
@@ -11035,7 +11033,7 @@
                 <w:color w:val="222222"/>
                 <w:sz w:val="17"/>
               </w:rPr>
-              <w:t xml:space="preserve">Fix independently verified mitigated by reporter on target env</w:t>
+              <w:t xml:space="preserve">Validated GitHub commit SHA or SHA-256 config hash</w:t>
             </w:r>
           </w:p>
         </w:tc>
@@ -11060,7 +11058,7 @@
                 <w:color w:val="9C4146"/>
                 <w:sz w:val="17"/>
               </w:rPr>
-              <w:t xml:space="preserve">VERIFIED_RESEARCHER</w:t>
+              <w:t xml:space="preserve">FIX_PROPOSED</w:t>
             </w:r>
           </w:p>
         </w:tc>
@@ -11085,7 +11083,7 @@
                 <w:color w:val="222222"/>
                 <w:sz w:val="17"/>
               </w:rPr>
-              <w:t xml:space="preserve">Empirical retest log, verification date, reporter confirmation</w:t>
+              <w:t xml:space="preserve">40-char commit SHA + target branch OR config SHA-256 hash</w:t>
             </w:r>
           </w:p>
         </w:tc>
@@ -11113,7 +11111,7 @@
                 <w:color w:val="9C4146"/>
                 <w:sz w:val="17"/>
               </w:rPr>
-              <w:t xml:space="preserve">RETEST_PENDING</w:t>
+              <w:t xml:space="preserve">FIX_PROPOSED</w:t>
             </w:r>
           </w:p>
         </w:tc>
@@ -11139,7 +11137,7 @@
                 <w:color w:val="222222"/>
                 <w:sz w:val="17"/>
               </w:rPr>
-              <w:t xml:space="preserve">Retest Passed (Internal)</w:t>
+              <w:t xml:space="preserve">Deploy Fix &amp; Request Retest</w:t>
             </w:r>
           </w:p>
         </w:tc>
@@ -11191,7 +11189,7 @@
                 <w:color w:val="222222"/>
                 <w:sz w:val="17"/>
               </w:rPr>
-              <w:t xml:space="preserve">Fix verified mitigated internally; author conflict disclosed</w:t>
+              <w:t xml:space="preserve">Remediation deployed to designated accessible environment</w:t>
             </w:r>
           </w:p>
         </w:tc>
@@ -11217,7 +11215,7 @@
                 <w:color w:val="9C4146"/>
                 <w:sz w:val="17"/>
               </w:rPr>
-              <w:t xml:space="preserve">VERIFIED_INTERNAL</w:t>
+              <w:t xml:space="preserve">RETEST_PENDING</w:t>
             </w:r>
           </w:p>
         </w:tc>
@@ -11243,7 +11241,7 @@
                 <w:color w:val="222222"/>
                 <w:sz w:val="17"/>
               </w:rPr>
-              <w:t xml:space="preserve">Reviewer empirical test evidence, conflict-of-interest disclosure</w:t>
+              <w:t xml:space="preserve">Deployment environment URL, version tag, retest instructions</w:t>
             </w:r>
           </w:p>
         </w:tc>
@@ -11295,7 +11293,7 @@
                 <w:color w:val="222222"/>
                 <w:sz w:val="17"/>
               </w:rPr>
-              <w:t xml:space="preserve">Grace Period Inactivity Closure</w:t>
+              <w:t xml:space="preserve">Retest Passed (Researcher)</w:t>
             </w:r>
           </w:p>
         </w:tc>
@@ -11320,7 +11318,7 @@
                 <w:color w:val="9C4146"/>
                 <w:sz w:val="17"/>
               </w:rPr>
-              <w:t xml:space="preserve">Defender</w:t>
+              <w:t xml:space="preserve">Hunter</w:t>
             </w:r>
           </w:p>
         </w:tc>
@@ -11345,7 +11343,7 @@
                 <w:color w:val="222222"/>
                 <w:sz w:val="17"/>
               </w:rPr>
-              <w:t xml:space="preserve">Researcher inactive ≥ 14 days after deployment notification</w:t>
+              <w:t xml:space="preserve">Fix independently verified mitigated by reporter on target env</w:t>
             </w:r>
           </w:p>
         </w:tc>
@@ -11370,7 +11368,7 @@
                 <w:color w:val="9C4146"/>
                 <w:sz w:val="17"/>
               </w:rPr>
-              <w:t xml:space="preserve">CLOSED_UNVERIFIED_TIMEOUT</w:t>
+              <w:t xml:space="preserve">VERIFIED_RESEARCHER</w:t>
             </w:r>
           </w:p>
         </w:tc>
@@ -11395,7 +11393,7 @@
                 <w:color w:val="222222"/>
                 <w:sz w:val="17"/>
               </w:rPr>
-              <w:t xml:space="preserve">Explicit reviewer closure action with recorded administrative rationale</w:t>
+              <w:t xml:space="preserve">Empirical retest log, verification date, reporter confirmation</w:t>
             </w:r>
           </w:p>
         </w:tc>
@@ -11449,7 +11447,7 @@
                 <w:color w:val="222222"/>
                 <w:sz w:val="17"/>
               </w:rPr>
-              <w:t xml:space="preserve">Retest Failed (Flaw Persists)</w:t>
+              <w:t xml:space="preserve">Retest Passed (Internal)</w:t>
             </w:r>
           </w:p>
         </w:tc>
@@ -11475,22 +11473,332 @@
                 <w:color w:val="9C4146"/>
                 <w:sz w:val="17"/>
               </w:rPr>
-              <w:t xml:space="preserve">Hunter</w:t>
-            </w:r>
-            <w:r>
-              <w:rPr>
-                <w:rFonts w:ascii="Lexend" w:hAnsi="Lexend"/>
-                <w:color w:val="222222"/>
-                <w:sz w:val="17"/>
-              </w:rPr>
-              <w:t xml:space="preserve"> / </w:t>
-            </w:r>
+              <w:t xml:space="preserve">Defender</w:t>
+            </w:r>
+          </w:p>
+        </w:tc>
+        <w:tc>
+          <w:tcPr>
+            <w:tcW w:w="2100" w:type="dxa"/>
+            <w:shd w:val="clear" w:fill="F9FBF6"/>
+            <w:tcMar>
+              <w:top w:w="60" w:type="dxa"/>
+              <w:bottom w:w="60" w:type="dxa"/>
+              <w:left w:w="100" w:type="dxa"/>
+              <w:right w:w="100" w:type="dxa"/>
+            </w:tcMar>
+          </w:tcPr>
+          <w:p xmlns:w="http://schemas.openxmlformats.org/wordprocessingml/2006/main">
+            <w:pPr>
+              <w:spacing w:before="30" w:after="30"/>
+              <w:jc w:val="left"/>
+            </w:pPr>
+            <w:r>
+              <w:rPr>
+                <w:rFonts w:ascii="Lexend" w:hAnsi="Lexend"/>
+                <w:color w:val="222222"/>
+                <w:sz w:val="17"/>
+              </w:rPr>
+              <w:t xml:space="preserve">Fix verified mitigated internally; author conflict disclosed</w:t>
+            </w:r>
+          </w:p>
+        </w:tc>
+        <w:tc>
+          <w:tcPr>
+            <w:tcW w:w="1500" w:type="dxa"/>
+            <w:shd w:val="clear" w:fill="F9FBF6"/>
+            <w:tcMar>
+              <w:top w:w="60" w:type="dxa"/>
+              <w:bottom w:w="60" w:type="dxa"/>
+              <w:left w:w="100" w:type="dxa"/>
+              <w:right w:w="100" w:type="dxa"/>
+            </w:tcMar>
+          </w:tcPr>
+          <w:p xmlns:w="http://schemas.openxmlformats.org/wordprocessingml/2006/main">
+            <w:pPr>
+              <w:spacing w:before="30" w:after="30"/>
+              <w:jc w:val="left"/>
+            </w:pPr>
             <w:r>
               <w:rPr>
                 <w:rFonts w:ascii="Consolas" w:hAnsi="Consolas"/>
                 <w:color w:val="9C4146"/>
                 <w:sz w:val="17"/>
               </w:rPr>
+              <w:t xml:space="preserve">VERIFIED_INTERNAL</w:t>
+            </w:r>
+          </w:p>
+        </w:tc>
+        <w:tc>
+          <w:tcPr>
+            <w:tcW w:w="1900" w:type="dxa"/>
+            <w:shd w:val="clear" w:fill="F9FBF6"/>
+            <w:tcMar>
+              <w:top w:w="60" w:type="dxa"/>
+              <w:bottom w:w="60" w:type="dxa"/>
+              <w:left w:w="100" w:type="dxa"/>
+              <w:right w:w="100" w:type="dxa"/>
+            </w:tcMar>
+          </w:tcPr>
+          <w:p xmlns:w="http://schemas.openxmlformats.org/wordprocessingml/2006/main">
+            <w:pPr>
+              <w:spacing w:before="30" w:after="30"/>
+              <w:jc w:val="left"/>
+            </w:pPr>
+            <w:r>
+              <w:rPr>
+                <w:rFonts w:ascii="Lexend" w:hAnsi="Lexend"/>
+                <w:color w:val="222222"/>
+                <w:sz w:val="17"/>
+              </w:rPr>
+              <w:t xml:space="preserve">Reviewer empirical test evidence, conflict-of-interest disclosure</w:t>
+            </w:r>
+          </w:p>
+        </w:tc>
+      </w:tr>
+      <w:tr>
+        <w:tc>
+          <w:tcPr>
+            <w:tcW w:w="1300" w:type="dxa"/>
+            <w:tcMar>
+              <w:top w:w="60" w:type="dxa"/>
+              <w:bottom w:w="60" w:type="dxa"/>
+              <w:left w:w="100" w:type="dxa"/>
+              <w:right w:w="100" w:type="dxa"/>
+            </w:tcMar>
+          </w:tcPr>
+          <w:p xmlns:w="http://schemas.openxmlformats.org/wordprocessingml/2006/main">
+            <w:pPr>
+              <w:spacing w:before="30" w:after="30"/>
+              <w:jc w:val="left"/>
+            </w:pPr>
+            <w:r>
+              <w:rPr>
+                <w:rFonts w:ascii="Consolas" w:hAnsi="Consolas"/>
+                <w:color w:val="9C4146"/>
+                <w:sz w:val="17"/>
+              </w:rPr>
+              <w:t xml:space="preserve">RETEST_PENDING</w:t>
+            </w:r>
+          </w:p>
+        </w:tc>
+        <w:tc>
+          <w:tcPr>
+            <w:tcW w:w="1600" w:type="dxa"/>
+            <w:tcMar>
+              <w:top w:w="60" w:type="dxa"/>
+              <w:bottom w:w="60" w:type="dxa"/>
+              <w:left w:w="100" w:type="dxa"/>
+              <w:right w:w="100" w:type="dxa"/>
+            </w:tcMar>
+          </w:tcPr>
+          <w:p xmlns:w="http://schemas.openxmlformats.org/wordprocessingml/2006/main">
+            <w:pPr>
+              <w:spacing w:before="30" w:after="30"/>
+              <w:jc w:val="left"/>
+            </w:pPr>
+            <w:r>
+              <w:rPr>
+                <w:rFonts w:ascii="Lexend" w:hAnsi="Lexend"/>
+                <w:color w:val="222222"/>
+                <w:sz w:val="17"/>
+              </w:rPr>
+              <w:t xml:space="preserve">Grace Period Inactivity Closure</w:t>
+            </w:r>
+          </w:p>
+        </w:tc>
+        <w:tc>
+          <w:tcPr>
+            <w:tcW w:w="1100" w:type="dxa"/>
+            <w:tcMar>
+              <w:top w:w="60" w:type="dxa"/>
+              <w:bottom w:w="60" w:type="dxa"/>
+              <w:left w:w="100" w:type="dxa"/>
+              <w:right w:w="100" w:type="dxa"/>
+            </w:tcMar>
+          </w:tcPr>
+          <w:p xmlns:w="http://schemas.openxmlformats.org/wordprocessingml/2006/main">
+            <w:pPr>
+              <w:spacing w:before="30" w:after="30"/>
+              <w:jc w:val="left"/>
+            </w:pPr>
+            <w:r>
+              <w:rPr>
+                <w:rFonts w:ascii="Consolas" w:hAnsi="Consolas"/>
+                <w:color w:val="9C4146"/>
+                <w:sz w:val="17"/>
+              </w:rPr>
+              <w:t xml:space="preserve">Defender</w:t>
+            </w:r>
+          </w:p>
+        </w:tc>
+        <w:tc>
+          <w:tcPr>
+            <w:tcW w:w="2100" w:type="dxa"/>
+            <w:tcMar>
+              <w:top w:w="60" w:type="dxa"/>
+              <w:bottom w:w="60" w:type="dxa"/>
+              <w:left w:w="100" w:type="dxa"/>
+              <w:right w:w="100" w:type="dxa"/>
+            </w:tcMar>
+          </w:tcPr>
+          <w:p xmlns:w="http://schemas.openxmlformats.org/wordprocessingml/2006/main">
+            <w:pPr>
+              <w:spacing w:before="30" w:after="30"/>
+              <w:jc w:val="left"/>
+            </w:pPr>
+            <w:r>
+              <w:rPr>
+                <w:rFonts w:ascii="Lexend" w:hAnsi="Lexend"/>
+                <w:color w:val="222222"/>
+                <w:sz w:val="17"/>
+              </w:rPr>
+              <w:t xml:space="preserve">Researcher inactive ≥ 14 days after deployment notification</w:t>
+            </w:r>
+          </w:p>
+        </w:tc>
+        <w:tc>
+          <w:tcPr>
+            <w:tcW w:w="1500" w:type="dxa"/>
+            <w:tcMar>
+              <w:top w:w="60" w:type="dxa"/>
+              <w:bottom w:w="60" w:type="dxa"/>
+              <w:left w:w="100" w:type="dxa"/>
+              <w:right w:w="100" w:type="dxa"/>
+            </w:tcMar>
+          </w:tcPr>
+          <w:p xmlns:w="http://schemas.openxmlformats.org/wordprocessingml/2006/main">
+            <w:pPr>
+              <w:spacing w:before="30" w:after="30"/>
+              <w:jc w:val="left"/>
+            </w:pPr>
+            <w:r>
+              <w:rPr>
+                <w:rFonts w:ascii="Consolas" w:hAnsi="Consolas"/>
+                <w:color w:val="9C4146"/>
+                <w:sz w:val="17"/>
+              </w:rPr>
+              <w:t xml:space="preserve">CLOSED_UNVERIFIED_TIMEOUT</w:t>
+            </w:r>
+          </w:p>
+        </w:tc>
+        <w:tc>
+          <w:tcPr>
+            <w:tcW w:w="1900" w:type="dxa"/>
+            <w:tcMar>
+              <w:top w:w="60" w:type="dxa"/>
+              <w:bottom w:w="60" w:type="dxa"/>
+              <w:left w:w="100" w:type="dxa"/>
+              <w:right w:w="100" w:type="dxa"/>
+            </w:tcMar>
+          </w:tcPr>
+          <w:p xmlns:w="http://schemas.openxmlformats.org/wordprocessingml/2006/main">
+            <w:pPr>
+              <w:spacing w:before="30" w:after="30"/>
+              <w:jc w:val="left"/>
+            </w:pPr>
+            <w:r>
+              <w:rPr>
+                <w:rFonts w:ascii="Lexend" w:hAnsi="Lexend"/>
+                <w:color w:val="222222"/>
+                <w:sz w:val="17"/>
+              </w:rPr>
+              <w:t xml:space="preserve">Explicit reviewer closure action with recorded administrative rationale</w:t>
+            </w:r>
+          </w:p>
+        </w:tc>
+      </w:tr>
+      <w:tr>
+        <w:tc>
+          <w:tcPr>
+            <w:tcW w:w="1300" w:type="dxa"/>
+            <w:shd w:val="clear" w:fill="F9FBF6"/>
+            <w:tcMar>
+              <w:top w:w="60" w:type="dxa"/>
+              <w:bottom w:w="60" w:type="dxa"/>
+              <w:left w:w="100" w:type="dxa"/>
+              <w:right w:w="100" w:type="dxa"/>
+            </w:tcMar>
+          </w:tcPr>
+          <w:p xmlns:w="http://schemas.openxmlformats.org/wordprocessingml/2006/main">
+            <w:pPr>
+              <w:spacing w:before="30" w:after="30"/>
+              <w:jc w:val="left"/>
+            </w:pPr>
+            <w:r>
+              <w:rPr>
+                <w:rFonts w:ascii="Consolas" w:hAnsi="Consolas"/>
+                <w:color w:val="9C4146"/>
+                <w:sz w:val="17"/>
+              </w:rPr>
+              <w:t xml:space="preserve">RETEST_PENDING</w:t>
+            </w:r>
+          </w:p>
+        </w:tc>
+        <w:tc>
+          <w:tcPr>
+            <w:tcW w:w="1600" w:type="dxa"/>
+            <w:shd w:val="clear" w:fill="F9FBF6"/>
+            <w:tcMar>
+              <w:top w:w="60" w:type="dxa"/>
+              <w:bottom w:w="60" w:type="dxa"/>
+              <w:left w:w="100" w:type="dxa"/>
+              <w:right w:w="100" w:type="dxa"/>
+            </w:tcMar>
+          </w:tcPr>
+          <w:p xmlns:w="http://schemas.openxmlformats.org/wordprocessingml/2006/main">
+            <w:pPr>
+              <w:spacing w:before="30" w:after="30"/>
+              <w:jc w:val="left"/>
+            </w:pPr>
+            <w:r>
+              <w:rPr>
+                <w:rFonts w:ascii="Lexend" w:hAnsi="Lexend"/>
+                <w:color w:val="222222"/>
+                <w:sz w:val="17"/>
+              </w:rPr>
+              <w:t xml:space="preserve">Retest Failed (Flaw Persists)</w:t>
+            </w:r>
+          </w:p>
+        </w:tc>
+        <w:tc>
+          <w:tcPr>
+            <w:tcW w:w="1100" w:type="dxa"/>
+            <w:shd w:val="clear" w:fill="F9FBF6"/>
+            <w:tcMar>
+              <w:top w:w="60" w:type="dxa"/>
+              <w:bottom w:w="60" w:type="dxa"/>
+              <w:left w:w="100" w:type="dxa"/>
+              <w:right w:w="100" w:type="dxa"/>
+            </w:tcMar>
+          </w:tcPr>
+          <w:p xmlns:w="http://schemas.openxmlformats.org/wordprocessingml/2006/main">
+            <w:pPr>
+              <w:spacing w:before="30" w:after="30"/>
+              <w:jc w:val="left"/>
+            </w:pPr>
+            <w:r>
+              <w:rPr>
+                <w:rFonts w:ascii="Consolas" w:hAnsi="Consolas"/>
+                <w:color w:val="9C4146"/>
+                <w:sz w:val="17"/>
+              </w:rPr>
+              <w:t xml:space="preserve">Hunter</w:t>
+            </w:r>
+            <w:r>
+              <w:rPr>
+                <w:rFonts w:ascii="Lexend" w:hAnsi="Lexend"/>
+                <w:color w:val="222222"/>
+                <w:sz w:val="17"/>
+              </w:rPr>
+              <w:t xml:space="preserve"> / </w:t>
+            </w:r>
+            <w:r>
+              <w:rPr>
+                <w:rFonts w:ascii="Consolas" w:hAnsi="Consolas"/>
+                <w:color w:val="9C4146"/>
+                <w:sz w:val="17"/>
+              </w:rPr>
               <w:t xml:space="preserve">Defender</w:t>
             </w:r>
           </w:p>
@@ -11668,7 +11976,7 @@
                 <w:color w:val="9C4146"/>
                 <w:sz w:val="17"/>
               </w:rPr>
-              <w:t xml:space="preserve">REJECTED</w:t>
+              <w:t xml:space="preserve">REJECTED_INVALID</w:t>
             </w:r>
             <w:r>
               <w:rPr>
@@ -12012,7 +12320,7 @@
           <w:color w:val="222222"/>
           <w:sz w:val="20"/>
         </w:rPr>
-        <w:t xml:space="preserve">: Form for neutral operational category selection, specific title, asset selection, CVSS calculator, encrypted description, PoC input, and file attachment dropzone.</w:t>
+        <w:t xml:space="preserve">: Form for neutral operational category selection, specific title, asset selection, CVSS calculator, encrypted description, PoC input, and file attachment dropzone (supporting guest intake).</w:t>
       </w:r>
     </w:p>
     <w:p xmlns:w="http://schemas.openxmlformats.org/wordprocessingml/2006/main">
@@ -12199,7 +12507,7 @@
           <w:color w:val="222222"/>
           <w:sz w:val="20"/>
         </w:rPr>
-        <w:t xml:space="preserve">: Multi-step setup wizard guiding new organization owners through domain DNS challenge verification, policy definition, local PGP key generation, and RFC 9116 publication in under 15 minutes.</w:t>
+        <w:t xml:space="preserve">: Multi-step setup wizard guiding new organization owners through domain DNS challenge verification, policy definition, local PGP key generation, offline master recovery key export challenge, and RFC 9116 publication in under 15 minutes.</w:t>
       </w:r>
     </w:p>
     <w:p xmlns:w="http://schemas.openxmlformats.org/wordprocessingml/2006/main">
@@ -12230,7 +12538,7 @@
           <w:color w:val="222222"/>
           <w:sz w:val="20"/>
         </w:rPr>
-        <w:t xml:space="preserve">: Configuration modal allowing defenders to generate and download sanitized, audit-ready PDF/HTML closure evidence summaries.</w:t>
+        <w:t xml:space="preserve">: Configuration modal allowing defenders to generate and download sanitized, audit-ready PDF/JSON closure evidence summaries.</w:t>
       </w:r>
     </w:p>
     <w:p xmlns:w="http://schemas.openxmlformats.org/wordprocessingml/2006/main">
@@ -12293,7 +12601,7 @@
           <w:color w:val="222222"/>
           <w:sz w:val="20"/>
         </w:rPr>
-        <w:t xml:space="preserve"> verifying 40-character commit SHAs, author identity, and repository branch for public and private repositories.</w:t>
+        <w:t xml:space="preserve"> and compare API verifying commit SHAs, author identity, and repository branch membership across public and private repositories.</w:t>
       </w:r>
     </w:p>
     <w:p xmlns:w="http://schemas.openxmlformats.org/wordprocessingml/2006/main">
@@ -12466,7 +12774,38 @@
           <w:color w:val="222222"/>
           <w:sz w:val="20"/>
         </w:rPr>
-        <w:t xml:space="preserve"> storing client-encrypted attachments with zero egress fees.</w:t>
+        <w:t xml:space="preserve"> storing client-encrypted attachments with zero egress fees via presigned URLs.</w:t>
+      </w:r>
+    </w:p>
+    <w:p xmlns:w="http://schemas.openxmlformats.org/wordprocessingml/2006/main">
+      <w:pPr>
+        <w:spacing w:before="40" w:after="40"/>
+        <w:jc w:val="left"/>
+      </w:pPr>
+      <w:r>
+        <w:rPr>
+          <w:rFonts w:ascii="Lexend" w:hAnsi="Lexend"/>
+          <w:color w:val="222222"/>
+          <w:sz w:val="20"/>
+        </w:rPr>
+        <w:t xml:space="preserve">•  </w:t>
+      </w:r>
+      <w:r>
+        <w:rPr>
+          <w:rFonts w:ascii="Lexend" w:hAnsi="Lexend"/>
+          <w:b/>
+          <w:color w:val="222222"/>
+          <w:sz w:val="20"/>
+        </w:rPr>
+        <w:t xml:space="preserve">Lemon Squeezy API v1</w:t>
+      </w:r>
+      <w:r>
+        <w:rPr>
+          <w:rFonts w:ascii="Lexend" w:hAnsi="Lexend"/>
+          <w:color w:val="222222"/>
+          <w:sz w:val="20"/>
+        </w:rPr>
+        <w:t xml:space="preserve">: Merchant of Record checkout sessions, webhook handlers for subscription lifecycle, and customer portal.</w:t>
       </w:r>
     </w:p>
     <w:p xmlns:w="http://schemas.openxmlformats.org/wordprocessingml/2006/main">
@@ -12576,7 +12915,7 @@
           <w:color w:val="222222"/>
           <w:sz w:val="20"/>
         </w:rPr>
-        <w:t xml:space="preserve">: Client-side OpenPGP key generation and payload encryption (≤ 100 KB text) shall complete within ≤ 1,500 ms on modern desktop browsers (Chromium 120+, Apple M-series or Intel Core i5 reference).</w:t>
+        <w:t xml:space="preserve">: Client-side OpenPGP key generation and payload encryption (≤ 100 KB text) shall complete within ≤ 1,500 ms on modern desktop browsers (Chromium 120+, Apple M-series or Intel Core i5 reference). Pinned Curve25519 executes in &lt;50ms.</w:t>
       </w:r>
     </w:p>
     <w:p xmlns:w="http://schemas.openxmlformats.org/wordprocessingml/2006/main">
@@ -12796,7 +13135,7 @@
           <w:color w:val="222222"/>
           <w:sz w:val="20"/>
         </w:rPr>
-        <w:t xml:space="preserve">: Tenant storage shall be capped at 50 MB database volume and 2 GB Cloudflare R2 object volume per tenant organization. The platform shall display administrative warnings when usage reaches 90% of configured quota, and strictly reject new allocations with HTTP </w:t>
+        <w:t xml:space="preserve">: Tenant storage shall be capped at 50 MB database volume and 2 GB Cloudflare R2 object volume for demo tenants, and 10 GB for Team tenants. The platform shall display administrative warnings when usage reaches 90% of configured quota, and strictly reject new allocations with HTTP </w:t>
       </w:r>
       <w:r>
         <w:rPr>
@@ -12891,7 +13230,23 @@
           <w:color w:val="222222"/>
           <w:sz w:val="20"/>
         </w:rPr>
-        <w:t xml:space="preserve"> operations only, preventing record modification or deletion even in the event of application-level credential compromise.</w:t>
+        <w:t xml:space="preserve"> operations only, with a cryptographic </w:t>
+      </w:r>
+      <w:r>
+        <w:rPr>
+          <w:rFonts w:ascii="Consolas" w:hAnsi="Consolas"/>
+          <w:color w:val="9C4146"/>
+          <w:sz w:val="20"/>
+        </w:rPr>
+        <w:t xml:space="preserve">prev_hash</w:t>
+      </w:r>
+      <w:r>
+        <w:rPr>
+          <w:rFonts w:ascii="Lexend" w:hAnsi="Lexend"/>
+          <w:color w:val="222222"/>
+          <w:sz w:val="20"/>
+        </w:rPr>
+        <w:t xml:space="preserve"> chain preventing record modification or deletion even in the event of application-level credential compromise.</w:t>
       </w:r>
     </w:p>
     <w:p xmlns:w="http://schemas.openxmlformats.org/wordprocessingml/2006/main">
@@ -13190,7 +13545,7 @@
                 <w:color w:val="222222"/>
                 <w:sz w:val="17"/>
               </w:rPr>
-              <w:t xml:space="preserve">M1 (W1–W8)</w:t>
+              <w:t xml:space="preserve">Part A (W1–W8)</w:t>
             </w:r>
           </w:p>
         </w:tc>
@@ -13345,7 +13700,7 @@
                 <w:color w:val="222222"/>
                 <w:sz w:val="17"/>
               </w:rPr>
-              <w:t xml:space="preserve">M1 (W1–W8)</w:t>
+              <w:t xml:space="preserve">Part A (W1–W8)</w:t>
             </w:r>
           </w:p>
         </w:tc>
@@ -13458,7 +13813,7 @@
                 <w:color w:val="222222"/>
                 <w:sz w:val="17"/>
               </w:rPr>
-              <w:t xml:space="preserve">Auth, signed JWT, session revocation &amp; TOTP MFA</w:t>
+              <w:t xml:space="preserve">DB sessions, password auth &amp; TOTP MFA</w:t>
             </w:r>
           </w:p>
         </w:tc>
@@ -13483,7 +13838,7 @@
                 <w:color w:val="222222"/>
                 <w:sz w:val="17"/>
               </w:rPr>
-              <w:t xml:space="preserve">M1 / M3</w:t>
+              <w:t xml:space="preserve">Part A / Part B</w:t>
             </w:r>
           </w:p>
         </w:tc>
@@ -13516,7 +13871,7 @@
                 <w:color w:val="222222"/>
                 <w:sz w:val="17"/>
               </w:rPr>
-              <w:t xml:space="preserve"> (Password hashing, JWT &amp; session kill)</w:t>
+              <w:t xml:space="preserve"> (Password hashing, DB session kill)</w:t>
             </w:r>
           </w:p>
         </w:tc>
@@ -13612,7 +13967,7 @@
                 <w:color w:val="222222"/>
                 <w:sz w:val="17"/>
               </w:rPr>
-              <w:t xml:space="preserve">Guided onboarding wizard &amp; checklist</w:t>
+              <w:t xml:space="preserve">Guided onboarding &amp; offline recovery key</w:t>
             </w:r>
           </w:p>
         </w:tc>
@@ -13638,7 +13993,7 @@
                 <w:color w:val="222222"/>
                 <w:sz w:val="17"/>
               </w:rPr>
-              <w:t xml:space="preserve">M3 (W13–W15)</w:t>
+              <w:t xml:space="preserve">Part B (W13–W14)</w:t>
             </w:r>
           </w:p>
         </w:tc>
@@ -13792,7 +14147,7 @@
                 <w:color w:val="222222"/>
                 <w:sz w:val="17"/>
               </w:rPr>
-              <w:t xml:space="preserve">M3 (W13–W15)</w:t>
+              <w:t xml:space="preserve">Part B (W13–W14)</w:t>
             </w:r>
           </w:p>
         </w:tc>
@@ -13879,7 +14234,7 @@
                 <w:color w:val="222222"/>
                 <w:sz w:val="17"/>
               </w:rPr>
-              <w:t xml:space="preserve">FR-2.1</w:t>
+              <w:t xml:space="preserve">FR-1.6</w:t>
             </w:r>
           </w:p>
         </w:tc>
@@ -13905,14 +14260,153 @@
                 <w:color w:val="222222"/>
                 <w:sz w:val="17"/>
               </w:rPr>
-              <w:t xml:space="preserve">RFC 9116 </w:t>
-            </w:r>
+              <w:t xml:space="preserve">Account-less guest vulnerability intake</w:t>
+            </w:r>
+          </w:p>
+        </w:tc>
+        <w:tc>
+          <w:tcPr>
+            <w:tcW w:w="1400" w:type="dxa"/>
+            <w:shd w:val="clear" w:fill="F9FBF6"/>
+            <w:tcMar>
+              <w:top w:w="60" w:type="dxa"/>
+              <w:bottom w:w="60" w:type="dxa"/>
+              <w:left w:w="100" w:type="dxa"/>
+              <w:right w:w="100" w:type="dxa"/>
+            </w:tcMar>
+          </w:tcPr>
+          <w:p xmlns:w="http://schemas.openxmlformats.org/wordprocessingml/2006/main">
+            <w:pPr>
+              <w:spacing w:before="30" w:after="30"/>
+              <w:jc w:val="left"/>
+            </w:pPr>
+            <w:r>
+              <w:rPr>
+                <w:rFonts w:ascii="Lexend" w:hAnsi="Lexend"/>
+                <w:color w:val="222222"/>
+                <w:sz w:val="17"/>
+              </w:rPr>
+              <w:t xml:space="preserve">Part B (W13–W14)</w:t>
+            </w:r>
+          </w:p>
+        </w:tc>
+        <w:tc>
+          <w:tcPr>
+            <w:tcW w:w="2500" w:type="dxa"/>
+            <w:shd w:val="clear" w:fill="F9FBF6"/>
+            <w:tcMar>
+              <w:top w:w="60" w:type="dxa"/>
+              <w:bottom w:w="60" w:type="dxa"/>
+              <w:left w:w="100" w:type="dxa"/>
+              <w:right w:w="100" w:type="dxa"/>
+            </w:tcMar>
+          </w:tcPr>
+          <w:p xmlns:w="http://schemas.openxmlformats.org/wordprocessingml/2006/main">
+            <w:pPr>
+              <w:spacing w:before="30" w:after="30"/>
+              <w:jc w:val="left"/>
+            </w:pPr>
             <w:r>
               <w:rPr>
                 <w:rFonts w:ascii="Consolas" w:hAnsi="Consolas"/>
                 <w:color w:val="9C4146"/>
                 <w:sz w:val="17"/>
               </w:rPr>
+              <w:t xml:space="preserve">TC-GUEST-01</w:t>
+            </w:r>
+            <w:r>
+              <w:rPr>
+                <w:rFonts w:ascii="Lexend" w:hAnsi="Lexend"/>
+                <w:color w:val="222222"/>
+                <w:sz w:val="17"/>
+              </w:rPr>
+              <w:t xml:space="preserve"> (Guest intake &amp; secret tracking test)</w:t>
+            </w:r>
+          </w:p>
+        </w:tc>
+        <w:tc>
+          <w:tcPr>
+            <w:tcW w:w="2200" w:type="dxa"/>
+            <w:shd w:val="clear" w:fill="F9FBF6"/>
+            <w:tcMar>
+              <w:top w:w="60" w:type="dxa"/>
+              <w:bottom w:w="60" w:type="dxa"/>
+              <w:left w:w="100" w:type="dxa"/>
+              <w:right w:w="100" w:type="dxa"/>
+            </w:tcMar>
+          </w:tcPr>
+          <w:p xmlns:w="http://schemas.openxmlformats.org/wordprocessingml/2006/main">
+            <w:pPr>
+              <w:spacing w:before="30" w:after="30"/>
+              <w:jc w:val="left"/>
+            </w:pPr>
+            <w:r>
+              <w:rPr>
+                <w:rFonts w:ascii="Consolas" w:hAnsi="Consolas"/>
+                <w:color w:val="9C4146"/>
+                <w:sz w:val="17"/>
+              </w:rPr>
+              <w:t xml:space="preserve">WP-7.3</w:t>
+            </w:r>
+          </w:p>
+        </w:tc>
+      </w:tr>
+      <w:tr>
+        <w:tc>
+          <w:tcPr>
+            <w:tcW w:w="1200" w:type="dxa"/>
+            <w:tcMar>
+              <w:top w:w="60" w:type="dxa"/>
+              <w:bottom w:w="60" w:type="dxa"/>
+              <w:left w:w="100" w:type="dxa"/>
+              <w:right w:w="100" w:type="dxa"/>
+            </w:tcMar>
+          </w:tcPr>
+          <w:p xmlns:w="http://schemas.openxmlformats.org/wordprocessingml/2006/main">
+            <w:pPr>
+              <w:spacing w:before="30" w:after="30"/>
+              <w:jc w:val="left"/>
+            </w:pPr>
+            <w:r>
+              <w:rPr>
+                <w:rFonts w:ascii="Lexend" w:hAnsi="Lexend"/>
+                <w:b/>
+                <w:color w:val="222222"/>
+                <w:sz w:val="17"/>
+              </w:rPr>
+              <w:t xml:space="preserve">FR-2.1</w:t>
+            </w:r>
+          </w:p>
+        </w:tc>
+        <w:tc>
+          <w:tcPr>
+            <w:tcW w:w="2200" w:type="dxa"/>
+            <w:tcMar>
+              <w:top w:w="60" w:type="dxa"/>
+              <w:bottom w:w="60" w:type="dxa"/>
+              <w:left w:w="100" w:type="dxa"/>
+              <w:right w:w="100" w:type="dxa"/>
+            </w:tcMar>
+          </w:tcPr>
+          <w:p xmlns:w="http://schemas.openxmlformats.org/wordprocessingml/2006/main">
+            <w:pPr>
+              <w:spacing w:before="30" w:after="30"/>
+              <w:jc w:val="left"/>
+            </w:pPr>
+            <w:r>
+              <w:rPr>
+                <w:rFonts w:ascii="Lexend" w:hAnsi="Lexend"/>
+                <w:color w:val="222222"/>
+                <w:sz w:val="17"/>
+              </w:rPr>
+              <w:t xml:space="preserve">RFC 9116 </w:t>
+            </w:r>
+            <w:r>
+              <w:rPr>
+                <w:rFonts w:ascii="Consolas" w:hAnsi="Consolas"/>
+                <w:color w:val="9C4146"/>
+                <w:sz w:val="17"/>
+              </w:rPr>
               <w:t xml:space="preserve">security.txt</w:t>
             </w:r>
             <w:r>
@@ -13922,6 +14416,144 @@
                 <w:sz w:val="17"/>
               </w:rPr>
               <w:t xml:space="preserve"> endpoint &amp; download</w:t>
+            </w:r>
+          </w:p>
+        </w:tc>
+        <w:tc>
+          <w:tcPr>
+            <w:tcW w:w="1400" w:type="dxa"/>
+            <w:tcMar>
+              <w:top w:w="60" w:type="dxa"/>
+              <w:bottom w:w="60" w:type="dxa"/>
+              <w:left w:w="100" w:type="dxa"/>
+              <w:right w:w="100" w:type="dxa"/>
+            </w:tcMar>
+          </w:tcPr>
+          <w:p xmlns:w="http://schemas.openxmlformats.org/wordprocessingml/2006/main">
+            <w:pPr>
+              <w:spacing w:before="30" w:after="30"/>
+              <w:jc w:val="left"/>
+            </w:pPr>
+            <w:r>
+              <w:rPr>
+                <w:rFonts w:ascii="Lexend" w:hAnsi="Lexend"/>
+                <w:color w:val="222222"/>
+                <w:sz w:val="17"/>
+              </w:rPr>
+              <w:t xml:space="preserve">Part A (W1–W8)</w:t>
+            </w:r>
+          </w:p>
+        </w:tc>
+        <w:tc>
+          <w:tcPr>
+            <w:tcW w:w="2500" w:type="dxa"/>
+            <w:tcMar>
+              <w:top w:w="60" w:type="dxa"/>
+              <w:bottom w:w="60" w:type="dxa"/>
+              <w:left w:w="100" w:type="dxa"/>
+              <w:right w:w="100" w:type="dxa"/>
+            </w:tcMar>
+          </w:tcPr>
+          <w:p xmlns:w="http://schemas.openxmlformats.org/wordprocessingml/2006/main">
+            <w:pPr>
+              <w:spacing w:before="30" w:after="30"/>
+              <w:jc w:val="left"/>
+            </w:pPr>
+            <w:r>
+              <w:rPr>
+                <w:rFonts w:ascii="Consolas" w:hAnsi="Consolas"/>
+                <w:color w:val="9C4146"/>
+                <w:sz w:val="17"/>
+              </w:rPr>
+              <w:t xml:space="preserve">TC-POL-01</w:t>
+            </w:r>
+            <w:r>
+              <w:rPr>
+                <w:rFonts w:ascii="Lexend" w:hAnsi="Lexend"/>
+                <w:color w:val="222222"/>
+                <w:sz w:val="17"/>
+              </w:rPr>
+              <w:t xml:space="preserve"> (RFC 9116 syntax validator)</w:t>
+            </w:r>
+          </w:p>
+        </w:tc>
+        <w:tc>
+          <w:tcPr>
+            <w:tcW w:w="2200" w:type="dxa"/>
+            <w:tcMar>
+              <w:top w:w="60" w:type="dxa"/>
+              <w:bottom w:w="60" w:type="dxa"/>
+              <w:left w:w="100" w:type="dxa"/>
+              <w:right w:w="100" w:type="dxa"/>
+            </w:tcMar>
+          </w:tcPr>
+          <w:p xmlns:w="http://schemas.openxmlformats.org/wordprocessingml/2006/main">
+            <w:pPr>
+              <w:spacing w:before="30" w:after="30"/>
+              <w:jc w:val="left"/>
+            </w:pPr>
+            <w:r>
+              <w:rPr>
+                <w:rFonts w:ascii="Consolas" w:hAnsi="Consolas"/>
+                <w:color w:val="9C4146"/>
+                <w:sz w:val="17"/>
+              </w:rPr>
+              <w:t xml:space="preserve">WP-3.1</w:t>
+            </w:r>
+          </w:p>
+        </w:tc>
+      </w:tr>
+      <w:tr>
+        <w:tc>
+          <w:tcPr>
+            <w:tcW w:w="1200" w:type="dxa"/>
+            <w:shd w:val="clear" w:fill="F9FBF6"/>
+            <w:tcMar>
+              <w:top w:w="60" w:type="dxa"/>
+              <w:bottom w:w="60" w:type="dxa"/>
+              <w:left w:w="100" w:type="dxa"/>
+              <w:right w:w="100" w:type="dxa"/>
+            </w:tcMar>
+          </w:tcPr>
+          <w:p xmlns:w="http://schemas.openxmlformats.org/wordprocessingml/2006/main">
+            <w:pPr>
+              <w:spacing w:before="30" w:after="30"/>
+              <w:jc w:val="left"/>
+            </w:pPr>
+            <w:r>
+              <w:rPr>
+                <w:rFonts w:ascii="Lexend" w:hAnsi="Lexend"/>
+                <w:b/>
+                <w:color w:val="222222"/>
+                <w:sz w:val="17"/>
+              </w:rPr>
+              <w:t xml:space="preserve">FR-2.2</w:t>
+            </w:r>
+          </w:p>
+        </w:tc>
+        <w:tc>
+          <w:tcPr>
+            <w:tcW w:w="2200" w:type="dxa"/>
+            <w:shd w:val="clear" w:fill="F9FBF6"/>
+            <w:tcMar>
+              <w:top w:w="60" w:type="dxa"/>
+              <w:bottom w:w="60" w:type="dxa"/>
+              <w:left w:w="100" w:type="dxa"/>
+              <w:right w:w="100" w:type="dxa"/>
+            </w:tcMar>
+          </w:tcPr>
+          <w:p xmlns:w="http://schemas.openxmlformats.org/wordprocessingml/2006/main">
+            <w:pPr>
+              <w:spacing w:before="30" w:after="30"/>
+              <w:jc w:val="left"/>
+            </w:pPr>
+            <w:r>
+              <w:rPr>
+                <w:rFonts w:ascii="Lexend" w:hAnsi="Lexend"/>
+                <w:color w:val="222222"/>
+                <w:sz w:val="17"/>
+              </w:rPr>
+              <w:t xml:space="preserve">Browser cleartext PGP signing of policy</w:t>
             </w:r>
           </w:p>
         </w:tc>
@@ -13947,7 +14579,7 @@
                 <w:color w:val="222222"/>
                 <w:sz w:val="17"/>
               </w:rPr>
-              <w:t xml:space="preserve">M1 (W1–W8)</w:t>
+              <w:t xml:space="preserve">Part A (W1–W8)</w:t>
             </w:r>
           </w:p>
         </w:tc>
@@ -13973,15 +14605,15 @@
                 <w:color w:val="9C4146"/>
                 <w:sz w:val="17"/>
               </w:rPr>
-              <w:t xml:space="preserve">TC-POL-01</w:t>
-            </w:r>
-            <w:r>
-              <w:rPr>
-                <w:rFonts w:ascii="Lexend" w:hAnsi="Lexend"/>
-                <w:color w:val="222222"/>
-                <w:sz w:val="17"/>
-              </w:rPr>
-              <w:t xml:space="preserve"> (RFC 9116 syntax validator)</w:t>
+              <w:t xml:space="preserve">TC-POL-02</w:t>
+            </w:r>
+            <w:r>
+              <w:rPr>
+                <w:rFonts w:ascii="Lexend" w:hAnsi="Lexend"/>
+                <w:color w:val="222222"/>
+                <w:sz w:val="17"/>
+              </w:rPr>
+              <w:t xml:space="preserve"> (Cleartext signature verification)</w:t>
             </w:r>
           </w:p>
         </w:tc>
@@ -14007,7 +14639,7 @@
                 <w:color w:val="9C4146"/>
                 <w:sz w:val="17"/>
               </w:rPr>
-              <w:t xml:space="preserve">WP-3.1</w:t>
+              <w:t xml:space="preserve">WP-3.2</w:t>
             </w:r>
           </w:p>
         </w:tc>
@@ -14035,7 +14667,7 @@
                 <w:color w:val="222222"/>
                 <w:sz w:val="17"/>
               </w:rPr>
-              <w:t xml:space="preserve">FR-2.2</w:t>
+              <w:t xml:space="preserve">FR-2.5</w:t>
             </w:r>
           </w:p>
         </w:tc>
@@ -14060,7 +14692,7 @@
                 <w:color w:val="222222"/>
                 <w:sz w:val="17"/>
               </w:rPr>
-              <w:t xml:space="preserve">Browser cleartext PGP signing of policy</w:t>
+              <w:t xml:space="preserve">DNS TXT challenge domain verification</w:t>
             </w:r>
           </w:p>
         </w:tc>
@@ -14085,7 +14717,7 @@
                 <w:color w:val="222222"/>
                 <w:sz w:val="17"/>
               </w:rPr>
-              <w:t xml:space="preserve">M1 (W1–W8)</w:t>
+              <w:t xml:space="preserve">Part A (W1–W8)</w:t>
             </w:r>
           </w:p>
         </w:tc>
@@ -14110,15 +14742,15 @@
                 <w:color w:val="9C4146"/>
                 <w:sz w:val="17"/>
               </w:rPr>
-              <w:t xml:space="preserve">TC-POL-02</w:t>
-            </w:r>
-            <w:r>
-              <w:rPr>
-                <w:rFonts w:ascii="Lexend" w:hAnsi="Lexend"/>
-                <w:color w:val="222222"/>
-                <w:sz w:val="17"/>
-              </w:rPr>
-              <w:t xml:space="preserve"> (Cleartext signature verification)</w:t>
+              <w:t xml:space="preserve">TC-POL-03</w:t>
+            </w:r>
+            <w:r>
+              <w:rPr>
+                <w:rFonts w:ascii="Lexend" w:hAnsi="Lexend"/>
+                <w:color w:val="222222"/>
+                <w:sz w:val="17"/>
+              </w:rPr>
+              <w:t xml:space="preserve"> (DNS TXT record challenge mock)</w:t>
             </w:r>
           </w:p>
         </w:tc>
@@ -14143,7 +14775,7 @@
                 <w:color w:val="9C4146"/>
                 <w:sz w:val="17"/>
               </w:rPr>
-              <w:t xml:space="preserve">WP-3.2</w:t>
+              <w:t xml:space="preserve">WP-3.3</w:t>
             </w:r>
           </w:p>
         </w:tc>
@@ -14172,7 +14804,7 @@
                 <w:color w:val="222222"/>
                 <w:sz w:val="17"/>
               </w:rPr>
-              <w:t xml:space="preserve">FR-2.5</w:t>
+              <w:t xml:space="preserve">FR-3.1</w:t>
             </w:r>
           </w:p>
         </w:tc>
@@ -14198,7 +14830,7 @@
                 <w:color w:val="222222"/>
                 <w:sz w:val="17"/>
               </w:rPr>
-              <w:t xml:space="preserve">DNS TXT challenge domain verification</w:t>
+              <w:t xml:space="preserve">WebCrypto keypair generation (Ed25519/X25519)</w:t>
             </w:r>
           </w:p>
         </w:tc>
@@ -14224,7 +14856,7 @@
                 <w:color w:val="222222"/>
                 <w:sz w:val="17"/>
               </w:rPr>
-              <w:t xml:space="preserve">M1 (W1–W8)</w:t>
+              <w:t xml:space="preserve">Part A (W1–W8)</w:t>
             </w:r>
           </w:p>
         </w:tc>
@@ -14250,15 +14882,15 @@
                 <w:color w:val="9C4146"/>
                 <w:sz w:val="17"/>
               </w:rPr>
-              <w:t xml:space="preserve">TC-POL-03</w:t>
-            </w:r>
-            <w:r>
-              <w:rPr>
-                <w:rFonts w:ascii="Lexend" w:hAnsi="Lexend"/>
-                <w:color w:val="222222"/>
-                <w:sz w:val="17"/>
-              </w:rPr>
-              <w:t xml:space="preserve"> (DNS TXT record challenge mock)</w:t>
+              <w:t xml:space="preserve">TC-CRYPTO-01</w:t>
+            </w:r>
+            <w:r>
+              <w:rPr>
+                <w:rFonts w:ascii="Lexend" w:hAnsi="Lexend"/>
+                <w:color w:val="222222"/>
+                <w:sz w:val="17"/>
+              </w:rPr>
+              <w:t xml:space="preserve"> (Curve25519 capability check)</w:t>
             </w:r>
           </w:p>
         </w:tc>
@@ -14284,7 +14916,7 @@
                 <w:color w:val="9C4146"/>
                 <w:sz w:val="17"/>
               </w:rPr>
-              <w:t xml:space="preserve">WP-3.3</w:t>
+              <w:t xml:space="preserve">WP-3.4</w:t>
             </w:r>
           </w:p>
         </w:tc>
@@ -14312,7 +14944,7 @@
                 <w:color w:val="222222"/>
                 <w:sz w:val="17"/>
               </w:rPr>
-              <w:t xml:space="preserve">FR-3.1</w:t>
+              <w:t xml:space="preserve">FR-3.2</w:t>
             </w:r>
           </w:p>
         </w:tc>
@@ -14337,7 +14969,7 @@
                 <w:color w:val="222222"/>
                 <w:sz w:val="17"/>
               </w:rPr>
-              <w:t xml:space="preserve">WebCrypto keypair generation (Ed25519+X25519)</w:t>
+              <w:t xml:space="preserve">Argon2 S2K encrypted IndexedDB keystore</w:t>
             </w:r>
           </w:p>
         </w:tc>
@@ -14362,7 +14994,7 @@
                 <w:color w:val="222222"/>
                 <w:sz w:val="17"/>
               </w:rPr>
-              <w:t xml:space="preserve">M1 (W1–W8)</w:t>
+              <w:t xml:space="preserve">Part A (W1–W8)</w:t>
             </w:r>
           </w:p>
         </w:tc>
@@ -14387,15 +15019,15 @@
                 <w:color w:val="9C4146"/>
                 <w:sz w:val="17"/>
               </w:rPr>
-              <w:t xml:space="preserve">TC-CRYPTO-01</w:t>
-            </w:r>
-            <w:r>
-              <w:rPr>
-                <w:rFonts w:ascii="Lexend" w:hAnsi="Lexend"/>
-                <w:color w:val="222222"/>
-                <w:sz w:val="17"/>
-              </w:rPr>
-              <w:t xml:space="preserve"> (Keypair subkey capability check)</w:t>
+              <w:t xml:space="preserve">TC-CRYPTO-02</w:t>
+            </w:r>
+            <w:r>
+              <w:rPr>
+                <w:rFonts w:ascii="Lexend" w:hAnsi="Lexend"/>
+                <w:color w:val="222222"/>
+                <w:sz w:val="17"/>
+              </w:rPr>
+              <w:t xml:space="preserve"> (Local keystore decrypt assertion)</w:t>
             </w:r>
           </w:p>
         </w:tc>
@@ -14449,7 +15081,7 @@
                 <w:color w:val="222222"/>
                 <w:sz w:val="17"/>
               </w:rPr>
-              <w:t xml:space="preserve">FR-3.2</w:t>
+              <w:t xml:space="preserve">FR-3.3</w:t>
             </w:r>
           </w:p>
         </w:tc>
@@ -14475,7 +15107,23 @@
                 <w:color w:val="222222"/>
                 <w:sz w:val="17"/>
               </w:rPr>
-              <w:t xml:space="preserve">Passphrase-encrypted IndexedDB keystore</w:t>
+              <w:t xml:space="preserve">Multi-defender encryption (</w:t>
+            </w:r>
+            <w:r>
+              <w:rPr>
+                <w:rFonts w:ascii="Consolas" w:hAnsi="Consolas"/>
+                <w:color w:val="9C4146"/>
+                <w:sz w:val="17"/>
+              </w:rPr>
+              <w:t xml:space="preserve">recipient_set_version</w:t>
+            </w:r>
+            <w:r>
+              <w:rPr>
+                <w:rFonts w:ascii="Lexend" w:hAnsi="Lexend"/>
+                <w:color w:val="222222"/>
+                <w:sz w:val="17"/>
+              </w:rPr>
+              <w:t xml:space="preserve">)</w:t>
             </w:r>
           </w:p>
         </w:tc>
@@ -14501,7 +15149,7 @@
                 <w:color w:val="222222"/>
                 <w:sz w:val="17"/>
               </w:rPr>
-              <w:t xml:space="preserve">M1 (W1–W8)</w:t>
+              <w:t xml:space="preserve">Part A (W1–W8)</w:t>
             </w:r>
           </w:p>
         </w:tc>
@@ -14527,15 +15175,15 @@
                 <w:color w:val="9C4146"/>
                 <w:sz w:val="17"/>
               </w:rPr>
-              <w:t xml:space="preserve">TC-CRYPTO-02</w:t>
-            </w:r>
-            <w:r>
-              <w:rPr>
-                <w:rFonts w:ascii="Lexend" w:hAnsi="Lexend"/>
-                <w:color w:val="222222"/>
-                <w:sz w:val="17"/>
-              </w:rPr>
-              <w:t xml:space="preserve"> (Local keystore decrypt assertion)</w:t>
+              <w:t xml:space="preserve">TC-CRYPTO-03</w:t>
+            </w:r>
+            <w:r>
+              <w:rPr>
+                <w:rFonts w:ascii="Lexend" w:hAnsi="Lexend"/>
+                <w:color w:val="222222"/>
+                <w:sz w:val="17"/>
+              </w:rPr>
+              <w:t xml:space="preserve"> (Multi-defender decryption test)</w:t>
             </w:r>
           </w:p>
         </w:tc>
@@ -14561,7 +15209,7 @@
                 <w:color w:val="9C4146"/>
                 <w:sz w:val="17"/>
               </w:rPr>
-              <w:t xml:space="preserve">WP-3.4</w:t>
+              <w:t xml:space="preserve">WP-4.1</w:t>
             </w:r>
           </w:p>
         </w:tc>
@@ -14589,7 +15237,7 @@
                 <w:color w:val="222222"/>
                 <w:sz w:val="17"/>
               </w:rPr>
-              <w:t xml:space="preserve">FR-3.3</w:t>
+              <w:t xml:space="preserve">FR-3.4</w:t>
             </w:r>
           </w:p>
         </w:tc>
@@ -14614,54 +15262,71 @@
                 <w:color w:val="222222"/>
                 <w:sz w:val="17"/>
               </w:rPr>
-              <w:t xml:space="preserve">Multi-defender encryption (</w:t>
-            </w:r>
+              <w:t xml:space="preserve">Neutral operational category labeling</w:t>
+            </w:r>
+          </w:p>
+        </w:tc>
+        <w:tc>
+          <w:tcPr>
+            <w:tcW w:w="1400" w:type="dxa"/>
+            <w:tcMar>
+              <w:top w:w="60" w:type="dxa"/>
+              <w:bottom w:w="60" w:type="dxa"/>
+              <w:left w:w="100" w:type="dxa"/>
+              <w:right w:w="100" w:type="dxa"/>
+            </w:tcMar>
+          </w:tcPr>
+          <w:p xmlns:w="http://schemas.openxmlformats.org/wordprocessingml/2006/main">
+            <w:pPr>
+              <w:spacing w:before="30" w:after="30"/>
+              <w:jc w:val="left"/>
+            </w:pPr>
+            <w:r>
+              <w:rPr>
+                <w:rFonts w:ascii="Lexend" w:hAnsi="Lexend"/>
+                <w:color w:val="222222"/>
+                <w:sz w:val="17"/>
+              </w:rPr>
+              <w:t xml:space="preserve">Part A (W1–W8)</w:t>
+            </w:r>
+          </w:p>
+        </w:tc>
+        <w:tc>
+          <w:tcPr>
+            <w:tcW w:w="2500" w:type="dxa"/>
+            <w:tcMar>
+              <w:top w:w="60" w:type="dxa"/>
+              <w:bottom w:w="60" w:type="dxa"/>
+              <w:left w:w="100" w:type="dxa"/>
+              <w:right w:w="100" w:type="dxa"/>
+            </w:tcMar>
+          </w:tcPr>
+          <w:p xmlns:w="http://schemas.openxmlformats.org/wordprocessingml/2006/main">
+            <w:pPr>
+              <w:spacing w:before="30" w:after="30"/>
+              <w:jc w:val="left"/>
+            </w:pPr>
             <w:r>
               <w:rPr>
                 <w:rFonts w:ascii="Consolas" w:hAnsi="Consolas"/>
                 <w:color w:val="9C4146"/>
                 <w:sz w:val="17"/>
               </w:rPr>
-              <w:t xml:space="preserve">recipient_set_version</w:t>
-            </w:r>
-            <w:r>
-              <w:rPr>
-                <w:rFonts w:ascii="Lexend" w:hAnsi="Lexend"/>
-                <w:color w:val="222222"/>
-                <w:sz w:val="17"/>
-              </w:rPr>
-              <w:t xml:space="preserve">)</w:t>
-            </w:r>
-          </w:p>
-        </w:tc>
-        <w:tc>
-          <w:tcPr>
-            <w:tcW w:w="1400" w:type="dxa"/>
-            <w:tcMar>
-              <w:top w:w="60" w:type="dxa"/>
-              <w:bottom w:w="60" w:type="dxa"/>
-              <w:left w:w="100" w:type="dxa"/>
-              <w:right w:w="100" w:type="dxa"/>
-            </w:tcMar>
-          </w:tcPr>
-          <w:p xmlns:w="http://schemas.openxmlformats.org/wordprocessingml/2006/main">
-            <w:pPr>
-              <w:spacing w:before="30" w:after="30"/>
-              <w:jc w:val="left"/>
-            </w:pPr>
-            <w:r>
-              <w:rPr>
-                <w:rFonts w:ascii="Lexend" w:hAnsi="Lexend"/>
-                <w:color w:val="222222"/>
-                <w:sz w:val="17"/>
-              </w:rPr>
-              <w:t xml:space="preserve">M1 (W1–W8)</w:t>
-            </w:r>
-          </w:p>
-        </w:tc>
-        <w:tc>
-          <w:tcPr>
-            <w:tcW w:w="2500" w:type="dxa"/>
+              <w:t xml:space="preserve">TC-CRYPTO-05</w:t>
+            </w:r>
+            <w:r>
+              <w:rPr>
+                <w:rFonts w:ascii="Lexend" w:hAnsi="Lexend"/>
+                <w:color w:val="222222"/>
+                <w:sz w:val="17"/>
+              </w:rPr>
+              <w:t xml:space="preserve"> (Operational label categorization test)</w:t>
+            </w:r>
+          </w:p>
+        </w:tc>
+        <w:tc>
+          <w:tcPr>
+            <w:tcW w:w="2200" w:type="dxa"/>
             <w:tcMar>
               <w:top w:w="60" w:type="dxa"/>
               <w:bottom w:w="60" w:type="dxa"/>
@@ -14680,21 +15345,95 @@
                 <w:color w:val="9C4146"/>
                 <w:sz w:val="17"/>
               </w:rPr>
-              <w:t xml:space="preserve">TC-CRYPTO-03</w:t>
-            </w:r>
-            <w:r>
-              <w:rPr>
-                <w:rFonts w:ascii="Lexend" w:hAnsi="Lexend"/>
-                <w:color w:val="222222"/>
-                <w:sz w:val="17"/>
-              </w:rPr>
-              <w:t xml:space="preserve"> (Multi-defender decryption test)</w:t>
+              <w:t xml:space="preserve">WP-4.1</w:t>
+            </w:r>
+          </w:p>
+        </w:tc>
+      </w:tr>
+      <w:tr>
+        <w:tc>
+          <w:tcPr>
+            <w:tcW w:w="1200" w:type="dxa"/>
+            <w:shd w:val="clear" w:fill="F9FBF6"/>
+            <w:tcMar>
+              <w:top w:w="60" w:type="dxa"/>
+              <w:bottom w:w="60" w:type="dxa"/>
+              <w:left w:w="100" w:type="dxa"/>
+              <w:right w:w="100" w:type="dxa"/>
+            </w:tcMar>
+          </w:tcPr>
+          <w:p xmlns:w="http://schemas.openxmlformats.org/wordprocessingml/2006/main">
+            <w:pPr>
+              <w:spacing w:before="30" w:after="30"/>
+              <w:jc w:val="left"/>
+            </w:pPr>
+            <w:r>
+              <w:rPr>
+                <w:rFonts w:ascii="Lexend" w:hAnsi="Lexend"/>
+                <w:b/>
+                <w:color w:val="222222"/>
+                <w:sz w:val="17"/>
+              </w:rPr>
+              <w:t xml:space="preserve">FR-3.5</w:t>
             </w:r>
           </w:p>
         </w:tc>
         <w:tc>
           <w:tcPr>
             <w:tcW w:w="2200" w:type="dxa"/>
+            <w:shd w:val="clear" w:fill="F9FBF6"/>
+            <w:tcMar>
+              <w:top w:w="60" w:type="dxa"/>
+              <w:bottom w:w="60" w:type="dxa"/>
+              <w:left w:w="100" w:type="dxa"/>
+              <w:right w:w="100" w:type="dxa"/>
+            </w:tcMar>
+          </w:tcPr>
+          <w:p xmlns:w="http://schemas.openxmlformats.org/wordprocessingml/2006/main">
+            <w:pPr>
+              <w:spacing w:before="30" w:after="30"/>
+              <w:jc w:val="left"/>
+            </w:pPr>
+            <w:r>
+              <w:rPr>
+                <w:rFonts w:ascii="Lexend" w:hAnsi="Lexend"/>
+                <w:color w:val="222222"/>
+                <w:sz w:val="17"/>
+              </w:rPr>
+              <w:t xml:space="preserve">Direct-to-R2 presigned upload (≤ 25 MB)</w:t>
+            </w:r>
+          </w:p>
+        </w:tc>
+        <w:tc>
+          <w:tcPr>
+            <w:tcW w:w="1400" w:type="dxa"/>
+            <w:shd w:val="clear" w:fill="F9FBF6"/>
+            <w:tcMar>
+              <w:top w:w="60" w:type="dxa"/>
+              <w:bottom w:w="60" w:type="dxa"/>
+              <w:left w:w="100" w:type="dxa"/>
+              <w:right w:w="100" w:type="dxa"/>
+            </w:tcMar>
+          </w:tcPr>
+          <w:p xmlns:w="http://schemas.openxmlformats.org/wordprocessingml/2006/main">
+            <w:pPr>
+              <w:spacing w:before="30" w:after="30"/>
+              <w:jc w:val="left"/>
+            </w:pPr>
+            <w:r>
+              <w:rPr>
+                <w:rFonts w:ascii="Lexend" w:hAnsi="Lexend"/>
+                <w:color w:val="222222"/>
+                <w:sz w:val="17"/>
+              </w:rPr>
+              <w:t xml:space="preserve">Part A / Part B</w:t>
+            </w:r>
+          </w:p>
+        </w:tc>
+        <w:tc>
+          <w:tcPr>
+            <w:tcW w:w="2500" w:type="dxa"/>
+            <w:shd w:val="clear" w:fill="F9FBF6"/>
             <w:tcMar>
               <w:top w:w="60" w:type="dxa"/>
               <w:bottom w:w="60" w:type="dxa"/>
@@ -14713,7 +15452,57 @@
                 <w:color w:val="9C4146"/>
                 <w:sz w:val="17"/>
               </w:rPr>
-              <w:t xml:space="preserve">WP-4.1</w:t>
+              <w:t xml:space="preserve">TC-CRYPTO-04</w:t>
+            </w:r>
+            <w:r>
+              <w:rPr>
+                <w:rFonts w:ascii="Lexend" w:hAnsi="Lexend"/>
+                <w:color w:val="222222"/>
+                <w:sz w:val="17"/>
+              </w:rPr>
+              <w:t xml:space="preserve"> (Direct R2 presigned upload test)</w:t>
+            </w:r>
+          </w:p>
+        </w:tc>
+        <w:tc>
+          <w:tcPr>
+            <w:tcW w:w="2200" w:type="dxa"/>
+            <w:shd w:val="clear" w:fill="F9FBF6"/>
+            <w:tcMar>
+              <w:top w:w="60" w:type="dxa"/>
+              <w:bottom w:w="60" w:type="dxa"/>
+              <w:left w:w="100" w:type="dxa"/>
+              <w:right w:w="100" w:type="dxa"/>
+            </w:tcMar>
+          </w:tcPr>
+          <w:p xmlns:w="http://schemas.openxmlformats.org/wordprocessingml/2006/main">
+            <w:pPr>
+              <w:spacing w:before="30" w:after="30"/>
+              <w:jc w:val="left"/>
+            </w:pPr>
+            <w:r>
+              <w:rPr>
+                <w:rFonts w:ascii="Consolas" w:hAnsi="Consolas"/>
+                <w:color w:val="9C4146"/>
+                <w:sz w:val="17"/>
+              </w:rPr>
+              <w:t xml:space="preserve">WP-4.2</w:t>
+            </w:r>
+            <w:r>
+              <w:rPr>
+                <w:rFonts w:ascii="Lexend" w:hAnsi="Lexend"/>
+                <w:color w:val="222222"/>
+                <w:sz w:val="17"/>
+              </w:rPr>
+              <w:t xml:space="preserve"> / </w:t>
+            </w:r>
+            <w:r>
+              <w:rPr>
+                <w:rFonts w:ascii="Consolas" w:hAnsi="Consolas"/>
+                <w:color w:val="9C4146"/>
+                <w:sz w:val="17"/>
+              </w:rPr>
+              <w:t xml:space="preserve">WP-7.4</w:t>
             </w:r>
           </w:p>
         </w:tc>
@@ -14722,6 +15511,142 @@
         <w:tc>
           <w:tcPr>
             <w:tcW w:w="1200" w:type="dxa"/>
+            <w:tcMar>
+              <w:top w:w="60" w:type="dxa"/>
+              <w:bottom w:w="60" w:type="dxa"/>
+              <w:left w:w="100" w:type="dxa"/>
+              <w:right w:w="100" w:type="dxa"/>
+            </w:tcMar>
+          </w:tcPr>
+          <w:p xmlns:w="http://schemas.openxmlformats.org/wordprocessingml/2006/main">
+            <w:pPr>
+              <w:spacing w:before="30" w:after="30"/>
+              <w:jc w:val="left"/>
+            </w:pPr>
+            <w:r>
+              <w:rPr>
+                <w:rFonts w:ascii="Lexend" w:hAnsi="Lexend"/>
+                <w:b/>
+                <w:color w:val="222222"/>
+                <w:sz w:val="17"/>
+              </w:rPr>
+              <w:t xml:space="preserve">FR-3.6</w:t>
+            </w:r>
+          </w:p>
+        </w:tc>
+        <w:tc>
+          <w:tcPr>
+            <w:tcW w:w="2200" w:type="dxa"/>
+            <w:tcMar>
+              <w:top w:w="60" w:type="dxa"/>
+              <w:bottom w:w="60" w:type="dxa"/>
+              <w:left w:w="100" w:type="dxa"/>
+              <w:right w:w="100" w:type="dxa"/>
+            </w:tcMar>
+          </w:tcPr>
+          <w:p xmlns:w="http://schemas.openxmlformats.org/wordprocessingml/2006/main">
+            <w:pPr>
+              <w:spacing w:before="30" w:after="30"/>
+              <w:jc w:val="left"/>
+            </w:pPr>
+            <w:r>
+              <w:rPr>
+                <w:rFonts w:ascii="Lexend" w:hAnsi="Lexend"/>
+                <w:color w:val="222222"/>
+                <w:sz w:val="17"/>
+              </w:rPr>
+              <w:t xml:space="preserve">Offline recovery key &amp; audited re-wrapping</w:t>
+            </w:r>
+          </w:p>
+        </w:tc>
+        <w:tc>
+          <w:tcPr>
+            <w:tcW w:w="1400" w:type="dxa"/>
+            <w:tcMar>
+              <w:top w:w="60" w:type="dxa"/>
+              <w:bottom w:w="60" w:type="dxa"/>
+              <w:left w:w="100" w:type="dxa"/>
+              <w:right w:w="100" w:type="dxa"/>
+            </w:tcMar>
+          </w:tcPr>
+          <w:p xmlns:w="http://schemas.openxmlformats.org/wordprocessingml/2006/main">
+            <w:pPr>
+              <w:spacing w:before="30" w:after="30"/>
+              <w:jc w:val="left"/>
+            </w:pPr>
+            <w:r>
+              <w:rPr>
+                <w:rFonts w:ascii="Lexend" w:hAnsi="Lexend"/>
+                <w:color w:val="222222"/>
+                <w:sz w:val="17"/>
+              </w:rPr>
+              <w:t xml:space="preserve">Part A / Part B</w:t>
+            </w:r>
+          </w:p>
+        </w:tc>
+        <w:tc>
+          <w:tcPr>
+            <w:tcW w:w="2500" w:type="dxa"/>
+            <w:tcMar>
+              <w:top w:w="60" w:type="dxa"/>
+              <w:bottom w:w="60" w:type="dxa"/>
+              <w:left w:w="100" w:type="dxa"/>
+              <w:right w:w="100" w:type="dxa"/>
+            </w:tcMar>
+          </w:tcPr>
+          <w:p xmlns:w="http://schemas.openxmlformats.org/wordprocessingml/2006/main">
+            <w:pPr>
+              <w:spacing w:before="30" w:after="30"/>
+              <w:jc w:val="left"/>
+            </w:pPr>
+            <w:r>
+              <w:rPr>
+                <w:rFonts w:ascii="Consolas" w:hAnsi="Consolas"/>
+                <w:color w:val="9C4146"/>
+                <w:sz w:val="17"/>
+              </w:rPr>
+              <w:t xml:space="preserve">TC-CRYPTO-06</w:t>
+            </w:r>
+            <w:r>
+              <w:rPr>
+                <w:rFonts w:ascii="Lexend" w:hAnsi="Lexend"/>
+                <w:color w:val="222222"/>
+                <w:sz w:val="17"/>
+              </w:rPr>
+              <w:t xml:space="preserve"> (Session key re-wrap audit assertion)</w:t>
+            </w:r>
+          </w:p>
+        </w:tc>
+        <w:tc>
+          <w:tcPr>
+            <w:tcW w:w="2200" w:type="dxa"/>
+            <w:tcMar>
+              <w:top w:w="60" w:type="dxa"/>
+              <w:bottom w:w="60" w:type="dxa"/>
+              <w:left w:w="100" w:type="dxa"/>
+              <w:right w:w="100" w:type="dxa"/>
+            </w:tcMar>
+          </w:tcPr>
+          <w:p xmlns:w="http://schemas.openxmlformats.org/wordprocessingml/2006/main">
+            <w:pPr>
+              <w:spacing w:before="30" w:after="30"/>
+              <w:jc w:val="left"/>
+            </w:pPr>
+            <w:r>
+              <w:rPr>
+                <w:rFonts w:ascii="Consolas" w:hAnsi="Consolas"/>
+                <w:color w:val="9C4146"/>
+                <w:sz w:val="17"/>
+              </w:rPr>
+              <w:t xml:space="preserve">WP-7.2</w:t>
+            </w:r>
+          </w:p>
+        </w:tc>
+      </w:tr>
+      <w:tr>
+        <w:tc>
+          <w:tcPr>
+            <w:tcW w:w="1200" w:type="dxa"/>
             <w:shd w:val="clear" w:fill="F9FBF6"/>
             <w:tcMar>
               <w:top w:w="60" w:type="dxa"/>
@@ -14742,7 +15667,7 @@
                 <w:color w:val="222222"/>
                 <w:sz w:val="17"/>
               </w:rPr>
-              <w:t xml:space="preserve">FR-3.4</w:t>
+              <w:t xml:space="preserve">FR-4.1</w:t>
             </w:r>
           </w:p>
         </w:tc>
@@ -14768,7 +15693,7 @@
                 <w:color w:val="222222"/>
                 <w:sz w:val="17"/>
               </w:rPr>
-              <w:t xml:space="preserve">Neutral operational category labeling</w:t>
+              <w:t xml:space="preserve">Deterministic CVSS 3.1 Base scoring engine</w:t>
             </w:r>
           </w:p>
         </w:tc>
@@ -14794,7 +15719,7 @@
                 <w:color w:val="222222"/>
                 <w:sz w:val="17"/>
               </w:rPr>
-              <w:t xml:space="preserve">M1 (W1–W8)</w:t>
+              <w:t xml:space="preserve">Part A (W1–W8)</w:t>
             </w:r>
           </w:p>
         </w:tc>
@@ -14820,15 +15745,15 @@
                 <w:color w:val="9C4146"/>
                 <w:sz w:val="17"/>
               </w:rPr>
-              <w:t xml:space="preserve">TC-CRYPTO-05</w:t>
-            </w:r>
-            <w:r>
-              <w:rPr>
-                <w:rFonts w:ascii="Lexend" w:hAnsi="Lexend"/>
-                <w:color w:val="222222"/>
-                <w:sz w:val="17"/>
-              </w:rPr>
-              <w:t xml:space="preserve"> (Operational label categorization test)</w:t>
+              <w:t xml:space="preserve">TC-CVSS-01</w:t>
+            </w:r>
+            <w:r>
+              <w:rPr>
+                <w:rFonts w:ascii="Lexend" w:hAnsi="Lexend"/>
+                <w:color w:val="222222"/>
+                <w:sz w:val="17"/>
+              </w:rPr>
+              <w:t xml:space="preserve"> (45 verified vectors in CVSS_TEST_FIXTURES.md)</w:t>
             </w:r>
           </w:p>
         </w:tc>
@@ -14854,7 +15779,7 @@
                 <w:color w:val="9C4146"/>
                 <w:sz w:val="17"/>
               </w:rPr>
-              <w:t xml:space="preserve">WP-4.1</w:t>
+              <w:t xml:space="preserve">WP-4.3</w:t>
             </w:r>
           </w:p>
         </w:tc>
@@ -14882,7 +15807,7 @@
                 <w:color w:val="222222"/>
                 <w:sz w:val="17"/>
               </w:rPr>
-              <w:t xml:space="preserve">FR-3.5</w:t>
+              <w:t xml:space="preserve">FR-4.4</w:t>
             </w:r>
           </w:p>
         </w:tc>
@@ -14907,7 +15832,7 @@
                 <w:color w:val="222222"/>
                 <w:sz w:val="17"/>
               </w:rPr>
-              <w:t xml:space="preserve">Encrypted attachment upload (Cloudflare R2)</w:t>
+              <w:t xml:space="preserve">Decoupled suggested vs assigned CVSS score</w:t>
             </w:r>
           </w:p>
         </w:tc>
@@ -14932,7 +15857,7 @@
                 <w:color w:val="222222"/>
                 <w:sz w:val="17"/>
               </w:rPr>
-              <w:t xml:space="preserve">M1 (W1–W8)</w:t>
+              <w:t xml:space="preserve">Part A (W1–W8)</w:t>
             </w:r>
           </w:p>
         </w:tc>
@@ -14957,15 +15882,15 @@
                 <w:color w:val="9C4146"/>
                 <w:sz w:val="17"/>
               </w:rPr>
-              <w:t xml:space="preserve">TC-CRYPTO-04</w:t>
-            </w:r>
-            <w:r>
-              <w:rPr>
-                <w:rFonts w:ascii="Lexend" w:hAnsi="Lexend"/>
-                <w:color w:val="222222"/>
-                <w:sz w:val="17"/>
-              </w:rPr>
-              <w:t xml:space="preserve"> (Encrypted attachment stream test)</w:t>
+              <w:t xml:space="preserve">TC-CVSS-02</w:t>
+            </w:r>
+            <w:r>
+              <w:rPr>
+                <w:rFonts w:ascii="Lexend" w:hAnsi="Lexend"/>
+                <w:color w:val="222222"/>
+                <w:sz w:val="17"/>
+              </w:rPr>
+              <w:t xml:space="preserve"> (Suggested vs assigned score test)</w:t>
             </w:r>
           </w:p>
         </w:tc>
@@ -14990,7 +15915,7 @@
                 <w:color w:val="9C4146"/>
                 <w:sz w:val="17"/>
               </w:rPr>
-              <w:t xml:space="preserve">WP-4.2</w:t>
+              <w:t xml:space="preserve">WP-4.3</w:t>
             </w:r>
           </w:p>
         </w:tc>
@@ -15019,7 +15944,7 @@
                 <w:color w:val="222222"/>
                 <w:sz w:val="17"/>
               </w:rPr>
-              <w:t xml:space="preserve">FR-3.6</w:t>
+              <w:t xml:space="preserve">FR-5.1</w:t>
             </w:r>
           </w:p>
         </w:tc>
@@ -15045,7 +15970,7 @@
                 <w:color w:val="222222"/>
                 <w:sz w:val="17"/>
               </w:rPr>
-              <w:t xml:space="preserve">Key backup UI &amp; audited session re-wrapping</w:t>
+              <w:t xml:space="preserve">In-browser decryption &amp; working prototype</w:t>
             </w:r>
           </w:p>
         </w:tc>
@@ -15071,7 +15996,7 @@
                 <w:color w:val="222222"/>
                 <w:sz w:val="17"/>
               </w:rPr>
-              <w:t xml:space="preserve">M1 / M3</w:t>
+              <w:t xml:space="preserve">Part A (W1–W8)</w:t>
             </w:r>
           </w:p>
         </w:tc>
@@ -15097,15 +16022,15 @@
                 <w:color w:val="9C4146"/>
                 <w:sz w:val="17"/>
               </w:rPr>
-              <w:t xml:space="preserve">TC-CRYPTO-06</w:t>
-            </w:r>
-            <w:r>
-              <w:rPr>
-                <w:rFonts w:ascii="Lexend" w:hAnsi="Lexend"/>
-                <w:color w:val="222222"/>
-                <w:sz w:val="17"/>
-              </w:rPr>
-              <w:t xml:space="preserve"> (Session key re-wrap audit assertion)</w:t>
+              <w:t xml:space="preserve">TC-TRIAGE-01</w:t>
+            </w:r>
+            <w:r>
+              <w:rPr>
+                <w:rFonts w:ascii="Lexend" w:hAnsi="Lexend"/>
+                <w:color w:val="222222"/>
+                <w:sz w:val="17"/>
+              </w:rPr>
+              <w:t xml:space="preserve"> (In-browser decrypt pipeline test)</w:t>
             </w:r>
           </w:p>
         </w:tc>
@@ -15131,7 +16056,7 @@
                 <w:color w:val="9C4146"/>
                 <w:sz w:val="17"/>
               </w:rPr>
-              <w:t xml:space="preserve">WP-7.4</w:t>
+              <w:t xml:space="preserve">WP-4.4</w:t>
             </w:r>
           </w:p>
         </w:tc>
@@ -15159,7 +16084,7 @@
                 <w:color w:val="222222"/>
                 <w:sz w:val="17"/>
               </w:rPr>
-              <w:t xml:space="preserve">FR-4.1</w:t>
+              <w:t xml:space="preserve">FR-5.2</w:t>
             </w:r>
           </w:p>
         </w:tc>
@@ -15184,7 +16109,7 @@
                 <w:color w:val="222222"/>
                 <w:sz w:val="17"/>
               </w:rPr>
-              <w:t xml:space="preserve">Deterministic CVSS 3.1 Base scoring engine</w:t>
+              <w:t xml:space="preserve">Dual-lane triage (Conversation vs. Internal)</w:t>
             </w:r>
           </w:p>
         </w:tc>
@@ -15209,7 +16134,7 @@
                 <w:color w:val="222222"/>
                 <w:sz w:val="17"/>
               </w:rPr>
-              <w:t xml:space="preserve">M1 (W1–W8)</w:t>
+              <w:t xml:space="preserve">Part A (W9–W10)</w:t>
             </w:r>
           </w:p>
         </w:tc>
@@ -15234,15 +16159,15 @@
                 <w:color w:val="9C4146"/>
                 <w:sz w:val="17"/>
               </w:rPr>
-              <w:t xml:space="preserve">TC-CVSS-01</w:t>
-            </w:r>
-            <w:r>
-              <w:rPr>
-                <w:rFonts w:ascii="Lexend" w:hAnsi="Lexend"/>
-                <w:color w:val="222222"/>
-                <w:sz w:val="17"/>
-              </w:rPr>
-              <w:t xml:space="preserve"> (45 verified vectors in CVSS_TEST_FIXTURES.md)</w:t>
+              <w:t xml:space="preserve">TC-TRIAGE-02</w:t>
+            </w:r>
+            <w:r>
+              <w:rPr>
+                <w:rFonts w:ascii="Lexend" w:hAnsi="Lexend"/>
+                <w:color w:val="222222"/>
+                <w:sz w:val="17"/>
+              </w:rPr>
+              <w:t xml:space="preserve"> (Internal notes key isolation test)</w:t>
             </w:r>
           </w:p>
         </w:tc>
@@ -15267,7 +16192,7 @@
                 <w:color w:val="9C4146"/>
                 <w:sz w:val="17"/>
               </w:rPr>
-              <w:t xml:space="preserve">WP-4.3</w:t>
+              <w:t xml:space="preserve">WP-5.1</w:t>
             </w:r>
           </w:p>
         </w:tc>
@@ -15296,7 +16221,7 @@
                 <w:color w:val="222222"/>
                 <w:sz w:val="17"/>
               </w:rPr>
-              <w:t xml:space="preserve">FR-5.1</w:t>
+              <w:t xml:space="preserve">FR-5.3</w:t>
             </w:r>
           </w:p>
         </w:tc>
@@ -15322,7 +16247,7 @@
                 <w:color w:val="222222"/>
                 <w:sz w:val="17"/>
               </w:rPr>
-              <w:t xml:space="preserve">In-browser decryption &amp; working prototype</w:t>
+              <w:t xml:space="preserve">Minimal-metadata alerts &amp; duplicate linking</w:t>
             </w:r>
           </w:p>
         </w:tc>
@@ -15348,7 +16273,7 @@
                 <w:color w:val="222222"/>
                 <w:sz w:val="17"/>
               </w:rPr>
-              <w:t xml:space="preserve">M1 (W1–W8)</w:t>
+              <w:t xml:space="preserve">Part A (W9–W10)</w:t>
             </w:r>
           </w:p>
         </w:tc>
@@ -15374,15 +16299,15 @@
                 <w:color w:val="9C4146"/>
                 <w:sz w:val="17"/>
               </w:rPr>
-              <w:t xml:space="preserve">TC-TRIAGE-01</w:t>
-            </w:r>
-            <w:r>
-              <w:rPr>
-                <w:rFonts w:ascii="Lexend" w:hAnsi="Lexend"/>
-                <w:color w:val="222222"/>
-                <w:sz w:val="17"/>
-              </w:rPr>
-              <w:t xml:space="preserve"> (In-browser decrypt pipeline test)</w:t>
+              <w:t xml:space="preserve">TC-NOTIF-01</w:t>
+            </w:r>
+            <w:r>
+              <w:rPr>
+                <w:rFonts w:ascii="Lexend" w:hAnsi="Lexend"/>
+                <w:color w:val="222222"/>
+                <w:sz w:val="17"/>
+              </w:rPr>
+              <w:t xml:space="preserve"> (Minimal-metadata email dispatch mock)</w:t>
             </w:r>
           </w:p>
         </w:tc>
@@ -15408,7 +16333,7 @@
                 <w:color w:val="9C4146"/>
                 <w:sz w:val="17"/>
               </w:rPr>
-              <w:t xml:space="preserve">WP-4.4</w:t>
+              <w:t xml:space="preserve">WP-5.2</w:t>
             </w:r>
           </w:p>
         </w:tc>
@@ -15436,7 +16361,7 @@
                 <w:color w:val="222222"/>
                 <w:sz w:val="17"/>
               </w:rPr>
-              <w:t xml:space="preserve">FR-5.2</w:t>
+              <w:t xml:space="preserve">FR-5.4</w:t>
             </w:r>
           </w:p>
         </w:tc>
@@ -15461,7 +16386,7 @@
                 <w:color w:val="222222"/>
                 <w:sz w:val="17"/>
               </w:rPr>
-              <w:t xml:space="preserve">Dual-lane triage (Conversation vs. Internal)</w:t>
+              <w:t xml:space="preserve">SLA countdown engine &amp; Slack webhooks</w:t>
             </w:r>
           </w:p>
         </w:tc>
@@ -15486,7 +16411,7 @@
                 <w:color w:val="222222"/>
                 <w:sz w:val="17"/>
               </w:rPr>
-              <w:t xml:space="preserve">M2 (W9–W12)</w:t>
+              <w:t xml:space="preserve">Part B (W15–W16)</w:t>
             </w:r>
           </w:p>
         </w:tc>
@@ -15511,15 +16436,15 @@
                 <w:color w:val="9C4146"/>
                 <w:sz w:val="17"/>
               </w:rPr>
-              <w:t xml:space="preserve">TC-TRIAGE-02</w:t>
-            </w:r>
-            <w:r>
-              <w:rPr>
-                <w:rFonts w:ascii="Lexend" w:hAnsi="Lexend"/>
-                <w:color w:val="222222"/>
-                <w:sz w:val="17"/>
-              </w:rPr>
-              <w:t xml:space="preserve"> (Internal notes key isolation test)</w:t>
+              <w:t xml:space="preserve">TC-SLA-01</w:t>
+            </w:r>
+            <w:r>
+              <w:rPr>
+                <w:rFonts w:ascii="Lexend" w:hAnsi="Lexend"/>
+                <w:color w:val="222222"/>
+                <w:sz w:val="17"/>
+              </w:rPr>
+              <w:t xml:space="preserve"> (Hourly SLA cron &amp; webhook test)</w:t>
             </w:r>
           </w:p>
         </w:tc>
@@ -15544,7 +16469,7 @@
                 <w:color w:val="9C4146"/>
                 <w:sz w:val="17"/>
               </w:rPr>
-              <w:t xml:space="preserve">WP-5.1</w:t>
+              <w:t xml:space="preserve">WP-7.5</w:t>
             </w:r>
           </w:p>
         </w:tc>
@@ -15573,7 +16498,7 @@
                 <w:color w:val="222222"/>
                 <w:sz w:val="17"/>
               </w:rPr>
-              <w:t xml:space="preserve">FR-5.3</w:t>
+              <w:t xml:space="preserve">FR-6.2</w:t>
             </w:r>
           </w:p>
         </w:tc>
@@ -15599,7 +16524,7 @@
                 <w:color w:val="222222"/>
                 <w:sz w:val="17"/>
               </w:rPr>
-              <w:t xml:space="preserve">Minimal-metadata alerts &amp; duplicate linking</w:t>
+              <w:t xml:space="preserve">GitHub REST API commit SHA &amp; branch check</w:t>
             </w:r>
           </w:p>
         </w:tc>
@@ -15625,7 +16550,7 @@
                 <w:color w:val="222222"/>
                 <w:sz w:val="17"/>
               </w:rPr>
-              <w:t xml:space="preserve">M2 (W9–W12)</w:t>
+              <w:t xml:space="preserve">Part A (W9–W10)</w:t>
             </w:r>
           </w:p>
         </w:tc>
@@ -15651,15 +16576,15 @@
                 <w:color w:val="9C4146"/>
                 <w:sz w:val="17"/>
               </w:rPr>
-              <w:t xml:space="preserve">TC-NOTIF-01</w:t>
-            </w:r>
-            <w:r>
-              <w:rPr>
-                <w:rFonts w:ascii="Lexend" w:hAnsi="Lexend"/>
-                <w:color w:val="222222"/>
-                <w:sz w:val="17"/>
-              </w:rPr>
-              <w:t xml:space="preserve"> (Minimal-metadata email dispatch mock)</w:t>
+              <w:t xml:space="preserve">TC-VCS-01</w:t>
+            </w:r>
+            <w:r>
+              <w:rPr>
+                <w:rFonts w:ascii="Lexend" w:hAnsi="Lexend"/>
+                <w:color w:val="222222"/>
+                <w:sz w:val="17"/>
+              </w:rPr>
+              <w:t xml:space="preserve"> (GitHub API commit &amp; compare mock)</w:t>
             </w:r>
           </w:p>
         </w:tc>
@@ -15685,7 +16610,7 @@
                 <w:color w:val="9C4146"/>
                 <w:sz w:val="17"/>
               </w:rPr>
-              <w:t xml:space="preserve">WP-5.2</w:t>
+              <w:t xml:space="preserve">WP-5.3</w:t>
             </w:r>
           </w:p>
         </w:tc>
@@ -15713,7 +16638,7 @@
                 <w:color w:val="222222"/>
                 <w:sz w:val="17"/>
               </w:rPr>
-              <w:t xml:space="preserve">FR-5.4</w:t>
+              <w:t xml:space="preserve">FR-6.3</w:t>
             </w:r>
           </w:p>
         </w:tc>
@@ -15738,7 +16663,7 @@
                 <w:color w:val="222222"/>
                 <w:sz w:val="17"/>
               </w:rPr>
-              <w:t xml:space="preserve">SLA countdown timers &amp; Outbox worker retry</w:t>
+              <w:t xml:space="preserve">Infrastructure config SHA-256 hash binder</w:t>
             </w:r>
           </w:p>
         </w:tc>
@@ -15763,7 +16688,7 @@
                 <w:color w:val="222222"/>
                 <w:sz w:val="17"/>
               </w:rPr>
-              <w:t xml:space="preserve">M3 / M4</w:t>
+              <w:t xml:space="preserve">Part A (W9–W10)</w:t>
             </w:r>
           </w:p>
         </w:tc>
@@ -15788,15 +16713,15 @@
                 <w:color w:val="9C4146"/>
                 <w:sz w:val="17"/>
               </w:rPr>
-              <w:t xml:space="preserve">TC-SLA-01</w:t>
-            </w:r>
-            <w:r>
-              <w:rPr>
-                <w:rFonts w:ascii="Lexend" w:hAnsi="Lexend"/>
-                <w:color w:val="222222"/>
-                <w:sz w:val="17"/>
-              </w:rPr>
-              <w:t xml:space="preserve"> (Outbox retry &amp; idempotency test)</w:t>
+              <w:t xml:space="preserve">TC-VCS-02</w:t>
+            </w:r>
+            <w:r>
+              <w:rPr>
+                <w:rFonts w:ascii="Lexend" w:hAnsi="Lexend"/>
+                <w:color w:val="222222"/>
+                <w:sz w:val="17"/>
+              </w:rPr>
+              <w:t xml:space="preserve"> (Hash reproducibility test)</w:t>
             </w:r>
           </w:p>
         </w:tc>
@@ -15821,7 +16746,7 @@
                 <w:color w:val="9C4146"/>
                 <w:sz w:val="17"/>
               </w:rPr>
-              <w:t xml:space="preserve">WP-7.5</w:t>
+              <w:t xml:space="preserve">WP-5.4</w:t>
             </w:r>
           </w:p>
         </w:tc>
@@ -15850,7 +16775,7 @@
                 <w:color w:val="222222"/>
                 <w:sz w:val="17"/>
               </w:rPr>
-              <w:t xml:space="preserve">FR-6.2</w:t>
+              <w:t xml:space="preserve">FR-7.1</w:t>
             </w:r>
           </w:p>
         </w:tc>
@@ -15876,7 +16801,7 @@
                 <w:color w:val="222222"/>
                 <w:sz w:val="17"/>
               </w:rPr>
-              <w:t xml:space="preserve">GitHub REST API commit SHA validation</w:t>
+              <w:t xml:space="preserve">Basic intake triage transitions (NEW-&gt;ACCEPTED)</w:t>
             </w:r>
           </w:p>
         </w:tc>
@@ -15902,7 +16827,7 @@
                 <w:color w:val="222222"/>
                 <w:sz w:val="17"/>
               </w:rPr>
-              <w:t xml:space="preserve">M2 (W9–W12)</w:t>
+              <w:t xml:space="preserve">Part A (W1–W8)</w:t>
             </w:r>
           </w:p>
         </w:tc>
@@ -15928,15 +16853,15 @@
                 <w:color w:val="9C4146"/>
                 <w:sz w:val="17"/>
               </w:rPr>
-              <w:t xml:space="preserve">TC-VCS-01</w:t>
-            </w:r>
-            <w:r>
-              <w:rPr>
-                <w:rFonts w:ascii="Lexend" w:hAnsi="Lexend"/>
-                <w:color w:val="222222"/>
-                <w:sz w:val="17"/>
-              </w:rPr>
-              <w:t xml:space="preserve"> (GitHub API commit &amp; branch mock)</w:t>
+              <w:t xml:space="preserve">TC-STATE-01</w:t>
+            </w:r>
+            <w:r>
+              <w:rPr>
+                <w:rFonts w:ascii="Lexend" w:hAnsi="Lexend"/>
+                <w:color w:val="222222"/>
+                <w:sz w:val="17"/>
+              </w:rPr>
+              <w:t xml:space="preserve"> (Intake state transition test)</w:t>
             </w:r>
           </w:p>
         </w:tc>
@@ -15962,7 +16887,7 @@
                 <w:color w:val="9C4146"/>
                 <w:sz w:val="17"/>
               </w:rPr>
-              <w:t xml:space="preserve">WP-5.3</w:t>
+              <w:t xml:space="preserve">WP-4.4</w:t>
             </w:r>
           </w:p>
         </w:tc>
@@ -15990,7 +16915,7 @@
                 <w:color w:val="222222"/>
                 <w:sz w:val="17"/>
               </w:rPr>
-              <w:t xml:space="preserve">FR-6.3</w:t>
+              <w:t xml:space="preserve">FR-7.2</w:t>
             </w:r>
           </w:p>
         </w:tc>
@@ -16015,7 +16940,7 @@
                 <w:color w:val="222222"/>
                 <w:sz w:val="17"/>
               </w:rPr>
-              <w:t xml:space="preserve">Infrastructure config SHA-256 hash binder</w:t>
+              <w:t xml:space="preserve">Attested retest state machine (3 fan-outs)</w:t>
             </w:r>
           </w:p>
         </w:tc>
@@ -16040,7 +16965,7 @@
                 <w:color w:val="222222"/>
                 <w:sz w:val="17"/>
               </w:rPr>
-              <w:t xml:space="preserve">M2 (W9–W12)</w:t>
+              <w:t xml:space="preserve">Part A (W11–W12)</w:t>
             </w:r>
           </w:p>
         </w:tc>
@@ -16065,15 +16990,15 @@
                 <w:color w:val="9C4146"/>
                 <w:sz w:val="17"/>
               </w:rPr>
-              <w:t xml:space="preserve">TC-VCS-02</w:t>
-            </w:r>
-            <w:r>
-              <w:rPr>
-                <w:rFonts w:ascii="Lexend" w:hAnsi="Lexend"/>
-                <w:color w:val="222222"/>
-                <w:sz w:val="17"/>
-              </w:rPr>
-              <w:t xml:space="preserve"> (Hash reproducibility test)</w:t>
+              <w:t xml:space="preserve">TC-STATE-02</w:t>
+            </w:r>
+            <w:r>
+              <w:rPr>
+                <w:rFonts w:ascii="Lexend" w:hAnsi="Lexend"/>
+                <w:color w:val="222222"/>
+                <w:sz w:val="17"/>
+              </w:rPr>
+              <w:t xml:space="preserve"> (Mandatory retest attestation check)</w:t>
             </w:r>
           </w:p>
         </w:tc>
@@ -16098,7 +17023,7 @@
                 <w:color w:val="9C4146"/>
                 <w:sz w:val="17"/>
               </w:rPr>
-              <w:t xml:space="preserve">WP-5.4</w:t>
+              <w:t xml:space="preserve">WP-6.1</w:t>
             </w:r>
           </w:p>
         </w:tc>
@@ -16127,7 +17052,7 @@
                 <w:color w:val="222222"/>
                 <w:sz w:val="17"/>
               </w:rPr>
-              <w:t xml:space="preserve">FR-7.1</w:t>
+              <w:t xml:space="preserve">FR-7.3</w:t>
             </w:r>
           </w:p>
         </w:tc>
@@ -16153,7 +17078,7 @@
                 <w:color w:val="222222"/>
                 <w:sz w:val="17"/>
               </w:rPr>
-              <w:t xml:space="preserve">Basic intake triage transitions (NEW-&gt;ACCEPTED)</w:t>
+              <w:t xml:space="preserve">Expanded states (RISK_ACCEPTED, REJECTED_SPAM)</w:t>
             </w:r>
           </w:p>
         </w:tc>
@@ -16179,7 +17104,7 @@
                 <w:color w:val="222222"/>
                 <w:sz w:val="17"/>
               </w:rPr>
-              <w:t xml:space="preserve">M1 (W1–W8)</w:t>
+              <w:t xml:space="preserve">Part A (W11–W12)</w:t>
             </w:r>
           </w:p>
         </w:tc>
@@ -16205,15 +17130,15 @@
                 <w:color w:val="9C4146"/>
                 <w:sz w:val="17"/>
               </w:rPr>
-              <w:t xml:space="preserve">TC-STATE-01</w:t>
-            </w:r>
-            <w:r>
-              <w:rPr>
-                <w:rFonts w:ascii="Lexend" w:hAnsi="Lexend"/>
-                <w:color w:val="222222"/>
-                <w:sz w:val="17"/>
-              </w:rPr>
-              <w:t xml:space="preserve"> (Intake state transition test)</w:t>
+              <w:t xml:space="preserve">TC-STATE-03</w:t>
+            </w:r>
+            <w:r>
+              <w:rPr>
+                <w:rFonts w:ascii="Lexend" w:hAnsi="Lexend"/>
+                <w:color w:val="222222"/>
+                <w:sz w:val="17"/>
+              </w:rPr>
+              <w:t xml:space="preserve"> (Expanded state transitions check)</w:t>
             </w:r>
           </w:p>
         </w:tc>
@@ -16239,7 +17164,7 @@
                 <w:color w:val="9C4146"/>
                 <w:sz w:val="17"/>
               </w:rPr>
-              <w:t xml:space="preserve">WP-4.4</w:t>
+              <w:t xml:space="preserve">WP-6.1</w:t>
             </w:r>
           </w:p>
         </w:tc>
@@ -16267,7 +17192,7 @@
                 <w:color w:val="222222"/>
                 <w:sz w:val="17"/>
               </w:rPr>
-              <w:t xml:space="preserve">FR-7.2</w:t>
+              <w:t xml:space="preserve">FR-7.4</w:t>
             </w:r>
           </w:p>
         </w:tc>
@@ -16292,71 +17217,46 @@
                 <w:color w:val="222222"/>
                 <w:sz w:val="17"/>
               </w:rPr>
-              <w:t xml:space="preserve">Attested retest state machine (3 fan-outs)</w:t>
-            </w:r>
-          </w:p>
-        </w:tc>
-        <w:tc>
-          <w:tcPr>
-            <w:tcW w:w="1400" w:type="dxa"/>
-            <w:tcMar>
-              <w:top w:w="60" w:type="dxa"/>
-              <w:bottom w:w="60" w:type="dxa"/>
-              <w:left w:w="100" w:type="dxa"/>
-              <w:right w:w="100" w:type="dxa"/>
-            </w:tcMar>
-          </w:tcPr>
-          <w:p xmlns:w="http://schemas.openxmlformats.org/wordprocessingml/2006/main">
-            <w:pPr>
-              <w:spacing w:before="30" w:after="30"/>
-              <w:jc w:val="left"/>
-            </w:pPr>
-            <w:r>
-              <w:rPr>
-                <w:rFonts w:ascii="Lexend" w:hAnsi="Lexend"/>
-                <w:color w:val="222222"/>
-                <w:sz w:val="17"/>
-              </w:rPr>
-              <w:t xml:space="preserve">M2 (W9–W12)</w:t>
-            </w:r>
-          </w:p>
-        </w:tc>
-        <w:tc>
-          <w:tcPr>
-            <w:tcW w:w="2500" w:type="dxa"/>
-            <w:tcMar>
-              <w:top w:w="60" w:type="dxa"/>
-              <w:bottom w:w="60" w:type="dxa"/>
-              <w:left w:w="100" w:type="dxa"/>
-              <w:right w:w="100" w:type="dxa"/>
-            </w:tcMar>
-          </w:tcPr>
-          <w:p xmlns:w="http://schemas.openxmlformats.org/wordprocessingml/2006/main">
-            <w:pPr>
-              <w:spacing w:before="30" w:after="30"/>
-              <w:jc w:val="left"/>
-            </w:pPr>
+              <w:t xml:space="preserve">Failed retest event loopback to </w:t>
+            </w:r>
             <w:r>
               <w:rPr>
                 <w:rFonts w:ascii="Consolas" w:hAnsi="Consolas"/>
                 <w:color w:val="9C4146"/>
                 <w:sz w:val="17"/>
               </w:rPr>
-              <w:t xml:space="preserve">TC-STATE-02</w:t>
-            </w:r>
-            <w:r>
-              <w:rPr>
-                <w:rFonts w:ascii="Lexend" w:hAnsi="Lexend"/>
-                <w:color w:val="222222"/>
-                <w:sz w:val="17"/>
-              </w:rPr>
-              <w:t xml:space="preserve"> (Mandatory retest attestation check)</w:t>
-            </w:r>
-          </w:p>
-        </w:tc>
-        <w:tc>
-          <w:tcPr>
-            <w:tcW w:w="2200" w:type="dxa"/>
+              <w:t xml:space="preserve">ACCEPTED</w:t>
+            </w:r>
+          </w:p>
+        </w:tc>
+        <w:tc>
+          <w:tcPr>
+            <w:tcW w:w="1400" w:type="dxa"/>
+            <w:tcMar>
+              <w:top w:w="60" w:type="dxa"/>
+              <w:bottom w:w="60" w:type="dxa"/>
+              <w:left w:w="100" w:type="dxa"/>
+              <w:right w:w="100" w:type="dxa"/>
+            </w:tcMar>
+          </w:tcPr>
+          <w:p xmlns:w="http://schemas.openxmlformats.org/wordprocessingml/2006/main">
+            <w:pPr>
+              <w:spacing w:before="30" w:after="30"/>
+              <w:jc w:val="left"/>
+            </w:pPr>
+            <w:r>
+              <w:rPr>
+                <w:rFonts w:ascii="Lexend" w:hAnsi="Lexend"/>
+                <w:color w:val="222222"/>
+                <w:sz w:val="17"/>
+              </w:rPr>
+              <w:t xml:space="preserve">Part A (W11–W12)</w:t>
+            </w:r>
+          </w:p>
+        </w:tc>
+        <w:tc>
+          <w:tcPr>
+            <w:tcW w:w="2500" w:type="dxa"/>
             <w:tcMar>
               <w:top w:w="60" w:type="dxa"/>
               <w:bottom w:w="60" w:type="dxa"/>
@@ -16375,6 +17275,39 @@
                 <w:color w:val="9C4146"/>
                 <w:sz w:val="17"/>
               </w:rPr>
+              <w:t xml:space="preserve">TC-STATE-04</w:t>
+            </w:r>
+            <w:r>
+              <w:rPr>
+                <w:rFonts w:ascii="Lexend" w:hAnsi="Lexend"/>
+                <w:color w:val="222222"/>
+                <w:sz w:val="17"/>
+              </w:rPr>
+              <w:t xml:space="preserve"> (Failed retest transition &amp; log test)</w:t>
+            </w:r>
+          </w:p>
+        </w:tc>
+        <w:tc>
+          <w:tcPr>
+            <w:tcW w:w="2200" w:type="dxa"/>
+            <w:tcMar>
+              <w:top w:w="60" w:type="dxa"/>
+              <w:bottom w:w="60" w:type="dxa"/>
+              <w:left w:w="100" w:type="dxa"/>
+              <w:right w:w="100" w:type="dxa"/>
+            </w:tcMar>
+          </w:tcPr>
+          <w:p xmlns:w="http://schemas.openxmlformats.org/wordprocessingml/2006/main">
+            <w:pPr>
+              <w:spacing w:before="30" w:after="30"/>
+              <w:jc w:val="left"/>
+            </w:pPr>
+            <w:r>
+              <w:rPr>
+                <w:rFonts w:ascii="Consolas" w:hAnsi="Consolas"/>
+                <w:color w:val="9C4146"/>
+                <w:sz w:val="17"/>
+              </w:rPr>
               <w:t xml:space="preserve">WP-6.1</w:t>
             </w:r>
           </w:p>
@@ -16404,7 +17337,7 @@
                 <w:color w:val="222222"/>
                 <w:sz w:val="17"/>
               </w:rPr>
-              <w:t xml:space="preserve">FR-7.3</w:t>
+              <w:t xml:space="preserve">FR-7.6</w:t>
             </w:r>
           </w:p>
         </w:tc>
@@ -16430,15 +17363,284 @@
                 <w:color w:val="222222"/>
                 <w:sz w:val="17"/>
               </w:rPr>
-              <w:t xml:space="preserve">Failed retest event loopback to </w:t>
-            </w:r>
+              <w:t xml:space="preserve">Ticket reopening audit logging</w:t>
+            </w:r>
+          </w:p>
+        </w:tc>
+        <w:tc>
+          <w:tcPr>
+            <w:tcW w:w="1400" w:type="dxa"/>
+            <w:shd w:val="clear" w:fill="F9FBF6"/>
+            <w:tcMar>
+              <w:top w:w="60" w:type="dxa"/>
+              <w:bottom w:w="60" w:type="dxa"/>
+              <w:left w:w="100" w:type="dxa"/>
+              <w:right w:w="100" w:type="dxa"/>
+            </w:tcMar>
+          </w:tcPr>
+          <w:p xmlns:w="http://schemas.openxmlformats.org/wordprocessingml/2006/main">
+            <w:pPr>
+              <w:spacing w:before="30" w:after="30"/>
+              <w:jc w:val="left"/>
+            </w:pPr>
+            <w:r>
+              <w:rPr>
+                <w:rFonts w:ascii="Lexend" w:hAnsi="Lexend"/>
+                <w:color w:val="222222"/>
+                <w:sz w:val="17"/>
+              </w:rPr>
+              <w:t xml:space="preserve">Part A (W11–W12)</w:t>
+            </w:r>
+          </w:p>
+        </w:tc>
+        <w:tc>
+          <w:tcPr>
+            <w:tcW w:w="2500" w:type="dxa"/>
+            <w:shd w:val="clear" w:fill="F9FBF6"/>
+            <w:tcMar>
+              <w:top w:w="60" w:type="dxa"/>
+              <w:bottom w:w="60" w:type="dxa"/>
+              <w:left w:w="100" w:type="dxa"/>
+              <w:right w:w="100" w:type="dxa"/>
+            </w:tcMar>
+          </w:tcPr>
+          <w:p xmlns:w="http://schemas.openxmlformats.org/wordprocessingml/2006/main">
+            <w:pPr>
+              <w:spacing w:before="30" w:after="30"/>
+              <w:jc w:val="left"/>
+            </w:pPr>
             <w:r>
               <w:rPr>
                 <w:rFonts w:ascii="Consolas" w:hAnsi="Consolas"/>
                 <w:color w:val="9C4146"/>
                 <w:sz w:val="17"/>
               </w:rPr>
-              <w:t xml:space="preserve">ACCEPTED</w:t>
+              <w:t xml:space="preserve">TC-STATE-05</w:t>
+            </w:r>
+            <w:r>
+              <w:rPr>
+                <w:rFonts w:ascii="Lexend" w:hAnsi="Lexend"/>
+                <w:color w:val="222222"/>
+                <w:sz w:val="17"/>
+              </w:rPr>
+              <w:t xml:space="preserve"> (Reopen justification audit log test)</w:t>
+            </w:r>
+          </w:p>
+        </w:tc>
+        <w:tc>
+          <w:tcPr>
+            <w:tcW w:w="2200" w:type="dxa"/>
+            <w:shd w:val="clear" w:fill="F9FBF6"/>
+            <w:tcMar>
+              <w:top w:w="60" w:type="dxa"/>
+              <w:bottom w:w="60" w:type="dxa"/>
+              <w:left w:w="100" w:type="dxa"/>
+              <w:right w:w="100" w:type="dxa"/>
+            </w:tcMar>
+          </w:tcPr>
+          <w:p xmlns:w="http://schemas.openxmlformats.org/wordprocessingml/2006/main">
+            <w:pPr>
+              <w:spacing w:before="30" w:after="30"/>
+              <w:jc w:val="left"/>
+            </w:pPr>
+            <w:r>
+              <w:rPr>
+                <w:rFonts w:ascii="Consolas" w:hAnsi="Consolas"/>
+                <w:color w:val="9C4146"/>
+                <w:sz w:val="17"/>
+              </w:rPr>
+              <w:t xml:space="preserve">WP-6.1</w:t>
+            </w:r>
+          </w:p>
+        </w:tc>
+      </w:tr>
+      <w:tr>
+        <w:tc>
+          <w:tcPr>
+            <w:tcW w:w="1200" w:type="dxa"/>
+            <w:tcMar>
+              <w:top w:w="60" w:type="dxa"/>
+              <w:bottom w:w="60" w:type="dxa"/>
+              <w:left w:w="100" w:type="dxa"/>
+              <w:right w:w="100" w:type="dxa"/>
+            </w:tcMar>
+          </w:tcPr>
+          <w:p xmlns:w="http://schemas.openxmlformats.org/wordprocessingml/2006/main">
+            <w:pPr>
+              <w:spacing w:before="30" w:after="30"/>
+              <w:jc w:val="left"/>
+            </w:pPr>
+            <w:r>
+              <w:rPr>
+                <w:rFonts w:ascii="Lexend" w:hAnsi="Lexend"/>
+                <w:b/>
+                <w:color w:val="222222"/>
+                <w:sz w:val="17"/>
+              </w:rPr>
+              <w:t xml:space="preserve">FR-7.7</w:t>
+            </w:r>
+          </w:p>
+        </w:tc>
+        <w:tc>
+          <w:tcPr>
+            <w:tcW w:w="2200" w:type="dxa"/>
+            <w:tcMar>
+              <w:top w:w="60" w:type="dxa"/>
+              <w:bottom w:w="60" w:type="dxa"/>
+              <w:left w:w="100" w:type="dxa"/>
+              <w:right w:w="100" w:type="dxa"/>
+            </w:tcMar>
+          </w:tcPr>
+          <w:p xmlns:w="http://schemas.openxmlformats.org/wordprocessingml/2006/main">
+            <w:pPr>
+              <w:spacing w:before="30" w:after="30"/>
+              <w:jc w:val="left"/>
+            </w:pPr>
+            <w:r>
+              <w:rPr>
+                <w:rFonts w:ascii="Lexend" w:hAnsi="Lexend"/>
+                <w:color w:val="222222"/>
+                <w:sz w:val="17"/>
+              </w:rPr>
+              <w:t xml:space="preserve">Redacted closure evidence export (PDF/JSON)</w:t>
+            </w:r>
+          </w:p>
+        </w:tc>
+        <w:tc>
+          <w:tcPr>
+            <w:tcW w:w="1400" w:type="dxa"/>
+            <w:tcMar>
+              <w:top w:w="60" w:type="dxa"/>
+              <w:bottom w:w="60" w:type="dxa"/>
+              <w:left w:w="100" w:type="dxa"/>
+              <w:right w:w="100" w:type="dxa"/>
+            </w:tcMar>
+          </w:tcPr>
+          <w:p xmlns:w="http://schemas.openxmlformats.org/wordprocessingml/2006/main">
+            <w:pPr>
+              <w:spacing w:before="30" w:after="30"/>
+              <w:jc w:val="left"/>
+            </w:pPr>
+            <w:r>
+              <w:rPr>
+                <w:rFonts w:ascii="Lexend" w:hAnsi="Lexend"/>
+                <w:color w:val="222222"/>
+                <w:sz w:val="17"/>
+              </w:rPr>
+              <w:t xml:space="preserve">Part B (W15–W16)</w:t>
+            </w:r>
+          </w:p>
+        </w:tc>
+        <w:tc>
+          <w:tcPr>
+            <w:tcW w:w="2500" w:type="dxa"/>
+            <w:tcMar>
+              <w:top w:w="60" w:type="dxa"/>
+              <w:bottom w:w="60" w:type="dxa"/>
+              <w:left w:w="100" w:type="dxa"/>
+              <w:right w:w="100" w:type="dxa"/>
+            </w:tcMar>
+          </w:tcPr>
+          <w:p xmlns:w="http://schemas.openxmlformats.org/wordprocessingml/2006/main">
+            <w:pPr>
+              <w:spacing w:before="30" w:after="30"/>
+              <w:jc w:val="left"/>
+            </w:pPr>
+            <w:r>
+              <w:rPr>
+                <w:rFonts w:ascii="Consolas" w:hAnsi="Consolas"/>
+                <w:color w:val="9C4146"/>
+                <w:sz w:val="17"/>
+              </w:rPr>
+              <w:t xml:space="preserve">TC-EXPORT-01</w:t>
+            </w:r>
+            <w:r>
+              <w:rPr>
+                <w:rFonts w:ascii="Lexend" w:hAnsi="Lexend"/>
+                <w:color w:val="222222"/>
+                <w:sz w:val="17"/>
+              </w:rPr>
+              <w:t xml:space="preserve"> (Redacted export sanitization check)</w:t>
+            </w:r>
+          </w:p>
+        </w:tc>
+        <w:tc>
+          <w:tcPr>
+            <w:tcW w:w="2200" w:type="dxa"/>
+            <w:tcMar>
+              <w:top w:w="60" w:type="dxa"/>
+              <w:bottom w:w="60" w:type="dxa"/>
+              <w:left w:w="100" w:type="dxa"/>
+              <w:right w:w="100" w:type="dxa"/>
+            </w:tcMar>
+          </w:tcPr>
+          <w:p xmlns:w="http://schemas.openxmlformats.org/wordprocessingml/2006/main">
+            <w:pPr>
+              <w:spacing w:before="30" w:after="30"/>
+              <w:jc w:val="left"/>
+            </w:pPr>
+            <w:r>
+              <w:rPr>
+                <w:rFonts w:ascii="Consolas" w:hAnsi="Consolas"/>
+                <w:color w:val="9C4146"/>
+                <w:sz w:val="17"/>
+              </w:rPr>
+              <w:t xml:space="preserve">WP-7.6</w:t>
+            </w:r>
+          </w:p>
+        </w:tc>
+      </w:tr>
+      <w:tr>
+        <w:tc>
+          <w:tcPr>
+            <w:tcW w:w="1200" w:type="dxa"/>
+            <w:shd w:val="clear" w:fill="F9FBF6"/>
+            <w:tcMar>
+              <w:top w:w="60" w:type="dxa"/>
+              <w:bottom w:w="60" w:type="dxa"/>
+              <w:left w:w="100" w:type="dxa"/>
+              <w:right w:w="100" w:type="dxa"/>
+            </w:tcMar>
+          </w:tcPr>
+          <w:p xmlns:w="http://schemas.openxmlformats.org/wordprocessingml/2006/main">
+            <w:pPr>
+              <w:spacing w:before="30" w:after="30"/>
+              <w:jc w:val="left"/>
+            </w:pPr>
+            <w:r>
+              <w:rPr>
+                <w:rFonts w:ascii="Lexend" w:hAnsi="Lexend"/>
+                <w:b/>
+                <w:color w:val="222222"/>
+                <w:sz w:val="17"/>
+              </w:rPr>
+              <w:t xml:space="preserve">FR-8.1</w:t>
+            </w:r>
+          </w:p>
+        </w:tc>
+        <w:tc>
+          <w:tcPr>
+            <w:tcW w:w="2200" w:type="dxa"/>
+            <w:shd w:val="clear" w:fill="F9FBF6"/>
+            <w:tcMar>
+              <w:top w:w="60" w:type="dxa"/>
+              <w:bottom w:w="60" w:type="dxa"/>
+              <w:left w:w="100" w:type="dxa"/>
+              <w:right w:w="100" w:type="dxa"/>
+            </w:tcMar>
+          </w:tcPr>
+          <w:p xmlns:w="http://schemas.openxmlformats.org/wordprocessingml/2006/main">
+            <w:pPr>
+              <w:spacing w:before="30" w:after="30"/>
+              <w:jc w:val="left"/>
+            </w:pPr>
+            <w:r>
+              <w:rPr>
+                <w:rFonts w:ascii="Lexend" w:hAnsi="Lexend"/>
+                <w:color w:val="222222"/>
+                <w:sz w:val="17"/>
+              </w:rPr>
+              <w:t xml:space="preserve">AST Markdown HTML sanitization</w:t>
             </w:r>
           </w:p>
         </w:tc>
@@ -16464,7 +17666,7 @@
                 <w:color w:val="222222"/>
                 <w:sz w:val="17"/>
               </w:rPr>
-              <w:t xml:space="preserve">M2 (W9–W12)</w:t>
+              <w:t xml:space="preserve">Part A (W1–W8)</w:t>
             </w:r>
           </w:p>
         </w:tc>
@@ -16490,15 +17692,15 @@
                 <w:color w:val="9C4146"/>
                 <w:sz w:val="17"/>
               </w:rPr>
-              <w:t xml:space="preserve">TC-STATE-03</w:t>
-            </w:r>
-            <w:r>
-              <w:rPr>
-                <w:rFonts w:ascii="Lexend" w:hAnsi="Lexend"/>
-                <w:color w:val="222222"/>
-                <w:sz w:val="17"/>
-              </w:rPr>
-              <w:t xml:space="preserve"> (Failed retest transition &amp; log test)</w:t>
+              <w:t xml:space="preserve">TC-SEC-02</w:t>
+            </w:r>
+            <w:r>
+              <w:rPr>
+                <w:rFonts w:ascii="Lexend" w:hAnsi="Lexend"/>
+                <w:color w:val="222222"/>
+                <w:sz w:val="17"/>
+              </w:rPr>
+              <w:t xml:space="preserve"> (OWASP XSS cheat sheet corpus test)</w:t>
             </w:r>
           </w:p>
         </w:tc>
@@ -16524,7 +17726,7 @@
                 <w:color w:val="9C4146"/>
                 <w:sz w:val="17"/>
               </w:rPr>
-              <w:t xml:space="preserve">WP-6.1</w:t>
+              <w:t xml:space="preserve">WP-1.3</w:t>
             </w:r>
           </w:p>
         </w:tc>
@@ -16552,7 +17754,7 @@
                 <w:color w:val="222222"/>
                 <w:sz w:val="17"/>
               </w:rPr>
-              <w:t xml:space="preserve">FR-7.4</w:t>
+              <w:t xml:space="preserve">FR-8.2</w:t>
             </w:r>
           </w:p>
         </w:tc>
@@ -16577,7 +17779,7 @@
                 <w:color w:val="222222"/>
                 <w:sz w:val="17"/>
               </w:rPr>
-              <w:t xml:space="preserve">Ticket reopening audit logging</w:t>
+              <w:t xml:space="preserve">PostgreSQL Row-Level Security isolation</w:t>
             </w:r>
           </w:p>
         </w:tc>
@@ -16602,7 +17804,7 @@
                 <w:color w:val="222222"/>
                 <w:sz w:val="17"/>
               </w:rPr>
-              <w:t xml:space="preserve">M2 (W9–W12)</w:t>
+              <w:t xml:space="preserve">Part A (W1–W8)</w:t>
             </w:r>
           </w:p>
         </w:tc>
@@ -16627,15 +17829,15 @@
                 <w:color w:val="9C4146"/>
                 <w:sz w:val="17"/>
               </w:rPr>
-              <w:t xml:space="preserve">TC-STATE-04</w:t>
-            </w:r>
-            <w:r>
-              <w:rPr>
-                <w:rFonts w:ascii="Lexend" w:hAnsi="Lexend"/>
-                <w:color w:val="222222"/>
-                <w:sz w:val="17"/>
-              </w:rPr>
-              <w:t xml:space="preserve"> (Reopen justification audit log test)</w:t>
+              <w:t xml:space="preserve">TC-SEC-01</w:t>
+            </w:r>
+            <w:r>
+              <w:rPr>
+                <w:rFonts w:ascii="Lexend" w:hAnsi="Lexend"/>
+                <w:color w:val="222222"/>
+                <w:sz w:val="17"/>
+              </w:rPr>
+              <w:t xml:space="preserve"> (Tenant RLS boundary test)</w:t>
             </w:r>
           </w:p>
         </w:tc>
@@ -16660,7 +17862,7 @@
                 <w:color w:val="9C4146"/>
                 <w:sz w:val="17"/>
               </w:rPr>
-              <w:t xml:space="preserve">WP-6.1</w:t>
+              <w:t xml:space="preserve">WP-1.2</w:t>
             </w:r>
           </w:p>
         </w:tc>
@@ -16689,7 +17891,7 @@
                 <w:color w:val="222222"/>
                 <w:sz w:val="17"/>
               </w:rPr>
-              <w:t xml:space="preserve">FR-7.5</w:t>
+              <w:t xml:space="preserve">FR-8.3</w:t>
             </w:r>
           </w:p>
         </w:tc>
@@ -16715,7 +17917,7 @@
                 <w:color w:val="222222"/>
                 <w:sz w:val="17"/>
               </w:rPr>
-              <w:t xml:space="preserve">Redacted closure evidence export (PDF/JSON)</w:t>
+              <w:t xml:space="preserve">Shared store rate limiter &amp; Turnstile</w:t>
             </w:r>
           </w:p>
         </w:tc>
@@ -16741,7 +17943,7 @@
                 <w:color w:val="222222"/>
                 <w:sz w:val="17"/>
               </w:rPr>
-              <w:t xml:space="preserve">M4 (W16–W18)</w:t>
+              <w:t xml:space="preserve">Part A (W3–W4)</w:t>
             </w:r>
           </w:p>
         </w:tc>
@@ -16767,15 +17969,15 @@
                 <w:color w:val="9C4146"/>
                 <w:sz w:val="17"/>
               </w:rPr>
-              <w:t xml:space="preserve">TC-EXPORT-01</w:t>
-            </w:r>
-            <w:r>
-              <w:rPr>
-                <w:rFonts w:ascii="Lexend" w:hAnsi="Lexend"/>
-                <w:color w:val="222222"/>
-                <w:sz w:val="17"/>
-              </w:rPr>
-              <w:t xml:space="preserve"> (Redacted export sanitization check)</w:t>
+              <w:t xml:space="preserve">TC-SEC-03</w:t>
+            </w:r>
+            <w:r>
+              <w:rPr>
+                <w:rFonts w:ascii="Lexend" w:hAnsi="Lexend"/>
+                <w:color w:val="222222"/>
+                <w:sz w:val="17"/>
+              </w:rPr>
+              <w:t xml:space="preserve"> (Turnstile &amp; shared rate limit test)</w:t>
             </w:r>
           </w:p>
         </w:tc>
@@ -16801,7 +18003,7 @@
                 <w:color w:val="9C4146"/>
                 <w:sz w:val="17"/>
               </w:rPr>
-              <w:t xml:space="preserve">WP-7.6</w:t>
+              <w:t xml:space="preserve">WP-2.4</w:t>
             </w:r>
           </w:p>
         </w:tc>
@@ -16829,7 +18031,7 @@
                 <w:color w:val="222222"/>
                 <w:sz w:val="17"/>
               </w:rPr>
-              <w:t xml:space="preserve">FR-8.1</w:t>
+              <w:t xml:space="preserve">FR-8.4</w:t>
             </w:r>
           </w:p>
         </w:tc>
@@ -16854,7 +18056,7 @@
                 <w:color w:val="222222"/>
                 <w:sz w:val="17"/>
               </w:rPr>
-              <w:t xml:space="preserve">AST Markdown HTML sanitization</w:t>
+              <w:t xml:space="preserve">Storage quota monitor &amp; presigned direct R2</w:t>
             </w:r>
           </w:p>
         </w:tc>
@@ -16879,7 +18081,7 @@
                 <w:color w:val="222222"/>
                 <w:sz w:val="17"/>
               </w:rPr>
-              <w:t xml:space="preserve">M1 (W1–W8)</w:t>
+              <w:t xml:space="preserve">Part A / Part B</w:t>
             </w:r>
           </w:p>
         </w:tc>
@@ -16904,15 +18106,15 @@
                 <w:color w:val="9C4146"/>
                 <w:sz w:val="17"/>
               </w:rPr>
-              <w:t xml:space="preserve">TC-SEC-02</w:t>
-            </w:r>
-            <w:r>
-              <w:rPr>
-                <w:rFonts w:ascii="Lexend" w:hAnsi="Lexend"/>
-                <w:color w:val="222222"/>
-                <w:sz w:val="17"/>
-              </w:rPr>
-              <w:t xml:space="preserve"> (OWASP XSS cheat sheet corpus test)</w:t>
+              <w:t xml:space="preserve">TC-SEC-04</w:t>
+            </w:r>
+            <w:r>
+              <w:rPr>
+                <w:rFonts w:ascii="Lexend" w:hAnsi="Lexend"/>
+                <w:color w:val="222222"/>
+                <w:sz w:val="17"/>
+              </w:rPr>
+              <w:t xml:space="preserve"> (Tenant quota enforcement test)</w:t>
             </w:r>
           </w:p>
         </w:tc>
@@ -16937,7 +18139,23 @@
                 <w:color w:val="9C4146"/>
                 <w:sz w:val="17"/>
               </w:rPr>
-              <w:t xml:space="preserve">WP-1.3</w:t>
+              <w:t xml:space="preserve">WP-6.2</w:t>
+            </w:r>
+            <w:r>
+              <w:rPr>
+                <w:rFonts w:ascii="Lexend" w:hAnsi="Lexend"/>
+                <w:color w:val="222222"/>
+                <w:sz w:val="17"/>
+              </w:rPr>
+              <w:t xml:space="preserve"> / </w:t>
+            </w:r>
+            <w:r>
+              <w:rPr>
+                <w:rFonts w:ascii="Consolas" w:hAnsi="Consolas"/>
+                <w:color w:val="9C4146"/>
+                <w:sz w:val="17"/>
+              </w:rPr>
+              <w:t xml:space="preserve">WP-7.4</w:t>
             </w:r>
           </w:p>
         </w:tc>
@@ -16966,7 +18184,7 @@
                 <w:color w:val="222222"/>
                 <w:sz w:val="17"/>
               </w:rPr>
-              <w:t xml:space="preserve">FR-8.2</w:t>
+              <w:t xml:space="preserve">FR-8.5</w:t>
             </w:r>
           </w:p>
         </w:tc>
@@ -16992,7 +18210,7 @@
                 <w:color w:val="222222"/>
                 <w:sz w:val="17"/>
               </w:rPr>
-              <w:t xml:space="preserve">PostgreSQL Row-Level Security isolation</w:t>
+              <w:t xml:space="preserve">Append-only audit ledger with SHA-256 hash</w:t>
             </w:r>
           </w:p>
         </w:tc>
@@ -17018,7 +18236,7 @@
                 <w:color w:val="222222"/>
                 <w:sz w:val="17"/>
               </w:rPr>
-              <w:t xml:space="preserve">M1 (W1–W8)</w:t>
+              <w:t xml:space="preserve">Part A (W1–W8)</w:t>
             </w:r>
           </w:p>
         </w:tc>
@@ -17044,15 +18262,15 @@
                 <w:color w:val="9C4146"/>
                 <w:sz w:val="17"/>
               </w:rPr>
-              <w:t xml:space="preserve">TC-SEC-01</w:t>
-            </w:r>
-            <w:r>
-              <w:rPr>
-                <w:rFonts w:ascii="Lexend" w:hAnsi="Lexend"/>
-                <w:color w:val="222222"/>
-                <w:sz w:val="17"/>
-              </w:rPr>
-              <w:t xml:space="preserve"> (Tenant RLS boundary test)</w:t>
+              <w:t xml:space="preserve">TC-SEC-05</w:t>
+            </w:r>
+            <w:r>
+              <w:rPr>
+                <w:rFonts w:ascii="Lexend" w:hAnsi="Lexend"/>
+                <w:color w:val="222222"/>
+                <w:sz w:val="17"/>
+              </w:rPr>
+              <w:t xml:space="preserve"> (Audit table UPDATE/DELETE rejection)</w:t>
             </w:r>
           </w:p>
         </w:tc>
@@ -17106,7 +18324,7 @@
                 <w:color w:val="222222"/>
                 <w:sz w:val="17"/>
               </w:rPr>
-              <w:t xml:space="preserve">FR-8.3</w:t>
+              <w:t xml:space="preserve">FR-8.6</w:t>
             </w:r>
           </w:p>
         </w:tc>
@@ -17131,7 +18349,7 @@
                 <w:color w:val="222222"/>
                 <w:sz w:val="17"/>
               </w:rPr>
-              <w:t xml:space="preserve">Token-bucket rate limiting (5 req/hr/IP)</w:t>
+              <w:t xml:space="preserve">Merchant of Record (Lemon Squeezy) Billing</w:t>
             </w:r>
           </w:p>
         </w:tc>
@@ -17156,7 +18374,7 @@
                 <w:color w:val="222222"/>
                 <w:sz w:val="17"/>
               </w:rPr>
-              <w:t xml:space="preserve">M1 (W1–W8)</w:t>
+              <w:t xml:space="preserve">Part B (W15–W16)</w:t>
             </w:r>
           </w:p>
         </w:tc>
@@ -17181,15 +18399,15 @@
                 <w:color w:val="9C4146"/>
                 <w:sz w:val="17"/>
               </w:rPr>
-              <w:t xml:space="preserve">TC-SEC-03</w:t>
-            </w:r>
-            <w:r>
-              <w:rPr>
-                <w:rFonts w:ascii="Lexend" w:hAnsi="Lexend"/>
-                <w:color w:val="222222"/>
-                <w:sz w:val="17"/>
-              </w:rPr>
-              <w:t xml:space="preserve"> (Token-bucket rate limit test)</w:t>
+              <w:t xml:space="preserve">TC-BILL-01</w:t>
+            </w:r>
+            <w:r>
+              <w:rPr>
+                <w:rFonts w:ascii="Lexend" w:hAnsi="Lexend"/>
+                <w:color w:val="222222"/>
+                <w:sz w:val="17"/>
+              </w:rPr>
+              <w:t xml:space="preserve"> (Lemon Squeezy webhook idempotency)</w:t>
             </w:r>
           </w:p>
         </w:tc>
@@ -17214,7 +18432,7 @@
                 <w:color w:val="9C4146"/>
                 <w:sz w:val="17"/>
               </w:rPr>
-              <w:t xml:space="preserve">WP-2.4</w:t>
+              <w:t xml:space="preserve">WP-7.7</w:t>
             </w:r>
           </w:p>
         </w:tc>
@@ -17243,7 +18461,7 @@
                 <w:color w:val="222222"/>
                 <w:sz w:val="17"/>
               </w:rPr>
-              <w:t xml:space="preserve">FR-8.4</w:t>
+              <w:t xml:space="preserve">FR-8.7</w:t>
             </w:r>
           </w:p>
         </w:tc>
@@ -17269,7 +18487,7 @@
                 <w:color w:val="222222"/>
                 <w:sz w:val="17"/>
               </w:rPr>
-              <w:t xml:space="preserve">Storage quota monitor &amp; enforcement</w:t>
+              <w:t xml:space="preserve">Disaster recovery restore &amp; hard deletion</w:t>
             </w:r>
           </w:p>
         </w:tc>
@@ -17295,7 +18513,7 @@
                 <w:color w:val="222222"/>
                 <w:sz w:val="17"/>
               </w:rPr>
-              <w:t xml:space="preserve">M2 (W9–W12)</w:t>
+              <w:t xml:space="preserve">Part B (W17–W18)</w:t>
             </w:r>
           </w:p>
         </w:tc>
@@ -17321,15 +18539,15 @@
                 <w:color w:val="9C4146"/>
                 <w:sz w:val="17"/>
               </w:rPr>
-              <w:t xml:space="preserve">TC-SEC-04</w:t>
-            </w:r>
-            <w:r>
-              <w:rPr>
-                <w:rFonts w:ascii="Lexend" w:hAnsi="Lexend"/>
-                <w:color w:val="222222"/>
-                <w:sz w:val="17"/>
-              </w:rPr>
-              <w:t xml:space="preserve"> (Tenant quota enforcement test)</w:t>
+              <w:t xml:space="preserve">TC-OPS-01</w:t>
+            </w:r>
+            <w:r>
+              <w:rPr>
+                <w:rFonts w:ascii="Lexend" w:hAnsi="Lexend"/>
+                <w:color w:val="222222"/>
+                <w:sz w:val="17"/>
+              </w:rPr>
+              <w:t xml:space="preserve"> (Automated DB &amp; R2 restore sandbox drill)</w:t>
             </w:r>
           </w:p>
         </w:tc>
@@ -17355,420 +18573,7 @@
                 <w:color w:val="9C4146"/>
                 <w:sz w:val="17"/>
               </w:rPr>
-              <w:t xml:space="preserve">WP-6.2</w:t>
-            </w:r>
-          </w:p>
-        </w:tc>
-      </w:tr>
-      <w:tr>
-        <w:tc>
-          <w:tcPr>
-            <w:tcW w:w="1200" w:type="dxa"/>
-            <w:tcMar>
-              <w:top w:w="60" w:type="dxa"/>
-              <w:bottom w:w="60" w:type="dxa"/>
-              <w:left w:w="100" w:type="dxa"/>
-              <w:right w:w="100" w:type="dxa"/>
-            </w:tcMar>
-          </w:tcPr>
-          <w:p xmlns:w="http://schemas.openxmlformats.org/wordprocessingml/2006/main">
-            <w:pPr>
-              <w:spacing w:before="30" w:after="30"/>
-              <w:jc w:val="left"/>
-            </w:pPr>
-            <w:r>
-              <w:rPr>
-                <w:rFonts w:ascii="Lexend" w:hAnsi="Lexend"/>
-                <w:b/>
-                <w:color w:val="222222"/>
-                <w:sz w:val="17"/>
-              </w:rPr>
-              <w:t xml:space="preserve">FR-8.5</w:t>
-            </w:r>
-          </w:p>
-        </w:tc>
-        <w:tc>
-          <w:tcPr>
-            <w:tcW w:w="2200" w:type="dxa"/>
-            <w:tcMar>
-              <w:top w:w="60" w:type="dxa"/>
-              <w:bottom w:w="60" w:type="dxa"/>
-              <w:left w:w="100" w:type="dxa"/>
-              <w:right w:w="100" w:type="dxa"/>
-            </w:tcMar>
-          </w:tcPr>
-          <w:p xmlns:w="http://schemas.openxmlformats.org/wordprocessingml/2006/main">
-            <w:pPr>
-              <w:spacing w:before="30" w:after="30"/>
-              <w:jc w:val="left"/>
-            </w:pPr>
-            <w:r>
-              <w:rPr>
-                <w:rFonts w:ascii="Lexend" w:hAnsi="Lexend"/>
-                <w:color w:val="222222"/>
-                <w:sz w:val="17"/>
-              </w:rPr>
-              <w:t xml:space="preserve">Append-only audit database grants</w:t>
-            </w:r>
-          </w:p>
-        </w:tc>
-        <w:tc>
-          <w:tcPr>
-            <w:tcW w:w="1400" w:type="dxa"/>
-            <w:tcMar>
-              <w:top w:w="60" w:type="dxa"/>
-              <w:bottom w:w="60" w:type="dxa"/>
-              <w:left w:w="100" w:type="dxa"/>
-              <w:right w:w="100" w:type="dxa"/>
-            </w:tcMar>
-          </w:tcPr>
-          <w:p xmlns:w="http://schemas.openxmlformats.org/wordprocessingml/2006/main">
-            <w:pPr>
-              <w:spacing w:before="30" w:after="30"/>
-              <w:jc w:val="left"/>
-            </w:pPr>
-            <w:r>
-              <w:rPr>
-                <w:rFonts w:ascii="Lexend" w:hAnsi="Lexend"/>
-                <w:color w:val="222222"/>
-                <w:sz w:val="17"/>
-              </w:rPr>
-              <w:t xml:space="preserve">M1 (W1–W8)</w:t>
-            </w:r>
-          </w:p>
-        </w:tc>
-        <w:tc>
-          <w:tcPr>
-            <w:tcW w:w="2500" w:type="dxa"/>
-            <w:tcMar>
-              <w:top w:w="60" w:type="dxa"/>
-              <w:bottom w:w="60" w:type="dxa"/>
-              <w:left w:w="100" w:type="dxa"/>
-              <w:right w:w="100" w:type="dxa"/>
-            </w:tcMar>
-          </w:tcPr>
-          <w:p xmlns:w="http://schemas.openxmlformats.org/wordprocessingml/2006/main">
-            <w:pPr>
-              <w:spacing w:before="30" w:after="30"/>
-              <w:jc w:val="left"/>
-            </w:pPr>
-            <w:r>
-              <w:rPr>
-                <w:rFonts w:ascii="Consolas" w:hAnsi="Consolas"/>
-                <w:color w:val="9C4146"/>
-                <w:sz w:val="17"/>
-              </w:rPr>
-              <w:t xml:space="preserve">TC-SEC-05</w:t>
-            </w:r>
-            <w:r>
-              <w:rPr>
-                <w:rFonts w:ascii="Lexend" w:hAnsi="Lexend"/>
-                <w:color w:val="222222"/>
-                <w:sz w:val="17"/>
-              </w:rPr>
-              <w:t xml:space="preserve"> (Audit table UPDATE/DELETE rejection)</w:t>
-            </w:r>
-          </w:p>
-        </w:tc>
-        <w:tc>
-          <w:tcPr>
-            <w:tcW w:w="2200" w:type="dxa"/>
-            <w:tcMar>
-              <w:top w:w="60" w:type="dxa"/>
-              <w:bottom w:w="60" w:type="dxa"/>
-              <w:left w:w="100" w:type="dxa"/>
-              <w:right w:w="100" w:type="dxa"/>
-            </w:tcMar>
-          </w:tcPr>
-          <w:p xmlns:w="http://schemas.openxmlformats.org/wordprocessingml/2006/main">
-            <w:pPr>
-              <w:spacing w:before="30" w:after="30"/>
-              <w:jc w:val="left"/>
-            </w:pPr>
-            <w:r>
-              <w:rPr>
-                <w:rFonts w:ascii="Consolas" w:hAnsi="Consolas"/>
-                <w:color w:val="9C4146"/>
-                <w:sz w:val="17"/>
-              </w:rPr>
-              <w:t xml:space="preserve">WP-1.2</w:t>
-            </w:r>
-          </w:p>
-        </w:tc>
-      </w:tr>
-      <w:tr>
-        <w:tc>
-          <w:tcPr>
-            <w:tcW w:w="1200" w:type="dxa"/>
-            <w:shd w:val="clear" w:fill="F9FBF6"/>
-            <w:tcMar>
-              <w:top w:w="60" w:type="dxa"/>
-              <w:bottom w:w="60" w:type="dxa"/>
-              <w:left w:w="100" w:type="dxa"/>
-              <w:right w:w="100" w:type="dxa"/>
-            </w:tcMar>
-          </w:tcPr>
-          <w:p xmlns:w="http://schemas.openxmlformats.org/wordprocessingml/2006/main">
-            <w:pPr>
-              <w:spacing w:before="30" w:after="30"/>
-              <w:jc w:val="left"/>
-            </w:pPr>
-            <w:r>
-              <w:rPr>
-                <w:rFonts w:ascii="Lexend" w:hAnsi="Lexend"/>
-                <w:b/>
-                <w:color w:val="222222"/>
-                <w:sz w:val="17"/>
-              </w:rPr>
-              <w:t xml:space="preserve">FR-8.6</w:t>
-            </w:r>
-          </w:p>
-        </w:tc>
-        <w:tc>
-          <w:tcPr>
-            <w:tcW w:w="2200" w:type="dxa"/>
-            <w:shd w:val="clear" w:fill="F9FBF6"/>
-            <w:tcMar>
-              <w:top w:w="60" w:type="dxa"/>
-              <w:bottom w:w="60" w:type="dxa"/>
-              <w:left w:w="100" w:type="dxa"/>
-              <w:right w:w="100" w:type="dxa"/>
-            </w:tcMar>
-          </w:tcPr>
-          <w:p xmlns:w="http://schemas.openxmlformats.org/wordprocessingml/2006/main">
-            <w:pPr>
-              <w:spacing w:before="30" w:after="30"/>
-              <w:jc w:val="left"/>
-            </w:pPr>
-            <w:r>
-              <w:rPr>
-                <w:rFonts w:ascii="Lexend" w:hAnsi="Lexend"/>
-                <w:color w:val="222222"/>
-                <w:sz w:val="17"/>
-              </w:rPr>
-              <w:t xml:space="preserve">Production Cloud &amp; Stripe Subscription Engine</w:t>
-            </w:r>
-          </w:p>
-        </w:tc>
-        <w:tc>
-          <w:tcPr>
-            <w:tcW w:w="1400" w:type="dxa"/>
-            <w:shd w:val="clear" w:fill="F9FBF6"/>
-            <w:tcMar>
-              <w:top w:w="60" w:type="dxa"/>
-              <w:bottom w:w="60" w:type="dxa"/>
-              <w:left w:w="100" w:type="dxa"/>
-              <w:right w:w="100" w:type="dxa"/>
-            </w:tcMar>
-          </w:tcPr>
-          <w:p xmlns:w="http://schemas.openxmlformats.org/wordprocessingml/2006/main">
-            <w:pPr>
-              <w:spacing w:before="30" w:after="30"/>
-              <w:jc w:val="left"/>
-            </w:pPr>
-            <w:r>
-              <w:rPr>
-                <w:rFonts w:ascii="Lexend" w:hAnsi="Lexend"/>
-                <w:color w:val="222222"/>
-                <w:sz w:val="17"/>
-              </w:rPr>
-              <w:t xml:space="preserve">M4 (W16–W18)</w:t>
-            </w:r>
-          </w:p>
-        </w:tc>
-        <w:tc>
-          <w:tcPr>
-            <w:tcW w:w="2500" w:type="dxa"/>
-            <w:shd w:val="clear" w:fill="F9FBF6"/>
-            <w:tcMar>
-              <w:top w:w="60" w:type="dxa"/>
-              <w:bottom w:w="60" w:type="dxa"/>
-              <w:left w:w="100" w:type="dxa"/>
-              <w:right w:w="100" w:type="dxa"/>
-            </w:tcMar>
-          </w:tcPr>
-          <w:p xmlns:w="http://schemas.openxmlformats.org/wordprocessingml/2006/main">
-            <w:pPr>
-              <w:spacing w:before="30" w:after="30"/>
-              <w:jc w:val="left"/>
-            </w:pPr>
-            <w:r>
-              <w:rPr>
-                <w:rFonts w:ascii="Consolas" w:hAnsi="Consolas"/>
-                <w:color w:val="9C4146"/>
-                <w:sz w:val="17"/>
-              </w:rPr>
-              <w:t xml:space="preserve">TC-BILL-01</w:t>
-            </w:r>
-            <w:r>
-              <w:rPr>
-                <w:rFonts w:ascii="Lexend" w:hAnsi="Lexend"/>
-                <w:color w:val="222222"/>
-                <w:sz w:val="17"/>
-              </w:rPr>
-              <w:t xml:space="preserve"> (Stripe webhook idempotency &amp; downgrade)</w:t>
-            </w:r>
-          </w:p>
-        </w:tc>
-        <w:tc>
-          <w:tcPr>
-            <w:tcW w:w="2200" w:type="dxa"/>
-            <w:shd w:val="clear" w:fill="F9FBF6"/>
-            <w:tcMar>
-              <w:top w:w="60" w:type="dxa"/>
-              <w:bottom w:w="60" w:type="dxa"/>
-              <w:left w:w="100" w:type="dxa"/>
-              <w:right w:w="100" w:type="dxa"/>
-            </w:tcMar>
-          </w:tcPr>
-          <w:p xmlns:w="http://schemas.openxmlformats.org/wordprocessingml/2006/main">
-            <w:pPr>
-              <w:spacing w:before="30" w:after="30"/>
-              <w:jc w:val="left"/>
-            </w:pPr>
-            <w:r>
-              <w:rPr>
-                <w:rFonts w:ascii="Consolas" w:hAnsi="Consolas"/>
-                <w:color w:val="9C4146"/>
-                <w:sz w:val="17"/>
-              </w:rPr>
-              <w:t xml:space="preserve">WP-7.7</w:t>
-            </w:r>
-          </w:p>
-        </w:tc>
-      </w:tr>
-      <w:tr>
-        <w:tc>
-          <w:tcPr>
-            <w:tcW w:w="1200" w:type="dxa"/>
-            <w:tcMar>
-              <w:top w:w="60" w:type="dxa"/>
-              <w:bottom w:w="60" w:type="dxa"/>
-              <w:left w:w="100" w:type="dxa"/>
-              <w:right w:w="100" w:type="dxa"/>
-            </w:tcMar>
-          </w:tcPr>
-          <w:p xmlns:w="http://schemas.openxmlformats.org/wordprocessingml/2006/main">
-            <w:pPr>
-              <w:spacing w:before="30" w:after="30"/>
-              <w:jc w:val="left"/>
-            </w:pPr>
-            <w:r>
-              <w:rPr>
-                <w:rFonts w:ascii="Lexend" w:hAnsi="Lexend"/>
-                <w:b/>
-                <w:color w:val="222222"/>
-                <w:sz w:val="17"/>
-              </w:rPr>
-              <w:t xml:space="preserve">FR-8.7</w:t>
-            </w:r>
-          </w:p>
-        </w:tc>
-        <w:tc>
-          <w:tcPr>
-            <w:tcW w:w="2200" w:type="dxa"/>
-            <w:tcMar>
-              <w:top w:w="60" w:type="dxa"/>
-              <w:bottom w:w="60" w:type="dxa"/>
-              <w:left w:w="100" w:type="dxa"/>
-              <w:right w:w="100" w:type="dxa"/>
-            </w:tcMar>
-          </w:tcPr>
-          <w:p xmlns:w="http://schemas.openxmlformats.org/wordprocessingml/2006/main">
-            <w:pPr>
-              <w:spacing w:before="30" w:after="30"/>
-              <w:jc w:val="left"/>
-            </w:pPr>
-            <w:r>
-              <w:rPr>
-                <w:rFonts w:ascii="Lexend" w:hAnsi="Lexend"/>
-                <w:color w:val="222222"/>
-                <w:sz w:val="17"/>
-              </w:rPr>
-              <w:t xml:space="preserve">Disaster recovery restore &amp; hard deletion</w:t>
-            </w:r>
-          </w:p>
-        </w:tc>
-        <w:tc>
-          <w:tcPr>
-            <w:tcW w:w="1400" w:type="dxa"/>
-            <w:tcMar>
-              <w:top w:w="60" w:type="dxa"/>
-              <w:bottom w:w="60" w:type="dxa"/>
-              <w:left w:w="100" w:type="dxa"/>
-              <w:right w:w="100" w:type="dxa"/>
-            </w:tcMar>
-          </w:tcPr>
-          <w:p xmlns:w="http://schemas.openxmlformats.org/wordprocessingml/2006/main">
-            <w:pPr>
-              <w:spacing w:before="30" w:after="30"/>
-              <w:jc w:val="left"/>
-            </w:pPr>
-            <w:r>
-              <w:rPr>
-                <w:rFonts w:ascii="Lexend" w:hAnsi="Lexend"/>
-                <w:color w:val="222222"/>
-                <w:sz w:val="17"/>
-              </w:rPr>
-              <w:t xml:space="preserve">M4 (W16–W18)</w:t>
-            </w:r>
-          </w:p>
-        </w:tc>
-        <w:tc>
-          <w:tcPr>
-            <w:tcW w:w="2500" w:type="dxa"/>
-            <w:tcMar>
-              <w:top w:w="60" w:type="dxa"/>
-              <w:bottom w:w="60" w:type="dxa"/>
-              <w:left w:w="100" w:type="dxa"/>
-              <w:right w:w="100" w:type="dxa"/>
-            </w:tcMar>
-          </w:tcPr>
-          <w:p xmlns:w="http://schemas.openxmlformats.org/wordprocessingml/2006/main">
-            <w:pPr>
-              <w:spacing w:before="30" w:after="30"/>
-              <w:jc w:val="left"/>
-            </w:pPr>
-            <w:r>
-              <w:rPr>
-                <w:rFonts w:ascii="Consolas" w:hAnsi="Consolas"/>
-                <w:color w:val="9C4146"/>
-                <w:sz w:val="17"/>
-              </w:rPr>
-              <w:t xml:space="preserve">TC-OPS-01</w:t>
-            </w:r>
-            <w:r>
-              <w:rPr>
-                <w:rFonts w:ascii="Lexend" w:hAnsi="Lexend"/>
-                <w:color w:val="222222"/>
-                <w:sz w:val="17"/>
-              </w:rPr>
-              <w:t xml:space="preserve"> (Automated DB &amp; R2 restore sandbox drill)</w:t>
-            </w:r>
-          </w:p>
-        </w:tc>
-        <w:tc>
-          <w:tcPr>
-            <w:tcW w:w="2200" w:type="dxa"/>
-            <w:tcMar>
-              <w:top w:w="60" w:type="dxa"/>
-              <w:bottom w:w="60" w:type="dxa"/>
-              <w:left w:w="100" w:type="dxa"/>
-              <w:right w:w="100" w:type="dxa"/>
-            </w:tcMar>
-          </w:tcPr>
-          <w:p xmlns:w="http://schemas.openxmlformats.org/wordprocessingml/2006/main">
-            <w:pPr>
-              <w:spacing w:before="30" w:after="30"/>
-              <w:jc w:val="left"/>
-            </w:pPr>
-            <w:r>
-              <w:rPr>
-                <w:rFonts w:ascii="Consolas" w:hAnsi="Consolas"/>
-                <w:color w:val="9C4146"/>
-                <w:sz w:val="17"/>
-              </w:rPr>
-              <w:t xml:space="preserve">WP-7.8</w:t>
+              <w:t xml:space="preserve">WP-7.12</w:t>
             </w:r>
           </w:p>
         </w:tc>
@@ -18181,7 +18986,7 @@
           <w:color w:val="222222"/>
           <w:sz w:val="20"/>
         </w:rPr>
-        <w:t xml:space="preserve">Milestone Gate 1 (Week 7 Live Prototype)</w:t>
+        <w:t xml:space="preserve">Gate 1 (Week 7 Live Prototype)</w:t>
       </w:r>
       <w:r>
         <w:rPr>
@@ -18260,7 +19065,7 @@
           <w:color w:val="222222"/>
           <w:sz w:val="20"/>
         </w:rPr>
-        <w:t xml:space="preserve">Milestone Gate 2 (Week 12 Academic Defense Baseline)</w:t>
+        <w:t xml:space="preserve">Gate 2 (Week 12 Academic Defense Baseline)</w:t>
       </w:r>
       <w:r>
         <w:rPr>
@@ -18355,31 +19160,15 @@
           <w:color w:val="222222"/>
           <w:sz w:val="20"/>
         </w:rPr>
-        <w:t xml:space="preserve">Milestone Gate 3 (Weeks 13–15 Commercial Pilot Milestone)</w:t>
-      </w:r>
-      <w:r>
-        <w:rPr>
-          <w:rFonts w:ascii="Lexend" w:hAnsi="Lexend"/>
-          <w:color w:val="222222"/>
-          <w:sz w:val="20"/>
-        </w:rPr>
-        <w:t xml:space="preserve">: Guided Onboarding Wizard, TOTP MFA, private program invitations (</w:t>
-      </w:r>
-      <w:r>
-        <w:rPr>
-          <w:rFonts w:ascii="Consolas" w:hAnsi="Consolas"/>
-          <w:color w:val="9C4146"/>
-          <w:sz w:val="20"/>
-        </w:rPr>
-        <w:t xml:space="preserve">token_hash</w:t>
-      </w:r>
-      <w:r>
-        <w:rPr>
-          <w:rFonts w:ascii="Lexend" w:hAnsi="Lexend"/>
-          <w:color w:val="222222"/>
-          <w:sz w:val="20"/>
-        </w:rPr>
-        <w:t xml:space="preserve">), and multi-defender key management with audited session re-wrapping.</w:t>
+        <w:t xml:space="preserve">Gate 3 (Weeks 13–14 Commercial Core Intake)</w:t>
+      </w:r>
+      <w:r>
+        <w:rPr>
+          <w:rFonts w:ascii="Lexend" w:hAnsi="Lexend"/>
+          <w:color w:val="222222"/>
+          <w:sz w:val="20"/>
+        </w:rPr>
+        <w:t xml:space="preserve">: Guided Onboarding Wizard, offline Organization Master Recovery Key export with test challenge, account-less guest intake, direct-to-R2 presigned upload hardening, and SuperAdmin console.</w:t>
       </w:r>
     </w:p>
     <w:p xmlns:w="http://schemas.openxmlformats.org/wordprocessingml/2006/main">
@@ -18402,15 +19191,46 @@
           <w:color w:val="222222"/>
           <w:sz w:val="20"/>
         </w:rPr>
-        <w:t xml:space="preserve">Milestone Gate 4 (Weeks 16–18 Commercial Launch Gate - DoRG)</w:t>
-      </w:r>
-      <w:r>
-        <w:rPr>
-          <w:rFonts w:ascii="Lexend" w:hAnsi="Lexend"/>
-          <w:color w:val="222222"/>
-          <w:sz w:val="20"/>
-        </w:rPr>
-        <w:t xml:space="preserve">: Automated PostgreSQL + R2 backup restore drill in sandbox, customer hard-deletion workflow, Stripe subscription billing lifecycle (checkout, webhooks, failed card grace period, cancellation downgrade), notification outbox worker, and redacted PDF/JSON closure evidence export.</w:t>
+        <w:t xml:space="preserve">Gate 4 (Weeks 15–16 Commercial Operations Ready)</w:t>
+      </w:r>
+      <w:r>
+        <w:rPr>
+          <w:rFonts w:ascii="Lexend" w:hAnsi="Lexend"/>
+          <w:color w:val="222222"/>
+          <w:sz w:val="20"/>
+        </w:rPr>
+        <w:t xml:space="preserve">: SLA countdown engine with hourly checks, Slack webhooks, redacted PDF/JSON closure evidence export, Lemon Squeezy MoR billing ($49/mo Team &amp; Free Tier), landing page, and legal pack.</w:t>
+      </w:r>
+    </w:p>
+    <w:p xmlns:w="http://schemas.openxmlformats.org/wordprocessingml/2006/main">
+      <w:pPr>
+        <w:spacing w:before="40" w:after="40"/>
+        <w:jc w:val="left"/>
+      </w:pPr>
+      <w:r>
+        <w:rPr>
+          <w:rFonts w:ascii="Lexend" w:hAnsi="Lexend"/>
+          <w:color w:val="222222"/>
+          <w:sz w:val="20"/>
+        </w:rPr>
+        <w:t xml:space="preserve">•  </w:t>
+      </w:r>
+      <w:r>
+        <w:rPr>
+          <w:rFonts w:ascii="Lexend" w:hAnsi="Lexend"/>
+          <w:b/>
+          <w:color w:val="222222"/>
+          <w:sz w:val="20"/>
+        </w:rPr>
+        <w:t xml:space="preserve">Gate 5 (Weeks 17–18 Commercial Production Release - DoRG)</w:t>
+      </w:r>
+      <w:r>
+        <w:rPr>
+          <w:rFonts w:ascii="Lexend" w:hAnsi="Lexend"/>
+          <w:color w:val="222222"/>
+          <w:sz w:val="20"/>
+        </w:rPr>
+        <w:t xml:space="preserve">: Security hardening (CSP, SRI, CSRF, lockout, SSRF checks), self pen-test pass, Sentry observability, and automated disaster recovery sandbox drill.</w:t>
       </w:r>
     </w:p>
     <w:p xmlns:w="http://schemas.openxmlformats.org/wordprocessingml/2006/main">

--- a/Resources/SRS.docx
+++ b/Resources/SRS.docx
@@ -2261,7 +2261,7 @@
           <w:color w:val="222222"/>
           <w:sz w:val="20"/>
         </w:rPr>
-        <w:t xml:space="preserve">Vulnerability coordination platforms (VDPs) are standard in mature enterprises. However, early-stage startups and small software engineering teams (5–50 developers) lack accessible tooling: commercial SaaS subscriptions exceed 15,000–30,000/year, and while entry offerings like HackerOne Essential VDP exist, they route unencrypted vulnerability reproduction steps into ordinary web queues and corporate email inboxes without client-side cryptographic isolation, treat remediation as an informal ticket status change, and lack customer-controlled redacted closure exports.</w:t>
+        <w:t xml:space="preserve">Vulnerability coordination platforms (VDPs) are standard in mature enterprises. However, early-stage startups and small software engineering teams (5–50 developers) lack accessible tooling: commercial managed-service contracts typically exceed 15,000–30,000/year, and while entry offerings like HackerOne Essential VDP provide discovery and intake, they operate on a server-managed triage model where exploit reproduction steps are held unencrypted on vendor servers and distributed through standard notification pipelines. Small teams face a difficult trade-off between building ad-hoc disclosure mechanisms and trusting multi-tenant platforms with sensitive zero-day exploit details. Furthermore, standard platforms treat remediation as an informal ticket status change, lacking verifiable git commit linkage and customer-controlled redacted closure exports.</w:t>
       </w:r>
     </w:p>
     <w:p xmlns:w="http://schemas.openxmlformats.org/wordprocessingml/2006/main">
@@ -19230,7 +19230,7 @@
           <w:color w:val="222222"/>
           <w:sz w:val="20"/>
         </w:rPr>
-        <w:t xml:space="preserve">: Security hardening (CSP, SRI, CSRF, lockout, SSRF checks), self pen-test pass, Sentry observability, and automated disaster recovery sandbox drill.</w:t>
+        <w:t xml:space="preserve">: Security hardening (strict CSP with 'wasm-unsafe-eval' for OpenPGP.js Argon2 S2K execution, SRI, CSRF, lockout, SSRF checks), self pen-test pass, Sentry observability, and automated disaster recovery sandbox drill.</w:t>
       </w:r>
     </w:p>
     <w:p xmlns:w="http://schemas.openxmlformats.org/wordprocessingml/2006/main">

--- a/Resources/SRS.docx
+++ b/Resources/SRS.docx
@@ -3689,7 +3689,7 @@
           <w:color w:val="222222"/>
           <w:sz w:val="20"/>
         </w:rPr>
-        <w:t xml:space="preserve">: The platform shall provide a Guided Onboarding Wizard enabling organization leads to complete program configuration (domain DNS challenge, policy scope definition, browser key generation, offline master recovery key export with test challenge, and </w:t>
+        <w:t xml:space="preserve">: The platform shall provide a Guided Onboarding Wizard enabling organization leads to complete program configuration (domain DNS challenge, policy scope definition, browser key generation, offline master recovery key export with client-side test challenge, and </w:t>
       </w:r>
       <w:r>
         <w:rPr>
@@ -3768,55 +3768,7 @@
           <w:color w:val="222222"/>
           <w:sz w:val="20"/>
         </w:rPr>
-        <w:t xml:space="preserve">).</w:t>
-      </w:r>
-    </w:p>
-    <w:p xmlns:w="http://schemas.openxmlformats.org/wordprocessingml/2006/main">
-      <w:pPr>
-        <w:spacing w:before="40" w:after="40"/>
-        <w:jc w:val="left"/>
-      </w:pPr>
-      <w:r>
-        <w:rPr>
-          <w:rFonts w:ascii="Lexend" w:hAnsi="Lexend"/>
-          <w:color w:val="222222"/>
-          <w:sz w:val="20"/>
-        </w:rPr>
-        <w:t xml:space="preserve">•  </w:t>
-      </w:r>
-      <w:r>
-        <w:rPr>
-          <w:rFonts w:ascii="Lexend" w:hAnsi="Lexend"/>
-          <w:b/>
-          <w:color w:val="222222"/>
-          <w:sz w:val="20"/>
-        </w:rPr>
-        <w:t xml:space="preserve">FR-1.6 (P1, Core)</w:t>
-      </w:r>
-      <w:r>
-        <w:rPr>
-          <w:rFonts w:ascii="Lexend" w:hAnsi="Lexend"/>
-          <w:color w:val="222222"/>
-          <w:sz w:val="20"/>
-        </w:rPr>
-        <w:t xml:space="preserve">: The platform shall provide </w:t>
-      </w:r>
-      <w:r>
-        <w:rPr>
-          <w:rFonts w:ascii="Lexend" w:hAnsi="Lexend"/>
-          <w:b/>
-          <w:color w:val="222222"/>
-          <w:sz w:val="20"/>
-        </w:rPr>
-        <w:t xml:space="preserve">Account-Less (Guest) Vulnerability Intake</w:t>
-      </w:r>
-      <w:r>
-        <w:rPr>
-          <w:rFonts w:ascii="Lexend" w:hAnsi="Lexend"/>
-          <w:color w:val="222222"/>
-          <w:sz w:val="20"/>
-        </w:rPr>
-        <w:t xml:space="preserve">: external researchers can submit vulnerability reports without registering an account. The client browser generates an ephemeral Curve25519 keypair, encrypts the report to the program defenders and organization recovery key, and provides the submitter with an opaque secret tracking URL (</w:t>
+        <w:t xml:space="preserve">). Public programs permit unauthenticated guest submissions. Private programs require a valid invitation token (</w:t>
       </w:r>
       <w:r>
         <w:rPr>
@@ -3824,15 +3776,377 @@
           <w:color w:val="9C4146"/>
           <w:sz w:val="20"/>
         </w:rPr>
-        <w:t xml:space="preserve">/report/track/BBT-RPT-XXXX?token=&lt;secret&gt;</w:t>
-      </w:r>
-      <w:r>
-        <w:rPr>
-          <w:rFonts w:ascii="Lexend" w:hAnsi="Lexend"/>
-          <w:color w:val="222222"/>
-          <w:sz w:val="20"/>
-        </w:rPr>
-        <w:t xml:space="preserve">) to review replies and submit retests.</w:t>
+        <w:t xml:space="preserve">token_hash</w:t>
+      </w:r>
+      <w:r>
+        <w:rPr>
+          <w:rFonts w:ascii="Lexend" w:hAnsi="Lexend"/>
+          <w:color w:val="222222"/>
+          <w:sz w:val="20"/>
+        </w:rPr>
+        <w:t xml:space="preserve">) to submit; guests possessing an invitation token may submit without registering, but uninvited anonymous submissions to private programs are rejected.</w:t>
+      </w:r>
+    </w:p>
+    <w:p xmlns:w="http://schemas.openxmlformats.org/wordprocessingml/2006/main">
+      <w:pPr>
+        <w:spacing w:before="40" w:after="40"/>
+        <w:jc w:val="left"/>
+      </w:pPr>
+      <w:r>
+        <w:rPr>
+          <w:rFonts w:ascii="Lexend" w:hAnsi="Lexend"/>
+          <w:color w:val="222222"/>
+          <w:sz w:val="20"/>
+        </w:rPr>
+        <w:t xml:space="preserve">•  </w:t>
+      </w:r>
+      <w:r>
+        <w:rPr>
+          <w:rFonts w:ascii="Lexend" w:hAnsi="Lexend"/>
+          <w:b/>
+          <w:color w:val="222222"/>
+          <w:sz w:val="20"/>
+        </w:rPr>
+        <w:t xml:space="preserve">FR-1.6 (P1, Core)</w:t>
+      </w:r>
+      <w:r>
+        <w:rPr>
+          <w:rFonts w:ascii="Lexend" w:hAnsi="Lexend"/>
+          <w:color w:val="222222"/>
+          <w:sz w:val="20"/>
+        </w:rPr>
+        <w:t xml:space="preserve">: The platform shall provide </w:t>
+      </w:r>
+      <w:r>
+        <w:rPr>
+          <w:rFonts w:ascii="Lexend" w:hAnsi="Lexend"/>
+          <w:b/>
+          <w:color w:val="222222"/>
+          <w:sz w:val="20"/>
+        </w:rPr>
+        <w:t xml:space="preserve">Account-Less (Guest) Vulnerability Intake</w:t>
+      </w:r>
+      <w:r>
+        <w:rPr>
+          <w:rFonts w:ascii="Lexend" w:hAnsi="Lexend"/>
+          <w:color w:val="222222"/>
+          <w:sz w:val="20"/>
+        </w:rPr>
+        <w:t xml:space="preserve">: external researchers can submit vulnerability reports without registering an account. The client browser generates an ephemeral Curve25519 keypair and creates three distinct, cryptographically isolated items:</w:t>
+      </w:r>
+    </w:p>
+    <w:p xmlns:w="http://schemas.openxmlformats.org/wordprocessingml/2006/main">
+      <w:pPr>
+        <w:spacing w:before="40" w:after="40"/>
+        <w:jc w:val="left"/>
+      </w:pPr>
+      <w:r>
+        <w:rPr>
+          <w:rFonts w:ascii="Lexend" w:hAnsi="Lexend"/>
+          <w:color w:val="222222"/>
+          <w:sz w:val="20"/>
+        </w:rPr>
+        <w:t xml:space="preserve">•  </w:t>
+      </w:r>
+      <w:r>
+        <w:rPr>
+          <w:rFonts w:ascii="Lexend" w:hAnsi="Lexend"/>
+          <w:b/>
+          <w:color w:val="222222"/>
+          <w:sz w:val="20"/>
+        </w:rPr>
+        <w:t xml:space="preserve">Guest Access Token</w:t>
+      </w:r>
+      <w:r>
+        <w:rPr>
+          <w:rFonts w:ascii="Lexend" w:hAnsi="Lexend"/>
+          <w:color w:val="222222"/>
+          <w:sz w:val="20"/>
+        </w:rPr>
+        <w:t xml:space="preserve"> (</w:t>
+      </w:r>
+      <w:r>
+        <w:rPr>
+          <w:rFonts w:ascii="Consolas" w:hAnsi="Consolas"/>
+          <w:color w:val="9C4146"/>
+          <w:sz w:val="20"/>
+        </w:rPr>
+        <w:t xml:space="preserve">guest_access_token</w:t>
+      </w:r>
+      <w:r>
+        <w:rPr>
+          <w:rFonts w:ascii="Lexend" w:hAnsi="Lexend"/>
+          <w:color w:val="222222"/>
+          <w:sz w:val="20"/>
+        </w:rPr>
+        <w:t xml:space="preserve">): Authenticates retrieval of the encrypted report record via bearer token over HTTPS.</w:t>
+      </w:r>
+    </w:p>
+    <w:p xmlns:w="http://schemas.openxmlformats.org/wordprocessingml/2006/main">
+      <w:pPr>
+        <w:spacing w:before="40" w:after="40"/>
+        <w:jc w:val="left"/>
+      </w:pPr>
+      <w:r>
+        <w:rPr>
+          <w:rFonts w:ascii="Lexend" w:hAnsi="Lexend"/>
+          <w:color w:val="222222"/>
+          <w:sz w:val="20"/>
+        </w:rPr>
+        <w:t xml:space="preserve">•  </w:t>
+      </w:r>
+      <w:r>
+        <w:rPr>
+          <w:rFonts w:ascii="Lexend" w:hAnsi="Lexend"/>
+          <w:b/>
+          <w:color w:val="222222"/>
+          <w:sz w:val="20"/>
+        </w:rPr>
+        <w:t xml:space="preserve">Ephemeral Report Private Key</w:t>
+      </w:r>
+      <w:r>
+        <w:rPr>
+          <w:rFonts w:ascii="Lexend" w:hAnsi="Lexend"/>
+          <w:color w:val="222222"/>
+          <w:sz w:val="20"/>
+        </w:rPr>
+        <w:t xml:space="preserve"> (</w:t>
+      </w:r>
+      <w:r>
+        <w:rPr>
+          <w:rFonts w:ascii="Consolas" w:hAnsi="Consolas"/>
+          <w:color w:val="9C4146"/>
+          <w:sz w:val="20"/>
+        </w:rPr>
+        <w:t xml:space="preserve">guest_private_key</w:t>
+      </w:r>
+      <w:r>
+        <w:rPr>
+          <w:rFonts w:ascii="Lexend" w:hAnsi="Lexend"/>
+          <w:color w:val="222222"/>
+          <w:sz w:val="20"/>
+        </w:rPr>
+        <w:t xml:space="preserve">): Curve25519 private key stored in </w:t>
+      </w:r>
+      <w:r>
+        <w:rPr>
+          <w:rFonts w:ascii="Consolas" w:hAnsi="Consolas"/>
+          <w:color w:val="9C4146"/>
+          <w:sz w:val="20"/>
+        </w:rPr>
+        <w:t xml:space="preserve">IndexedDB</w:t>
+      </w:r>
+      <w:r>
+        <w:rPr>
+          <w:rFonts w:ascii="Lexend" w:hAnsi="Lexend"/>
+          <w:color w:val="222222"/>
+          <w:sz w:val="20"/>
+        </w:rPr>
+        <w:t xml:space="preserve"> that decrypts the report session key in-browser.</w:t>
+      </w:r>
+    </w:p>
+    <w:p xmlns:w="http://schemas.openxmlformats.org/wordprocessingml/2006/main">
+      <w:pPr>
+        <w:spacing w:before="40" w:after="40"/>
+        <w:jc w:val="left"/>
+      </w:pPr>
+      <w:r>
+        <w:rPr>
+          <w:rFonts w:ascii="Lexend" w:hAnsi="Lexend"/>
+          <w:color w:val="222222"/>
+          <w:sz w:val="20"/>
+        </w:rPr>
+        <w:t xml:space="preserve">•  </w:t>
+      </w:r>
+      <w:r>
+        <w:rPr>
+          <w:rFonts w:ascii="Lexend" w:hAnsi="Lexend"/>
+          <w:b/>
+          <w:color w:val="222222"/>
+          <w:sz w:val="20"/>
+        </w:rPr>
+        <w:t xml:space="preserve">Guest Recovery Package</w:t>
+      </w:r>
+      <w:r>
+        <w:rPr>
+          <w:rFonts w:ascii="Lexend" w:hAnsi="Lexend"/>
+          <w:color w:val="222222"/>
+          <w:sz w:val="20"/>
+        </w:rPr>
+        <w:t xml:space="preserve">: An exportable ASCII-armored block or 24-word recovery seed containing </w:t>
+      </w:r>
+      <w:r>
+        <w:rPr>
+          <w:rFonts w:ascii="Consolas" w:hAnsi="Consolas"/>
+          <w:color w:val="9C4146"/>
+          <w:sz w:val="20"/>
+        </w:rPr>
+        <w:t xml:space="preserve">{ report_id, guest_access_token, encrypted_private_key </w:t>
+      </w:r>
+      <w:r>
+        <w:rPr>
+          <w:rFonts w:ascii="Lexend" w:hAnsi="Lexend"/>
+          <w:color w:val="222222"/>
+          <w:sz w:val="20"/>
+        </w:rPr>
+        <w:t xml:space="preserve"> protected with an optional user passphrase.</w:t>
+      </w:r>
+    </w:p>
+    <w:p xmlns:w="http://schemas.openxmlformats.org/wordprocessingml/2006/main">
+      <w:pPr>
+        <w:spacing w:before="40" w:after="40"/>
+        <w:jc w:val="left"/>
+      </w:pPr>
+      <w:r>
+        <w:rPr>
+          <w:rFonts w:ascii="Lexend" w:hAnsi="Lexend"/>
+          <w:color w:val="222222"/>
+          <w:sz w:val="20"/>
+        </w:rPr>
+        <w:t xml:space="preserve">•  </w:t>
+      </w:r>
+      <w:r>
+        <w:rPr>
+          <w:rFonts w:ascii="Lexend" w:hAnsi="Lexend"/>
+          <w:b/>
+          <w:color w:val="222222"/>
+          <w:sz w:val="20"/>
+        </w:rPr>
+        <w:t xml:space="preserve">URL Fragment Protection</w:t>
+      </w:r>
+      <w:r>
+        <w:rPr>
+          <w:rFonts w:ascii="Lexend" w:hAnsi="Lexend"/>
+          <w:color w:val="222222"/>
+          <w:sz w:val="20"/>
+        </w:rPr>
+        <w:t xml:space="preserve">: Tracking URLs are formatted as </w:t>
+      </w:r>
+      <w:r>
+        <w:rPr>
+          <w:rFonts w:ascii="Consolas" w:hAnsi="Consolas"/>
+          <w:color w:val="9C4146"/>
+          <w:sz w:val="20"/>
+        </w:rPr>
+        <w:t xml:space="preserve">/report/track/BBT-RPT-XXXX#token=&lt;access_token&gt;&amp;key=&lt;privkey_export&gt;</w:t>
+      </w:r>
+      <w:r>
+        <w:rPr>
+          <w:rFonts w:ascii="Lexend" w:hAnsi="Lexend"/>
+          <w:color w:val="222222"/>
+          <w:sz w:val="20"/>
+        </w:rPr>
+        <w:t xml:space="preserve">. Because the URI fragment (following </w:t>
+      </w:r>
+      <w:r>
+        <w:rPr>
+          <w:rFonts w:ascii="Consolas" w:hAnsi="Consolas"/>
+          <w:color w:val="9C4146"/>
+          <w:sz w:val="20"/>
+        </w:rPr>
+        <w:t xml:space="preserve">#</w:t>
+      </w:r>
+      <w:r>
+        <w:rPr>
+          <w:rFonts w:ascii="Lexend" w:hAnsi="Lexend"/>
+          <w:color w:val="222222"/>
+          <w:sz w:val="20"/>
+        </w:rPr>
+        <w:t xml:space="preserve">) is strictly handled client-side by the browser runtime and is never transmitted in HTTP request lines, credentials are systematically protected against leakage in server access logs, reverse proxies, WAF logs, and HTTP </w:t>
+      </w:r>
+      <w:r>
+        <w:rPr>
+          <w:rFonts w:ascii="Consolas" w:hAnsi="Consolas"/>
+          <w:color w:val="9C4146"/>
+          <w:sz w:val="20"/>
+        </w:rPr>
+        <w:t xml:space="preserve">Referer</w:t>
+      </w:r>
+      <w:r>
+        <w:rPr>
+          <w:rFonts w:ascii="Lexend" w:hAnsi="Lexend"/>
+          <w:color w:val="222222"/>
+          <w:sz w:val="20"/>
+        </w:rPr>
+        <w:t xml:space="preserve"> headers.</w:t>
+      </w:r>
+    </w:p>
+    <w:p xmlns:w="http://schemas.openxmlformats.org/wordprocessingml/2006/main">
+      <w:pPr>
+        <w:spacing w:before="40" w:after="40"/>
+        <w:jc w:val="left"/>
+      </w:pPr>
+      <w:r>
+        <w:rPr>
+          <w:rFonts w:ascii="Lexend" w:hAnsi="Lexend"/>
+          <w:color w:val="222222"/>
+          <w:sz w:val="20"/>
+        </w:rPr>
+        <w:t xml:space="preserve">•  </w:t>
+      </w:r>
+      <w:r>
+        <w:rPr>
+          <w:rFonts w:ascii="Lexend" w:hAnsi="Lexend"/>
+          <w:b/>
+          <w:color w:val="222222"/>
+          <w:sz w:val="20"/>
+        </w:rPr>
+        <w:t xml:space="preserve">Multi-Device Portability</w:t>
+      </w:r>
+      <w:r>
+        <w:rPr>
+          <w:rFonts w:ascii="Lexend" w:hAnsi="Lexend"/>
+          <w:color w:val="222222"/>
+          <w:sz w:val="20"/>
+        </w:rPr>
+        <w:t xml:space="preserve">: Guests accessing from a different browser or device can navigate to </w:t>
+      </w:r>
+      <w:r>
+        <w:rPr>
+          <w:rFonts w:ascii="Consolas" w:hAnsi="Consolas"/>
+          <w:color w:val="9C4146"/>
+          <w:sz w:val="20"/>
+        </w:rPr>
+        <w:t xml:space="preserve">/report/restore</w:t>
+      </w:r>
+      <w:r>
+        <w:rPr>
+          <w:rFonts w:ascii="Lexend" w:hAnsi="Lexend"/>
+          <w:color w:val="222222"/>
+          <w:sz w:val="20"/>
+        </w:rPr>
+        <w:t xml:space="preserve"> and import their Guest Recovery Package to restore access and decrypt historical and future messages.</w:t>
+      </w:r>
+    </w:p>
+    <w:p xmlns:w="http://schemas.openxmlformats.org/wordprocessingml/2006/main">
+      <w:pPr>
+        <w:spacing w:before="40" w:after="40"/>
+        <w:jc w:val="left"/>
+      </w:pPr>
+      <w:r>
+        <w:rPr>
+          <w:rFonts w:ascii="Lexend" w:hAnsi="Lexend"/>
+          <w:color w:val="222222"/>
+          <w:sz w:val="20"/>
+        </w:rPr>
+        <w:t xml:space="preserve">•  </w:t>
+      </w:r>
+      <w:r>
+        <w:rPr>
+          <w:rFonts w:ascii="Lexend" w:hAnsi="Lexend"/>
+          <w:b/>
+          <w:color w:val="222222"/>
+          <w:sz w:val="20"/>
+        </w:rPr>
+        <w:t xml:space="preserve">Acceptance Criteria</w:t>
+      </w:r>
+      <w:r>
+        <w:rPr>
+          <w:rFonts w:ascii="Lexend" w:hAnsi="Lexend"/>
+          <w:color w:val="222222"/>
+          <w:sz w:val="20"/>
+        </w:rPr>
+        <w:t xml:space="preserve">: Submit anonymously -&gt; export recovery package -&gt; clear browser cache/storage -&gt; open in clean browser -&gt; import recovery package -&gt; decrypt confidential messages -&gt; submit retest attestation.</w:t>
       </w:r>
     </w:p>
     <w:p xmlns:w="http://schemas.openxmlformats.org/wordprocessingml/2006/main">
@@ -4172,15 +4486,15 @@
           <w:color w:val="222222"/>
           <w:sz w:val="20"/>
         </w:rPr>
-        <w:t xml:space="preserve">v4 Ed25519 (Signing) and X25519 (Encryption)</w:t>
-      </w:r>
-      <w:r>
-        <w:rPr>
-          <w:rFonts w:ascii="Lexend" w:hAnsi="Lexend"/>
-          <w:color w:val="222222"/>
-          <w:sz w:val="20"/>
-        </w:rPr>
-        <w:t xml:space="preserve"> Curve25519 algorithms (&lt;50ms generation time), adhering to RFC 9580 / RFC 4880. RSA-4096 is deprecated and excluded.</w:t>
+        <w:t xml:space="preserve">Curve25519 (Ed25519 for signing, X25519 for encryption)</w:t>
+      </w:r>
+      <w:r>
+        <w:rPr>
+          <w:rFonts w:ascii="Lexend" w:hAnsi="Lexend"/>
+          <w:color w:val="222222"/>
+          <w:sz w:val="20"/>
+        </w:rPr>
+        <w:t xml:space="preserve"> in accordance with RFC 9580 / RFC 4880. Generating bare Curve25519 keypairs in under 50ms is designated as a benchmark target on evergreen desktop and modern mobile browsers. Legacy RSA-4096 is deprecated and excluded.</w:t>
       </w:r>
     </w:p>
     <w:p xmlns:w="http://schemas.openxmlformats.org/wordprocessingml/2006/main">
@@ -4227,55 +4541,7 @@
           <w:color w:val="222222"/>
           <w:sz w:val="20"/>
         </w:rPr>
-        <w:t xml:space="preserve">, encrypted using OpenPGP's native </w:t>
-      </w:r>
-      <w:r>
-        <w:rPr>
-          <w:rFonts w:ascii="Lexend" w:hAnsi="Lexend"/>
-          <w:b/>
-          <w:color w:val="222222"/>
-          <w:sz w:val="20"/>
-        </w:rPr>
-        <w:t xml:space="preserve">Argon2 S2K</w:t>
-      </w:r>
-      <w:r>
-        <w:rPr>
-          <w:rFonts w:ascii="Lexend" w:hAnsi="Lexend"/>
-          <w:color w:val="222222"/>
-          <w:sz w:val="20"/>
-        </w:rPr>
-        <w:t xml:space="preserve"> string-to-key derivation. User accounts distinguish between the Login Password (auth) and the Local Encryption Passphrase (unlocking IndexedDB).</w:t>
-      </w:r>
-    </w:p>
-    <w:p xmlns:w="http://schemas.openxmlformats.org/wordprocessingml/2006/main">
-      <w:pPr>
-        <w:spacing w:before="40" w:after="40"/>
-        <w:jc w:val="left"/>
-      </w:pPr>
-      <w:r>
-        <w:rPr>
-          <w:rFonts w:ascii="Lexend" w:hAnsi="Lexend"/>
-          <w:color w:val="222222"/>
-          <w:sz w:val="20"/>
-        </w:rPr>
-        <w:t xml:space="preserve">•  </w:t>
-      </w:r>
-      <w:r>
-        <w:rPr>
-          <w:rFonts w:ascii="Lexend" w:hAnsi="Lexend"/>
-          <w:b/>
-          <w:color w:val="222222"/>
-          <w:sz w:val="20"/>
-        </w:rPr>
-        <w:t xml:space="preserve">FR-3.3 (P1, Core)</w:t>
-      </w:r>
-      <w:r>
-        <w:rPr>
-          <w:rFonts w:ascii="Lexend" w:hAnsi="Lexend"/>
-          <w:color w:val="222222"/>
-          <w:sz w:val="20"/>
-        </w:rPr>
-        <w:t xml:space="preserve">: When submitting a report, the client shall encrypt the sensitive fields (</w:t>
+        <w:t xml:space="preserve">, encrypted using OpenPGP Argon2id S2K (</w:t>
       </w:r>
       <w:r>
         <w:rPr>
@@ -4283,15 +4549,15 @@
           <w:color w:val="9C4146"/>
           <w:sz w:val="20"/>
         </w:rPr>
-        <w:t xml:space="preserve">title_ciphertext</w:t>
-      </w:r>
-      <w:r>
-        <w:rPr>
-          <w:rFonts w:ascii="Lexend" w:hAnsi="Lexend"/>
-          <w:color w:val="222222"/>
-          <w:sz w:val="20"/>
-        </w:rPr>
-        <w:t xml:space="preserve">, </w:t>
+        <w:t xml:space="preserve">argon2id</w:t>
+      </w:r>
+      <w:r>
+        <w:rPr>
+          <w:rFonts w:ascii="Lexend" w:hAnsi="Lexend"/>
+          <w:color w:val="222222"/>
+          <w:sz w:val="20"/>
+        </w:rPr>
+        <w:t xml:space="preserve">, memory=64MB, iterations=3). User accounts distinguish between the Login Password (auth) and the Local Encryption Passphrase (unlocking IndexedDB). To support WebAssembly execution of Argon2 in OpenPGP.js, the Content Security Policy shall include </w:t>
       </w:r>
       <w:r>
         <w:rPr>
@@ -4299,15 +4565,46 @@
           <w:color w:val="9C4146"/>
           <w:sz w:val="20"/>
         </w:rPr>
-        <w:t xml:space="preserve">description</w:t>
-      </w:r>
-      <w:r>
-        <w:rPr>
-          <w:rFonts w:ascii="Lexend" w:hAnsi="Lexend"/>
-          <w:color w:val="222222"/>
-          <w:sz w:val="20"/>
-        </w:rPr>
-        <w:t xml:space="preserve">, </w:t>
+        <w:t xml:space="preserve">'wasm-unsafe-eval'</w:t>
+      </w:r>
+      <w:r>
+        <w:rPr>
+          <w:rFonts w:ascii="Lexend" w:hAnsi="Lexend"/>
+          <w:color w:val="222222"/>
+          <w:sz w:val="20"/>
+        </w:rPr>
+        <w:t xml:space="preserve">.</w:t>
+      </w:r>
+    </w:p>
+    <w:p xmlns:w="http://schemas.openxmlformats.org/wordprocessingml/2006/main">
+      <w:pPr>
+        <w:spacing w:before="40" w:after="40"/>
+        <w:jc w:val="left"/>
+      </w:pPr>
+      <w:r>
+        <w:rPr>
+          <w:rFonts w:ascii="Lexend" w:hAnsi="Lexend"/>
+          <w:color w:val="222222"/>
+          <w:sz w:val="20"/>
+        </w:rPr>
+        <w:t xml:space="preserve">•  </w:t>
+      </w:r>
+      <w:r>
+        <w:rPr>
+          <w:rFonts w:ascii="Lexend" w:hAnsi="Lexend"/>
+          <w:b/>
+          <w:color w:val="222222"/>
+          <w:sz w:val="20"/>
+        </w:rPr>
+        <w:t xml:space="preserve">FR-3.3 (P1, Core)</w:t>
+      </w:r>
+      <w:r>
+        <w:rPr>
+          <w:rFonts w:ascii="Lexend" w:hAnsi="Lexend"/>
+          <w:color w:val="222222"/>
+          <w:sz w:val="20"/>
+        </w:rPr>
+        <w:t xml:space="preserve">: When submitting a report, the client shall encrypt the sensitive fields (</w:t>
       </w:r>
       <w:r>
         <w:rPr>
@@ -4315,7 +4612,7 @@
           <w:color w:val="9C4146"/>
           <w:sz w:val="20"/>
         </w:rPr>
-        <w:t xml:space="preserve">reproduction_steps</w:t>
+        <w:t xml:space="preserve">title_ciphertext</w:t>
       </w:r>
       <w:r>
         <w:rPr>
@@ -4331,15 +4628,15 @@
           <w:color w:val="9C4146"/>
           <w:sz w:val="20"/>
         </w:rPr>
-        <w:t xml:space="preserve">impact</w:t>
-      </w:r>
-      <w:r>
-        <w:rPr>
-          <w:rFonts w:ascii="Lexend" w:hAnsi="Lexend"/>
-          <w:color w:val="222222"/>
-          <w:sz w:val="20"/>
-        </w:rPr>
-        <w:t xml:space="preserve">, and </w:t>
+        <w:t xml:space="preserve">description</w:t>
+      </w:r>
+      <w:r>
+        <w:rPr>
+          <w:rFonts w:ascii="Lexend" w:hAnsi="Lexend"/>
+          <w:color w:val="222222"/>
+          <w:sz w:val="20"/>
+        </w:rPr>
+        <w:t xml:space="preserve">, </w:t>
       </w:r>
       <w:r>
         <w:rPr>
@@ -4347,88 +4644,15 @@
           <w:color w:val="9C4146"/>
           <w:sz w:val="20"/>
         </w:rPr>
-        <w:t xml:space="preserve">attachment_payload</w:t>
-      </w:r>
-      <w:r>
-        <w:rPr>
-          <w:rFonts w:ascii="Lexend" w:hAnsi="Lexend"/>
-          <w:color w:val="222222"/>
-          <w:sz w:val="20"/>
-        </w:rPr>
-        <w:t xml:space="preserve">) using OpenPGP multi-recipient encryption targeted to:</w:t>
-      </w:r>
-    </w:p>
-    <w:p xmlns:w="http://schemas.openxmlformats.org/wordprocessingml/2006/main">
-      <w:pPr>
-        <w:spacing w:before="40" w:after="40"/>
-        <w:jc w:val="left"/>
-      </w:pPr>
-      <w:r>
-        <w:rPr>
-          <w:rFonts w:ascii="Lexend" w:hAnsi="Lexend"/>
-          <w:color w:val="222222"/>
-          <w:sz w:val="20"/>
-        </w:rPr>
-        <w:t xml:space="preserve">•  The program's active authorized defenders (N ≤ 10).</w:t>
-      </w:r>
-    </w:p>
-    <w:p xmlns:w="http://schemas.openxmlformats.org/wordprocessingml/2006/main">
-      <w:pPr>
-        <w:spacing w:before="40" w:after="40"/>
-        <w:jc w:val="left"/>
-      </w:pPr>
-      <w:r>
-        <w:rPr>
-          <w:rFonts w:ascii="Lexend" w:hAnsi="Lexend"/>
-          <w:color w:val="222222"/>
-          <w:sz w:val="20"/>
-        </w:rPr>
-        <w:t xml:space="preserve">•  The organization's offline master recovery key.</w:t>
-      </w:r>
-    </w:p>
-    <w:p xmlns:w="http://schemas.openxmlformats.org/wordprocessingml/2006/main">
-      <w:pPr>
-        <w:spacing w:before="40" w:after="40"/>
-        <w:jc w:val="left"/>
-      </w:pPr>
-      <w:r>
-        <w:rPr>
-          <w:rFonts w:ascii="Lexend" w:hAnsi="Lexend"/>
-          <w:color w:val="222222"/>
-          <w:sz w:val="20"/>
-        </w:rPr>
-        <w:t xml:space="preserve">•  The reporting researcher's public encryption key (or ephemeral report key).</w:t>
-      </w:r>
-    </w:p>
-    <w:p xmlns:w="http://schemas.openxmlformats.org/wordprocessingml/2006/main">
-      <w:pPr>
-        <w:spacing w:before="40" w:after="40"/>
-        <w:jc w:val="left"/>
-      </w:pPr>
-      <w:r>
-        <w:rPr>
-          <w:rFonts w:ascii="Lexend" w:hAnsi="Lexend"/>
-          <w:color w:val="222222"/>
-          <w:sz w:val="20"/>
-        </w:rPr>
-        <w:t xml:space="preserve">•  </w:t>
-      </w:r>
-      <w:r>
-        <w:rPr>
-          <w:rFonts w:ascii="Lexend" w:hAnsi="Lexend"/>
-          <w:b/>
-          <w:color w:val="222222"/>
-          <w:sz w:val="20"/>
-        </w:rPr>
-        <w:t xml:space="preserve">FR-3.4 (P1, Core)</w:t>
-      </w:r>
-      <w:r>
-        <w:rPr>
-          <w:rFonts w:ascii="Lexend" w:hAnsi="Lexend"/>
-          <w:color w:val="222222"/>
-          <w:sz w:val="20"/>
-        </w:rPr>
-        <w:t xml:space="preserve">: The client shall capture a server-readable neutral operational category label (</w:t>
+        <w:t xml:space="preserve">reproduction_steps</w:t>
+      </w:r>
+      <w:r>
+        <w:rPr>
+          <w:rFonts w:ascii="Lexend" w:hAnsi="Lexend"/>
+          <w:color w:val="222222"/>
+          <w:sz w:val="20"/>
+        </w:rPr>
+        <w:t xml:space="preserve">, </w:t>
       </w:r>
       <w:r>
         <w:rPr>
@@ -4436,15 +4660,15 @@
           <w:color w:val="9C4146"/>
           <w:sz w:val="20"/>
         </w:rPr>
-        <w:t xml:space="preserve">operational_label</w:t>
-      </w:r>
-      <w:r>
-        <w:rPr>
-          <w:rFonts w:ascii="Lexend" w:hAnsi="Lexend"/>
-          <w:color w:val="222222"/>
-          <w:sz w:val="20"/>
-        </w:rPr>
-        <w:t xml:space="preserve"> enum: </w:t>
+        <w:t xml:space="preserve">impact</w:t>
+      </w:r>
+      <w:r>
+        <w:rPr>
+          <w:rFonts w:ascii="Lexend" w:hAnsi="Lexend"/>
+          <w:color w:val="222222"/>
+          <w:sz w:val="20"/>
+        </w:rPr>
+        <w:t xml:space="preserve">, and </w:t>
       </w:r>
       <w:r>
         <w:rPr>
@@ -4452,15 +4676,88 @@
           <w:color w:val="9C4146"/>
           <w:sz w:val="20"/>
         </w:rPr>
-        <w:t xml:space="preserve">AUTHENTICATION_BYPASS</w:t>
-      </w:r>
-      <w:r>
-        <w:rPr>
-          <w:rFonts w:ascii="Lexend" w:hAnsi="Lexend"/>
-          <w:color w:val="222222"/>
-          <w:sz w:val="20"/>
-        </w:rPr>
-        <w:t xml:space="preserve">, </w:t>
+        <w:t xml:space="preserve">attachment_payload</w:t>
+      </w:r>
+      <w:r>
+        <w:rPr>
+          <w:rFonts w:ascii="Lexend" w:hAnsi="Lexend"/>
+          <w:color w:val="222222"/>
+          <w:sz w:val="20"/>
+        </w:rPr>
+        <w:t xml:space="preserve">) using OpenPGP multi-recipient encryption targeted to:</w:t>
+      </w:r>
+    </w:p>
+    <w:p xmlns:w="http://schemas.openxmlformats.org/wordprocessingml/2006/main">
+      <w:pPr>
+        <w:spacing w:before="40" w:after="40"/>
+        <w:jc w:val="left"/>
+      </w:pPr>
+      <w:r>
+        <w:rPr>
+          <w:rFonts w:ascii="Lexend" w:hAnsi="Lexend"/>
+          <w:color w:val="222222"/>
+          <w:sz w:val="20"/>
+        </w:rPr>
+        <w:t xml:space="preserve">•  The program's active authorized defenders (N ≤ 10).</w:t>
+      </w:r>
+    </w:p>
+    <w:p xmlns:w="http://schemas.openxmlformats.org/wordprocessingml/2006/main">
+      <w:pPr>
+        <w:spacing w:before="40" w:after="40"/>
+        <w:jc w:val="left"/>
+      </w:pPr>
+      <w:r>
+        <w:rPr>
+          <w:rFonts w:ascii="Lexend" w:hAnsi="Lexend"/>
+          <w:color w:val="222222"/>
+          <w:sz w:val="20"/>
+        </w:rPr>
+        <w:t xml:space="preserve">•  The organization's offline master recovery key.</w:t>
+      </w:r>
+    </w:p>
+    <w:p xmlns:w="http://schemas.openxmlformats.org/wordprocessingml/2006/main">
+      <w:pPr>
+        <w:spacing w:before="40" w:after="40"/>
+        <w:jc w:val="left"/>
+      </w:pPr>
+      <w:r>
+        <w:rPr>
+          <w:rFonts w:ascii="Lexend" w:hAnsi="Lexend"/>
+          <w:color w:val="222222"/>
+          <w:sz w:val="20"/>
+        </w:rPr>
+        <w:t xml:space="preserve">•  The reporting researcher's public encryption key (or ephemeral report key).</w:t>
+      </w:r>
+    </w:p>
+    <w:p xmlns:w="http://schemas.openxmlformats.org/wordprocessingml/2006/main">
+      <w:pPr>
+        <w:spacing w:before="40" w:after="40"/>
+        <w:jc w:val="left"/>
+      </w:pPr>
+      <w:r>
+        <w:rPr>
+          <w:rFonts w:ascii="Lexend" w:hAnsi="Lexend"/>
+          <w:color w:val="222222"/>
+          <w:sz w:val="20"/>
+        </w:rPr>
+        <w:t xml:space="preserve">•  </w:t>
+      </w:r>
+      <w:r>
+        <w:rPr>
+          <w:rFonts w:ascii="Lexend" w:hAnsi="Lexend"/>
+          <w:b/>
+          <w:color w:val="222222"/>
+          <w:sz w:val="20"/>
+        </w:rPr>
+        <w:t xml:space="preserve">FR-3.4 (P1, Core)</w:t>
+      </w:r>
+      <w:r>
+        <w:rPr>
+          <w:rFonts w:ascii="Lexend" w:hAnsi="Lexend"/>
+          <w:color w:val="222222"/>
+          <w:sz w:val="20"/>
+        </w:rPr>
+        <w:t xml:space="preserve">: The client shall capture a server-readable neutral operational category label (</w:t>
       </w:r>
       <w:r>
         <w:rPr>
@@ -4468,15 +4765,15 @@
           <w:color w:val="9C4146"/>
           <w:sz w:val="20"/>
         </w:rPr>
-        <w:t xml:space="preserve">INJECTION_VULNERABILITY</w:t>
-      </w:r>
-      <w:r>
-        <w:rPr>
-          <w:rFonts w:ascii="Lexend" w:hAnsi="Lexend"/>
-          <w:color w:val="222222"/>
-          <w:sz w:val="20"/>
-        </w:rPr>
-        <w:t xml:space="preserve">, </w:t>
+        <w:t xml:space="preserve">operational_label</w:t>
+      </w:r>
+      <w:r>
+        <w:rPr>
+          <w:rFonts w:ascii="Lexend" w:hAnsi="Lexend"/>
+          <w:color w:val="222222"/>
+          <w:sz w:val="20"/>
+        </w:rPr>
+        <w:t xml:space="preserve"> enum: </w:t>
       </w:r>
       <w:r>
         <w:rPr>
@@ -4484,7 +4781,7 @@
           <w:color w:val="9C4146"/>
           <w:sz w:val="20"/>
         </w:rPr>
-        <w:t xml:space="preserve">INFORMATION_DISCLOSURE</w:t>
+        <w:t xml:space="preserve">AUTHENTICATION_BYPASS</w:t>
       </w:r>
       <w:r>
         <w:rPr>
@@ -4500,7 +4797,7 @@
           <w:color w:val="9C4146"/>
           <w:sz w:val="20"/>
         </w:rPr>
-        <w:t xml:space="preserve">CROSS_SITE_SCRIPTING</w:t>
+        <w:t xml:space="preserve">INJECTION_VULNERABILITY</w:t>
       </w:r>
       <w:r>
         <w:rPr>
@@ -4516,7 +4813,7 @@
           <w:color w:val="9C4146"/>
           <w:sz w:val="20"/>
         </w:rPr>
-        <w:t xml:space="preserve">ACCESS_CONTROL_ISSUE</w:t>
+        <w:t xml:space="preserve">INFORMATION_DISCLOSURE</w:t>
       </w:r>
       <w:r>
         <w:rPr>
@@ -4532,7 +4829,7 @@
           <w:color w:val="9C4146"/>
           <w:sz w:val="20"/>
         </w:rPr>
-        <w:t xml:space="preserve">DENIAL_OF_SERVICE</w:t>
+        <w:t xml:space="preserve">CROSS_SITE_SCRIPTING</w:t>
       </w:r>
       <w:r>
         <w:rPr>
@@ -4548,46 +4845,15 @@
           <w:color w:val="9C4146"/>
           <w:sz w:val="20"/>
         </w:rPr>
-        <w:t xml:space="preserve">OTHER</w:t>
-      </w:r>
-      <w:r>
-        <w:rPr>
-          <w:rFonts w:ascii="Lexend" w:hAnsi="Lexend"/>
-          <w:color w:val="222222"/>
-          <w:sz w:val="20"/>
-        </w:rPr>
-        <w:t xml:space="preserve">) to facilitate safe dashboard filtering, queue management, and external notifications without leaking exploit titles.</w:t>
-      </w:r>
-    </w:p>
-    <w:p xmlns:w="http://schemas.openxmlformats.org/wordprocessingml/2006/main">
-      <w:pPr>
-        <w:spacing w:before="40" w:after="40"/>
-        <w:jc w:val="left"/>
-      </w:pPr>
-      <w:r>
-        <w:rPr>
-          <w:rFonts w:ascii="Lexend" w:hAnsi="Lexend"/>
-          <w:color w:val="222222"/>
-          <w:sz w:val="20"/>
-        </w:rPr>
-        <w:t xml:space="preserve">•  </w:t>
-      </w:r>
-      <w:r>
-        <w:rPr>
-          <w:rFonts w:ascii="Lexend" w:hAnsi="Lexend"/>
-          <w:b/>
-          <w:color w:val="222222"/>
-          <w:sz w:val="20"/>
-        </w:rPr>
-        <w:t xml:space="preserve">FR-3.5 (P1, Core)</w:t>
-      </w:r>
-      <w:r>
-        <w:rPr>
-          <w:rFonts w:ascii="Lexend" w:hAnsi="Lexend"/>
-          <w:color w:val="222222"/>
-          <w:sz w:val="20"/>
-        </w:rPr>
-        <w:t xml:space="preserve">: Encrypted attachment binaries (≤ 25 MB) shall be uploaded directly from the browser to Cloudflare R2 using presigned URLs requested from </w:t>
+        <w:t xml:space="preserve">ACCESS_CONTROL_ISSUE</w:t>
+      </w:r>
+      <w:r>
+        <w:rPr>
+          <w:rFonts w:ascii="Lexend" w:hAnsi="Lexend"/>
+          <w:color w:val="222222"/>
+          <w:sz w:val="20"/>
+        </w:rPr>
+        <w:t xml:space="preserve">, </w:t>
       </w:r>
       <w:r>
         <w:rPr>
@@ -4595,46 +4861,15 @@
           <w:color w:val="9C4146"/>
           <w:sz w:val="20"/>
         </w:rPr>
-        <w:t xml:space="preserve">/api/uploads/presign</w:t>
-      </w:r>
-      <w:r>
-        <w:rPr>
-          <w:rFonts w:ascii="Lexend" w:hAnsi="Lexend"/>
-          <w:color w:val="222222"/>
-          <w:sz w:val="20"/>
-        </w:rPr>
-        <w:t xml:space="preserve">, completely bypassing serverless function payload size ceilings (4.5 MB).</w:t>
-      </w:r>
-    </w:p>
-    <w:p xmlns:w="http://schemas.openxmlformats.org/wordprocessingml/2006/main">
-      <w:pPr>
-        <w:spacing w:before="40" w:after="40"/>
-        <w:jc w:val="left"/>
-      </w:pPr>
-      <w:r>
-        <w:rPr>
-          <w:rFonts w:ascii="Lexend" w:hAnsi="Lexend"/>
-          <w:color w:val="222222"/>
-          <w:sz w:val="20"/>
-        </w:rPr>
-        <w:t xml:space="preserve">•  </w:t>
-      </w:r>
-      <w:r>
-        <w:rPr>
-          <w:rFonts w:ascii="Lexend" w:hAnsi="Lexend"/>
-          <w:b/>
-          <w:color w:val="222222"/>
-          <w:sz w:val="20"/>
-        </w:rPr>
-        <w:t xml:space="preserve">FR-3.6 (P2, Core)</w:t>
-      </w:r>
-      <w:r>
-        <w:rPr>
-          <w:rFonts w:ascii="Lexend" w:hAnsi="Lexend"/>
-          <w:color w:val="222222"/>
-          <w:sz w:val="20"/>
-        </w:rPr>
-        <w:t xml:space="preserve">: Key lifecycle management shall include mandatory offline Organization Master Recovery Key export with test challenge, historic key retention in </w:t>
+        <w:t xml:space="preserve">DENIAL_OF_SERVICE</w:t>
+      </w:r>
+      <w:r>
+        <w:rPr>
+          <w:rFonts w:ascii="Lexend" w:hAnsi="Lexend"/>
+          <w:color w:val="222222"/>
+          <w:sz w:val="20"/>
+        </w:rPr>
+        <w:t xml:space="preserve">, </w:t>
       </w:r>
       <w:r>
         <w:rPr>
@@ -4642,15 +4877,46 @@
           <w:color w:val="9C4146"/>
           <w:sz w:val="20"/>
         </w:rPr>
-        <w:t xml:space="preserve">IndexedDB</w:t>
-      </w:r>
-      <w:r>
-        <w:rPr>
-          <w:rFonts w:ascii="Lexend" w:hAnsi="Lexend"/>
-          <w:color w:val="222222"/>
-          <w:sz w:val="20"/>
-        </w:rPr>
-        <w:t xml:space="preserve">, and audited session key re-wrapping (</w:t>
+        <w:t xml:space="preserve">OTHER</w:t>
+      </w:r>
+      <w:r>
+        <w:rPr>
+          <w:rFonts w:ascii="Lexend" w:hAnsi="Lexend"/>
+          <w:color w:val="222222"/>
+          <w:sz w:val="20"/>
+        </w:rPr>
+        <w:t xml:space="preserve">) to facilitate safe dashboard filtering, queue management, and external notifications without leaking exploit titles.</w:t>
+      </w:r>
+    </w:p>
+    <w:p xmlns:w="http://schemas.openxmlformats.org/wordprocessingml/2006/main">
+      <w:pPr>
+        <w:spacing w:before="40" w:after="40"/>
+        <w:jc w:val="left"/>
+      </w:pPr>
+      <w:r>
+        <w:rPr>
+          <w:rFonts w:ascii="Lexend" w:hAnsi="Lexend"/>
+          <w:color w:val="222222"/>
+          <w:sz w:val="20"/>
+        </w:rPr>
+        <w:t xml:space="preserve">•  </w:t>
+      </w:r>
+      <w:r>
+        <w:rPr>
+          <w:rFonts w:ascii="Lexend" w:hAnsi="Lexend"/>
+          <w:b/>
+          <w:color w:val="222222"/>
+          <w:sz w:val="20"/>
+        </w:rPr>
+        <w:t xml:space="preserve">FR-3.5 (P1, Core)</w:t>
+      </w:r>
+      <w:r>
+        <w:rPr>
+          <w:rFonts w:ascii="Lexend" w:hAnsi="Lexend"/>
+          <w:color w:val="222222"/>
+          <w:sz w:val="20"/>
+        </w:rPr>
+        <w:t xml:space="preserve">: Encrypted attachment binaries (≤ 25 MB) shall be uploaded directly from the browser to Cloudflare R2 using presigned URLs requested from </w:t>
       </w:r>
       <w:r>
         <w:rPr>
@@ -4658,15 +4924,78 @@
           <w:color w:val="9C4146"/>
           <w:sz w:val="20"/>
         </w:rPr>
-        <w:t xml:space="preserve">HISTORICAL_ACCESS_GRANTED</w:t>
-      </w:r>
-      <w:r>
-        <w:rPr>
-          <w:rFonts w:ascii="Lexend" w:hAnsi="Lexend"/>
-          <w:color w:val="222222"/>
-          <w:sz w:val="20"/>
-        </w:rPr>
-        <w:t xml:space="preserve">).</w:t>
+        <w:t xml:space="preserve">/api/uploads/presign</w:t>
+      </w:r>
+      <w:r>
+        <w:rPr>
+          <w:rFonts w:ascii="Lexend" w:hAnsi="Lexend"/>
+          <w:color w:val="222222"/>
+          <w:sz w:val="20"/>
+        </w:rPr>
+        <w:t xml:space="preserve">, completely bypassing serverless function payload size ceilings (4.5 MB).</w:t>
+      </w:r>
+    </w:p>
+    <w:p xmlns:w="http://schemas.openxmlformats.org/wordprocessingml/2006/main">
+      <w:pPr>
+        <w:spacing w:before="40" w:after="40"/>
+        <w:jc w:val="left"/>
+      </w:pPr>
+      <w:r>
+        <w:rPr>
+          <w:rFonts w:ascii="Lexend" w:hAnsi="Lexend"/>
+          <w:color w:val="222222"/>
+          <w:sz w:val="20"/>
+        </w:rPr>
+        <w:t xml:space="preserve">•  </w:t>
+      </w:r>
+      <w:r>
+        <w:rPr>
+          <w:rFonts w:ascii="Lexend" w:hAnsi="Lexend"/>
+          <w:b/>
+          <w:color w:val="222222"/>
+          <w:sz w:val="20"/>
+        </w:rPr>
+        <w:t xml:space="preserve">FR-3.6 (P2, Core)</w:t>
+      </w:r>
+      <w:r>
+        <w:rPr>
+          <w:rFonts w:ascii="Lexend" w:hAnsi="Lexend"/>
+          <w:color w:val="222222"/>
+          <w:sz w:val="20"/>
+        </w:rPr>
+        <w:t xml:space="preserve">: Key lifecycle management shall include a mandatory offline Organization Master Recovery Key. During organization setup, an offline Curve25519 recovery keypair is generated and passphrase-protected with Argon2id S2K. The Organization Owner must export the key offline and complete an in-browser verification challenge by selecting and loading the recovery file into browser memory to decrypt an ephemeral test challenge payload locally. The private recovery key is never transmitted across the network, never stored in server databases, and is immediately purged from browser memory and </w:t>
+      </w:r>
+      <w:r>
+        <w:rPr>
+          <w:rFonts w:ascii="Consolas" w:hAnsi="Consolas"/>
+          <w:color w:val="9C4146"/>
+          <w:sz w:val="20"/>
+        </w:rPr>
+        <w:t xml:space="preserve">IndexedDB</w:t>
+      </w:r>
+      <w:r>
+        <w:rPr>
+          <w:rFonts w:ascii="Lexend" w:hAnsi="Lexend"/>
+          <w:color w:val="222222"/>
+          <w:sz w:val="20"/>
+        </w:rPr>
+        <w:t xml:space="preserve"> once verified. Recovery operations are restricted to </w:t>
+      </w:r>
+      <w:r>
+        <w:rPr>
+          <w:rFonts w:ascii="Consolas" w:hAnsi="Consolas"/>
+          <w:color w:val="9C4146"/>
+          <w:sz w:val="20"/>
+        </w:rPr>
+        <w:t xml:space="preserve">ORG_OWNER</w:t>
+      </w:r>
+      <w:r>
+        <w:rPr>
+          <w:rFonts w:ascii="Lexend" w:hAnsi="Lexend"/>
+          <w:color w:val="222222"/>
+          <w:sz w:val="20"/>
+        </w:rPr>
+        <w:t xml:space="preserve"> with mandatory TOTP MFA step-up and trigger an immediate notification and audit alert to all active program defenders.</w:t>
       </w:r>
     </w:p>
     <w:p xmlns:w="http://schemas.openxmlformats.org/wordprocessingml/2006/main">
@@ -4745,7 +5074,7 @@
           <w:color w:val="222222"/>
           <w:sz w:val="20"/>
         </w:rPr>
-        <w:t xml:space="preserve">.</w:t>
+        <w:t xml:space="preserve"> using the official FIRST.org coefficient 8.22.</w:t>
       </w:r>
     </w:p>
     <w:p xmlns:w="http://schemas.openxmlformats.org/wordprocessingml/2006/main">
@@ -5918,15 +6247,15 @@
           <w:color w:val="222222"/>
           <w:sz w:val="20"/>
         </w:rPr>
-        <w:t xml:space="preserve">strictly via an authorized reviewer action with recorded justification</w:t>
-      </w:r>
-      <w:r>
-        <w:rPr>
-          <w:rFonts w:ascii="Lexend" w:hAnsi="Lexend"/>
-          <w:color w:val="222222"/>
-          <w:sz w:val="20"/>
-        </w:rPr>
-        <w:t xml:space="preserve">.</w:t>
+        <w:t xml:space="preserve">strictly via an authorized reviewer action with recorded administrative justification</w:t>
+      </w:r>
+      <w:r>
+        <w:rPr>
+          <w:rFonts w:ascii="Lexend" w:hAnsi="Lexend"/>
+          <w:color w:val="222222"/>
+          <w:sz w:val="20"/>
+        </w:rPr>
+        <w:t xml:space="preserve">. Never counted as a verified fix.</w:t>
       </w:r>
     </w:p>
     <w:p xmlns:w="http://schemas.openxmlformats.org/wordprocessingml/2006/main">
@@ -5979,29 +6308,15 @@
           <w:color w:val="9C4146"/>
           <w:sz w:val="20"/>
         </w:rPr>
-        <w:t xml:space="preserve">RISK_ACCEPTED</w:t>
-      </w:r>
-      <w:r>
-        <w:rPr>
-          <w:rFonts w:ascii="Lexend" w:hAnsi="Lexend"/>
-          <w:color w:val="222222"/>
-          <w:sz w:val="20"/>
-        </w:rPr>
-        <w:t xml:space="preserve">: Formal organization acceptance of operational risk without code modification.</w:t>
-      </w:r>
-    </w:p>
-    <w:p xmlns:w="http://schemas.openxmlformats.org/wordprocessingml/2006/main">
-      <w:pPr>
-        <w:spacing w:before="40" w:after="40"/>
-        <w:jc w:val="left"/>
-      </w:pPr>
-      <w:r>
-        <w:rPr>
-          <w:rFonts w:ascii="Lexend" w:hAnsi="Lexend"/>
-          <w:color w:val="222222"/>
-          <w:sz w:val="20"/>
-        </w:rPr>
-        <w:t xml:space="preserve">•  </w:t>
+        <w:t xml:space="preserve">CLOSED_INCOMPLETE</w:t>
+      </w:r>
+      <w:r>
+        <w:rPr>
+          <w:rFonts w:ascii="Lexend" w:hAnsi="Lexend"/>
+          <w:color w:val="222222"/>
+          <w:sz w:val="20"/>
+        </w:rPr>
+        <w:t xml:space="preserve">: Clarification inquiry (</w:t>
       </w:r>
       <w:r>
         <w:rPr>
@@ -6009,15 +6324,15 @@
           <w:color w:val="9C4146"/>
           <w:sz w:val="20"/>
         </w:rPr>
-        <w:t xml:space="preserve">REJECTED_SPAM</w:t>
-      </w:r>
-      <w:r>
-        <w:rPr>
-          <w:rFonts w:ascii="Lexend" w:hAnsi="Lexend"/>
-          <w:color w:val="222222"/>
-          <w:sz w:val="20"/>
-        </w:rPr>
-        <w:t xml:space="preserve">: Direct closure of noise or automated scans from </w:t>
+        <w:t xml:space="preserve">NEED_MORE_INFO</w:t>
+      </w:r>
+      <w:r>
+        <w:rPr>
+          <w:rFonts w:ascii="Lexend" w:hAnsi="Lexend"/>
+          <w:color w:val="222222"/>
+          <w:sz w:val="20"/>
+        </w:rPr>
+        <w:t xml:space="preserve">) expired after 14 days of researcher inactivity at intake. Strictly distinct from </w:t>
       </w:r>
       <w:r>
         <w:rPr>
@@ -6025,15 +6340,15 @@
           <w:color w:val="9C4146"/>
           <w:sz w:val="20"/>
         </w:rPr>
-        <w:t xml:space="preserve">NEW</w:t>
-      </w:r>
-      <w:r>
-        <w:rPr>
-          <w:rFonts w:ascii="Lexend" w:hAnsi="Lexend"/>
-          <w:color w:val="222222"/>
-          <w:sz w:val="20"/>
-        </w:rPr>
-        <w:t xml:space="preserve">.</w:t>
+        <w:t xml:space="preserve">CLOSED_UNVERIFIED_TIMEOUT</w:t>
+      </w:r>
+      <w:r>
+        <w:rPr>
+          <w:rFonts w:ascii="Lexend" w:hAnsi="Lexend"/>
+          <w:color w:val="222222"/>
+          <w:sz w:val="20"/>
+        </w:rPr>
+        <w:t xml:space="preserve"> (which applies only to deployed fixes awaiting retest).</w:t>
       </w:r>
     </w:p>
     <w:p xmlns:w="http://schemas.openxmlformats.org/wordprocessingml/2006/main">
@@ -6055,29 +6370,15 @@
           <w:color w:val="9C4146"/>
           <w:sz w:val="20"/>
         </w:rPr>
-        <w:t xml:space="preserve">REJECTED_INVALID</w:t>
-      </w:r>
-      <w:r>
-        <w:rPr>
-          <w:rFonts w:ascii="Lexend" w:hAnsi="Lexend"/>
-          <w:color w:val="222222"/>
-          <w:sz w:val="20"/>
-        </w:rPr>
-        <w:t xml:space="preserve">: Validated as non-vulnerability or out of program scope.</w:t>
-      </w:r>
-    </w:p>
-    <w:p xmlns:w="http://schemas.openxmlformats.org/wordprocessingml/2006/main">
-      <w:pPr>
-        <w:spacing w:before="40" w:after="40"/>
-        <w:jc w:val="left"/>
-      </w:pPr>
-      <w:r>
-        <w:rPr>
-          <w:rFonts w:ascii="Lexend" w:hAnsi="Lexend"/>
-          <w:color w:val="222222"/>
-          <w:sz w:val="20"/>
-        </w:rPr>
-        <w:t xml:space="preserve">•  </w:t>
+        <w:t xml:space="preserve">RISK_ACCEPTED</w:t>
+      </w:r>
+      <w:r>
+        <w:rPr>
+          <w:rFonts w:ascii="Lexend" w:hAnsi="Lexend"/>
+          <w:color w:val="222222"/>
+          <w:sz w:val="20"/>
+        </w:rPr>
+        <w:t xml:space="preserve">: Formal organization acceptance of operational risk without code modification. Requires an authorized decision-maker (</w:t>
       </w:r>
       <w:r>
         <w:rPr>
@@ -6085,29 +6386,15 @@
           <w:color w:val="9C4146"/>
           <w:sz w:val="20"/>
         </w:rPr>
-        <w:t xml:space="preserve">DUPLICATE</w:t>
-      </w:r>
-      <w:r>
-        <w:rPr>
-          <w:rFonts w:ascii="Lexend" w:hAnsi="Lexend"/>
-          <w:color w:val="222222"/>
-          <w:sz w:val="20"/>
-        </w:rPr>
-        <w:t xml:space="preserve">: Linked to an existing active or closed report.</w:t>
-      </w:r>
-    </w:p>
-    <w:p xmlns:w="http://schemas.openxmlformats.org/wordprocessingml/2006/main">
-      <w:pPr>
-        <w:spacing w:before="40" w:after="40"/>
-        <w:jc w:val="left"/>
-      </w:pPr>
-      <w:r>
-        <w:rPr>
-          <w:rFonts w:ascii="Lexend" w:hAnsi="Lexend"/>
-          <w:color w:val="222222"/>
-          <w:sz w:val="20"/>
-        </w:rPr>
-        <w:t xml:space="preserve">•  </w:t>
+        <w:t xml:space="preserve">ORG_OWNER</w:t>
+      </w:r>
+      <w:r>
+        <w:rPr>
+          <w:rFonts w:ascii="Lexend" w:hAnsi="Lexend"/>
+          <w:color w:val="222222"/>
+          <w:sz w:val="20"/>
+        </w:rPr>
+        <w:t xml:space="preserve"> or designated Lead Defender), a mandatory written business and security rationale, and a scheduled review date. Under no circumstances does </w:t>
       </w:r>
       <w:r>
         <w:rPr>
@@ -6115,15 +6402,15 @@
           <w:color w:val="9C4146"/>
           <w:sz w:val="20"/>
         </w:rPr>
-        <w:t xml:space="preserve">WITHDRAWN</w:t>
-      </w:r>
-      <w:r>
-        <w:rPr>
-          <w:rFonts w:ascii="Lexend" w:hAnsi="Lexend"/>
-          <w:color w:val="222222"/>
-          <w:sz w:val="20"/>
-        </w:rPr>
-        <w:t xml:space="preserve">: Voluntarily retracted by the submitting researcher.</w:t>
+        <w:t xml:space="preserve">RISK_ACCEPTED</w:t>
+      </w:r>
+      <w:r>
+        <w:rPr>
+          <w:rFonts w:ascii="Lexend" w:hAnsi="Lexend"/>
+          <w:color w:val="222222"/>
+          <w:sz w:val="20"/>
+        </w:rPr>
+        <w:t xml:space="preserve"> count as a passed retest or verified remediation in platform metrics or exports.</w:t>
       </w:r>
     </w:p>
     <w:p xmlns:w="http://schemas.openxmlformats.org/wordprocessingml/2006/main">
@@ -6138,23 +6425,6 @@
           <w:sz w:val="20"/>
         </w:rPr>
         <w:t xml:space="preserve">•  </w:t>
-      </w:r>
-      <w:r>
-        <w:rPr>
-          <w:rFonts w:ascii="Lexend" w:hAnsi="Lexend"/>
-          <w:b/>
-          <w:color w:val="222222"/>
-          <w:sz w:val="20"/>
-        </w:rPr>
-        <w:t xml:space="preserve">FR-7.4 (P1, Core)</w:t>
-      </w:r>
-      <w:r>
-        <w:rPr>
-          <w:rFonts w:ascii="Lexend" w:hAnsi="Lexend"/>
-          <w:color w:val="222222"/>
-          <w:sz w:val="20"/>
-        </w:rPr>
-        <w:t xml:space="preserve">: If an empirical retest demonstrates that the vulnerability persists, the state transition shall record a </w:t>
       </w:r>
       <w:r>
         <w:rPr>
@@ -6162,15 +6432,15 @@
           <w:color w:val="9C4146"/>
           <w:sz w:val="20"/>
         </w:rPr>
-        <w:t xml:space="preserve">RETEST_FAILED</w:t>
-      </w:r>
-      <w:r>
-        <w:rPr>
-          <w:rFonts w:ascii="Lexend" w:hAnsi="Lexend"/>
-          <w:color w:val="222222"/>
-          <w:sz w:val="20"/>
-        </w:rPr>
-        <w:t xml:space="preserve"> audit event and return to </w:t>
+        <w:t xml:space="preserve">REJECTED_SPAM</w:t>
+      </w:r>
+      <w:r>
+        <w:rPr>
+          <w:rFonts w:ascii="Lexend" w:hAnsi="Lexend"/>
+          <w:color w:val="222222"/>
+          <w:sz w:val="20"/>
+        </w:rPr>
+        <w:t xml:space="preserve">: Direct closure of noise or automated scans from </w:t>
       </w:r>
       <w:r>
         <w:rPr>
@@ -6178,15 +6448,15 @@
           <w:color w:val="9C4146"/>
           <w:sz w:val="20"/>
         </w:rPr>
-        <w:t xml:space="preserve">ACCEPTED</w:t>
-      </w:r>
-      <w:r>
-        <w:rPr>
-          <w:rFonts w:ascii="Lexend" w:hAnsi="Lexend"/>
-          <w:color w:val="222222"/>
-          <w:sz w:val="20"/>
-        </w:rPr>
-        <w:t xml:space="preserve">, retaining the failed retest evidence in the immutable audit log.</w:t>
+        <w:t xml:space="preserve">NEW</w:t>
+      </w:r>
+      <w:r>
+        <w:rPr>
+          <w:rFonts w:ascii="Lexend" w:hAnsi="Lexend"/>
+          <w:color w:val="222222"/>
+          <w:sz w:val="20"/>
+        </w:rPr>
+        <w:t xml:space="preserve">.</w:t>
       </w:r>
     </w:p>
     <w:p xmlns:w="http://schemas.openxmlformats.org/wordprocessingml/2006/main">
@@ -6201,23 +6471,6 @@
           <w:sz w:val="20"/>
         </w:rPr>
         <w:t xml:space="preserve">•  </w:t>
-      </w:r>
-      <w:r>
-        <w:rPr>
-          <w:rFonts w:ascii="Lexend" w:hAnsi="Lexend"/>
-          <w:b/>
-          <w:color w:val="222222"/>
-          <w:sz w:val="20"/>
-        </w:rPr>
-        <w:t xml:space="preserve">FR-7.5 (P1, Core)</w:t>
-      </w:r>
-      <w:r>
-        <w:rPr>
-          <w:rFonts w:ascii="Lexend" w:hAnsi="Lexend"/>
-          <w:color w:val="222222"/>
-          <w:sz w:val="20"/>
-        </w:rPr>
-        <w:t xml:space="preserve">: Reports in </w:t>
       </w:r>
       <w:r>
         <w:rPr>
@@ -6225,6 +6478,176 @@
           <w:color w:val="9C4146"/>
           <w:sz w:val="20"/>
         </w:rPr>
+        <w:t xml:space="preserve">REJECTED_INVALID</w:t>
+      </w:r>
+      <w:r>
+        <w:rPr>
+          <w:rFonts w:ascii="Lexend" w:hAnsi="Lexend"/>
+          <w:color w:val="222222"/>
+          <w:sz w:val="20"/>
+        </w:rPr>
+        <w:t xml:space="preserve">: Validated as non-vulnerability or out of program scope.</w:t>
+      </w:r>
+    </w:p>
+    <w:p xmlns:w="http://schemas.openxmlformats.org/wordprocessingml/2006/main">
+      <w:pPr>
+        <w:spacing w:before="40" w:after="40"/>
+        <w:jc w:val="left"/>
+      </w:pPr>
+      <w:r>
+        <w:rPr>
+          <w:rFonts w:ascii="Lexend" w:hAnsi="Lexend"/>
+          <w:color w:val="222222"/>
+          <w:sz w:val="20"/>
+        </w:rPr>
+        <w:t xml:space="preserve">•  </w:t>
+      </w:r>
+      <w:r>
+        <w:rPr>
+          <w:rFonts w:ascii="Consolas" w:hAnsi="Consolas"/>
+          <w:color w:val="9C4146"/>
+          <w:sz w:val="20"/>
+        </w:rPr>
+        <w:t xml:space="preserve">DUPLICATE</w:t>
+      </w:r>
+      <w:r>
+        <w:rPr>
+          <w:rFonts w:ascii="Lexend" w:hAnsi="Lexend"/>
+          <w:color w:val="222222"/>
+          <w:sz w:val="20"/>
+        </w:rPr>
+        <w:t xml:space="preserve">: Linked to an existing active or closed report.</w:t>
+      </w:r>
+    </w:p>
+    <w:p xmlns:w="http://schemas.openxmlformats.org/wordprocessingml/2006/main">
+      <w:pPr>
+        <w:spacing w:before="40" w:after="40"/>
+        <w:jc w:val="left"/>
+      </w:pPr>
+      <w:r>
+        <w:rPr>
+          <w:rFonts w:ascii="Lexend" w:hAnsi="Lexend"/>
+          <w:color w:val="222222"/>
+          <w:sz w:val="20"/>
+        </w:rPr>
+        <w:t xml:space="preserve">•  </w:t>
+      </w:r>
+      <w:r>
+        <w:rPr>
+          <w:rFonts w:ascii="Consolas" w:hAnsi="Consolas"/>
+          <w:color w:val="9C4146"/>
+          <w:sz w:val="20"/>
+        </w:rPr>
+        <w:t xml:space="preserve">WITHDRAWN</w:t>
+      </w:r>
+      <w:r>
+        <w:rPr>
+          <w:rFonts w:ascii="Lexend" w:hAnsi="Lexend"/>
+          <w:color w:val="222222"/>
+          <w:sz w:val="20"/>
+        </w:rPr>
+        <w:t xml:space="preserve">: Voluntarily retracted by the submitting researcher.</w:t>
+      </w:r>
+    </w:p>
+    <w:p xmlns:w="http://schemas.openxmlformats.org/wordprocessingml/2006/main">
+      <w:pPr>
+        <w:spacing w:before="40" w:after="40"/>
+        <w:jc w:val="left"/>
+      </w:pPr>
+      <w:r>
+        <w:rPr>
+          <w:rFonts w:ascii="Lexend" w:hAnsi="Lexend"/>
+          <w:color w:val="222222"/>
+          <w:sz w:val="20"/>
+        </w:rPr>
+        <w:t xml:space="preserve">•  </w:t>
+      </w:r>
+      <w:r>
+        <w:rPr>
+          <w:rFonts w:ascii="Lexend" w:hAnsi="Lexend"/>
+          <w:b/>
+          <w:color w:val="222222"/>
+          <w:sz w:val="20"/>
+        </w:rPr>
+        <w:t xml:space="preserve">FR-7.4 (P1, Core)</w:t>
+      </w:r>
+      <w:r>
+        <w:rPr>
+          <w:rFonts w:ascii="Lexend" w:hAnsi="Lexend"/>
+          <w:color w:val="222222"/>
+          <w:sz w:val="20"/>
+        </w:rPr>
+        <w:t xml:space="preserve">: If an empirical retest demonstrates that the vulnerability persists, the state transition shall record a </w:t>
+      </w:r>
+      <w:r>
+        <w:rPr>
+          <w:rFonts w:ascii="Consolas" w:hAnsi="Consolas"/>
+          <w:color w:val="9C4146"/>
+          <w:sz w:val="20"/>
+        </w:rPr>
+        <w:t xml:space="preserve">RETEST_FAILED</w:t>
+      </w:r>
+      <w:r>
+        <w:rPr>
+          <w:rFonts w:ascii="Lexend" w:hAnsi="Lexend"/>
+          <w:color w:val="222222"/>
+          <w:sz w:val="20"/>
+        </w:rPr>
+        <w:t xml:space="preserve"> audit event and return to </w:t>
+      </w:r>
+      <w:r>
+        <w:rPr>
+          <w:rFonts w:ascii="Consolas" w:hAnsi="Consolas"/>
+          <w:color w:val="9C4146"/>
+          <w:sz w:val="20"/>
+        </w:rPr>
+        <w:t xml:space="preserve">ACCEPTED</w:t>
+      </w:r>
+      <w:r>
+        <w:rPr>
+          <w:rFonts w:ascii="Lexend" w:hAnsi="Lexend"/>
+          <w:color w:val="222222"/>
+          <w:sz w:val="20"/>
+        </w:rPr>
+        <w:t xml:space="preserve">, retaining the failed retest evidence in the immutable audit log.</w:t>
+      </w:r>
+    </w:p>
+    <w:p xmlns:w="http://schemas.openxmlformats.org/wordprocessingml/2006/main">
+      <w:pPr>
+        <w:spacing w:before="40" w:after="40"/>
+        <w:jc w:val="left"/>
+      </w:pPr>
+      <w:r>
+        <w:rPr>
+          <w:rFonts w:ascii="Lexend" w:hAnsi="Lexend"/>
+          <w:color w:val="222222"/>
+          <w:sz w:val="20"/>
+        </w:rPr>
+        <w:t xml:space="preserve">•  </w:t>
+      </w:r>
+      <w:r>
+        <w:rPr>
+          <w:rFonts w:ascii="Lexend" w:hAnsi="Lexend"/>
+          <w:b/>
+          <w:color w:val="222222"/>
+          <w:sz w:val="20"/>
+        </w:rPr>
+        <w:t xml:space="preserve">FR-7.5 (P1, Core)</w:t>
+      </w:r>
+      <w:r>
+        <w:rPr>
+          <w:rFonts w:ascii="Lexend" w:hAnsi="Lexend"/>
+          <w:color w:val="222222"/>
+          <w:sz w:val="20"/>
+        </w:rPr>
+        <w:t xml:space="preserve">: Reports in </w:t>
+      </w:r>
+      <w:r>
+        <w:rPr>
+          <w:rFonts w:ascii="Consolas" w:hAnsi="Consolas"/>
+          <w:color w:val="9C4146"/>
+          <w:sz w:val="20"/>
+        </w:rPr>
         <w:t xml:space="preserve">NEED_MORE_INFO</w:t>
       </w:r>
       <w:r>
@@ -6233,7 +6656,23 @@
           <w:color w:val="222222"/>
           <w:sz w:val="20"/>
         </w:rPr>
-        <w:t xml:space="preserve"> shall automatically transition to closed after 14 days of researcher inactivity.</w:t>
+        <w:t xml:space="preserve"> shall automatically transition to </w:t>
+      </w:r>
+      <w:r>
+        <w:rPr>
+          <w:rFonts w:ascii="Consolas" w:hAnsi="Consolas"/>
+          <w:color w:val="9C4146"/>
+          <w:sz w:val="20"/>
+        </w:rPr>
+        <w:t xml:space="preserve">CLOSED_INCOMPLETE</w:t>
+      </w:r>
+      <w:r>
+        <w:rPr>
+          <w:rFonts w:ascii="Lexend" w:hAnsi="Lexend"/>
+          <w:color w:val="222222"/>
+          <w:sz w:val="20"/>
+        </w:rPr>
+        <w:t xml:space="preserve"> after 14 days of researcher inactivity without clarification, recording an automated timeout event. Reopening is permitted if the researcher subsequently provides the required clarification.</w:t>
       </w:r>
     </w:p>
     <w:p xmlns:w="http://schemas.openxmlformats.org/wordprocessingml/2006/main">
@@ -6878,7 +7317,7 @@
           <w:color w:val="1B2A1E"/>
           <w:sz w:val="20"/>
         </w:rPr>
-        <w:t xml:space="preserve">Use Case UC-01: Submit Encrypted Vulnerability Report</w:t>
+        <w:t xml:space="preserve">Use Case UC-01: Submit Encrypted Vulnerability Report &amp; Generate Recovery Package</w:t>
       </w:r>
     </w:p>
     <w:p xmlns:w="http://schemas.openxmlformats.org/wordprocessingml/2006/main">
@@ -6972,7 +7411,7 @@
           <w:color w:val="222222"/>
           <w:sz w:val="20"/>
         </w:rPr>
-        <w:t xml:space="preserve">: Researcher is on the organization's public program page.</w:t>
+        <w:t xml:space="preserve">: Researcher is on the organization's public program page (or possesses a valid private program invitation token).</w:t>
       </w:r>
     </w:p>
     <w:p xmlns:w="http://schemas.openxmlformats.org/wordprocessingml/2006/main">
@@ -7061,7 +7500,7 @@
           <w:color w:val="222222"/>
           <w:sz w:val="20"/>
         </w:rPr>
-        <w:t xml:space="preserve">3. Client browser generates an ephemeral Curve25519 keypair in memory (&lt;40ms).</w:t>
+        <w:t xml:space="preserve">3. Client browser generates an ephemeral Curve25519 keypair in memory (&lt;50ms).</w:t>
       </w:r>
     </w:p>
     <w:p xmlns:w="http://schemas.openxmlformats.org/wordprocessingml/2006/main">
@@ -7075,7 +7514,7 @@
           <w:color w:val="222222"/>
           <w:sz w:val="20"/>
         </w:rPr>
-        <w:t xml:space="preserve">4. Client browser fetches the organization's active public defender encryption subkeys and the offline master recovery key.</w:t>
+        <w:t xml:space="preserve">4. Client browser fetches the program's active public defender encryption subkeys and the offline master recovery key.</w:t>
       </w:r>
     </w:p>
     <w:p xmlns:w="http://schemas.openxmlformats.org/wordprocessingml/2006/main">
@@ -7105,7 +7544,7 @@
           <w:color w:val="222222"/>
           <w:sz w:val="20"/>
         </w:rPr>
-        <w:t xml:space="preserve">), description, and PoC, and encrypts the session key with the organization's subkeys, recovery key, and ephemeral report key.</w:t>
+        <w:t xml:space="preserve">), description, and PoC, and encrypts the session key with the program defenders' subkeys, recovery key, and ephemeral report key.</w:t>
       </w:r>
     </w:p>
     <w:p xmlns:w="http://schemas.openxmlformats.org/wordprocessingml/2006/main">
@@ -7177,7 +7616,7 @@
           <w:color w:val="222222"/>
           <w:sz w:val="20"/>
         </w:rPr>
-        <w:t xml:space="preserve">9. System issues an opaque secret tracking URL (</w:t>
+        <w:t xml:space="preserve">9. System issues a Guest Access Token, stores ephemeral private key in </w:t>
       </w:r>
       <w:r>
         <w:rPr>
@@ -7185,15 +7624,62 @@
           <w:color w:val="9C4146"/>
           <w:sz w:val="20"/>
         </w:rPr>
-        <w:t xml:space="preserve">/report/track/BBT-RPT-XXXX?token=&lt;secret&gt;</w:t>
-      </w:r>
-      <w:r>
-        <w:rPr>
-          <w:rFonts w:ascii="Lexend" w:hAnsi="Lexend"/>
-          <w:color w:val="222222"/>
-          <w:sz w:val="20"/>
-        </w:rPr>
-        <w:t xml:space="preserve">), displays a bookmark prompt, and sets state to </w:t>
+        <w:t xml:space="preserve">IndexedDB</w:t>
+      </w:r>
+      <w:r>
+        <w:rPr>
+          <w:rFonts w:ascii="Lexend" w:hAnsi="Lexend"/>
+          <w:color w:val="222222"/>
+          <w:sz w:val="20"/>
+        </w:rPr>
+        <w:t xml:space="preserve">, and displays a Secret Tracking URL using a client-side URI fragment (</w:t>
+      </w:r>
+      <w:r>
+        <w:rPr>
+          <w:rFonts w:ascii="Consolas" w:hAnsi="Consolas"/>
+          <w:color w:val="9C4146"/>
+          <w:sz w:val="20"/>
+        </w:rPr>
+        <w:t xml:space="preserve">/report/track/BBT-RPT-XXXX#token=&lt;secret&gt;&amp;key=&lt;privkey&gt;</w:t>
+      </w:r>
+      <w:r>
+        <w:rPr>
+          <w:rFonts w:ascii="Lexend" w:hAnsi="Lexend"/>
+          <w:color w:val="222222"/>
+          <w:sz w:val="20"/>
+        </w:rPr>
+        <w:t xml:space="preserve">).</w:t>
+      </w:r>
+    </w:p>
+    <w:p xmlns:w="http://schemas.openxmlformats.org/wordprocessingml/2006/main">
+      <w:pPr>
+        <w:spacing w:before="40" w:after="40"/>
+        <w:jc w:val="left"/>
+      </w:pPr>
+      <w:r>
+        <w:rPr>
+          <w:rFonts w:ascii="Lexend" w:hAnsi="Lexend"/>
+          <w:color w:val="222222"/>
+          <w:sz w:val="20"/>
+        </w:rPr>
+        <w:t xml:space="preserve">10. System generates a downloadable and copyable </w:t>
+      </w:r>
+      <w:r>
+        <w:rPr>
+          <w:rFonts w:ascii="Lexend" w:hAnsi="Lexend"/>
+          <w:b/>
+          <w:color w:val="222222"/>
+          <w:sz w:val="20"/>
+        </w:rPr>
+        <w:t xml:space="preserve">Guest Recovery Package</w:t>
+      </w:r>
+      <w:r>
+        <w:rPr>
+          <w:rFonts w:ascii="Lexend" w:hAnsi="Lexend"/>
+          <w:color w:val="222222"/>
+          <w:sz w:val="20"/>
+        </w:rPr>
+        <w:t xml:space="preserve"> (armored bundle) to enable multi-device restoration, and sets report state to </w:t>
       </w:r>
       <w:r>
         <w:rPr>
@@ -10269,7 +10755,7 @@
                 <w:color w:val="9C4146"/>
                 <w:sz w:val="17"/>
               </w:rPr>
-              <w:t xml:space="preserve">CLOSED_UNVERIFIED_TIMEOUT</w:t>
+              <w:t xml:space="preserve">CLOSED_INCOMPLETE</w:t>
             </w:r>
           </w:p>
         </w:tc>
@@ -10295,7 +10781,7 @@
                 <w:color w:val="222222"/>
                 <w:sz w:val="17"/>
               </w:rPr>
-              <w:t xml:space="preserve">Automated timeout record</w:t>
+              <w:t xml:space="preserve">Automated timeout record (intake abandoned without proof)</w:t>
             </w:r>
           </w:p>
         </w:tc>
@@ -10723,7 +11209,7 @@
                 <w:color w:val="222222"/>
                 <w:sz w:val="17"/>
               </w:rPr>
-              <w:t xml:space="preserve">Management formally accepts risk without fixing</w:t>
+              <w:t xml:space="preserve">Management formally accepts risk; requires written rationale &amp; review date</w:t>
             </w:r>
           </w:p>
         </w:tc>
@@ -10773,7 +11259,7 @@
                 <w:color w:val="222222"/>
                 <w:sz w:val="17"/>
               </w:rPr>
-              <w:t xml:space="preserve">Executive risk acceptance justification</w:t>
+              <w:t xml:space="preserve">Executive risk acceptance justification and scheduled review date</w:t>
             </w:r>
           </w:p>
         </w:tc>
@@ -11961,6 +12447,22 @@
                 <w:sz w:val="17"/>
               </w:rPr>
               <w:t xml:space="preserve">CLOSED_UNVERIFIED_TIMEOUT</w:t>
+            </w:r>
+            <w:r>
+              <w:rPr>
+                <w:rFonts w:ascii="Lexend" w:hAnsi="Lexend"/>
+                <w:color w:val="222222"/>
+                <w:sz w:val="17"/>
+              </w:rPr>
+              <w:t xml:space="preserve"> / </w:t>
+            </w:r>
+            <w:r>
+              <w:rPr>
+                <w:rFonts w:ascii="Consolas" w:hAnsi="Consolas"/>
+                <w:color w:val="9C4146"/>
+                <w:sz w:val="17"/>
+              </w:rPr>
+              <w:t xml:space="preserve">CLOSED_INCOMPLETE</w:t>
             </w:r>
             <w:r>
               <w:rPr>

--- a/Resources/SRS.docx
+++ b/Resources/SRS.docx
@@ -376,7 +376,7 @@
                 <w:color w:val="222222"/>
                 <w:sz w:val="17"/>
               </w:rPr>
-              <w:t xml:space="preserve">Batch 24-SET-Fall / Section SET-A</w:t>
+              <w:t xml:space="preserve">Batch 24-SET-Fall / Section SET-B</w:t>
             </w:r>
           </w:p>
         </w:tc>
@@ -2557,15 +2557,15 @@
           <w:color w:val="222222"/>
           <w:sz w:val="20"/>
         </w:rPr>
-        <w:t xml:space="preserve">v4 Ed25519 (Signing) and X25519 (Encryption)</w:t>
-      </w:r>
-      <w:r>
-        <w:rPr>
-          <w:rFonts w:ascii="Lexend" w:hAnsi="Lexend"/>
-          <w:color w:val="222222"/>
-          <w:sz w:val="20"/>
-        </w:rPr>
-        <w:t xml:space="preserve"> Curve25519 keys (&lt;50ms generation). Legacy RSA-4096 is deprecated and dropped to eliminate in-browser keygen freezes and satisfy NFR-02 (&lt;1.5s).</w:t>
+        <w:t xml:space="preserve">RFC 9580 Version 6 Ed25519 (Signing) and X25519 (Encryption)</w:t>
+      </w:r>
+      <w:r>
+        <w:rPr>
+          <w:rFonts w:ascii="Lexend" w:hAnsi="Lexend"/>
+          <w:color w:val="222222"/>
+          <w:sz w:val="20"/>
+        </w:rPr>
+        <w:t xml:space="preserve"> Curve25519 keys (targeting sub-50ms bare key generation) with 64-character hexadecimal SHA-256 fingerprints. Legacy RSA-4096 and OpenPGP v4 keys are deprecated and excluded to eliminate in-browser keygen freezes, satisfy NFR-02 (&lt;1.5s), and adhere to modern standards.</w:t>
       </w:r>
     </w:p>
     <w:p xmlns:w="http://schemas.openxmlformats.org/wordprocessingml/2006/main">
@@ -2621,15 +2621,31 @@
           <w:color w:val="222222"/>
           <w:sz w:val="20"/>
         </w:rPr>
-        <w:t xml:space="preserve">Argon2 S2K</w:t>
-      </w:r>
-      <w:r>
-        <w:rPr>
-          <w:rFonts w:ascii="Lexend" w:hAnsi="Lexend"/>
-          <w:color w:val="222222"/>
-          <w:sz w:val="20"/>
-        </w:rPr>
-        <w:t xml:space="preserve"> string-to-key derivation, separating login credentials from local encryption keys.</w:t>
+        <w:t xml:space="preserve">Argon2id S2K</w:t>
+      </w:r>
+      <w:r>
+        <w:rPr>
+          <w:rFonts w:ascii="Lexend" w:hAnsi="Lexend"/>
+          <w:color w:val="222222"/>
+          <w:sz w:val="20"/>
+        </w:rPr>
+        <w:t xml:space="preserve"> string-to-key derivation (</w:t>
+      </w:r>
+      <w:r>
+        <w:rPr>
+          <w:rFonts w:ascii="Consolas" w:hAnsi="Consolas"/>
+          <w:color w:val="9C4146"/>
+          <w:sz w:val="20"/>
+        </w:rPr>
+        <w:t xml:space="preserve">t=3, m=65536, p=4</w:t>
+      </w:r>
+      <w:r>
+        <w:rPr>
+          <w:rFonts w:ascii="Lexend" w:hAnsi="Lexend"/>
+          <w:color w:val="222222"/>
+          <w:sz w:val="20"/>
+        </w:rPr>
+        <w:t xml:space="preserve">), introducing an intentional, estimated cryptographic delay of ~200–400ms on modern client hardware to resist brute-force attacks while separating login credentials from local encryption keys.</w:t>
       </w:r>
     </w:p>
     <w:p xmlns:w="http://schemas.openxmlformats.org/wordprocessingml/2006/main">
@@ -2660,23 +2676,39 @@
           <w:color w:val="222222"/>
           <w:sz w:val="20"/>
         </w:rPr>
-        <w:t xml:space="preserve">: External researchers can submit reports without account registration. The browser autonomously generates an ephemeral Curve25519 keypair, encrypts the report to the target program's defenders, the offline recovery key, and the report key, and receives an opaque secret tracking URL (</w:t>
-      </w:r>
-      <w:r>
-        <w:rPr>
-          <w:rFonts w:ascii="Consolas" w:hAnsi="Consolas"/>
-          <w:color w:val="9C4146"/>
-          <w:sz w:val="20"/>
-        </w:rPr>
-        <w:t xml:space="preserve">/report/track/BBT-RPT-XXXX?token=&lt;secret&gt;</w:t>
-      </w:r>
-      <w:r>
-        <w:rPr>
-          <w:rFonts w:ascii="Lexend" w:hAnsi="Lexend"/>
-          <w:color w:val="222222"/>
-          <w:sz w:val="20"/>
-        </w:rPr>
-        <w:t xml:space="preserve">) allowing anonymous dialogue and retest submission.</w:t>
+        <w:t xml:space="preserve">: External researchers can submit reports without account registration. The browser autonomously generates an ephemeral RFC 9580 v6 Curve25519 keypair, encrypts the report to the target program's defenders, the offline recovery key, and the report key, and receives an opaque secret tracking URL (</w:t>
+      </w:r>
+      <w:r>
+        <w:rPr>
+          <w:rFonts w:ascii="Consolas" w:hAnsi="Consolas"/>
+          <w:color w:val="9C4146"/>
+          <w:sz w:val="20"/>
+        </w:rPr>
+        <w:t xml:space="preserve">/report/track/BBT-RPT-XXXX#token=&lt;secret&gt;</w:t>
+      </w:r>
+      <w:r>
+        <w:rPr>
+          <w:rFonts w:ascii="Lexend" w:hAnsi="Lexend"/>
+          <w:color w:val="222222"/>
+          <w:sz w:val="20"/>
+        </w:rPr>
+        <w:t xml:space="preserve">) and downloadable versioned </w:t>
+      </w:r>
+      <w:r>
+        <w:rPr>
+          <w:rFonts w:ascii="Consolas" w:hAnsi="Consolas"/>
+          <w:color w:val="9C4146"/>
+          <w:sz w:val="20"/>
+        </w:rPr>
+        <w:t xml:space="preserve">.bbt-recovery.json</w:t>
+      </w:r>
+      <w:r>
+        <w:rPr>
+          <w:rFonts w:ascii="Lexend" w:hAnsi="Lexend"/>
+          <w:color w:val="222222"/>
+          <w:sz w:val="20"/>
+        </w:rPr>
+        <w:t xml:space="preserve"> package allowing anonymous dialogue and retest submission.</w:t>
       </w:r>
     </w:p>
     <w:p xmlns:w="http://schemas.openxmlformats.org/wordprocessingml/2006/main">
@@ -2738,7 +2770,7 @@
           <w:color w:val="222222"/>
           <w:sz w:val="20"/>
         </w:rPr>
-        <w:t xml:space="preserve">: Public reports are encrypted for the Submitter + Program Defenders (N ≤ 10) + Org Recovery Key; internal triage notes are encrypted strictly for Program Defenders + Org Recovery Key, excluding the researcher.</w:t>
+        <w:t xml:space="preserve">: Public reports are encrypted for the Submitter + Program Defenders (up to 10 authorized defenders) + Org Recovery Key; internal triage notes are encrypted strictly for Program Defenders + Org Recovery Key, excluding the researcher.</w:t>
       </w:r>
     </w:p>
     <w:p xmlns:w="http://schemas.openxmlformats.org/wordprocessingml/2006/main">
@@ -3832,7 +3864,7 @@
           <w:color w:val="222222"/>
           <w:sz w:val="20"/>
         </w:rPr>
-        <w:t xml:space="preserve">: external researchers can submit vulnerability reports without registering an account. The client browser generates an ephemeral Curve25519 keypair and creates three distinct, cryptographically isolated items:</w:t>
+        <w:t xml:space="preserve">: external researchers can submit vulnerability reports without registering an account. The client browser generates an ephemeral RFC 9580 v6 Curve25519 keypair and creates three distinct, cryptographically isolated items:</w:t>
       </w:r>
     </w:p>
     <w:p xmlns:w="http://schemas.openxmlformats.org/wordprocessingml/2006/main">
@@ -3855,31 +3887,31 @@
           <w:color w:val="222222"/>
           <w:sz w:val="20"/>
         </w:rPr>
-        <w:t xml:space="preserve">Guest Access Token</w:t>
-      </w:r>
-      <w:r>
-        <w:rPr>
-          <w:rFonts w:ascii="Lexend" w:hAnsi="Lexend"/>
-          <w:color w:val="222222"/>
-          <w:sz w:val="20"/>
-        </w:rPr>
-        <w:t xml:space="preserve"> (</w:t>
-      </w:r>
-      <w:r>
-        <w:rPr>
-          <w:rFonts w:ascii="Consolas" w:hAnsi="Consolas"/>
-          <w:color w:val="9C4146"/>
-          <w:sz w:val="20"/>
-        </w:rPr>
-        <w:t xml:space="preserve">guest_access_token</w:t>
-      </w:r>
-      <w:r>
-        <w:rPr>
-          <w:rFonts w:ascii="Lexend" w:hAnsi="Lexend"/>
-          <w:color w:val="222222"/>
-          <w:sz w:val="20"/>
-        </w:rPr>
-        <w:t xml:space="preserve">): Authenticates retrieval of the encrypted report record via bearer token over HTTPS.</w:t>
+        <w:t xml:space="preserve">Durable Guest Actor Identity (`guest_actor_id`)</w:t>
+      </w:r>
+      <w:r>
+        <w:rPr>
+          <w:rFonts w:ascii="Lexend" w:hAnsi="Lexend"/>
+          <w:color w:val="222222"/>
+          <w:sz w:val="20"/>
+        </w:rPr>
+        <w:t xml:space="preserve">: A persistent UUIDv4 generated at intake and assigned to </w:t>
+      </w:r>
+      <w:r>
+        <w:rPr>
+          <w:rFonts w:ascii="Consolas" w:hAnsi="Consolas"/>
+          <w:color w:val="9C4146"/>
+          <w:sz w:val="20"/>
+        </w:rPr>
+        <w:t xml:space="preserve">REPORT.guest_actor_id</w:t>
+      </w:r>
+      <w:r>
+        <w:rPr>
+          <w:rFonts w:ascii="Lexend" w:hAnsi="Lexend"/>
+          <w:color w:val="222222"/>
+          <w:sz w:val="20"/>
+        </w:rPr>
+        <w:t xml:space="preserve">, referenced across all subsequent discussion messages, retest evidence, and audit events. Rotating access tokens does not alter historical attribution.</w:t>
       </w:r>
     </w:p>
     <w:p xmlns:w="http://schemas.openxmlformats.org/wordprocessingml/2006/main">
@@ -3902,31 +3934,62 @@
           <w:color w:val="222222"/>
           <w:sz w:val="20"/>
         </w:rPr>
-        <w:t xml:space="preserve">Ephemeral Report Private Key</w:t>
-      </w:r>
-      <w:r>
-        <w:rPr>
-          <w:rFonts w:ascii="Lexend" w:hAnsi="Lexend"/>
-          <w:color w:val="222222"/>
-          <w:sz w:val="20"/>
-        </w:rPr>
-        <w:t xml:space="preserve"> (</w:t>
-      </w:r>
-      <w:r>
-        <w:rPr>
-          <w:rFonts w:ascii="Consolas" w:hAnsi="Consolas"/>
-          <w:color w:val="9C4146"/>
-          <w:sz w:val="20"/>
-        </w:rPr>
-        <w:t xml:space="preserve">guest_private_key</w:t>
-      </w:r>
-      <w:r>
-        <w:rPr>
-          <w:rFonts w:ascii="Lexend" w:hAnsi="Lexend"/>
-          <w:color w:val="222222"/>
-          <w:sz w:val="20"/>
-        </w:rPr>
-        <w:t xml:space="preserve">): Curve25519 private key stored in </w:t>
+        <w:t xml:space="preserve">Guest Access Token (`guest_access_token`)</w:t>
+      </w:r>
+      <w:r>
+        <w:rPr>
+          <w:rFonts w:ascii="Lexend" w:hAnsi="Lexend"/>
+          <w:color w:val="222222"/>
+          <w:sz w:val="20"/>
+        </w:rPr>
+        <w:t xml:space="preserve">: An opaque, high-entropy bearer token returned by the server upon submission to authorize HTTP retrieval of the encrypted report record. The server stores only its cryptographic hash (</w:t>
+      </w:r>
+      <w:r>
+        <w:rPr>
+          <w:rFonts w:ascii="Consolas" w:hAnsi="Consolas"/>
+          <w:color w:val="9C4146"/>
+          <w:sz w:val="20"/>
+        </w:rPr>
+        <w:t xml:space="preserve">guest_token_hash</w:t>
+      </w:r>
+      <w:r>
+        <w:rPr>
+          <w:rFonts w:ascii="Lexend" w:hAnsi="Lexend"/>
+          <w:color w:val="222222"/>
+          <w:sz w:val="20"/>
+        </w:rPr>
+        <w:t xml:space="preserve">).</w:t>
+      </w:r>
+    </w:p>
+    <w:p xmlns:w="http://schemas.openxmlformats.org/wordprocessingml/2006/main">
+      <w:pPr>
+        <w:spacing w:before="40" w:after="40"/>
+        <w:jc w:val="left"/>
+      </w:pPr>
+      <w:r>
+        <w:rPr>
+          <w:rFonts w:ascii="Lexend" w:hAnsi="Lexend"/>
+          <w:color w:val="222222"/>
+          <w:sz w:val="20"/>
+        </w:rPr>
+        <w:t xml:space="preserve">•  </w:t>
+      </w:r>
+      <w:r>
+        <w:rPr>
+          <w:rFonts w:ascii="Lexend" w:hAnsi="Lexend"/>
+          <w:b/>
+          <w:color w:val="222222"/>
+          <w:sz w:val="20"/>
+        </w:rPr>
+        <w:t xml:space="preserve">Ephemeral Report Private Key (`K_report_priv`)</w:t>
+      </w:r>
+      <w:r>
+        <w:rPr>
+          <w:rFonts w:ascii="Lexend" w:hAnsi="Lexend"/>
+          <w:color w:val="222222"/>
+          <w:sz w:val="20"/>
+        </w:rPr>
+        <w:t xml:space="preserve">: RFC 9580 Curve25519 private key stored in </w:t>
       </w:r>
       <w:r>
         <w:rPr>
@@ -3965,31 +4028,31 @@
           <w:color w:val="222222"/>
           <w:sz w:val="20"/>
         </w:rPr>
-        <w:t xml:space="preserve">Guest Recovery Package</w:t>
-      </w:r>
-      <w:r>
-        <w:rPr>
-          <w:rFonts w:ascii="Lexend" w:hAnsi="Lexend"/>
-          <w:color w:val="222222"/>
-          <w:sz w:val="20"/>
-        </w:rPr>
-        <w:t xml:space="preserve">: An exportable ASCII-armored block or 24-word recovery seed containing </w:t>
-      </w:r>
-      <w:r>
-        <w:rPr>
-          <w:rFonts w:ascii="Consolas" w:hAnsi="Consolas"/>
-          <w:color w:val="9C4146"/>
-          <w:sz w:val="20"/>
-        </w:rPr>
-        <w:t xml:space="preserve">{ report_id, guest_access_token, encrypted_private_key </w:t>
-      </w:r>
-      <w:r>
-        <w:rPr>
-          <w:rFonts w:ascii="Lexend" w:hAnsi="Lexend"/>
-          <w:color w:val="222222"/>
-          <w:sz w:val="20"/>
-        </w:rPr>
-        <w:t xml:space="preserve"> protected with an optional user passphrase.</w:t>
+        <w:t xml:space="preserve">Versioned Downloadable Recovery Package (`.bbt-recovery.json`)</w:t>
+      </w:r>
+      <w:r>
+        <w:rPr>
+          <w:rFonts w:ascii="Lexend" w:hAnsi="Lexend"/>
+          <w:color w:val="222222"/>
+          <w:sz w:val="20"/>
+        </w:rPr>
+        <w:t xml:space="preserve">: An exportable JSON package (schema version 1) containing </w:t>
+      </w:r>
+      <w:r>
+        <w:rPr>
+          <w:rFonts w:ascii="Consolas" w:hAnsi="Consolas"/>
+          <w:color w:val="9C4146"/>
+          <w:sz w:val="20"/>
+        </w:rPr>
+        <w:t xml:space="preserve">{ version: 1, report_id, guest_actor_id, access_token, key_format: "openpgp-rfc9580-v6", key_fingerprint, encrypted_private_key, checksum </w:t>
+      </w:r>
+      <w:r>
+        <w:rPr>
+          <w:rFonts w:ascii="Lexend" w:hAnsi="Lexend"/>
+          <w:color w:val="222222"/>
+          <w:sz w:val="20"/>
+        </w:rPr>
+        <w:t xml:space="preserve"> protected with Argon2id S2K. Mnemonic 24-word recovery is explicitly deferred to preserve zero-knowledge server guarantees.</w:t>
       </w:r>
     </w:p>
     <w:p xmlns:w="http://schemas.openxmlformats.org/wordprocessingml/2006/main">
@@ -4012,7 +4075,7 @@
           <w:color w:val="222222"/>
           <w:sz w:val="20"/>
         </w:rPr>
-        <w:t xml:space="preserve">URL Fragment Protection</w:t>
+        <w:t xml:space="preserve">URL Fragment Protection &amp; Address Bar Scrubbing</w:t>
       </w:r>
       <w:r>
         <w:rPr>
@@ -4028,47 +4091,48 @@
           <w:color w:val="9C4146"/>
           <w:sz w:val="20"/>
         </w:rPr>
-        <w:t xml:space="preserve">/report/track/BBT-RPT-XXXX#token=&lt;access_token&gt;&amp;key=&lt;privkey_export&gt;</w:t>
-      </w:r>
-      <w:r>
-        <w:rPr>
-          <w:rFonts w:ascii="Lexend" w:hAnsi="Lexend"/>
-          <w:color w:val="222222"/>
-          <w:sz w:val="20"/>
-        </w:rPr>
-        <w:t xml:space="preserve">. Because the URI fragment (following </w:t>
-      </w:r>
-      <w:r>
-        <w:rPr>
-          <w:rFonts w:ascii="Consolas" w:hAnsi="Consolas"/>
-          <w:color w:val="9C4146"/>
-          <w:sz w:val="20"/>
-        </w:rPr>
-        <w:t xml:space="preserve">#</w:t>
-      </w:r>
-      <w:r>
-        <w:rPr>
-          <w:rFonts w:ascii="Lexend" w:hAnsi="Lexend"/>
-          <w:color w:val="222222"/>
-          <w:sz w:val="20"/>
-        </w:rPr>
-        <w:t xml:space="preserve">) is strictly handled client-side by the browser runtime and is never transmitted in HTTP request lines, credentials are systematically protected against leakage in server access logs, reverse proxies, WAF logs, and HTTP </w:t>
-      </w:r>
-      <w:r>
-        <w:rPr>
-          <w:rFonts w:ascii="Consolas" w:hAnsi="Consolas"/>
-          <w:color w:val="9C4146"/>
-          <w:sz w:val="20"/>
-        </w:rPr>
-        <w:t xml:space="preserve">Referer</w:t>
-      </w:r>
-      <w:r>
-        <w:rPr>
-          <w:rFonts w:ascii="Lexend" w:hAnsi="Lexend"/>
-          <w:color w:val="222222"/>
-          <w:sz w:val="20"/>
-        </w:rPr>
-        <w:t xml:space="preserve"> headers.</w:t>
+        <w:t xml:space="preserve">/report/track/BBT-RPT-XXXX#token=&lt;access_token&gt;</w:t>
+      </w:r>
+      <w:r>
+        <w:rPr>
+          <w:rFonts w:ascii="Lexend" w:hAnsi="Lexend"/>
+          <w:color w:val="222222"/>
+          <w:sz w:val="20"/>
+        </w:rPr>
+        <w:t xml:space="preserve">. The private key is </w:t>
+      </w:r>
+      <w:r>
+        <w:rPr>
+          <w:rFonts w:ascii="Lexend" w:hAnsi="Lexend"/>
+          <w:b/>
+          <w:color w:val="222222"/>
+          <w:sz w:val="20"/>
+        </w:rPr>
+        <w:t xml:space="preserve">never</w:t>
+      </w:r>
+      <w:r>
+        <w:rPr>
+          <w:rFonts w:ascii="Lexend" w:hAnsi="Lexend"/>
+          <w:color w:val="222222"/>
+          <w:sz w:val="20"/>
+        </w:rPr>
+        <w:t xml:space="preserve"> included in the URL. Upon initial load, page JavaScript reads the fragment into runtime memory and immediately scrubs the address bar via </w:t>
+      </w:r>
+      <w:r>
+        <w:rPr>
+          <w:rFonts w:ascii="Consolas" w:hAnsi="Consolas"/>
+          <w:color w:val="9C4146"/>
+          <w:sz w:val="20"/>
+        </w:rPr>
+        <w:t xml:space="preserve">window.history.replaceState(null, '', window.location.pathname)</w:t>
+      </w:r>
+      <w:r>
+        <w:rPr>
+          <w:rFonts w:ascii="Lexend" w:hAnsi="Lexend"/>
+          <w:color w:val="222222"/>
+          <w:sz w:val="20"/>
+        </w:rPr>
+        <w:t xml:space="preserve">.</w:t>
       </w:r>
     </w:p>
     <w:p xmlns:w="http://schemas.openxmlformats.org/wordprocessingml/2006/main">
@@ -4091,7 +4155,70 @@
           <w:color w:val="222222"/>
           <w:sz w:val="20"/>
         </w:rPr>
-        <w:t xml:space="preserve">Multi-Device Portability</w:t>
+        <w:t xml:space="preserve">Telemetry Sanitization</w:t>
+      </w:r>
+      <w:r>
+        <w:rPr>
+          <w:rFonts w:ascii="Lexend" w:hAnsi="Lexend"/>
+          <w:color w:val="222222"/>
+          <w:sz w:val="20"/>
+        </w:rPr>
+        <w:t xml:space="preserve">: Application telemetry hooks (Sentry </w:t>
+      </w:r>
+      <w:r>
+        <w:rPr>
+          <w:rFonts w:ascii="Consolas" w:hAnsi="Consolas"/>
+          <w:color w:val="9C4146"/>
+          <w:sz w:val="20"/>
+        </w:rPr>
+        <w:t xml:space="preserve">beforeSend</w:t>
+      </w:r>
+      <w:r>
+        <w:rPr>
+          <w:rFonts w:ascii="Lexend" w:hAnsi="Lexend"/>
+          <w:color w:val="222222"/>
+          <w:sz w:val="20"/>
+        </w:rPr>
+        <w:t xml:space="preserve">) shall explicitly strip URI fragments, </w:t>
+      </w:r>
+      <w:r>
+        <w:rPr>
+          <w:rFonts w:ascii="Consolas" w:hAnsi="Consolas"/>
+          <w:color w:val="9C4146"/>
+          <w:sz w:val="20"/>
+        </w:rPr>
+        <w:t xml:space="preserve">Authorization</w:t>
+      </w:r>
+      <w:r>
+        <w:rPr>
+          <w:rFonts w:ascii="Lexend" w:hAnsi="Lexend"/>
+          <w:color w:val="222222"/>
+          <w:sz w:val="20"/>
+        </w:rPr>
+        <w:t xml:space="preserve"> headers, and all decrypted vulnerability payloads.</w:t>
+      </w:r>
+    </w:p>
+    <w:p xmlns:w="http://schemas.openxmlformats.org/wordprocessingml/2006/main">
+      <w:pPr>
+        <w:spacing w:before="40" w:after="40"/>
+        <w:jc w:val="left"/>
+      </w:pPr>
+      <w:r>
+        <w:rPr>
+          <w:rFonts w:ascii="Lexend" w:hAnsi="Lexend"/>
+          <w:color w:val="222222"/>
+          <w:sz w:val="20"/>
+        </w:rPr>
+        <w:t xml:space="preserve">•  </w:t>
+      </w:r>
+      <w:r>
+        <w:rPr>
+          <w:rFonts w:ascii="Lexend" w:hAnsi="Lexend"/>
+          <w:b/>
+          <w:color w:val="222222"/>
+          <w:sz w:val="20"/>
+        </w:rPr>
+        <w:t xml:space="preserve">Multi-Device Portability &amp; Clean-Browser Acceptance</w:t>
       </w:r>
       <w:r>
         <w:rPr>
@@ -4115,7 +4242,23 @@
           <w:color w:val="222222"/>
           <w:sz w:val="20"/>
         </w:rPr>
-        <w:t xml:space="preserve"> and import their Guest Recovery Package to restore access and decrypt historical and future messages.</w:t>
+        <w:t xml:space="preserve"> and import their </w:t>
+      </w:r>
+      <w:r>
+        <w:rPr>
+          <w:rFonts w:ascii="Consolas" w:hAnsi="Consolas"/>
+          <w:color w:val="9C4146"/>
+          <w:sz w:val="20"/>
+        </w:rPr>
+        <w:t xml:space="preserve">.bbt-recovery.json</w:t>
+      </w:r>
+      <w:r>
+        <w:rPr>
+          <w:rFonts w:ascii="Lexend" w:hAnsi="Lexend"/>
+          <w:color w:val="222222"/>
+          <w:sz w:val="20"/>
+        </w:rPr>
+        <w:t xml:space="preserve"> file.</w:t>
       </w:r>
     </w:p>
     <w:p xmlns:w="http://schemas.openxmlformats.org/wordprocessingml/2006/main">
@@ -4146,7 +4289,23 @@
           <w:color w:val="222222"/>
           <w:sz w:val="20"/>
         </w:rPr>
-        <w:t xml:space="preserve">: Submit anonymously -&gt; export recovery package -&gt; clear browser cache/storage -&gt; open in clean browser -&gt; import recovery package -&gt; decrypt confidential messages -&gt; submit retest attestation.</w:t>
+        <w:t xml:space="preserve">: Submit anonymously -&gt; download </w:t>
+      </w:r>
+      <w:r>
+        <w:rPr>
+          <w:rFonts w:ascii="Consolas" w:hAnsi="Consolas"/>
+          <w:color w:val="9C4146"/>
+          <w:sz w:val="20"/>
+        </w:rPr>
+        <w:t xml:space="preserve">.bbt-recovery.json</w:t>
+      </w:r>
+      <w:r>
+        <w:rPr>
+          <w:rFonts w:ascii="Lexend" w:hAnsi="Lexend"/>
+          <w:color w:val="222222"/>
+          <w:sz w:val="20"/>
+        </w:rPr>
+        <w:t xml:space="preserve"> -&gt; clear browser cache/storage -&gt; open in clean browser -&gt; import recovery package -&gt; decrypt confidential messages -&gt; submit retest attestation.</w:t>
       </w:r>
     </w:p>
     <w:p xmlns:w="http://schemas.openxmlformats.org/wordprocessingml/2006/main">
@@ -4486,15 +4645,15 @@
           <w:color w:val="222222"/>
           <w:sz w:val="20"/>
         </w:rPr>
-        <w:t xml:space="preserve">Curve25519 (Ed25519 for signing, X25519 for encryption)</w:t>
-      </w:r>
-      <w:r>
-        <w:rPr>
-          <w:rFonts w:ascii="Lexend" w:hAnsi="Lexend"/>
-          <w:color w:val="222222"/>
-          <w:sz w:val="20"/>
-        </w:rPr>
-        <w:t xml:space="preserve"> in accordance with RFC 9580 / RFC 4880. Generating bare Curve25519 keypairs in under 50ms is designated as a benchmark target on evergreen desktop and modern mobile browsers. Legacy RSA-4096 is deprecated and excluded.</w:t>
+        <w:t xml:space="preserve">RFC 9580 Version 6 Curve25519 (Ed25519 for signing, X25519 for encryption)</w:t>
+      </w:r>
+      <w:r>
+        <w:rPr>
+          <w:rFonts w:ascii="Lexend" w:hAnsi="Lexend"/>
+          <w:color w:val="222222"/>
+          <w:sz w:val="20"/>
+        </w:rPr>
+        <w:t xml:space="preserve">. Key fingerprints shall be formatted as 64-character hexadecimal strings (SHA-256). Generating bare Curve25519 keypairs in under 50ms is designated as an empirical benchmark target on modern browsers. Legacy RSA-4096 and OpenPGP v4 keys are deprecated and excluded.</w:t>
       </w:r>
     </w:p>
     <w:p xmlns:w="http://schemas.openxmlformats.org/wordprocessingml/2006/main">
@@ -4549,15 +4708,15 @@
           <w:color w:val="9C4146"/>
           <w:sz w:val="20"/>
         </w:rPr>
-        <w:t xml:space="preserve">argon2id</w:t>
-      </w:r>
-      <w:r>
-        <w:rPr>
-          <w:rFonts w:ascii="Lexend" w:hAnsi="Lexend"/>
-          <w:color w:val="222222"/>
-          <w:sz w:val="20"/>
-        </w:rPr>
-        <w:t xml:space="preserve">, memory=64MB, iterations=3). User accounts distinguish between the Login Password (auth) and the Local Encryption Passphrase (unlocking IndexedDB). To support WebAssembly execution of Argon2 in OpenPGP.js, the Content Security Policy shall include </w:t>
+        <w:t xml:space="preserve">t=3, memory=64MB, p=4</w:t>
+      </w:r>
+      <w:r>
+        <w:rPr>
+          <w:rFonts w:ascii="Lexend" w:hAnsi="Lexend"/>
+          <w:color w:val="222222"/>
+          <w:sz w:val="20"/>
+        </w:rPr>
+        <w:t xml:space="preserve">). User accounts distinguish between the Login Password (auth) and the Local Encryption Passphrase (unlocking IndexedDB). To support WebAssembly execution of Argon2 in OpenPGP.js, the Content Security Policy shall include </w:t>
       </w:r>
       <w:r>
         <w:rPr>
@@ -4698,7 +4857,23 @@
           <w:color w:val="222222"/>
           <w:sz w:val="20"/>
         </w:rPr>
-        <w:t xml:space="preserve">•  The program's active authorized defenders (N ≤ 10).</w:t>
+        <w:t xml:space="preserve">•  The program's active authorized defenders assigned via </w:t>
+      </w:r>
+      <w:r>
+        <w:rPr>
+          <w:rFonts w:ascii="Consolas" w:hAnsi="Consolas"/>
+          <w:color w:val="9C4146"/>
+          <w:sz w:val="20"/>
+        </w:rPr>
+        <w:t xml:space="preserve">PROGRAM_DEFENDER</w:t>
+      </w:r>
+      <w:r>
+        <w:rPr>
+          <w:rFonts w:ascii="Lexend" w:hAnsi="Lexend"/>
+          <w:color w:val="222222"/>
+          <w:sz w:val="20"/>
+        </w:rPr>
+        <w:t xml:space="preserve"> (up to 10 authorized defenders).</w:t>
       </w:r>
     </w:p>
     <w:p xmlns:w="http://schemas.openxmlformats.org/wordprocessingml/2006/main">
@@ -4916,7 +5091,7 @@
           <w:color w:val="222222"/>
           <w:sz w:val="20"/>
         </w:rPr>
-        <w:t xml:space="preserve">: Encrypted attachment binaries (≤ 25 MB) shall be uploaded directly from the browser to Cloudflare R2 using presigned URLs requested from </w:t>
+        <w:t xml:space="preserve">: Encrypted attachment binaries (up to 25 MB) shall be uploaded directly from the browser to Cloudflare R2 using presigned URLs requested from </w:t>
       </w:r>
       <w:r>
         <w:rPr>
@@ -4963,7 +5138,23 @@
           <w:color w:val="222222"/>
           <w:sz w:val="20"/>
         </w:rPr>
-        <w:t xml:space="preserve">: Key lifecycle management shall include a mandatory offline Organization Master Recovery Key. During organization setup, an offline Curve25519 recovery keypair is generated and passphrase-protected with Argon2id S2K. The Organization Owner must export the key offline and complete an in-browser verification challenge by selecting and loading the recovery file into browser memory to decrypt an ephemeral test challenge payload locally. The private recovery key is never transmitted across the network, never stored in server databases, and is immediately purged from browser memory and </w:t>
+        <w:t xml:space="preserve">: Key lifecycle management shall include a mandatory offline Organization Master Recovery Key. During organization setup, an offline Curve25519 recovery keypair is generated and passphrase-protected with Argon2id S2K conforming to RFC 9580 v6. The Organization Owner must export the key offline and complete an in-browser verification challenge by selecting and loading the recovery file into browser memory to decrypt an ephemeral test challenge payload locally. The private recovery key is never transmitted across the network and never stored in server databases. In managed JavaScript runtime environments where garbage collection prohibits guaranteed zeroization of memory, the application exercises strict security hygiene: temporary typed arrays (</w:t>
+      </w:r>
+      <w:r>
+        <w:rPr>
+          <w:rFonts w:ascii="Consolas" w:hAnsi="Consolas"/>
+          <w:color w:val="9C4146"/>
+          <w:sz w:val="20"/>
+        </w:rPr>
+        <w:t xml:space="preserve">Uint8Array</w:t>
+      </w:r>
+      <w:r>
+        <w:rPr>
+          <w:rFonts w:ascii="Lexend" w:hAnsi="Lexend"/>
+          <w:color w:val="222222"/>
+          <w:sz w:val="20"/>
+        </w:rPr>
+        <w:t xml:space="preserve">) are explicitly zeroized where supported, persisted credentials are deleted from </w:t>
       </w:r>
       <w:r>
         <w:rPr>
@@ -4979,7 +5170,7 @@
           <w:color w:val="222222"/>
           <w:sz w:val="20"/>
         </w:rPr>
-        <w:t xml:space="preserve"> once verified. Recovery operations are restricted to </w:t>
+        <w:t xml:space="preserve">, and all in-memory JavaScript references are immediately nullified to allow prompt garbage collection. Recovery operations are restricted to </w:t>
       </w:r>
       <w:r>
         <w:rPr>
@@ -6703,39 +6894,119 @@
           <w:color w:val="222222"/>
           <w:sz w:val="20"/>
         </w:rPr>
-        <w:t xml:space="preserve">: Any closed state may be reopened by </w:t>
-      </w:r>
-      <w:r>
-        <w:rPr>
-          <w:rFonts w:ascii="Consolas" w:hAnsi="Consolas"/>
-          <w:color w:val="9C4146"/>
-          <w:sz w:val="20"/>
-        </w:rPr>
-        <w:t xml:space="preserve">Defender</w:t>
-      </w:r>
-      <w:r>
-        <w:rPr>
-          <w:rFonts w:ascii="Lexend" w:hAnsi="Lexend"/>
-          <w:color w:val="222222"/>
-          <w:sz w:val="20"/>
-        </w:rPr>
-        <w:t xml:space="preserve"> or </w:t>
-      </w:r>
-      <w:r>
-        <w:rPr>
-          <w:rFonts w:ascii="Consolas" w:hAnsi="Consolas"/>
-          <w:color w:val="9C4146"/>
-          <w:sz w:val="20"/>
-        </w:rPr>
-        <w:t xml:space="preserve">Tenant Owner</w:t>
-      </w:r>
-      <w:r>
-        <w:rPr>
-          <w:rFonts w:ascii="Lexend" w:hAnsi="Lexend"/>
-          <w:color w:val="222222"/>
-          <w:sz w:val="20"/>
-        </w:rPr>
-        <w:t xml:space="preserve"> recording an immutable justification log, transitioning the report back to </w:t>
+        <w:t xml:space="preserve">: The system shall permit reopening a closed report exclusively from remediation closures (</w:t>
+      </w:r>
+      <w:r>
+        <w:rPr>
+          <w:rFonts w:ascii="Consolas" w:hAnsi="Consolas"/>
+          <w:color w:val="9C4146"/>
+          <w:sz w:val="20"/>
+        </w:rPr>
+        <w:t xml:space="preserve">VERIFIED_RESEARCHER</w:t>
+      </w:r>
+      <w:r>
+        <w:rPr>
+          <w:rFonts w:ascii="Lexend" w:hAnsi="Lexend"/>
+          <w:color w:val="222222"/>
+          <w:sz w:val="20"/>
+        </w:rPr>
+        <w:t xml:space="preserve">, </w:t>
+      </w:r>
+      <w:r>
+        <w:rPr>
+          <w:rFonts w:ascii="Consolas" w:hAnsi="Consolas"/>
+          <w:color w:val="9C4146"/>
+          <w:sz w:val="20"/>
+        </w:rPr>
+        <w:t xml:space="preserve">VERIFIED_INTERNAL</w:t>
+      </w:r>
+      <w:r>
+        <w:rPr>
+          <w:rFonts w:ascii="Lexend" w:hAnsi="Lexend"/>
+          <w:color w:val="222222"/>
+          <w:sz w:val="20"/>
+        </w:rPr>
+        <w:t xml:space="preserve">, </w:t>
+      </w:r>
+      <w:r>
+        <w:rPr>
+          <w:rFonts w:ascii="Consolas" w:hAnsi="Consolas"/>
+          <w:color w:val="9C4146"/>
+          <w:sz w:val="20"/>
+        </w:rPr>
+        <w:t xml:space="preserve">CLOSED_UNVERIFIED_TIMEOUT</w:t>
+      </w:r>
+      <w:r>
+        <w:rPr>
+          <w:rFonts w:ascii="Lexend" w:hAnsi="Lexend"/>
+          <w:color w:val="222222"/>
+          <w:sz w:val="20"/>
+        </w:rPr>
+        <w:t xml:space="preserve">), intake abandonment (</w:t>
+      </w:r>
+      <w:r>
+        <w:rPr>
+          <w:rFonts w:ascii="Consolas" w:hAnsi="Consolas"/>
+          <w:color w:val="9C4146"/>
+          <w:sz w:val="20"/>
+        </w:rPr>
+        <w:t xml:space="preserve">CLOSED_INCOMPLETE</w:t>
+      </w:r>
+      <w:r>
+        <w:rPr>
+          <w:rFonts w:ascii="Lexend" w:hAnsi="Lexend"/>
+          <w:color w:val="222222"/>
+          <w:sz w:val="20"/>
+        </w:rPr>
+        <w:t xml:space="preserve">), or disputed non-remediation outcomes (</w:t>
+      </w:r>
+      <w:r>
+        <w:rPr>
+          <w:rFonts w:ascii="Consolas" w:hAnsi="Consolas"/>
+          <w:color w:val="9C4146"/>
+          <w:sz w:val="20"/>
+        </w:rPr>
+        <w:t xml:space="preserve">RISK_ACCEPTED</w:t>
+      </w:r>
+      <w:r>
+        <w:rPr>
+          <w:rFonts w:ascii="Lexend" w:hAnsi="Lexend"/>
+          <w:color w:val="222222"/>
+          <w:sz w:val="20"/>
+        </w:rPr>
+        <w:t xml:space="preserve">, </w:t>
+      </w:r>
+      <w:r>
+        <w:rPr>
+          <w:rFonts w:ascii="Consolas" w:hAnsi="Consolas"/>
+          <w:color w:val="9C4146"/>
+          <w:sz w:val="20"/>
+        </w:rPr>
+        <w:t xml:space="preserve">REJECTED_INVALID</w:t>
+      </w:r>
+      <w:r>
+        <w:rPr>
+          <w:rFonts w:ascii="Lexend" w:hAnsi="Lexend"/>
+          <w:color w:val="222222"/>
+          <w:sz w:val="20"/>
+        </w:rPr>
+        <w:t xml:space="preserve">, </w:t>
+      </w:r>
+      <w:r>
+        <w:rPr>
+          <w:rFonts w:ascii="Consolas" w:hAnsi="Consolas"/>
+          <w:color w:val="9C4146"/>
+          <w:sz w:val="20"/>
+        </w:rPr>
+        <w:t xml:space="preserve">DUPLICATE</w:t>
+      </w:r>
+      <w:r>
+        <w:rPr>
+          <w:rFonts w:ascii="Lexend" w:hAnsi="Lexend"/>
+          <w:color w:val="222222"/>
+          <w:sz w:val="20"/>
+        </w:rPr>
+        <w:t xml:space="preserve">). Reopening requires an authorized Defender or Tenant Owner action recording an immutable justification log, transitioning the ticket back to </w:t>
       </w:r>
       <w:r>
         <w:rPr>
@@ -6751,7 +7022,39 @@
           <w:color w:val="222222"/>
           <w:sz w:val="20"/>
         </w:rPr>
-        <w:t xml:space="preserve">.</w:t>
+        <w:t xml:space="preserve">. Scanner spam (</w:t>
+      </w:r>
+      <w:r>
+        <w:rPr>
+          <w:rFonts w:ascii="Consolas" w:hAnsi="Consolas"/>
+          <w:color w:val="9C4146"/>
+          <w:sz w:val="20"/>
+        </w:rPr>
+        <w:t xml:space="preserve">REJECTED_SPAM</w:t>
+      </w:r>
+      <w:r>
+        <w:rPr>
+          <w:rFonts w:ascii="Lexend" w:hAnsi="Lexend"/>
+          <w:color w:val="222222"/>
+          <w:sz w:val="20"/>
+        </w:rPr>
+        <w:t xml:space="preserve">) and voluntary retractions (</w:t>
+      </w:r>
+      <w:r>
+        <w:rPr>
+          <w:rFonts w:ascii="Consolas" w:hAnsi="Consolas"/>
+          <w:color w:val="9C4146"/>
+          <w:sz w:val="20"/>
+        </w:rPr>
+        <w:t xml:space="preserve">WITHDRAWN</w:t>
+      </w:r>
+      <w:r>
+        <w:rPr>
+          <w:rFonts w:ascii="Lexend" w:hAnsi="Lexend"/>
+          <w:color w:val="222222"/>
+          <w:sz w:val="20"/>
+        </w:rPr>
+        <w:t xml:space="preserve">) cannot be reopened.</w:t>
       </w:r>
     </w:p>
     <w:p xmlns:w="http://schemas.openxmlformats.org/wordprocessingml/2006/main">
@@ -6986,7 +7289,39 @@
           <w:color w:val="222222"/>
           <w:sz w:val="20"/>
         </w:rPr>
-        <w:t xml:space="preserve">: Direct-to-R2 presigned upload routes shall validate storage quotas (2 GB demo, 10 GB Team) at URL issuance time. The system shall display administrative warnings when usage reaches 90% of configured quota, strictly reject new allocations with HTTP </w:t>
+        <w:t xml:space="preserve">: Direct-to-R2 presigned upload routes shall validate storage quotas (500 MB Community, 2 GB demo, 10 GB Team) at URL issuance time. For Community tier tenants exceeding the 5 active reports limit, submissions 6+ shall be encrypted and held in a </w:t>
+      </w:r>
+      <w:r>
+        <w:rPr>
+          <w:rFonts w:ascii="Consolas" w:hAnsi="Consolas"/>
+          <w:color w:val="9C4146"/>
+          <w:sz w:val="20"/>
+        </w:rPr>
+        <w:t xml:space="preserve">QUOTA_HELD</w:t>
+      </w:r>
+      <w:r>
+        <w:rPr>
+          <w:rFonts w:ascii="Lexend" w:hAnsi="Lexend"/>
+          <w:color w:val="222222"/>
+          <w:sz w:val="20"/>
+        </w:rPr>
+        <w:t xml:space="preserve"> intake queue. If hard storage (500 MB) or rate limits (10 submissions/hr) are saturated, intake returns HTTP 429/507 directing submitters to the program's fallback email (</w:t>
+      </w:r>
+      <w:r>
+        <w:rPr>
+          <w:rFonts w:ascii="Consolas" w:hAnsi="Consolas"/>
+          <w:color w:val="9C4146"/>
+          <w:sz w:val="20"/>
+        </w:rPr>
+        <w:t xml:space="preserve">security@tenant.com</w:t>
+      </w:r>
+      <w:r>
+        <w:rPr>
+          <w:rFonts w:ascii="Lexend" w:hAnsi="Lexend"/>
+          <w:color w:val="222222"/>
+          <w:sz w:val="20"/>
+        </w:rPr>
+        <w:t xml:space="preserve">). The system shall display administrative warnings when usage reaches 90% of configured quota, strictly reject new allocations with HTTP </w:t>
       </w:r>
       <w:r>
         <w:rPr>
@@ -7500,7 +7835,7 @@
           <w:color w:val="222222"/>
           <w:sz w:val="20"/>
         </w:rPr>
-        <w:t xml:space="preserve">3. Client browser generates an ephemeral Curve25519 keypair in memory (&lt;50ms).</w:t>
+        <w:t xml:space="preserve">3. Client browser generates an ephemeral RFC 9580 v6 Curve25519 keypair in memory (&lt;50ms target).</w:t>
       </w:r>
     </w:p>
     <w:p xmlns:w="http://schemas.openxmlformats.org/wordprocessingml/2006/main">
@@ -7640,15 +7975,31 @@
           <w:color w:val="9C4146"/>
           <w:sz w:val="20"/>
         </w:rPr>
-        <w:t xml:space="preserve">/report/track/BBT-RPT-XXXX#token=&lt;secret&gt;&amp;key=&lt;privkey&gt;</w:t>
-      </w:r>
-      <w:r>
-        <w:rPr>
-          <w:rFonts w:ascii="Lexend" w:hAnsi="Lexend"/>
-          <w:color w:val="222222"/>
-          <w:sz w:val="20"/>
-        </w:rPr>
-        <w:t xml:space="preserve">).</w:t>
+        <w:t xml:space="preserve">/report/track/BBT-RPT-XXXX#token=&lt;secret&gt;</w:t>
+      </w:r>
+      <w:r>
+        <w:rPr>
+          <w:rFonts w:ascii="Lexend" w:hAnsi="Lexend"/>
+          <w:color w:val="222222"/>
+          <w:sz w:val="20"/>
+        </w:rPr>
+        <w:t xml:space="preserve">). Client JavaScript immediately executes </w:t>
+      </w:r>
+      <w:r>
+        <w:rPr>
+          <w:rFonts w:ascii="Consolas" w:hAnsi="Consolas"/>
+          <w:color w:val="9C4146"/>
+          <w:sz w:val="20"/>
+        </w:rPr>
+        <w:t xml:space="preserve">window.history.replaceState</w:t>
+      </w:r>
+      <w:r>
+        <w:rPr>
+          <w:rFonts w:ascii="Lexend" w:hAnsi="Lexend"/>
+          <w:color w:val="222222"/>
+          <w:sz w:val="20"/>
+        </w:rPr>
+        <w:t xml:space="preserve"> to scrub the token from the browser address bar.</w:t>
       </w:r>
     </w:p>
     <w:p xmlns:w="http://schemas.openxmlformats.org/wordprocessingml/2006/main">
@@ -7662,7 +8013,7 @@
           <w:color w:val="222222"/>
           <w:sz w:val="20"/>
         </w:rPr>
-        <w:t xml:space="preserve">10. System generates a downloadable and copyable </w:t>
+        <w:t xml:space="preserve">10. System generates a downloadable </w:t>
       </w:r>
       <w:r>
         <w:rPr>
@@ -7679,7 +8030,39 @@
           <w:color w:val="222222"/>
           <w:sz w:val="20"/>
         </w:rPr>
-        <w:t xml:space="preserve"> (armored bundle) to enable multi-device restoration, and sets report state to </w:t>
+        <w:t xml:space="preserve"> (</w:t>
+      </w:r>
+      <w:r>
+        <w:rPr>
+          <w:rFonts w:ascii="Consolas" w:hAnsi="Consolas"/>
+          <w:color w:val="9C4146"/>
+          <w:sz w:val="20"/>
+        </w:rPr>
+        <w:t xml:space="preserve">.bbt-recovery.json</w:t>
+      </w:r>
+      <w:r>
+        <w:rPr>
+          <w:rFonts w:ascii="Lexend" w:hAnsi="Lexend"/>
+          <w:color w:val="222222"/>
+          <w:sz w:val="20"/>
+        </w:rPr>
+        <w:t xml:space="preserve">, version 1) containing </w:t>
+      </w:r>
+      <w:r>
+        <w:rPr>
+          <w:rFonts w:ascii="Consolas" w:hAnsi="Consolas"/>
+          <w:color w:val="9C4146"/>
+          <w:sz w:val="20"/>
+        </w:rPr>
+        <w:t xml:space="preserve">{ report_id, guest_actor_id, access_token, encrypted_private_key, checksum </w:t>
+      </w:r>
+      <w:r>
+        <w:rPr>
+          <w:rFonts w:ascii="Lexend" w:hAnsi="Lexend"/>
+          <w:color w:val="222222"/>
+          <w:sz w:val="20"/>
+        </w:rPr>
+        <w:t xml:space="preserve"> to enable multi-device restoration, and sets report state to </w:t>
       </w:r>
       <w:r>
         <w:rPr>
@@ -12478,7 +12861,7 @@
                 <w:color w:val="9C4146"/>
                 <w:sz w:val="17"/>
               </w:rPr>
-              <w:t xml:space="preserve">REJECTED_INVALID</w:t>
+              <w:t xml:space="preserve">RISK_ACCEPTED</w:t>
             </w:r>
             <w:r>
               <w:rPr>
@@ -12494,72 +12877,88 @@
                 <w:color w:val="9C4146"/>
                 <w:sz w:val="17"/>
               </w:rPr>
-              <w:t xml:space="preserve">DUPLICATE</w:t>
-            </w:r>
-          </w:p>
-        </w:tc>
-        <w:tc>
-          <w:tcPr>
-            <w:tcW w:w="1600" w:type="dxa"/>
-            <w:tcMar>
-              <w:top w:w="60" w:type="dxa"/>
-              <w:bottom w:w="60" w:type="dxa"/>
-              <w:left w:w="100" w:type="dxa"/>
-              <w:right w:w="100" w:type="dxa"/>
-            </w:tcMar>
-          </w:tcPr>
-          <w:p xmlns:w="http://schemas.openxmlformats.org/wordprocessingml/2006/main">
-            <w:pPr>
-              <w:spacing w:before="30" w:after="30"/>
-              <w:jc w:val="left"/>
-            </w:pPr>
-            <w:r>
-              <w:rPr>
-                <w:rFonts w:ascii="Lexend" w:hAnsi="Lexend"/>
-                <w:color w:val="222222"/>
-                <w:sz w:val="17"/>
-              </w:rPr>
-              <w:t xml:space="preserve">Reopen Ticket</w:t>
-            </w:r>
-          </w:p>
-        </w:tc>
-        <w:tc>
-          <w:tcPr>
-            <w:tcW w:w="1100" w:type="dxa"/>
-            <w:tcMar>
-              <w:top w:w="60" w:type="dxa"/>
-              <w:bottom w:w="60" w:type="dxa"/>
-              <w:left w:w="100" w:type="dxa"/>
-              <w:right w:w="100" w:type="dxa"/>
-            </w:tcMar>
-          </w:tcPr>
-          <w:p xmlns:w="http://schemas.openxmlformats.org/wordprocessingml/2006/main">
-            <w:pPr>
-              <w:spacing w:before="30" w:after="30"/>
-              <w:jc w:val="left"/>
-            </w:pPr>
+              <w:t xml:space="preserve">REJECTED_INVALID</w:t>
+            </w:r>
+            <w:r>
+              <w:rPr>
+                <w:rFonts w:ascii="Lexend" w:hAnsi="Lexend"/>
+                <w:color w:val="222222"/>
+                <w:sz w:val="17"/>
+              </w:rPr>
+              <w:t xml:space="preserve"> / </w:t>
+            </w:r>
             <w:r>
               <w:rPr>
                 <w:rFonts w:ascii="Consolas" w:hAnsi="Consolas"/>
                 <w:color w:val="9C4146"/>
                 <w:sz w:val="17"/>
               </w:rPr>
-              <w:t xml:space="preserve">Defender</w:t>
-            </w:r>
-            <w:r>
-              <w:rPr>
-                <w:rFonts w:ascii="Lexend" w:hAnsi="Lexend"/>
-                <w:color w:val="222222"/>
-                <w:sz w:val="17"/>
-              </w:rPr>
-              <w:t xml:space="preserve"> / </w:t>
-            </w:r>
+              <w:t xml:space="preserve">DUPLICATE</w:t>
+            </w:r>
+          </w:p>
+        </w:tc>
+        <w:tc>
+          <w:tcPr>
+            <w:tcW w:w="1600" w:type="dxa"/>
+            <w:tcMar>
+              <w:top w:w="60" w:type="dxa"/>
+              <w:bottom w:w="60" w:type="dxa"/>
+              <w:left w:w="100" w:type="dxa"/>
+              <w:right w:w="100" w:type="dxa"/>
+            </w:tcMar>
+          </w:tcPr>
+          <w:p xmlns:w="http://schemas.openxmlformats.org/wordprocessingml/2006/main">
+            <w:pPr>
+              <w:spacing w:before="30" w:after="30"/>
+              <w:jc w:val="left"/>
+            </w:pPr>
+            <w:r>
+              <w:rPr>
+                <w:rFonts w:ascii="Lexend" w:hAnsi="Lexend"/>
+                <w:color w:val="222222"/>
+                <w:sz w:val="17"/>
+              </w:rPr>
+              <w:t xml:space="preserve">Reopen Ticket</w:t>
+            </w:r>
+          </w:p>
+        </w:tc>
+        <w:tc>
+          <w:tcPr>
+            <w:tcW w:w="1100" w:type="dxa"/>
+            <w:tcMar>
+              <w:top w:w="60" w:type="dxa"/>
+              <w:bottom w:w="60" w:type="dxa"/>
+              <w:left w:w="100" w:type="dxa"/>
+              <w:right w:w="100" w:type="dxa"/>
+            </w:tcMar>
+          </w:tcPr>
+          <w:p xmlns:w="http://schemas.openxmlformats.org/wordprocessingml/2006/main">
+            <w:pPr>
+              <w:spacing w:before="30" w:after="30"/>
+              <w:jc w:val="left"/>
+            </w:pPr>
             <w:r>
               <w:rPr>
                 <w:rFonts w:ascii="Consolas" w:hAnsi="Consolas"/>
                 <w:color w:val="9C4146"/>
                 <w:sz w:val="17"/>
               </w:rPr>
+              <w:t xml:space="preserve">Defender</w:t>
+            </w:r>
+            <w:r>
+              <w:rPr>
+                <w:rFonts w:ascii="Lexend" w:hAnsi="Lexend"/>
+                <w:color w:val="222222"/>
+                <w:sz w:val="17"/>
+              </w:rPr>
+              <w:t xml:space="preserve"> / </w:t>
+            </w:r>
+            <w:r>
+              <w:rPr>
+                <w:rFonts w:ascii="Consolas" w:hAnsi="Consolas"/>
+                <w:color w:val="9C4146"/>
+                <w:sz w:val="17"/>
+              </w:rPr>
               <w:t xml:space="preserve">Tenant Owner</w:t>
             </w:r>
           </w:p>
@@ -12585,7 +12984,7 @@
                 <w:color w:val="222222"/>
                 <w:sz w:val="17"/>
               </w:rPr>
-              <w:t xml:space="preserve">Regression identified or formal dispute upheld</w:t>
+              <w:t xml:space="preserve">Regression identified, risk re-evaluated, or formal dispute upheld</w:t>
             </w:r>
           </w:p>
         </w:tc>
@@ -12715,6 +13114,350 @@
           <w:sz w:val="17"/>
         </w:rPr>
         <w:t xml:space="preserve">[Figure 4.6: Relational Prisma ERD &amp; Multi-Tenant Model]</w:t>
+      </w:r>
+    </w:p>
+    <w:p xmlns:w="http://schemas.openxmlformats.org/wordprocessingml/2006/main">
+      <w:pPr>
+        <w:pStyle w:val="Heading3"/>
+        <w:spacing w:before="140" w:after="40"/>
+        <w:jc w:val="left"/>
+      </w:pPr>
+      <w:r>
+        <w:rPr>
+          <w:rFonts w:ascii="Lexend" w:hAnsi="Lexend"/>
+          <w:b/>
+          <w:color w:val="1B2A1E"/>
+          <w:sz w:val="20"/>
+        </w:rPr>
+        <w:t xml:space="preserve">Entity Governance &amp; Data Integrity Rules</w:t>
+      </w:r>
+    </w:p>
+    <w:p xmlns:w="http://schemas.openxmlformats.org/wordprocessingml/2006/main">
+      <w:pPr>
+        <w:spacing w:before="40" w:after="40"/>
+        <w:jc w:val="left"/>
+      </w:pPr>
+      <w:r>
+        <w:rPr>
+          <w:rFonts w:ascii="Lexend" w:hAnsi="Lexend"/>
+          <w:color w:val="222222"/>
+          <w:sz w:val="20"/>
+        </w:rPr>
+        <w:t xml:space="preserve">1. </w:t>
+      </w:r>
+      <w:r>
+        <w:rPr>
+          <w:rFonts w:ascii="Lexend" w:hAnsi="Lexend"/>
+          <w:b/>
+          <w:color w:val="222222"/>
+          <w:sz w:val="20"/>
+        </w:rPr>
+        <w:t xml:space="preserve">`PROGRAM_DEFENDER` Governance Rules</w:t>
+      </w:r>
+      <w:r>
+        <w:rPr>
+          <w:rFonts w:ascii="Lexend" w:hAnsi="Lexend"/>
+          <w:color w:val="222222"/>
+          <w:sz w:val="20"/>
+        </w:rPr>
+        <w:t xml:space="preserve">:</w:t>
+      </w:r>
+    </w:p>
+    <w:p xmlns:w="http://schemas.openxmlformats.org/wordprocessingml/2006/main">
+      <w:pPr>
+        <w:spacing w:before="40" w:after="40"/>
+        <w:jc w:val="left"/>
+      </w:pPr>
+      <w:r>
+        <w:rPr>
+          <w:rFonts w:ascii="Lexend" w:hAnsi="Lexend"/>
+          <w:color w:val="222222"/>
+          <w:sz w:val="20"/>
+        </w:rPr>
+        <w:t xml:space="preserve">•  </w:t>
+      </w:r>
+      <w:r>
+        <w:rPr>
+          <w:rFonts w:ascii="Lexend" w:hAnsi="Lexend"/>
+          <w:b/>
+          <w:color w:val="222222"/>
+          <w:sz w:val="20"/>
+        </w:rPr>
+        <w:t xml:space="preserve">Same-Organization Constraint</w:t>
+      </w:r>
+      <w:r>
+        <w:rPr>
+          <w:rFonts w:ascii="Lexend" w:hAnsi="Lexend"/>
+          <w:color w:val="222222"/>
+          <w:sz w:val="20"/>
+        </w:rPr>
+        <w:t xml:space="preserve">: A user can only be assigned to a program if </w:t>
+      </w:r>
+      <w:r>
+        <w:rPr>
+          <w:rFonts w:ascii="Consolas" w:hAnsi="Consolas"/>
+          <w:color w:val="9C4146"/>
+          <w:sz w:val="20"/>
+        </w:rPr>
+        <w:t xml:space="preserve">user.organization_id == program.organization_id</w:t>
+      </w:r>
+      <w:r>
+        <w:rPr>
+          <w:rFonts w:ascii="Lexend" w:hAnsi="Lexend"/>
+          <w:color w:val="222222"/>
+          <w:sz w:val="20"/>
+        </w:rPr>
+        <w:t xml:space="preserve">. Cross-tenant defender assignments are blocked by database constraints.</w:t>
+      </w:r>
+    </w:p>
+    <w:p xmlns:w="http://schemas.openxmlformats.org/wordprocessingml/2006/main">
+      <w:pPr>
+        <w:spacing w:before="40" w:after="40"/>
+        <w:jc w:val="left"/>
+      </w:pPr>
+      <w:r>
+        <w:rPr>
+          <w:rFonts w:ascii="Lexend" w:hAnsi="Lexend"/>
+          <w:color w:val="222222"/>
+          <w:sz w:val="20"/>
+        </w:rPr>
+        <w:t xml:space="preserve">•  </w:t>
+      </w:r>
+      <w:r>
+        <w:rPr>
+          <w:rFonts w:ascii="Lexend" w:hAnsi="Lexend"/>
+          <w:b/>
+          <w:color w:val="222222"/>
+          <w:sz w:val="20"/>
+        </w:rPr>
+        <w:t xml:space="preserve">Unique Membership Constraint</w:t>
+      </w:r>
+      <w:r>
+        <w:rPr>
+          <w:rFonts w:ascii="Lexend" w:hAnsi="Lexend"/>
+          <w:color w:val="222222"/>
+          <w:sz w:val="20"/>
+        </w:rPr>
+        <w:t xml:space="preserve">: Enforced compound uniqueness on </w:t>
+      </w:r>
+      <w:r>
+        <w:rPr>
+          <w:rFonts w:ascii="Consolas" w:hAnsi="Consolas"/>
+          <w:color w:val="9C4146"/>
+          <w:sz w:val="20"/>
+        </w:rPr>
+        <w:t xml:space="preserve">@@unique([program_id, user_id])</w:t>
+      </w:r>
+      <w:r>
+        <w:rPr>
+          <w:rFonts w:ascii="Lexend" w:hAnsi="Lexend"/>
+          <w:color w:val="222222"/>
+          <w:sz w:val="20"/>
+        </w:rPr>
+        <w:t xml:space="preserve">.</w:t>
+      </w:r>
+    </w:p>
+    <w:p xmlns:w="http://schemas.openxmlformats.org/wordprocessingml/2006/main">
+      <w:pPr>
+        <w:spacing w:before="40" w:after="40"/>
+        <w:jc w:val="left"/>
+      </w:pPr>
+      <w:r>
+        <w:rPr>
+          <w:rFonts w:ascii="Lexend" w:hAnsi="Lexend"/>
+          <w:color w:val="222222"/>
+          <w:sz w:val="20"/>
+        </w:rPr>
+        <w:t xml:space="preserve">•  </w:t>
+      </w:r>
+      <w:r>
+        <w:rPr>
+          <w:rFonts w:ascii="Lexend" w:hAnsi="Lexend"/>
+          <w:b/>
+          <w:color w:val="222222"/>
+          <w:sz w:val="20"/>
+        </w:rPr>
+        <w:t xml:space="preserve">Atomic Assignment &amp; Versioning</w:t>
+      </w:r>
+      <w:r>
+        <w:rPr>
+          <w:rFonts w:ascii="Lexend" w:hAnsi="Lexend"/>
+          <w:color w:val="222222"/>
+          <w:sz w:val="20"/>
+        </w:rPr>
+        <w:t xml:space="preserve">: Inserting or removing a </w:t>
+      </w:r>
+      <w:r>
+        <w:rPr>
+          <w:rFonts w:ascii="Consolas" w:hAnsi="Consolas"/>
+          <w:color w:val="9C4146"/>
+          <w:sz w:val="20"/>
+        </w:rPr>
+        <w:t xml:space="preserve">PROGRAM_DEFENDER</w:t>
+      </w:r>
+      <w:r>
+        <w:rPr>
+          <w:rFonts w:ascii="Lexend" w:hAnsi="Lexend"/>
+          <w:color w:val="222222"/>
+          <w:sz w:val="20"/>
+        </w:rPr>
+        <w:t xml:space="preserve"> record must execute within an atomic transaction that increments the parent </w:t>
+      </w:r>
+      <w:r>
+        <w:rPr>
+          <w:rFonts w:ascii="Consolas" w:hAnsi="Consolas"/>
+          <w:color w:val="9C4146"/>
+          <w:sz w:val="20"/>
+        </w:rPr>
+        <w:t xml:space="preserve">program.recipient_set_version</w:t>
+      </w:r>
+      <w:r>
+        <w:rPr>
+          <w:rFonts w:ascii="Lexend" w:hAnsi="Lexend"/>
+          <w:color w:val="222222"/>
+          <w:sz w:val="20"/>
+        </w:rPr>
+        <w:t xml:space="preserve">.</w:t>
+      </w:r>
+    </w:p>
+    <w:p xmlns:w="http://schemas.openxmlformats.org/wordprocessingml/2006/main">
+      <w:pPr>
+        <w:spacing w:before="40" w:after="40"/>
+        <w:jc w:val="left"/>
+      </w:pPr>
+      <w:r>
+        <w:rPr>
+          <w:rFonts w:ascii="Lexend" w:hAnsi="Lexend"/>
+          <w:color w:val="222222"/>
+          <w:sz w:val="20"/>
+        </w:rPr>
+        <w:t xml:space="preserve">•  </w:t>
+      </w:r>
+      <w:r>
+        <w:rPr>
+          <w:rFonts w:ascii="Lexend" w:hAnsi="Lexend"/>
+          <w:b/>
+          <w:color w:val="222222"/>
+          <w:sz w:val="20"/>
+        </w:rPr>
+        <w:t xml:space="preserve">Program-Level Authorization Boundary</w:t>
+      </w:r>
+      <w:r>
+        <w:rPr>
+          <w:rFonts w:ascii="Lexend" w:hAnsi="Lexend"/>
+          <w:color w:val="222222"/>
+          <w:sz w:val="20"/>
+        </w:rPr>
+        <w:t xml:space="preserve">: Report retrieval, attachment presigning, and closure exports verify active membership in </w:t>
+      </w:r>
+      <w:r>
+        <w:rPr>
+          <w:rFonts w:ascii="Consolas" w:hAnsi="Consolas"/>
+          <w:color w:val="9C4146"/>
+          <w:sz w:val="20"/>
+        </w:rPr>
+        <w:t xml:space="preserve">PROGRAM_DEFENDER</w:t>
+      </w:r>
+      <w:r>
+        <w:rPr>
+          <w:rFonts w:ascii="Lexend" w:hAnsi="Lexend"/>
+          <w:color w:val="222222"/>
+          <w:sz w:val="20"/>
+        </w:rPr>
+        <w:t xml:space="preserve"> for the specific </w:t>
+      </w:r>
+      <w:r>
+        <w:rPr>
+          <w:rFonts w:ascii="Consolas" w:hAnsi="Consolas"/>
+          <w:color w:val="9C4146"/>
+          <w:sz w:val="20"/>
+        </w:rPr>
+        <w:t xml:space="preserve">program_id</w:t>
+      </w:r>
+      <w:r>
+        <w:rPr>
+          <w:rFonts w:ascii="Lexend" w:hAnsi="Lexend"/>
+          <w:color w:val="222222"/>
+          <w:sz w:val="20"/>
+        </w:rPr>
+        <w:t xml:space="preserve">, not merely general tenant membership.</w:t>
+      </w:r>
+    </w:p>
+    <w:p xmlns:w="http://schemas.openxmlformats.org/wordprocessingml/2006/main">
+      <w:pPr>
+        <w:spacing w:before="40" w:after="40"/>
+        <w:jc w:val="left"/>
+      </w:pPr>
+      <w:r>
+        <w:rPr>
+          <w:rFonts w:ascii="Lexend" w:hAnsi="Lexend"/>
+          <w:color w:val="222222"/>
+          <w:sz w:val="20"/>
+        </w:rPr>
+        <w:t xml:space="preserve">2. </w:t>
+      </w:r>
+      <w:r>
+        <w:rPr>
+          <w:rFonts w:ascii="Lexend" w:hAnsi="Lexend"/>
+          <w:b/>
+          <w:color w:val="222222"/>
+          <w:sz w:val="20"/>
+        </w:rPr>
+        <w:t xml:space="preserve">Durable Guest Actor Model</w:t>
+      </w:r>
+      <w:r>
+        <w:rPr>
+          <w:rFonts w:ascii="Lexend" w:hAnsi="Lexend"/>
+          <w:color w:val="222222"/>
+          <w:sz w:val="20"/>
+        </w:rPr>
+        <w:t xml:space="preserve">:</w:t>
+      </w:r>
+    </w:p>
+    <w:p xmlns:w="http://schemas.openxmlformats.org/wordprocessingml/2006/main">
+      <w:pPr>
+        <w:spacing w:before="40" w:after="40"/>
+        <w:jc w:val="left"/>
+      </w:pPr>
+      <w:r>
+        <w:rPr>
+          <w:rFonts w:ascii="Lexend" w:hAnsi="Lexend"/>
+          <w:color w:val="222222"/>
+          <w:sz w:val="20"/>
+        </w:rPr>
+        <w:t xml:space="preserve">•  </w:t>
+      </w:r>
+      <w:r>
+        <w:rPr>
+          <w:rFonts w:ascii="Consolas" w:hAnsi="Consolas"/>
+          <w:color w:val="9C4146"/>
+          <w:sz w:val="20"/>
+        </w:rPr>
+        <w:t xml:space="preserve">REPORT.guest_actor_id</w:t>
+      </w:r>
+      <w:r>
+        <w:rPr>
+          <w:rFonts w:ascii="Lexend" w:hAnsi="Lexend"/>
+          <w:color w:val="222222"/>
+          <w:sz w:val="20"/>
+        </w:rPr>
+        <w:t xml:space="preserve"> establishes an immutable UUIDv4 identity generated at intake. All subsequent discussion messages, retest attestations, and audit records reference this durable ID. Rotating or re-issuing </w:t>
+      </w:r>
+      <w:r>
+        <w:rPr>
+          <w:rFonts w:ascii="Consolas" w:hAnsi="Consolas"/>
+          <w:color w:val="9C4146"/>
+          <w:sz w:val="20"/>
+        </w:rPr>
+        <w:t xml:space="preserve">guest_token_hash</w:t>
+      </w:r>
+      <w:r>
+        <w:rPr>
+          <w:rFonts w:ascii="Lexend" w:hAnsi="Lexend"/>
+          <w:color w:val="222222"/>
+          <w:sz w:val="20"/>
+        </w:rPr>
+        <w:t xml:space="preserve"> allows credential recovery without altering historical attribution.</w:t>
       </w:r>
     </w:p>
     <w:p xmlns:w="http://schemas.openxmlformats.org/wordprocessingml/2006/main">

--- a/Resources/SRS.docx
+++ b/Resources/SRS.docx
@@ -3046,7 +3046,7 @@
           <w:color w:val="222222"/>
           <w:sz w:val="20"/>
         </w:rPr>
-        <w:t xml:space="preserve">Alex Vance (Ethical Researcher / Hunter - Provisional Persona)</w:t>
+        <w:t xml:space="preserve">Alex Rivera (Ethical Researcher / Hunter - Provisional Persona)</w:t>
       </w:r>
       <w:r>
         <w:rPr>

--- a/Resources/SRS.docx
+++ b/Resources/SRS.docx
@@ -2261,7 +2261,7 @@
           <w:color w:val="222222"/>
           <w:sz w:val="20"/>
         </w:rPr>
-        <w:t xml:space="preserve">Vulnerability coordination platforms (VDPs) are standard in mature enterprises. However, early-stage startups and small software engineering teams (5–50 developers) lack accessible tooling: commercial managed-service contracts typically exceed 15,000–30,000/year, and while entry offerings like HackerOne Essential VDP provide discovery and intake, they operate on a server-managed triage model where exploit reproduction steps are held unencrypted on vendor servers and distributed through standard notification pipelines. Small teams face a difficult trade-off between building ad-hoc disclosure mechanisms and trusting multi-tenant platforms with sensitive zero-day exploit details. Furthermore, standard platforms treat remediation as an informal ticket status change, lacking verifiable git commit linkage and customer-controlled redacted closure exports.</w:t>
+        <w:t xml:space="preserve">Vulnerability coordination platforms (VDPs) are standard in mature enterprises. However, early-stage startups and small software engineering teams (5–50 developers) face an architectural gap: while entry offerings like HackerOne Essential VDP or GitHub Security Advisories provide free discovery and intake, they either operate on a server-managed triage model where exploit reproduction steps are held in plaintext on third-party vendor servers, or lock disclosure to a single code-hosting forge. Small teams face a difficult trade-off between relying on unencrypted ad-hoc email channels and trusting third-party platform operators with plaintext access to unpatched zero-day exploits. Furthermore, standard platforms treat remediation as an informal ticket status change, lacking verifiable Git commit linkage and customer-controlled redacted closure exports.</w:t>
       </w:r>
     </w:p>
     <w:p xmlns:w="http://schemas.openxmlformats.org/wordprocessingml/2006/main">
